--- a/8 семестр/МиСИИ/ЛР 6/МиСИИ ЛР 6.docx
+++ b/8 семестр/МиСИИ/ЛР 6/МиСИИ ЛР 6.docx
@@ -517,6 +517,96 @@
         </w:numPr>
         <w:ind w:left="1134" w:hanging="567"/>
       </w:pPr>
+      <w:r>
+        <w:t>Р</w:t>
+      </w:r>
+      <w:r>
+        <w:t>азработать и обучить нейронную сеть аппроксимации функци</w:t>
+      </w:r>
+      <w:r>
+        <w:t>и</w:t>
+      </w:r>
+      <w:r>
+        <w:t xml:space="preserve"> </w:t>
+      </w:r>
+      <m:oMath>
+        <m:r>
+          <w:rPr>
+            <w:rFonts w:ascii="Cambria Math" w:hAnsi="Cambria Math"/>
+          </w:rPr>
+          <m:t>sin(x)</m:t>
+        </m:r>
+      </m:oMath>
+      <w:r>
+        <w:t xml:space="preserve"> на интервале </w:t>
+      </w:r>
+      <m:oMath>
+        <m:r>
+          <w:rPr>
+            <w:rFonts w:ascii="Cambria Math" w:hAnsi="Cambria Math"/>
+          </w:rPr>
+          <m:t>[-2π,2π]</m:t>
+        </m:r>
+      </m:oMath>
+      <w:r>
+        <w:t xml:space="preserve">. </w:t>
+      </w:r>
+      <w:r>
+        <w:t>Для этого</w:t>
+      </w:r>
+      <w:r>
+        <w:t xml:space="preserve"> завершить реализацию класса </w:t>
+      </w:r>
+      <w:proofErr w:type="spellStart"/>
+      <w:r>
+        <w:rPr>
+          <w:rFonts w:ascii="Courier New" w:hAnsi="Courier New" w:cs="Courier New"/>
+          <w:sz w:val="24"/>
+          <w:szCs w:val="20"/>
+        </w:rPr>
+        <w:t>RegressionModel</w:t>
+      </w:r>
+      <w:proofErr w:type="spellEnd"/>
+      <w:r>
+        <w:rPr>
+          <w:sz w:val="24"/>
+          <w:szCs w:val="20"/>
+        </w:rPr>
+        <w:t xml:space="preserve"> </w:t>
+      </w:r>
+      <w:r>
+        <w:t>в models.py</w:t>
+      </w:r>
+      <w:r>
+        <w:t>.</w:t>
+      </w:r>
+      <w:r>
+        <w:t xml:space="preserve"> В качестве функции потерь использ</w:t>
+      </w:r>
+      <w:r>
+        <w:t xml:space="preserve">овать </w:t>
+      </w:r>
+      <w:r>
+        <w:t xml:space="preserve">функцию </w:t>
+      </w:r>
+      <w:proofErr w:type="spellStart"/>
+      <w:r>
+        <w:t>mse_loss</w:t>
+      </w:r>
+      <w:proofErr w:type="spellEnd"/>
+      <w:r>
+        <w:t>;</w:t>
+      </w:r>
+    </w:p>
+    <w:p>
+      <w:pPr>
+        <w:pStyle w:val="aa"/>
+        <w:numPr>
+          <w:ilvl w:val="0"/>
+          <w:numId w:val="38"/>
+        </w:numPr>
+        <w:ind w:left="1134" w:hanging="567"/>
+      </w:pPr>
     </w:p>
     <w:p>
       <w:pPr>
@@ -628,6 +718,7 @@
     </w:p>
     <w:p>
       <w:r>
+        <w:lastRenderedPageBreak/>
         <w:t xml:space="preserve">В нём был написан текст методов </w:t>
       </w:r>
       <w:proofErr w:type="spellStart"/>
@@ -689,7 +780,6 @@
           <w:sz w:val="24"/>
           <w:szCs w:val="20"/>
         </w:rPr>
-        <w:lastRenderedPageBreak/>
         <w:t>get_prediction</w:t>
       </w:r>
       <w:proofErr w:type="spellEnd"/>
@@ -741,14 +831,15 @@
     <w:p>
       <w:pPr>
         <w:pStyle w:val="af"/>
-      </w:pPr>
-      <w:proofErr w:type="spellStart"/>
-      <w:r>
-        <w:t>class</w:t>
-      </w:r>
-      <w:proofErr w:type="spellEnd"/>
-      <w:r>
-        <w:t xml:space="preserve"> </w:t>
+        <w:rPr>
+          <w:lang w:val="en-US"/>
+        </w:rPr>
+      </w:pPr>
+      <w:r>
+        <w:rPr>
+          <w:lang w:val="en-US"/>
+        </w:rPr>
+        <w:t xml:space="preserve">class </w:t>
       </w:r>
       <w:proofErr w:type="spellStart"/>
       <w:proofErr w:type="gramStart"/>
@@ -756,21 +847,163 @@
         <w:rPr>
           <w:b/>
           <w:bCs/>
+          <w:lang w:val="en-US"/>
         </w:rPr>
         <w:t>PerceptronModel</w:t>
       </w:r>
       <w:proofErr w:type="spellEnd"/>
       <w:r>
+        <w:rPr>
+          <w:lang w:val="en-US"/>
+        </w:rPr>
         <w:t>(</w:t>
+      </w:r>
+      <w:proofErr w:type="gramEnd"/>
+      <w:r>
+        <w:rPr>
+          <w:lang w:val="en-US"/>
+        </w:rPr>
+        <w:t>Module):</w:t>
+      </w:r>
+    </w:p>
+    <w:p>
+      <w:pPr>
+        <w:pStyle w:val="af"/>
+        <w:rPr>
+          <w:lang w:val="en-US"/>
+        </w:rPr>
+      </w:pPr>
+      <w:r>
+        <w:rPr>
+          <w:lang w:val="en-US"/>
+        </w:rPr>
+        <w:t xml:space="preserve">    def </w:t>
+      </w:r>
+      <w:r>
+        <w:rPr>
+          <w:b/>
+          <w:bCs/>
+          <w:lang w:val="en-US"/>
+        </w:rPr>
+        <w:t>__</w:t>
+      </w:r>
+      <w:proofErr w:type="spellStart"/>
+      <w:r>
+        <w:rPr>
+          <w:b/>
+          <w:bCs/>
+          <w:lang w:val="en-US"/>
+        </w:rPr>
+        <w:t>init</w:t>
+      </w:r>
+      <w:proofErr w:type="spellEnd"/>
+      <w:r>
+        <w:rPr>
+          <w:b/>
+          <w:bCs/>
+          <w:lang w:val="en-US"/>
+        </w:rPr>
+        <w:t>_</w:t>
+      </w:r>
+      <w:proofErr w:type="gramStart"/>
+      <w:r>
+        <w:rPr>
+          <w:b/>
+          <w:bCs/>
+          <w:lang w:val="en-US"/>
+        </w:rPr>
+        <w:t>_</w:t>
+      </w:r>
+      <w:r>
+        <w:rPr>
+          <w:lang w:val="en-US"/>
+        </w:rPr>
+        <w:t>(</w:t>
+      </w:r>
+      <w:proofErr w:type="gramEnd"/>
+      <w:r>
+        <w:rPr>
+          <w:lang w:val="en-US"/>
+        </w:rPr>
+        <w:t>self, dimensions):</w:t>
+      </w:r>
+    </w:p>
+    <w:p>
+      <w:pPr>
+        <w:pStyle w:val="af"/>
+        <w:rPr>
+          <w:lang w:val="en-US"/>
+        </w:rPr>
+      </w:pPr>
+      <w:r>
+        <w:rPr>
+          <w:lang w:val="en-US"/>
+        </w:rPr>
+        <w:t xml:space="preserve">        </w:t>
+      </w:r>
+      <w:proofErr w:type="gramStart"/>
+      <w:r>
+        <w:rPr>
+          <w:lang w:val="en-US"/>
+        </w:rPr>
+        <w:t>super(</w:t>
       </w:r>
       <w:proofErr w:type="spellStart"/>
       <w:proofErr w:type="gramEnd"/>
       <w:r>
-        <w:t>Module</w:t>
+        <w:rPr>
+          <w:lang w:val="en-US"/>
+        </w:rPr>
+        <w:t>PerceptronModel</w:t>
       </w:r>
       <w:proofErr w:type="spellEnd"/>
       <w:r>
-        <w:t>):</w:t>
+        <w:rPr>
+          <w:lang w:val="en-US"/>
+        </w:rPr>
+        <w:t>, self</w:t>
+      </w:r>
+      <w:proofErr w:type="gramStart"/>
+      <w:r>
+        <w:rPr>
+          <w:lang w:val="en-US"/>
+        </w:rPr>
+        <w:t>)._</w:t>
+      </w:r>
+      <w:proofErr w:type="gramEnd"/>
+      <w:r>
+        <w:rPr>
+          <w:lang w:val="en-US"/>
+        </w:rPr>
+        <w:t>_</w:t>
+      </w:r>
+      <w:proofErr w:type="spellStart"/>
+      <w:r>
+        <w:rPr>
+          <w:lang w:val="en-US"/>
+        </w:rPr>
+        <w:t>init</w:t>
+      </w:r>
+      <w:proofErr w:type="spellEnd"/>
+      <w:r>
+        <w:rPr>
+          <w:lang w:val="en-US"/>
+        </w:rPr>
+        <w:t>_</w:t>
+      </w:r>
+      <w:proofErr w:type="gramStart"/>
+      <w:r>
+        <w:rPr>
+          <w:lang w:val="en-US"/>
+        </w:rPr>
+        <w:t>_(</w:t>
+      </w:r>
+      <w:proofErr w:type="gramEnd"/>
+      <w:r>
+        <w:rPr>
+          <w:lang w:val="en-US"/>
+        </w:rPr>
+        <w:t>)</w:t>
       </w:r>
     </w:p>
     <w:p>
@@ -778,66 +1011,376 @@
         <w:pStyle w:val="af"/>
       </w:pPr>
       <w:r>
-        <w:t xml:space="preserve">    </w:t>
+        <w:rPr>
+          <w:lang w:val="en-US"/>
+        </w:rPr>
+        <w:t xml:space="preserve">        </w:t>
+      </w:r>
+    </w:p>
+    <w:p>
+      <w:pPr>
+        <w:pStyle w:val="af"/>
+        <w:rPr>
+          <w:lang w:val="en-US"/>
+        </w:rPr>
+      </w:pPr>
+      <w:r>
+        <w:rPr>
+          <w:lang w:val="en-US"/>
+        </w:rPr>
+        <w:t xml:space="preserve">        # </w:t>
+      </w:r>
+      <w:r>
+        <w:t>инициализация</w:t>
+      </w:r>
+      <w:r>
+        <w:rPr>
+          <w:lang w:val="en-US"/>
+        </w:rPr>
+        <w:t xml:space="preserve"> </w:t>
+      </w:r>
+      <w:r>
+        <w:t>весов</w:t>
+      </w:r>
+      <w:r>
+        <w:rPr>
+          <w:lang w:val="en-US"/>
+        </w:rPr>
+        <w:t xml:space="preserve"> </w:t>
+      </w:r>
+      <w:r>
+        <w:t>персептрона</w:t>
+      </w:r>
+    </w:p>
+    <w:p>
+      <w:pPr>
+        <w:pStyle w:val="af"/>
+        <w:rPr>
+          <w:lang w:val="en-US"/>
+        </w:rPr>
+      </w:pPr>
+      <w:r>
+        <w:rPr>
+          <w:lang w:val="en-US"/>
+        </w:rPr>
+        <w:t xml:space="preserve">        </w:t>
       </w:r>
       <w:proofErr w:type="spellStart"/>
-      <w:r>
-        <w:t>def</w:t>
+      <w:proofErr w:type="gramStart"/>
+      <w:r>
+        <w:rPr>
+          <w:lang w:val="en-US"/>
+        </w:rPr>
+        <w:t>self.w</w:t>
       </w:r>
       <w:proofErr w:type="spellEnd"/>
-      <w:r>
-        <w:t xml:space="preserve"> </w:t>
-      </w:r>
+      <w:proofErr w:type="gramEnd"/>
+      <w:r>
+        <w:rPr>
+          <w:lang w:val="en-US"/>
+        </w:rPr>
+        <w:t xml:space="preserve"> = </w:t>
+      </w:r>
+      <w:proofErr w:type="gramStart"/>
+      <w:r>
+        <w:rPr>
+          <w:lang w:val="en-US"/>
+        </w:rPr>
+        <w:t>Parameter(ones(</w:t>
+      </w:r>
+      <w:proofErr w:type="gramEnd"/>
+      <w:r>
+        <w:rPr>
+          <w:lang w:val="en-US"/>
+        </w:rPr>
+        <w:t>1, dimensions))</w:t>
+      </w:r>
+    </w:p>
+    <w:p>
+      <w:pPr>
+        <w:pStyle w:val="af"/>
+        <w:ind w:firstLine="0"/>
+        <w:rPr>
+          <w:lang w:val="en-US"/>
+        </w:rPr>
+      </w:pPr>
+    </w:p>
+    <w:p>
+      <w:pPr>
+        <w:pStyle w:val="af"/>
+        <w:rPr>
+          <w:lang w:val="en-US"/>
+        </w:rPr>
+      </w:pPr>
+      <w:r>
+        <w:rPr>
+          <w:lang w:val="en-US"/>
+        </w:rPr>
+        <w:t xml:space="preserve">    def </w:t>
+      </w:r>
+      <w:proofErr w:type="spellStart"/>
       <w:r>
         <w:rPr>
           <w:b/>
           <w:bCs/>
-        </w:rPr>
-        <w:t>__</w:t>
+          <w:lang w:val="en-US"/>
+        </w:rPr>
+        <w:t>get_weights</w:t>
+      </w:r>
+      <w:proofErr w:type="spellEnd"/>
+      <w:r>
+        <w:rPr>
+          <w:lang w:val="en-US"/>
+        </w:rPr>
+        <w:t>(self):</w:t>
+      </w:r>
+    </w:p>
+    <w:p>
+      <w:pPr>
+        <w:pStyle w:val="af"/>
+        <w:rPr>
+          <w:lang w:val="en-US"/>
+        </w:rPr>
+      </w:pPr>
+      <w:r>
+        <w:rPr>
+          <w:lang w:val="en-US"/>
+        </w:rPr>
+        <w:t xml:space="preserve">        return </w:t>
       </w:r>
       <w:proofErr w:type="spellStart"/>
+      <w:proofErr w:type="gramStart"/>
+      <w:r>
+        <w:rPr>
+          <w:lang w:val="en-US"/>
+        </w:rPr>
+        <w:t>self.w</w:t>
+      </w:r>
+      <w:proofErr w:type="spellEnd"/>
+      <w:proofErr w:type="gramEnd"/>
+    </w:p>
+    <w:p>
+      <w:pPr>
+        <w:pStyle w:val="af"/>
+        <w:ind w:firstLine="0"/>
+        <w:rPr>
+          <w:lang w:val="en-US"/>
+        </w:rPr>
+      </w:pPr>
+    </w:p>
+    <w:p>
+      <w:pPr>
+        <w:pStyle w:val="af"/>
+        <w:rPr>
+          <w:lang w:val="en-US"/>
+        </w:rPr>
+      </w:pPr>
+      <w:r>
+        <w:rPr>
+          <w:lang w:val="en-US"/>
+        </w:rPr>
+        <w:t xml:space="preserve">    def </w:t>
+      </w:r>
+      <w:proofErr w:type="gramStart"/>
       <w:r>
         <w:rPr>
           <w:b/>
           <w:bCs/>
-        </w:rPr>
-        <w:t>init</w:t>
+          <w:lang w:val="en-US"/>
+        </w:rPr>
+        <w:t>run</w:t>
+      </w:r>
+      <w:r>
+        <w:rPr>
+          <w:lang w:val="en-US"/>
+        </w:rPr>
+        <w:t>(</w:t>
+      </w:r>
+      <w:proofErr w:type="gramEnd"/>
+      <w:r>
+        <w:rPr>
+          <w:lang w:val="en-US"/>
+        </w:rPr>
+        <w:t>self, x):</w:t>
+      </w:r>
+    </w:p>
+    <w:p>
+      <w:pPr>
+        <w:pStyle w:val="af"/>
+      </w:pPr>
+      <w:r>
+        <w:rPr>
+          <w:lang w:val="en-US"/>
+        </w:rPr>
+        <w:t xml:space="preserve">        </w:t>
+      </w:r>
+      <w:r>
+        <w:t># вычисление скалярного произведения вектора весов и вектора входа</w:t>
+      </w:r>
+    </w:p>
+    <w:p>
+      <w:pPr>
+        <w:pStyle w:val="af"/>
+        <w:rPr>
+          <w:lang w:val="en-US"/>
+        </w:rPr>
+      </w:pPr>
+      <w:r>
+        <w:t xml:space="preserve">        </w:t>
+      </w:r>
+      <w:r>
+        <w:rPr>
+          <w:lang w:val="en-US"/>
+        </w:rPr>
+        <w:t xml:space="preserve">return </w:t>
+      </w:r>
+      <w:proofErr w:type="spellStart"/>
+      <w:proofErr w:type="gramStart"/>
+      <w:r>
+        <w:rPr>
+          <w:lang w:val="en-US"/>
+        </w:rPr>
+        <w:t>tensordot</w:t>
       </w:r>
       <w:proofErr w:type="spellEnd"/>
+      <w:r>
+        <w:rPr>
+          <w:lang w:val="en-US"/>
+        </w:rPr>
+        <w:t>(</w:t>
+      </w:r>
+      <w:proofErr w:type="gramEnd"/>
+      <w:r>
+        <w:rPr>
+          <w:lang w:val="en-US"/>
+        </w:rPr>
+        <w:t xml:space="preserve">x, </w:t>
+      </w:r>
+      <w:proofErr w:type="spellStart"/>
+      <w:proofErr w:type="gramStart"/>
+      <w:r>
+        <w:rPr>
+          <w:lang w:val="en-US"/>
+        </w:rPr>
+        <w:t>self.w</w:t>
+      </w:r>
+      <w:proofErr w:type="spellEnd"/>
+      <w:proofErr w:type="gramEnd"/>
+      <w:r>
+        <w:rPr>
+          <w:lang w:val="en-US"/>
+        </w:rPr>
+        <w:t>, dims</w:t>
+      </w:r>
+      <w:proofErr w:type="gramStart"/>
+      <w:r>
+        <w:rPr>
+          <w:lang w:val="en-US"/>
+        </w:rPr>
+        <w:t>=(</w:t>
+      </w:r>
+      <w:proofErr w:type="gramEnd"/>
+      <w:r>
+        <w:rPr>
+          <w:lang w:val="en-US"/>
+        </w:rPr>
+        <w:t>[1], [1]))</w:t>
+      </w:r>
+    </w:p>
+    <w:p>
+      <w:pPr>
+        <w:pStyle w:val="af"/>
+        <w:rPr>
+          <w:lang w:val="en-US"/>
+        </w:rPr>
+      </w:pPr>
+    </w:p>
+    <w:p>
+      <w:pPr>
+        <w:pStyle w:val="af"/>
+        <w:rPr>
+          <w:lang w:val="en-US"/>
+        </w:rPr>
+      </w:pPr>
+      <w:r>
+        <w:rPr>
+          <w:lang w:val="en-US"/>
+        </w:rPr>
+        <w:t xml:space="preserve">    def </w:t>
+      </w:r>
+      <w:proofErr w:type="spellStart"/>
       <w:r>
         <w:rPr>
           <w:b/>
           <w:bCs/>
-        </w:rPr>
-        <w:t>_</w:t>
+          <w:lang w:val="en-US"/>
+        </w:rPr>
+        <w:t>get_</w:t>
       </w:r>
       <w:proofErr w:type="gramStart"/>
       <w:r>
         <w:rPr>
           <w:b/>
           <w:bCs/>
-        </w:rPr>
-        <w:t>_</w:t>
-      </w:r>
-      <w:r>
+          <w:lang w:val="en-US"/>
+        </w:rPr>
+        <w:t>prediction</w:t>
+      </w:r>
+      <w:proofErr w:type="spellEnd"/>
+      <w:r>
+        <w:rPr>
+          <w:lang w:val="en-US"/>
+        </w:rPr>
         <w:t>(</w:t>
       </w:r>
+      <w:proofErr w:type="gramEnd"/>
+      <w:r>
+        <w:rPr>
+          <w:lang w:val="en-US"/>
+        </w:rPr>
+        <w:t xml:space="preserve">self, x):        </w:t>
+      </w:r>
+    </w:p>
+    <w:p>
+      <w:pPr>
+        <w:pStyle w:val="af"/>
+        <w:rPr>
+          <w:lang w:val="en-US"/>
+        </w:rPr>
+      </w:pPr>
+      <w:r>
+        <w:rPr>
+          <w:lang w:val="en-US"/>
+        </w:rPr>
+        <w:t xml:space="preserve">        return 1 if </w:t>
+      </w:r>
       <w:proofErr w:type="spellStart"/>
+      <w:r>
+        <w:rPr>
+          <w:lang w:val="en-US"/>
+        </w:rPr>
+        <w:t>self.run</w:t>
+      </w:r>
+      <w:proofErr w:type="spellEnd"/>
+      <w:r>
+        <w:rPr>
+          <w:lang w:val="en-US"/>
+        </w:rPr>
+        <w:t>(x</w:t>
+      </w:r>
+      <w:proofErr w:type="gramStart"/>
+      <w:r>
+        <w:rPr>
+          <w:lang w:val="en-US"/>
+        </w:rPr>
+        <w:t>).item</w:t>
+      </w:r>
       <w:proofErr w:type="gramEnd"/>
       <w:r>
-        <w:t>self</w:t>
-      </w:r>
-      <w:proofErr w:type="spellEnd"/>
-      <w:r>
-        <w:t xml:space="preserve">, </w:t>
-      </w:r>
-      <w:proofErr w:type="spellStart"/>
-      <w:r>
-        <w:t>dimensions</w:t>
-      </w:r>
-      <w:proofErr w:type="spellEnd"/>
-      <w:r>
-        <w:t>):</w:t>
+        <w:rPr>
+          <w:lang w:val="en-US"/>
+        </w:rPr>
+        <w:t xml:space="preserve">() &gt;= 0 else -1 </w:t>
       </w:r>
     </w:p>
     <w:p>
@@ -847,478 +1390,47 @@
           <w:lang w:val="en-US"/>
         </w:rPr>
       </w:pPr>
-      <w:r>
-        <w:rPr>
-          <w:lang w:val="en-US"/>
-        </w:rPr>
-        <w:t>        super(</w:t>
-      </w:r>
-      <w:proofErr w:type="spellStart"/>
-      <w:r>
-        <w:rPr>
-          <w:lang w:val="en-US"/>
-        </w:rPr>
-        <w:t>PerceptronModel</w:t>
-      </w:r>
-      <w:proofErr w:type="spellEnd"/>
-      <w:r>
-        <w:rPr>
-          <w:lang w:val="en-US"/>
-        </w:rPr>
-        <w:t>, self).__</w:t>
-      </w:r>
-      <w:proofErr w:type="spellStart"/>
-      <w:r>
-        <w:rPr>
-          <w:lang w:val="en-US"/>
-        </w:rPr>
-        <w:t>init</w:t>
-      </w:r>
-      <w:proofErr w:type="spellEnd"/>
-      <w:r>
-        <w:rPr>
-          <w:lang w:val="en-US"/>
-        </w:rPr>
-        <w:t>_</w:t>
+    </w:p>
+    <w:p>
+      <w:pPr>
+        <w:pStyle w:val="af"/>
+        <w:rPr>
+          <w:lang w:val="en-US"/>
+        </w:rPr>
+      </w:pPr>
+      <w:r>
+        <w:rPr>
+          <w:lang w:val="en-US"/>
+        </w:rPr>
+        <w:t xml:space="preserve">    </w:t>
+      </w:r>
+      <w:r>
+        <w:rPr>
+          <w:lang w:val="en-US"/>
+        </w:rPr>
+        <w:t xml:space="preserve">def </w:t>
       </w:r>
       <w:proofErr w:type="gramStart"/>
-      <w:r>
-        <w:rPr>
-          <w:lang w:val="en-US"/>
-        </w:rPr>
-        <w:t>_(</w:t>
-      </w:r>
-      <w:proofErr w:type="gramEnd"/>
-      <w:r>
-        <w:rPr>
-          <w:lang w:val="en-US"/>
-        </w:rPr>
-        <w:t>)</w:t>
-      </w:r>
-    </w:p>
-    <w:p>
-      <w:pPr>
-        <w:pStyle w:val="af"/>
-      </w:pPr>
-      <w:r>
-        <w:rPr>
-          <w:lang w:val="en-US"/>
-        </w:rPr>
-        <w:t xml:space="preserve">        </w:t>
-      </w:r>
-    </w:p>
-    <w:p>
-      <w:pPr>
-        <w:pStyle w:val="af"/>
-        <w:rPr>
-          <w:lang w:val="en-US"/>
-        </w:rPr>
-      </w:pPr>
-      <w:r>
-        <w:rPr>
-          <w:lang w:val="en-US"/>
-        </w:rPr>
-        <w:t xml:space="preserve">        # </w:t>
-      </w:r>
-      <w:r>
-        <w:t>инициализация</w:t>
-      </w:r>
-      <w:r>
-        <w:rPr>
-          <w:lang w:val="en-US"/>
-        </w:rPr>
-        <w:t xml:space="preserve"> </w:t>
-      </w:r>
-      <w:r>
-        <w:t>весов</w:t>
-      </w:r>
-      <w:r>
-        <w:rPr>
-          <w:lang w:val="en-US"/>
-        </w:rPr>
-        <w:t xml:space="preserve"> </w:t>
-      </w:r>
-      <w:r>
-        <w:t>персептрона</w:t>
-      </w:r>
-    </w:p>
-    <w:p>
-      <w:pPr>
-        <w:pStyle w:val="af"/>
-        <w:rPr>
-          <w:lang w:val="en-US"/>
-        </w:rPr>
-      </w:pPr>
-      <w:r>
-        <w:rPr>
-          <w:lang w:val="en-US"/>
-        </w:rPr>
-        <w:t xml:space="preserve">        </w:t>
-      </w:r>
-      <w:proofErr w:type="spellStart"/>
-      <w:proofErr w:type="gramStart"/>
-      <w:r>
-        <w:rPr>
-          <w:lang w:val="en-US"/>
-        </w:rPr>
-        <w:t>self.w</w:t>
-      </w:r>
-      <w:proofErr w:type="spellEnd"/>
-      <w:proofErr w:type="gramEnd"/>
-      <w:r>
-        <w:rPr>
-          <w:lang w:val="en-US"/>
-        </w:rPr>
-        <w:t xml:space="preserve"> = </w:t>
-      </w:r>
-      <w:proofErr w:type="gramStart"/>
-      <w:r>
-        <w:rPr>
-          <w:lang w:val="en-US"/>
-        </w:rPr>
-        <w:t>Parameter(ones(</w:t>
-      </w:r>
-      <w:proofErr w:type="gramEnd"/>
-      <w:r>
-        <w:rPr>
-          <w:lang w:val="en-US"/>
-        </w:rPr>
-        <w:t>1, dimensions))</w:t>
-      </w:r>
-    </w:p>
-    <w:p>
-      <w:pPr>
-        <w:pStyle w:val="af"/>
-        <w:ind w:firstLine="0"/>
-      </w:pPr>
-    </w:p>
-    <w:p>
-      <w:pPr>
-        <w:pStyle w:val="af"/>
-        <w:rPr>
-          <w:lang w:val="en-US"/>
-        </w:rPr>
-      </w:pPr>
-      <w:r>
-        <w:rPr>
-          <w:lang w:val="en-US"/>
-        </w:rPr>
-        <w:t xml:space="preserve">    def </w:t>
-      </w:r>
-      <w:proofErr w:type="spellStart"/>
       <w:r>
         <w:rPr>
           <w:b/>
           <w:bCs/>
           <w:lang w:val="en-US"/>
         </w:rPr>
-        <w:t>get_weights</w:t>
-      </w:r>
-      <w:proofErr w:type="spellEnd"/>
-      <w:r>
-        <w:rPr>
-          <w:lang w:val="en-US"/>
-        </w:rPr>
-        <w:t>(self):</w:t>
-      </w:r>
-    </w:p>
-    <w:p>
-      <w:pPr>
-        <w:pStyle w:val="af"/>
-        <w:rPr>
-          <w:lang w:val="en-US"/>
-        </w:rPr>
-      </w:pPr>
-      <w:r>
-        <w:rPr>
-          <w:lang w:val="en-US"/>
-        </w:rPr>
-        <w:t xml:space="preserve">        return </w:t>
-      </w:r>
-      <w:proofErr w:type="spellStart"/>
-      <w:proofErr w:type="gramStart"/>
-      <w:r>
-        <w:rPr>
-          <w:lang w:val="en-US"/>
-        </w:rPr>
-        <w:t>self.w</w:t>
-      </w:r>
-      <w:proofErr w:type="spellEnd"/>
+        <w:t>train</w:t>
+      </w:r>
+      <w:r>
+        <w:rPr>
+          <w:lang w:val="en-US"/>
+        </w:rPr>
+        <w:t>(</w:t>
+      </w:r>
       <w:proofErr w:type="gramEnd"/>
-    </w:p>
-    <w:p>
-      <w:pPr>
-        <w:pStyle w:val="af"/>
-        <w:ind w:firstLine="0"/>
-        <w:rPr>
-          <w:lang w:val="en-US"/>
-        </w:rPr>
-      </w:pPr>
-    </w:p>
-    <w:p>
-      <w:pPr>
-        <w:pStyle w:val="af"/>
-        <w:rPr>
-          <w:lang w:val="en-US"/>
-        </w:rPr>
-      </w:pPr>
-      <w:r>
-        <w:rPr>
-          <w:lang w:val="en-US"/>
-        </w:rPr>
-        <w:t xml:space="preserve">    def </w:t>
-      </w:r>
-      <w:proofErr w:type="gramStart"/>
-      <w:r>
-        <w:rPr>
-          <w:b/>
-          <w:bCs/>
-          <w:lang w:val="en-US"/>
-        </w:rPr>
-        <w:t>run</w:t>
-      </w:r>
-      <w:r>
-        <w:rPr>
-          <w:lang w:val="en-US"/>
-        </w:rPr>
-        <w:t>(</w:t>
-      </w:r>
-      <w:proofErr w:type="gramEnd"/>
-      <w:r>
-        <w:rPr>
-          <w:lang w:val="en-US"/>
-        </w:rPr>
-        <w:t>self, x):</w:t>
-      </w:r>
-    </w:p>
-    <w:p>
-      <w:pPr>
-        <w:pStyle w:val="af"/>
-      </w:pPr>
-      <w:r>
-        <w:t>        # вычисление скалярного произведения вектора весов и вектора входа</w:t>
-      </w:r>
-    </w:p>
-    <w:p>
-      <w:pPr>
-        <w:pStyle w:val="af"/>
-        <w:rPr>
-          <w:lang w:val="en-US"/>
-        </w:rPr>
-      </w:pPr>
-      <w:r>
-        <w:t xml:space="preserve">        </w:t>
-      </w:r>
-      <w:r>
-        <w:rPr>
-          <w:lang w:val="en-US"/>
-        </w:rPr>
-        <w:t xml:space="preserve">return </w:t>
-      </w:r>
-      <w:proofErr w:type="spellStart"/>
-      <w:proofErr w:type="gramStart"/>
-      <w:r>
-        <w:rPr>
-          <w:lang w:val="en-US"/>
-        </w:rPr>
-        <w:t>tensordot</w:t>
-      </w:r>
-      <w:proofErr w:type="spellEnd"/>
-      <w:r>
-        <w:rPr>
-          <w:lang w:val="en-US"/>
-        </w:rPr>
-        <w:t>(</w:t>
-      </w:r>
-      <w:proofErr w:type="gramEnd"/>
-      <w:r>
-        <w:rPr>
-          <w:lang w:val="en-US"/>
-        </w:rPr>
-        <w:t xml:space="preserve">x, </w:t>
-      </w:r>
-      <w:proofErr w:type="spellStart"/>
-      <w:proofErr w:type="gramStart"/>
-      <w:r>
-        <w:rPr>
-          <w:lang w:val="en-US"/>
-        </w:rPr>
-        <w:t>self.w</w:t>
-      </w:r>
-      <w:proofErr w:type="spellEnd"/>
-      <w:proofErr w:type="gramEnd"/>
-      <w:r>
-        <w:rPr>
-          <w:lang w:val="en-US"/>
-        </w:rPr>
-        <w:t>, dims</w:t>
-      </w:r>
-      <w:proofErr w:type="gramStart"/>
-      <w:r>
-        <w:rPr>
-          <w:lang w:val="en-US"/>
-        </w:rPr>
-        <w:t>=(</w:t>
-      </w:r>
-      <w:proofErr w:type="gramEnd"/>
-      <w:r>
-        <w:rPr>
-          <w:lang w:val="en-US"/>
-        </w:rPr>
-        <w:t>[1], [1]))</w:t>
-      </w:r>
-    </w:p>
-    <w:p>
-      <w:pPr>
-        <w:pStyle w:val="af"/>
-        <w:rPr>
-          <w:lang w:val="en-US"/>
-        </w:rPr>
-      </w:pPr>
-    </w:p>
-    <w:p>
-      <w:pPr>
-        <w:pStyle w:val="af"/>
-        <w:rPr>
-          <w:lang w:val="en-US"/>
-        </w:rPr>
-      </w:pPr>
-      <w:r>
-        <w:rPr>
-          <w:lang w:val="en-US"/>
-        </w:rPr>
-        <w:t xml:space="preserve">    def </w:t>
-      </w:r>
-      <w:proofErr w:type="spellStart"/>
-      <w:r>
-        <w:rPr>
-          <w:b/>
-          <w:bCs/>
-          <w:lang w:val="en-US"/>
-        </w:rPr>
-        <w:t>get_</w:t>
-      </w:r>
-      <w:proofErr w:type="gramStart"/>
-      <w:r>
-        <w:rPr>
-          <w:b/>
-          <w:bCs/>
-          <w:lang w:val="en-US"/>
-        </w:rPr>
-        <w:t>prediction</w:t>
-      </w:r>
-      <w:proofErr w:type="spellEnd"/>
-      <w:r>
-        <w:rPr>
-          <w:lang w:val="en-US"/>
-        </w:rPr>
-        <w:t>(</w:t>
-      </w:r>
-      <w:proofErr w:type="gramEnd"/>
-      <w:r>
-        <w:rPr>
-          <w:lang w:val="en-US"/>
-        </w:rPr>
-        <w:t xml:space="preserve">self, x):        </w:t>
-      </w:r>
-    </w:p>
-    <w:p>
-      <w:pPr>
-        <w:pStyle w:val="af"/>
-        <w:rPr>
-          <w:lang w:val="en-US"/>
-        </w:rPr>
-      </w:pPr>
-      <w:r>
-        <w:rPr>
-          <w:lang w:val="en-US"/>
-        </w:rPr>
-        <w:t xml:space="preserve">        return 1 if </w:t>
-      </w:r>
-      <w:proofErr w:type="spellStart"/>
-      <w:r>
-        <w:rPr>
-          <w:lang w:val="en-US"/>
-        </w:rPr>
-        <w:t>self.run</w:t>
-      </w:r>
-      <w:proofErr w:type="spellEnd"/>
-      <w:r>
-        <w:rPr>
-          <w:lang w:val="en-US"/>
-        </w:rPr>
-        <w:t>(x</w:t>
-      </w:r>
-      <w:proofErr w:type="gramStart"/>
-      <w:r>
-        <w:rPr>
-          <w:lang w:val="en-US"/>
-        </w:rPr>
-        <w:t>).item</w:t>
-      </w:r>
-      <w:proofErr w:type="gramEnd"/>
-      <w:r>
-        <w:rPr>
-          <w:lang w:val="en-US"/>
-        </w:rPr>
-        <w:t xml:space="preserve">() &gt;= 0 else -1 </w:t>
-      </w:r>
-    </w:p>
-    <w:p>
-      <w:pPr>
-        <w:pStyle w:val="af"/>
-        <w:rPr>
-          <w:lang w:val="en-US"/>
-        </w:rPr>
-      </w:pPr>
-    </w:p>
-    <w:p>
-      <w:pPr>
-        <w:pStyle w:val="af"/>
-      </w:pPr>
-      <w:r>
-        <w:rPr>
-          <w:lang w:val="en-US"/>
-        </w:rPr>
-        <w:t xml:space="preserve">    </w:t>
-      </w:r>
-      <w:proofErr w:type="spellStart"/>
-      <w:r>
-        <w:t>def</w:t>
-      </w:r>
-      <w:proofErr w:type="spellEnd"/>
-      <w:r>
-        <w:t xml:space="preserve"> </w:t>
-      </w:r>
-      <w:proofErr w:type="spellStart"/>
-      <w:proofErr w:type="gramStart"/>
-      <w:r>
-        <w:rPr>
-          <w:b/>
-          <w:bCs/>
-        </w:rPr>
-        <w:t>train</w:t>
-      </w:r>
-      <w:proofErr w:type="spellEnd"/>
-      <w:r>
-        <w:t>(</w:t>
-      </w:r>
-      <w:proofErr w:type="spellStart"/>
-      <w:proofErr w:type="gramEnd"/>
-      <w:r>
-        <w:t>self</w:t>
-      </w:r>
-      <w:proofErr w:type="spellEnd"/>
-      <w:r>
-        <w:t xml:space="preserve">, </w:t>
-      </w:r>
-      <w:proofErr w:type="spellStart"/>
-      <w:r>
-        <w:t>dataset</w:t>
-      </w:r>
-      <w:proofErr w:type="spellEnd"/>
-      <w:r>
-        <w:t>):</w:t>
+      <w:r>
+        <w:rPr>
+          <w:lang w:val="en-US"/>
+        </w:rPr>
+        <w:t>self, dataset):</w:t>
       </w:r>
     </w:p>
     <w:p>
@@ -1821,6 +1933,7 @@
         <w:jc w:val="center"/>
       </w:pPr>
       <w:r>
+        <w:lastRenderedPageBreak/>
         <w:t>Рисунок 3.1 – Автооценивание методов класса</w:t>
       </w:r>
       <w:r>
@@ -1843,7 +1956,13 @@
       <w:proofErr w:type="spellEnd"/>
     </w:p>
     <w:p/>
-    <w:p/>
+    <w:p>
+      <w:pPr>
+        <w:rPr>
+          <w:lang w:val="en-US"/>
+        </w:rPr>
+      </w:pPr>
+    </w:p>
     <w:p>
       <w:pPr>
         <w:pStyle w:val="2"/>
@@ -6410,6 +6529,7 @@
   <w:style w:type="character" w:default="1" w:styleId="a0">
     <w:name w:val="Default Paragraph Font"/>
     <w:uiPriority w:val="1"/>
+    <w:semiHidden/>
     <w:unhideWhenUsed/>
   </w:style>
   <w:style w:type="table" w:default="1" w:styleId="a1">

--- a/8 семестр/МиСИИ/ЛР 6/МиСИИ ЛР 6.docx
+++ b/8 семестр/МиСИИ/ЛР 6/МиСИИ ЛР 6.docx
@@ -518,16 +518,7 @@
         <w:ind w:left="1134" w:hanging="567"/>
       </w:pPr>
       <w:r>
-        <w:t>Р</w:t>
-      </w:r>
-      <w:r>
-        <w:t>азработать и обучить нейронную сеть аппроксимации функци</w:t>
-      </w:r>
-      <w:r>
-        <w:t>и</w:t>
-      </w:r>
-      <w:r>
-        <w:t xml:space="preserve"> </w:t>
+        <w:t xml:space="preserve">Разработать и обучить нейронную сеть аппроксимации функции </w:t>
       </w:r>
       <m:oMath>
         <m:r>
@@ -549,13 +540,7 @@
         </m:r>
       </m:oMath>
       <w:r>
-        <w:t xml:space="preserve">. </w:t>
-      </w:r>
-      <w:r>
-        <w:t>Для этого</w:t>
-      </w:r>
-      <w:r>
-        <w:t xml:space="preserve"> завершить реализацию класса </w:t>
+        <w:t xml:space="preserve">. Для этого завершить реализацию класса </w:t>
       </w:r>
       <w:proofErr w:type="spellStart"/>
       <w:r>
@@ -581,13 +566,7 @@
         <w:t>.</w:t>
       </w:r>
       <w:r>
-        <w:t xml:space="preserve"> В качестве функции потерь использ</w:t>
-      </w:r>
-      <w:r>
-        <w:t xml:space="preserve">овать </w:t>
-      </w:r>
-      <w:r>
-        <w:t xml:space="preserve">функцию </w:t>
+        <w:t xml:space="preserve"> В качестве функции потерь использовать функцию </w:t>
       </w:r>
       <w:proofErr w:type="spellStart"/>
       <w:r>
@@ -1934,7 +1913,7 @@
       </w:pPr>
       <w:r>
         <w:lastRenderedPageBreak/>
-        <w:t>Рисунок 3.1 – Автооценивание методов класса</w:t>
+        <w:t>Рисунок 3.1 – Автооценивание класса</w:t>
       </w:r>
       <w:r>
         <w:rPr>
@@ -1977,9 +1956,1165 @@
     </w:p>
     <w:p/>
     <w:p>
+      <w:pPr>
+        <w:ind w:firstLine="708"/>
+      </w:pPr>
+      <w:r>
+        <w:t>Б</w:t>
+      </w:r>
+      <w:r>
+        <w:t xml:space="preserve">ыла разработана и обучена нейронная сеть для аппроксимации функции </w:t>
+      </w:r>
+      <m:oMath>
+        <m:r>
+          <w:rPr>
+            <w:rFonts w:ascii="Cambria Math" w:hAnsi="Cambria Math"/>
+          </w:rPr>
+          <m:t>sin(x)</m:t>
+        </m:r>
+      </m:oMath>
+      <w:r>
+        <w:t xml:space="preserve"> на интервале </w:t>
+      </w:r>
+      <m:oMath>
+        <m:r>
+          <w:rPr>
+            <w:rFonts w:ascii="Cambria Math" w:hAnsi="Cambria Math"/>
+          </w:rPr>
+          <m:t>[-2π, 2π]</m:t>
+        </m:r>
+      </m:oMath>
+      <w:r>
+        <w:t xml:space="preserve">. </w:t>
+      </w:r>
+      <w:r>
+        <w:t xml:space="preserve">Для этого в </w:t>
+      </w:r>
+      <w:r>
+        <w:t>файле models.py</w:t>
+      </w:r>
+      <w:r>
+        <w:t xml:space="preserve"> </w:t>
+      </w:r>
+      <w:r>
+        <w:t xml:space="preserve">был реализован </w:t>
+      </w:r>
+      <w:r>
+        <w:t xml:space="preserve">класс </w:t>
+      </w:r>
+      <w:proofErr w:type="spellStart"/>
+      <w:r>
+        <w:rPr>
+          <w:rFonts w:ascii="Courier New" w:hAnsi="Courier New" w:cs="Courier New"/>
+          <w:sz w:val="24"/>
+          <w:szCs w:val="20"/>
+        </w:rPr>
+        <w:t>RegressionModel</w:t>
+      </w:r>
+      <w:proofErr w:type="spellEnd"/>
+      <w:r>
+        <w:rPr>
+          <w:rFonts w:ascii="Courier New" w:hAnsi="Courier New" w:cs="Courier New"/>
+          <w:sz w:val="24"/>
+          <w:szCs w:val="20"/>
+        </w:rPr>
+        <w:t xml:space="preserve"> </w:t>
+      </w:r>
+      <w:r>
+        <w:t>(листинг 3.2)</w:t>
+      </w:r>
       <w:r>
         <w:t>.</w:t>
       </w:r>
+    </w:p>
+    <w:p>
+      <w:pPr>
+        <w:ind w:firstLine="708"/>
+      </w:pPr>
+      <w:r>
+        <w:t>С точки зрения архитектуры класс инициализирует</w:t>
+      </w:r>
+      <w:r>
+        <w:t xml:space="preserve"> трёхслойную нейросеть, которая имеет 200 нейронов в скрытом слое и по одному на входе и выходе.</w:t>
+      </w:r>
+    </w:p>
+    <w:p>
+      <w:pPr>
+        <w:ind w:firstLine="708"/>
+      </w:pPr>
+      <w:r>
+        <w:t xml:space="preserve">Метод </w:t>
+      </w:r>
+      <w:r>
+        <w:rPr>
+          <w:rFonts w:ascii="Courier New" w:hAnsi="Courier New" w:cs="Courier New"/>
+          <w:sz w:val="24"/>
+          <w:szCs w:val="20"/>
+          <w:lang w:val="en-US"/>
+        </w:rPr>
+        <w:t>forward</w:t>
+      </w:r>
+      <w:r>
+        <w:rPr>
+          <w:sz w:val="24"/>
+          <w:szCs w:val="20"/>
+        </w:rPr>
+        <w:t xml:space="preserve"> </w:t>
+      </w:r>
+      <w:r>
+        <w:t xml:space="preserve">реализует прямое распространение входных значений по слоям сети и возврат прогнозируемых, при этом на выходах первого и второго слоя применяет выпрямительную функцию </w:t>
+      </w:r>
+      <w:proofErr w:type="spellStart"/>
+      <w:r>
+        <w:rPr>
+          <w:lang w:val="en-US"/>
+        </w:rPr>
+        <w:t>ReLU</w:t>
+      </w:r>
+      <w:proofErr w:type="spellEnd"/>
+      <w:r>
+        <w:t>.</w:t>
+      </w:r>
+    </w:p>
+    <w:p>
+      <w:pPr>
+        <w:ind w:firstLine="708"/>
+      </w:pPr>
+      <w:r>
+        <w:t xml:space="preserve">Метод </w:t>
+      </w:r>
+      <w:r>
+        <w:rPr>
+          <w:rFonts w:ascii="Courier New" w:hAnsi="Courier New" w:cs="Courier New"/>
+          <w:sz w:val="24"/>
+          <w:szCs w:val="20"/>
+          <w:lang w:val="en-US"/>
+        </w:rPr>
+        <w:t>get</w:t>
+      </w:r>
+      <w:r>
+        <w:rPr>
+          <w:rFonts w:ascii="Courier New" w:hAnsi="Courier New" w:cs="Courier New"/>
+          <w:sz w:val="24"/>
+          <w:szCs w:val="20"/>
+        </w:rPr>
+        <w:t>_</w:t>
+      </w:r>
+      <w:r>
+        <w:rPr>
+          <w:rFonts w:ascii="Courier New" w:hAnsi="Courier New" w:cs="Courier New"/>
+          <w:sz w:val="24"/>
+          <w:szCs w:val="20"/>
+          <w:lang w:val="en-US"/>
+        </w:rPr>
+        <w:t>loss</w:t>
+      </w:r>
+      <w:r>
+        <w:rPr>
+          <w:sz w:val="24"/>
+          <w:szCs w:val="20"/>
+        </w:rPr>
+        <w:t xml:space="preserve"> </w:t>
+      </w:r>
+      <w:r>
+        <w:t>вычисляет среднеквадратическое отклонение (функция потерь) для выходных прогнозируемых значений нейросети.</w:t>
+      </w:r>
+    </w:p>
+    <w:p>
+      <w:pPr>
+        <w:ind w:firstLine="708"/>
+      </w:pPr>
+      <w:r>
+        <w:t xml:space="preserve">Обучение сети происходит с использованием обновлений на основе градиента и </w:t>
+      </w:r>
+      <w:r>
+        <w:t>длится</w:t>
+      </w:r>
+      <w:r>
+        <w:t xml:space="preserve"> 100 эпо</w:t>
+      </w:r>
+      <w:r>
+        <w:t>х.</w:t>
+      </w:r>
+    </w:p>
+    <w:p>
+      <w:pPr>
+        <w:ind w:firstLine="0"/>
+      </w:pPr>
+    </w:p>
+    <w:p>
+      <w:pPr>
+        <w:ind w:firstLine="708"/>
+      </w:pPr>
+      <w:r>
+        <w:t xml:space="preserve">Листинг 3.2 </w:t>
+      </w:r>
+      <w:r>
+        <w:t>–</w:t>
+      </w:r>
+      <w:r>
+        <w:t xml:space="preserve"> </w:t>
+      </w:r>
+      <w:r>
+        <w:t>Нейросеть для регрессионной модели</w:t>
+      </w:r>
+    </w:p>
+    <w:p>
+      <w:pPr>
+        <w:pStyle w:val="af"/>
+      </w:pPr>
+      <w:proofErr w:type="spellStart"/>
+      <w:r>
+        <w:t>class</w:t>
+      </w:r>
+      <w:proofErr w:type="spellEnd"/>
+      <w:r>
+        <w:t xml:space="preserve"> </w:t>
+      </w:r>
+      <w:proofErr w:type="spellStart"/>
+      <w:proofErr w:type="gramStart"/>
+      <w:r>
+        <w:rPr>
+          <w:b/>
+          <w:bCs/>
+        </w:rPr>
+        <w:t>RegressionModel</w:t>
+      </w:r>
+      <w:proofErr w:type="spellEnd"/>
+      <w:r>
+        <w:t>(</w:t>
+      </w:r>
+      <w:proofErr w:type="spellStart"/>
+      <w:proofErr w:type="gramEnd"/>
+      <w:r>
+        <w:t>Module</w:t>
+      </w:r>
+      <w:proofErr w:type="spellEnd"/>
+      <w:r>
+        <w:t>):</w:t>
+      </w:r>
+    </w:p>
+    <w:p>
+      <w:pPr>
+        <w:pStyle w:val="af"/>
+      </w:pPr>
+      <w:r>
+        <w:t xml:space="preserve">    </w:t>
+      </w:r>
+      <w:proofErr w:type="spellStart"/>
+      <w:r>
+        <w:t>def</w:t>
+      </w:r>
+      <w:proofErr w:type="spellEnd"/>
+      <w:r>
+        <w:t xml:space="preserve"> </w:t>
+      </w:r>
+      <w:r>
+        <w:rPr>
+          <w:b/>
+          <w:bCs/>
+        </w:rPr>
+        <w:t>__</w:t>
+      </w:r>
+      <w:proofErr w:type="spellStart"/>
+      <w:r>
+        <w:rPr>
+          <w:b/>
+          <w:bCs/>
+        </w:rPr>
+        <w:t>init</w:t>
+      </w:r>
+      <w:proofErr w:type="spellEnd"/>
+      <w:r>
+        <w:rPr>
+          <w:b/>
+          <w:bCs/>
+        </w:rPr>
+        <w:t>__</w:t>
+      </w:r>
+      <w:r>
+        <w:t>(</w:t>
+      </w:r>
+      <w:proofErr w:type="spellStart"/>
+      <w:r>
+        <w:t>self</w:t>
+      </w:r>
+      <w:proofErr w:type="spellEnd"/>
+      <w:r>
+        <w:t>):</w:t>
+      </w:r>
+    </w:p>
+    <w:p>
+      <w:pPr>
+        <w:pStyle w:val="af"/>
+        <w:rPr>
+          <w:lang w:val="en-US"/>
+        </w:rPr>
+      </w:pPr>
+      <w:r>
+        <w:t xml:space="preserve">        </w:t>
+      </w:r>
+      <w:r>
+        <w:rPr>
+          <w:lang w:val="en-US"/>
+        </w:rPr>
+        <w:t>super(</w:t>
+      </w:r>
+      <w:proofErr w:type="spellStart"/>
+      <w:r>
+        <w:rPr>
+          <w:lang w:val="en-US"/>
+        </w:rPr>
+        <w:t>RegressionModel,self</w:t>
+      </w:r>
+      <w:proofErr w:type="spellEnd"/>
+      <w:r>
+        <w:rPr>
+          <w:lang w:val="en-US"/>
+        </w:rPr>
+        <w:t>).__</w:t>
+      </w:r>
+      <w:proofErr w:type="spellStart"/>
+      <w:r>
+        <w:rPr>
+          <w:lang w:val="en-US"/>
+        </w:rPr>
+        <w:t>init</w:t>
+      </w:r>
+      <w:proofErr w:type="spellEnd"/>
+      <w:r>
+        <w:rPr>
+          <w:lang w:val="en-US"/>
+        </w:rPr>
+        <w:t>_</w:t>
+      </w:r>
+      <w:proofErr w:type="gramStart"/>
+      <w:r>
+        <w:rPr>
+          <w:lang w:val="en-US"/>
+        </w:rPr>
+        <w:t>_(</w:t>
+      </w:r>
+      <w:proofErr w:type="gramEnd"/>
+      <w:r>
+        <w:rPr>
+          <w:lang w:val="en-US"/>
+        </w:rPr>
+        <w:t>)</w:t>
+      </w:r>
+    </w:p>
+    <w:p>
+      <w:pPr>
+        <w:pStyle w:val="af"/>
+        <w:ind w:firstLine="0"/>
+      </w:pPr>
+    </w:p>
+    <w:p>
+      <w:pPr>
+        <w:pStyle w:val="af"/>
+        <w:rPr>
+          <w:lang w:val="en-US"/>
+        </w:rPr>
+      </w:pPr>
+      <w:r>
+        <w:rPr>
+          <w:lang w:val="en-US"/>
+        </w:rPr>
+        <w:t xml:space="preserve">        self.fc1 = </w:t>
+      </w:r>
+      <w:proofErr w:type="gramStart"/>
+      <w:r>
+        <w:rPr>
+          <w:lang w:val="en-US"/>
+        </w:rPr>
+        <w:t>Linear(</w:t>
+      </w:r>
+      <w:proofErr w:type="gramEnd"/>
+      <w:r>
+        <w:rPr>
+          <w:lang w:val="en-US"/>
+        </w:rPr>
+        <w:t>1, 200)</w:t>
+      </w:r>
+    </w:p>
+    <w:p>
+      <w:pPr>
+        <w:pStyle w:val="af"/>
+        <w:rPr>
+          <w:lang w:val="en-US"/>
+        </w:rPr>
+      </w:pPr>
+      <w:r>
+        <w:rPr>
+          <w:lang w:val="en-US"/>
+        </w:rPr>
+        <w:t xml:space="preserve">        self.fc2 = </w:t>
+      </w:r>
+      <w:proofErr w:type="gramStart"/>
+      <w:r>
+        <w:rPr>
+          <w:lang w:val="en-US"/>
+        </w:rPr>
+        <w:t>Linear(</w:t>
+      </w:r>
+      <w:proofErr w:type="gramEnd"/>
+      <w:r>
+        <w:rPr>
+          <w:lang w:val="en-US"/>
+        </w:rPr>
+        <w:t>200, 200)</w:t>
+      </w:r>
+    </w:p>
+    <w:p>
+      <w:pPr>
+        <w:pStyle w:val="af"/>
+        <w:rPr>
+          <w:lang w:val="en-US"/>
+        </w:rPr>
+      </w:pPr>
+      <w:r>
+        <w:rPr>
+          <w:lang w:val="en-US"/>
+        </w:rPr>
+        <w:t xml:space="preserve">        self.fc3 = </w:t>
+      </w:r>
+      <w:proofErr w:type="gramStart"/>
+      <w:r>
+        <w:rPr>
+          <w:lang w:val="en-US"/>
+        </w:rPr>
+        <w:t>Linear(</w:t>
+      </w:r>
+      <w:proofErr w:type="gramEnd"/>
+      <w:r>
+        <w:rPr>
+          <w:lang w:val="en-US"/>
+        </w:rPr>
+        <w:t>200, 1)</w:t>
+      </w:r>
+    </w:p>
+    <w:p>
+      <w:pPr>
+        <w:pStyle w:val="af"/>
+        <w:rPr>
+          <w:lang w:val="en-US"/>
+        </w:rPr>
+      </w:pPr>
+      <w:r>
+        <w:rPr>
+          <w:lang w:val="en-US"/>
+        </w:rPr>
+        <w:t xml:space="preserve">        </w:t>
+      </w:r>
+    </w:p>
+    <w:p>
+      <w:pPr>
+        <w:pStyle w:val="af"/>
+        <w:rPr>
+          <w:lang w:val="en-US"/>
+        </w:rPr>
+      </w:pPr>
+    </w:p>
+    <w:p>
+      <w:pPr>
+        <w:pStyle w:val="af"/>
+      </w:pPr>
+      <w:r>
+        <w:rPr>
+          <w:lang w:val="en-US"/>
+        </w:rPr>
+        <w:t xml:space="preserve">    def </w:t>
+      </w:r>
+      <w:proofErr w:type="gramStart"/>
+      <w:r>
+        <w:rPr>
+          <w:b/>
+          <w:bCs/>
+          <w:lang w:val="en-US"/>
+        </w:rPr>
+        <w:t>forward</w:t>
+      </w:r>
+      <w:r>
+        <w:rPr>
+          <w:lang w:val="en-US"/>
+        </w:rPr>
+        <w:t>(</w:t>
+      </w:r>
+      <w:proofErr w:type="gramEnd"/>
+      <w:r>
+        <w:rPr>
+          <w:lang w:val="en-US"/>
+        </w:rPr>
+        <w:t>self, x):</w:t>
+      </w:r>
+    </w:p>
+    <w:p>
+      <w:pPr>
+        <w:pStyle w:val="af"/>
+        <w:rPr>
+          <w:lang w:val="en-US"/>
+        </w:rPr>
+      </w:pPr>
+      <w:r>
+        <w:rPr>
+          <w:lang w:val="en-US"/>
+        </w:rPr>
+        <w:t xml:space="preserve">        x = </w:t>
+      </w:r>
+      <w:proofErr w:type="spellStart"/>
+      <w:r>
+        <w:rPr>
+          <w:lang w:val="en-US"/>
+        </w:rPr>
+        <w:t>relu</w:t>
+      </w:r>
+      <w:proofErr w:type="spellEnd"/>
+      <w:r>
+        <w:rPr>
+          <w:lang w:val="en-US"/>
+        </w:rPr>
+        <w:t>(self.fc1(x))</w:t>
+      </w:r>
+    </w:p>
+    <w:p>
+      <w:pPr>
+        <w:pStyle w:val="af"/>
+        <w:rPr>
+          <w:lang w:val="en-US"/>
+        </w:rPr>
+      </w:pPr>
+      <w:r>
+        <w:rPr>
+          <w:lang w:val="en-US"/>
+        </w:rPr>
+        <w:t xml:space="preserve">        x = </w:t>
+      </w:r>
+      <w:proofErr w:type="spellStart"/>
+      <w:r>
+        <w:rPr>
+          <w:lang w:val="en-US"/>
+        </w:rPr>
+        <w:t>relu</w:t>
+      </w:r>
+      <w:proofErr w:type="spellEnd"/>
+      <w:r>
+        <w:rPr>
+          <w:lang w:val="en-US"/>
+        </w:rPr>
+        <w:t>(self.fc2(x))</w:t>
+      </w:r>
+    </w:p>
+    <w:p>
+      <w:pPr>
+        <w:pStyle w:val="af"/>
+        <w:rPr>
+          <w:lang w:val="en-US"/>
+        </w:rPr>
+      </w:pPr>
+    </w:p>
+    <w:p>
+      <w:pPr>
+        <w:pStyle w:val="af"/>
+        <w:rPr>
+          <w:lang w:val="en-US"/>
+        </w:rPr>
+      </w:pPr>
+      <w:r>
+        <w:rPr>
+          <w:lang w:val="en-US"/>
+        </w:rPr>
+        <w:t>        return self.fc3(x)</w:t>
+      </w:r>
+    </w:p>
+    <w:p>
+      <w:pPr>
+        <w:pStyle w:val="af"/>
+        <w:rPr>
+          <w:lang w:val="en-US"/>
+        </w:rPr>
+      </w:pPr>
+    </w:p>
+    <w:p>
+      <w:pPr>
+        <w:pStyle w:val="af"/>
+        <w:rPr>
+          <w:lang w:val="en-US"/>
+        </w:rPr>
+      </w:pPr>
+      <w:r>
+        <w:rPr>
+          <w:lang w:val="en-US"/>
+        </w:rPr>
+        <w:t xml:space="preserve">    </w:t>
+      </w:r>
+    </w:p>
+    <w:p>
+      <w:pPr>
+        <w:pStyle w:val="af"/>
+      </w:pPr>
+      <w:r>
+        <w:rPr>
+          <w:lang w:val="en-US"/>
+        </w:rPr>
+        <w:t xml:space="preserve">    def </w:t>
+      </w:r>
+      <w:proofErr w:type="spellStart"/>
+      <w:r>
+        <w:rPr>
+          <w:b/>
+          <w:bCs/>
+          <w:lang w:val="en-US"/>
+        </w:rPr>
+        <w:t>get_</w:t>
+      </w:r>
+      <w:proofErr w:type="gramStart"/>
+      <w:r>
+        <w:rPr>
+          <w:b/>
+          <w:bCs/>
+          <w:lang w:val="en-US"/>
+        </w:rPr>
+        <w:t>loss</w:t>
+      </w:r>
+      <w:proofErr w:type="spellEnd"/>
+      <w:r>
+        <w:rPr>
+          <w:lang w:val="en-US"/>
+        </w:rPr>
+        <w:t>(</w:t>
+      </w:r>
+      <w:proofErr w:type="gramEnd"/>
+      <w:r>
+        <w:rPr>
+          <w:lang w:val="en-US"/>
+        </w:rPr>
+        <w:t>self, x, y):</w:t>
+      </w:r>
+    </w:p>
+    <w:p>
+      <w:pPr>
+        <w:pStyle w:val="af"/>
+        <w:rPr>
+          <w:lang w:val="en-US"/>
+        </w:rPr>
+      </w:pPr>
+      <w:r>
+        <w:rPr>
+          <w:lang w:val="en-US"/>
+        </w:rPr>
+        <w:t xml:space="preserve">        return </w:t>
+      </w:r>
+      <w:proofErr w:type="spellStart"/>
+      <w:r>
+        <w:rPr>
+          <w:lang w:val="en-US"/>
+        </w:rPr>
+        <w:t>mse_loss</w:t>
+      </w:r>
+      <w:proofErr w:type="spellEnd"/>
+      <w:r>
+        <w:rPr>
+          <w:lang w:val="en-US"/>
+        </w:rPr>
+        <w:t>(</w:t>
+      </w:r>
+      <w:proofErr w:type="spellStart"/>
+      <w:r>
+        <w:rPr>
+          <w:lang w:val="en-US"/>
+        </w:rPr>
+        <w:t>self.forward</w:t>
+      </w:r>
+      <w:proofErr w:type="spellEnd"/>
+      <w:r>
+        <w:rPr>
+          <w:lang w:val="en-US"/>
+        </w:rPr>
+        <w:t>(x), y)</w:t>
+      </w:r>
+    </w:p>
+    <w:p>
+      <w:pPr>
+        <w:pStyle w:val="af"/>
+        <w:rPr>
+          <w:lang w:val="en-US"/>
+        </w:rPr>
+      </w:pPr>
+      <w:r>
+        <w:rPr>
+          <w:lang w:val="en-US"/>
+        </w:rPr>
+        <w:t xml:space="preserve">  </w:t>
+      </w:r>
+    </w:p>
+    <w:p>
+      <w:pPr>
+        <w:pStyle w:val="af"/>
+        <w:rPr>
+          <w:lang w:val="en-US"/>
+        </w:rPr>
+      </w:pPr>
+    </w:p>
+    <w:p>
+      <w:pPr>
+        <w:pStyle w:val="af"/>
+      </w:pPr>
+      <w:r>
+        <w:rPr>
+          <w:lang w:val="en-US"/>
+        </w:rPr>
+        <w:t xml:space="preserve">    def </w:t>
+      </w:r>
+      <w:proofErr w:type="gramStart"/>
+      <w:r>
+        <w:rPr>
+          <w:b/>
+          <w:bCs/>
+          <w:lang w:val="en-US"/>
+        </w:rPr>
+        <w:t>train</w:t>
+      </w:r>
+      <w:r>
+        <w:rPr>
+          <w:lang w:val="en-US"/>
+        </w:rPr>
+        <w:t>(</w:t>
+      </w:r>
+      <w:proofErr w:type="gramEnd"/>
+      <w:r>
+        <w:rPr>
+          <w:lang w:val="en-US"/>
+        </w:rPr>
+        <w:t>self, dataset):</w:t>
+      </w:r>
+    </w:p>
+    <w:p>
+      <w:pPr>
+        <w:pStyle w:val="af"/>
+        <w:rPr>
+          <w:lang w:val="en-US"/>
+        </w:rPr>
+      </w:pPr>
+      <w:r>
+        <w:rPr>
+          <w:lang w:val="en-US"/>
+        </w:rPr>
+        <w:t xml:space="preserve">        </w:t>
+      </w:r>
+      <w:proofErr w:type="spellStart"/>
+      <w:r>
+        <w:rPr>
+          <w:lang w:val="en-US"/>
+        </w:rPr>
+        <w:t>dataloader</w:t>
+      </w:r>
+      <w:proofErr w:type="spellEnd"/>
+      <w:r>
+        <w:rPr>
+          <w:lang w:val="en-US"/>
+        </w:rPr>
+        <w:t xml:space="preserve"> = </w:t>
+      </w:r>
+      <w:proofErr w:type="spellStart"/>
+      <w:proofErr w:type="gramStart"/>
+      <w:r>
+        <w:rPr>
+          <w:lang w:val="en-US"/>
+        </w:rPr>
+        <w:t>DataLoader</w:t>
+      </w:r>
+      <w:proofErr w:type="spellEnd"/>
+      <w:r>
+        <w:rPr>
+          <w:lang w:val="en-US"/>
+        </w:rPr>
+        <w:t>(</w:t>
+      </w:r>
+      <w:proofErr w:type="gramEnd"/>
+      <w:r>
+        <w:rPr>
+          <w:lang w:val="en-US"/>
+        </w:rPr>
+        <w:t xml:space="preserve">dataset, </w:t>
+      </w:r>
+      <w:proofErr w:type="spellStart"/>
+      <w:r>
+        <w:rPr>
+          <w:lang w:val="en-US"/>
+        </w:rPr>
+        <w:t>batch_size</w:t>
+      </w:r>
+      <w:proofErr w:type="spellEnd"/>
+      <w:r>
+        <w:rPr>
+          <w:lang w:val="en-US"/>
+        </w:rPr>
+        <w:t>=10, shuffle=True)</w:t>
+      </w:r>
+    </w:p>
+    <w:p>
+      <w:pPr>
+        <w:pStyle w:val="af"/>
+        <w:rPr>
+          <w:lang w:val="en-US"/>
+        </w:rPr>
+      </w:pPr>
+      <w:r>
+        <w:rPr>
+          <w:lang w:val="en-US"/>
+        </w:rPr>
+        <w:t xml:space="preserve">        optimizer = </w:t>
+      </w:r>
+      <w:proofErr w:type="spellStart"/>
+      <w:proofErr w:type="gramStart"/>
+      <w:r>
+        <w:rPr>
+          <w:lang w:val="en-US"/>
+        </w:rPr>
+        <w:t>optim.Adam</w:t>
+      </w:r>
+      <w:proofErr w:type="spellEnd"/>
+      <w:proofErr w:type="gramEnd"/>
+      <w:r>
+        <w:rPr>
+          <w:lang w:val="en-US"/>
+        </w:rPr>
+        <w:t>(</w:t>
+      </w:r>
+      <w:proofErr w:type="spellStart"/>
+      <w:proofErr w:type="gramStart"/>
+      <w:r>
+        <w:rPr>
+          <w:lang w:val="en-US"/>
+        </w:rPr>
+        <w:t>self.parameters</w:t>
+      </w:r>
+      <w:proofErr w:type="spellEnd"/>
+      <w:proofErr w:type="gramEnd"/>
+      <w:r>
+        <w:rPr>
+          <w:lang w:val="en-US"/>
+        </w:rPr>
+        <w:t xml:space="preserve">(), </w:t>
+      </w:r>
+      <w:proofErr w:type="spellStart"/>
+      <w:r>
+        <w:rPr>
+          <w:lang w:val="en-US"/>
+        </w:rPr>
+        <w:t>lr</w:t>
+      </w:r>
+      <w:proofErr w:type="spellEnd"/>
+      <w:r>
+        <w:rPr>
+          <w:lang w:val="en-US"/>
+        </w:rPr>
+        <w:t>=0.01)</w:t>
+      </w:r>
+    </w:p>
+    <w:p>
+      <w:pPr>
+        <w:pStyle w:val="af"/>
+        <w:rPr>
+          <w:lang w:val="en-US"/>
+        </w:rPr>
+      </w:pPr>
+    </w:p>
+    <w:p>
+      <w:pPr>
+        <w:pStyle w:val="af"/>
+        <w:rPr>
+          <w:lang w:val="en-US"/>
+        </w:rPr>
+      </w:pPr>
+      <w:r>
+        <w:rPr>
+          <w:lang w:val="en-US"/>
+        </w:rPr>
+        <w:lastRenderedPageBreak/>
+        <w:t xml:space="preserve">        for epoch in </w:t>
+      </w:r>
+      <w:proofErr w:type="gramStart"/>
+      <w:r>
+        <w:rPr>
+          <w:lang w:val="en-US"/>
+        </w:rPr>
+        <w:t>range(</w:t>
+      </w:r>
+      <w:proofErr w:type="gramEnd"/>
+      <w:r>
+        <w:rPr>
+          <w:lang w:val="en-US"/>
+        </w:rPr>
+        <w:t>100):</w:t>
+      </w:r>
+    </w:p>
+    <w:p>
+      <w:pPr>
+        <w:pStyle w:val="af"/>
+        <w:rPr>
+          <w:lang w:val="en-US"/>
+        </w:rPr>
+      </w:pPr>
+      <w:r>
+        <w:rPr>
+          <w:lang w:val="en-US"/>
+        </w:rPr>
+        <w:t xml:space="preserve">            for batch in </w:t>
+      </w:r>
+      <w:proofErr w:type="spellStart"/>
+      <w:r>
+        <w:rPr>
+          <w:lang w:val="en-US"/>
+        </w:rPr>
+        <w:t>dataloader</w:t>
+      </w:r>
+      <w:proofErr w:type="spellEnd"/>
+      <w:r>
+        <w:rPr>
+          <w:lang w:val="en-US"/>
+        </w:rPr>
+        <w:t>:</w:t>
+      </w:r>
+    </w:p>
+    <w:p>
+      <w:pPr>
+        <w:pStyle w:val="af"/>
+        <w:rPr>
+          <w:lang w:val="en-US"/>
+        </w:rPr>
+      </w:pPr>
+      <w:r>
+        <w:rPr>
+          <w:lang w:val="en-US"/>
+        </w:rPr>
+        <w:t>                x, y = batch['x'], batch['label']</w:t>
+      </w:r>
+    </w:p>
+    <w:p>
+      <w:pPr>
+        <w:pStyle w:val="af"/>
+        <w:rPr>
+          <w:lang w:val="en-US"/>
+        </w:rPr>
+      </w:pPr>
+      <w:r>
+        <w:rPr>
+          <w:lang w:val="en-US"/>
+        </w:rPr>
+        <w:t xml:space="preserve">                </w:t>
+      </w:r>
+      <w:proofErr w:type="spellStart"/>
+      <w:proofErr w:type="gramStart"/>
+      <w:r>
+        <w:rPr>
+          <w:lang w:val="en-US"/>
+        </w:rPr>
+        <w:t>optimizer.zero</w:t>
+      </w:r>
+      <w:proofErr w:type="gramEnd"/>
+      <w:r>
+        <w:rPr>
+          <w:lang w:val="en-US"/>
+        </w:rPr>
+        <w:t>_</w:t>
+      </w:r>
+      <w:proofErr w:type="gramStart"/>
+      <w:r>
+        <w:rPr>
+          <w:lang w:val="en-US"/>
+        </w:rPr>
+        <w:t>grad</w:t>
+      </w:r>
+      <w:proofErr w:type="spellEnd"/>
+      <w:r>
+        <w:rPr>
+          <w:lang w:val="en-US"/>
+        </w:rPr>
+        <w:t>(</w:t>
+      </w:r>
+      <w:proofErr w:type="gramEnd"/>
+      <w:r>
+        <w:rPr>
+          <w:lang w:val="en-US"/>
+        </w:rPr>
+        <w:t>)</w:t>
+      </w:r>
+    </w:p>
+    <w:p>
+      <w:pPr>
+        <w:pStyle w:val="af"/>
+        <w:rPr>
+          <w:lang w:val="en-US"/>
+        </w:rPr>
+      </w:pPr>
+      <w:r>
+        <w:rPr>
+          <w:lang w:val="en-US"/>
+        </w:rPr>
+        <w:t xml:space="preserve">                loss = </w:t>
+      </w:r>
+      <w:proofErr w:type="spellStart"/>
+      <w:r>
+        <w:rPr>
+          <w:lang w:val="en-US"/>
+        </w:rPr>
+        <w:t>self.get_</w:t>
+      </w:r>
+      <w:proofErr w:type="gramStart"/>
+      <w:r>
+        <w:rPr>
+          <w:lang w:val="en-US"/>
+        </w:rPr>
+        <w:t>loss</w:t>
+      </w:r>
+      <w:proofErr w:type="spellEnd"/>
+      <w:r>
+        <w:rPr>
+          <w:lang w:val="en-US"/>
+        </w:rPr>
+        <w:t>(</w:t>
+      </w:r>
+      <w:proofErr w:type="gramEnd"/>
+      <w:r>
+        <w:rPr>
+          <w:lang w:val="en-US"/>
+        </w:rPr>
+        <w:t>x, y)</w:t>
+      </w:r>
+    </w:p>
+    <w:p>
+      <w:pPr>
+        <w:pStyle w:val="af"/>
+      </w:pPr>
+      <w:r>
+        <w:rPr>
+          <w:lang w:val="en-US"/>
+        </w:rPr>
+        <w:t xml:space="preserve">                </w:t>
+      </w:r>
+      <w:proofErr w:type="spellStart"/>
+      <w:proofErr w:type="gramStart"/>
+      <w:r>
+        <w:t>loss.backward</w:t>
+      </w:r>
+      <w:proofErr w:type="spellEnd"/>
+      <w:proofErr w:type="gramEnd"/>
+      <w:r>
+        <w:t>()</w:t>
+      </w:r>
+    </w:p>
+    <w:p>
+      <w:pPr>
+        <w:pStyle w:val="af"/>
+      </w:pPr>
+      <w:r>
+        <w:t xml:space="preserve">                </w:t>
+      </w:r>
+      <w:proofErr w:type="spellStart"/>
+      <w:proofErr w:type="gramStart"/>
+      <w:r>
+        <w:t>optimizer.step</w:t>
+      </w:r>
+      <w:proofErr w:type="spellEnd"/>
+      <w:proofErr w:type="gramEnd"/>
+      <w:r>
+        <w:t>()</w:t>
+      </w:r>
+    </w:p>
+    <w:p/>
+    <w:p>
+      <w:r>
+        <w:t xml:space="preserve">Реализация класса была протестирована с помощью автооценивателя (рисунок 3.2). </w:t>
+      </w:r>
+      <w:r>
+        <w:t>Потери по всему набору валидационных данных не превы</w:t>
+      </w:r>
+      <w:r>
+        <w:t>сили</w:t>
+      </w:r>
+      <w:r>
+        <w:t xml:space="preserve"> 0.02.</w:t>
+      </w:r>
+      <w:r>
+        <w:br/>
+      </w:r>
+    </w:p>
+    <w:p>
+      <w:pPr>
+        <w:ind w:firstLine="0"/>
+        <w:jc w:val="center"/>
+      </w:pPr>
+      <w:r>
+        <w:rPr>
+          <w:noProof/>
+        </w:rPr>
+        <w:drawing>
+          <wp:inline distT="0" distB="0" distL="0" distR="0" wp14:anchorId="67072698" wp14:editId="6F6E00DF">
+            <wp:extent cx="5492188" cy="1988503"/>
+            <wp:effectExtent l="0" t="0" r="0" b="0"/>
+            <wp:docPr id="1703233432" name="Рисунок 1"/>
+            <wp:cNvGraphicFramePr>
+              <a:graphicFrameLocks xmlns:a="http://schemas.openxmlformats.org/drawingml/2006/main" noChangeAspect="1"/>
+            </wp:cNvGraphicFramePr>
+            <a:graphic xmlns:a="http://schemas.openxmlformats.org/drawingml/2006/main">
+              <a:graphicData uri="http://schemas.openxmlformats.org/drawingml/2006/picture">
+                <pic:pic xmlns:pic="http://schemas.openxmlformats.org/drawingml/2006/picture">
+                  <pic:nvPicPr>
+                    <pic:cNvPr id="1703233432" name=""/>
+                    <pic:cNvPicPr/>
+                  </pic:nvPicPr>
+                  <pic:blipFill>
+                    <a:blip r:embed="rId9"/>
+                    <a:stretch>
+                      <a:fillRect/>
+                    </a:stretch>
+                  </pic:blipFill>
+                  <pic:spPr>
+                    <a:xfrm>
+                      <a:off x="0" y="0"/>
+                      <a:ext cx="5493735" cy="1989063"/>
+                    </a:xfrm>
+                    <a:prstGeom prst="rect">
+                      <a:avLst/>
+                    </a:prstGeom>
+                  </pic:spPr>
+                </pic:pic>
+              </a:graphicData>
+            </a:graphic>
+          </wp:inline>
+        </w:drawing>
+      </w:r>
+    </w:p>
+    <w:p>
+      <w:pPr>
+        <w:ind w:firstLine="0"/>
+        <w:jc w:val="center"/>
+      </w:pPr>
+      <w:r>
+        <w:t xml:space="preserve">Рисунок 3.2 - </w:t>
+      </w:r>
+      <w:r>
+        <w:t>Автооценивание класса</w:t>
+      </w:r>
+      <w:r>
+        <w:rPr>
+          <w:rFonts w:ascii="Courier New" w:hAnsi="Courier New" w:cs="Courier New"/>
+          <w:sz w:val="24"/>
+          <w:szCs w:val="20"/>
+        </w:rPr>
+        <w:t xml:space="preserve"> </w:t>
+      </w:r>
+      <w:proofErr w:type="spellStart"/>
+      <w:r>
+        <w:rPr>
+          <w:rFonts w:ascii="Courier New" w:hAnsi="Courier New" w:cs="Courier New"/>
+          <w:sz w:val="24"/>
+          <w:szCs w:val="20"/>
+        </w:rPr>
+        <w:t>RegressionModel</w:t>
+      </w:r>
+      <w:proofErr w:type="spellEnd"/>
     </w:p>
     <w:p/>
     <w:p/>
@@ -2072,8 +3207,8 @@
       </w:r>
     </w:p>
     <w:sectPr>
-      <w:headerReference w:type="default" r:id="rId9"/>
-      <w:headerReference w:type="first" r:id="rId10"/>
+      <w:headerReference w:type="default" r:id="rId10"/>
+      <w:headerReference w:type="first" r:id="rId11"/>
       <w:pgSz w:w="11906" w:h="16838"/>
       <w:pgMar w:top="851" w:right="567" w:bottom="851" w:left="1418" w:header="680" w:footer="680" w:gutter="0"/>
       <w:cols w:space="708"/>
@@ -6529,7 +7664,6 @@
   <w:style w:type="character" w:default="1" w:styleId="a0">
     <w:name w:val="Default Paragraph Font"/>
     <w:uiPriority w:val="1"/>
-    <w:semiHidden/>
     <w:unhideWhenUsed/>
   </w:style>
   <w:style w:type="table" w:default="1" w:styleId="a1">

--- a/8 семестр/МиСИИ/ЛР 6/МиСИИ ЛР 6.docx
+++ b/8 семестр/МиСИИ/ЛР 6/МиСИИ ЛР 6.docx
@@ -586,6 +586,57 @@
         </w:numPr>
         <w:ind w:left="1134" w:hanging="567"/>
       </w:pPr>
+      <w:r>
+        <w:t>О</w:t>
+      </w:r>
+      <w:r>
+        <w:t>бучить сеть классификации рукописных цифр из набора данных MNIST.</w:t>
+      </w:r>
+      <w:r>
+        <w:t xml:space="preserve"> Для этого з</w:t>
+      </w:r>
+      <w:r>
+        <w:t>авершит</w:t>
+      </w:r>
+      <w:r>
+        <w:t>ь</w:t>
+      </w:r>
+      <w:r>
+        <w:t xml:space="preserve"> реализацию класса </w:t>
+      </w:r>
+      <w:proofErr w:type="spellStart"/>
+      <w:r>
+        <w:rPr>
+          <w:rFonts w:ascii="Courier New" w:hAnsi="Courier New" w:cs="Courier New"/>
+          <w:sz w:val="24"/>
+          <w:szCs w:val="20"/>
+        </w:rPr>
+        <w:t>DigitClassificationModel</w:t>
+      </w:r>
+      <w:proofErr w:type="spellEnd"/>
+      <w:r>
+        <w:rPr>
+          <w:sz w:val="24"/>
+          <w:szCs w:val="20"/>
+        </w:rPr>
+        <w:t xml:space="preserve"> </w:t>
+      </w:r>
+      <w:r>
+        <w:t>в файле models.py</w:t>
+      </w:r>
+      <w:r>
+        <w:t>;</w:t>
+      </w:r>
+    </w:p>
+    <w:p>
+      <w:pPr>
+        <w:pStyle w:val="aa"/>
+        <w:numPr>
+          <w:ilvl w:val="0"/>
+          <w:numId w:val="38"/>
+        </w:numPr>
+        <w:ind w:left="1134" w:hanging="567"/>
+      </w:pPr>
     </w:p>
     <w:p>
       <w:pPr>
@@ -660,6 +711,7 @@
         </w:numPr>
       </w:pPr>
       <w:r>
+        <w:lastRenderedPageBreak/>
         <w:t>Бинарный персептрон</w:t>
       </w:r>
     </w:p>
@@ -697,7 +749,6 @@
     </w:p>
     <w:p>
       <w:r>
-        <w:lastRenderedPageBreak/>
         <w:t xml:space="preserve">В нём был написан текст методов </w:t>
       </w:r>
       <w:proofErr w:type="spellStart"/>
@@ -1869,6 +1920,7 @@
         <w:rPr>
           <w:noProof/>
         </w:rPr>
+        <w:lastRenderedPageBreak/>
         <w:drawing>
           <wp:inline distT="0" distB="0" distL="0" distR="0" wp14:anchorId="0E209EB9" wp14:editId="347C9789">
             <wp:extent cx="5683250" cy="1177781"/>
@@ -1912,7 +1964,6 @@
         <w:jc w:val="center"/>
       </w:pPr>
       <w:r>
-        <w:lastRenderedPageBreak/>
         <w:t>Рисунок 3.1 – Автооценивание класса</w:t>
       </w:r>
       <w:r>
@@ -2545,6 +2596,7 @@
         <w:rPr>
           <w:lang w:val="en-US"/>
         </w:rPr>
+        <w:lastRenderedPageBreak/>
         <w:t xml:space="preserve">    </w:t>
       </w:r>
     </w:p>
@@ -2831,7 +2883,6 @@
         <w:rPr>
           <w:lang w:val="en-US"/>
         </w:rPr>
-        <w:lastRenderedPageBreak/>
         <w:t xml:space="preserve">        for epoch in </w:t>
       </w:r>
       <w:proofErr w:type="gramStart"/>
@@ -3028,7 +3079,7 @@
         <w:t xml:space="preserve">Реализация класса была протестирована с помощью автооценивателя (рисунок 3.2). </w:t>
       </w:r>
       <w:r>
-        <w:t>Потери по всему набору валидационных данных не превы</w:t>
+        <w:t>Потери по всему набору данных не превы</w:t>
       </w:r>
       <w:r>
         <w:t>сили</w:t>
@@ -3050,10 +3101,10 @@
           <w:noProof/>
         </w:rPr>
         <w:drawing>
-          <wp:inline distT="0" distB="0" distL="0" distR="0" wp14:anchorId="67072698" wp14:editId="6F6E00DF">
-            <wp:extent cx="5492188" cy="1988503"/>
+          <wp:inline distT="0" distB="0" distL="0" distR="0" wp14:anchorId="106D265F" wp14:editId="1A6FFFA6">
+            <wp:extent cx="4901879" cy="2030221"/>
             <wp:effectExtent l="0" t="0" r="0" b="0"/>
-            <wp:docPr id="1703233432" name="Рисунок 1"/>
+            <wp:docPr id="274712228" name="Рисунок 1"/>
             <wp:cNvGraphicFramePr>
               <a:graphicFrameLocks xmlns:a="http://schemas.openxmlformats.org/drawingml/2006/main" noChangeAspect="1"/>
             </wp:cNvGraphicFramePr>
@@ -3061,7 +3112,7 @@
               <a:graphicData uri="http://schemas.openxmlformats.org/drawingml/2006/picture">
                 <pic:pic xmlns:pic="http://schemas.openxmlformats.org/drawingml/2006/picture">
                   <pic:nvPicPr>
-                    <pic:cNvPr id="1703233432" name=""/>
+                    <pic:cNvPr id="274712228" name=""/>
                     <pic:cNvPicPr/>
                   </pic:nvPicPr>
                   <pic:blipFill>
@@ -3073,7 +3124,7 @@
                   <pic:spPr>
                     <a:xfrm>
                       <a:off x="0" y="0"/>
-                      <a:ext cx="5493735" cy="1989063"/>
+                      <a:ext cx="4917605" cy="2036734"/>
                     </a:xfrm>
                     <a:prstGeom prst="rect">
                       <a:avLst/>
@@ -3092,7 +3143,13 @@
         <w:jc w:val="center"/>
       </w:pPr>
       <w:r>
-        <w:t xml:space="preserve">Рисунок 3.2 - </w:t>
+        <w:t xml:space="preserve">Рисунок 3.2 </w:t>
+      </w:r>
+      <w:r>
+        <w:sym w:font="Symbol" w:char="F02D"/>
+      </w:r>
+      <w:r>
+        <w:t xml:space="preserve"> </w:t>
       </w:r>
       <w:r>
         <w:t>Автооценивание класса</w:t>
@@ -3116,7 +3173,13 @@
       </w:r>
       <w:proofErr w:type="spellEnd"/>
     </w:p>
-    <w:p/>
+    <w:p>
+      <w:pPr>
+        <w:rPr>
+          <w:lang w:val="en-US"/>
+        </w:rPr>
+      </w:pPr>
+    </w:p>
     <w:p/>
     <w:p>
       <w:pPr>
@@ -3130,11 +3193,1236 @@
         <w:t>Классификация цифр</w:t>
       </w:r>
     </w:p>
+    <w:p>
+      <w:pPr>
+        <w:ind w:firstLine="0"/>
+      </w:pPr>
+    </w:p>
+    <w:p>
+      <w:r>
+        <w:t>Б</w:t>
+      </w:r>
+      <w:r>
+        <w:t xml:space="preserve">ыла обучена нейронная сеть для классификации рукописных цифр </w:t>
+      </w:r>
+      <w:r>
+        <w:t xml:space="preserve">по изображениям </w:t>
+      </w:r>
+      <w:r>
+        <w:t>из набора данных MNIST</w:t>
+      </w:r>
+      <w:r>
+        <w:t xml:space="preserve">. Для этого </w:t>
+      </w:r>
+      <w:r>
+        <w:t>в файле models.py</w:t>
+      </w:r>
+      <w:r>
+        <w:t xml:space="preserve"> были реализованы</w:t>
+      </w:r>
+      <w:r>
+        <w:t xml:space="preserve"> </w:t>
+      </w:r>
+      <w:r>
+        <w:t xml:space="preserve">методы </w:t>
+      </w:r>
+      <w:r>
+        <w:t xml:space="preserve">класса </w:t>
+      </w:r>
+      <w:proofErr w:type="spellStart"/>
+      <w:r>
+        <w:rPr>
+          <w:rFonts w:ascii="Courier New" w:hAnsi="Courier New" w:cs="Courier New"/>
+          <w:sz w:val="24"/>
+          <w:szCs w:val="20"/>
+        </w:rPr>
+        <w:t>DigitClassificationModel</w:t>
+      </w:r>
+      <w:proofErr w:type="spellEnd"/>
+      <w:r>
+        <w:rPr>
+          <w:rFonts w:ascii="Courier New" w:hAnsi="Courier New" w:cs="Courier New"/>
+          <w:sz w:val="24"/>
+          <w:szCs w:val="20"/>
+        </w:rPr>
+        <w:t xml:space="preserve"> </w:t>
+      </w:r>
+      <w:r>
+        <w:t>(листинг 3.3).</w:t>
+      </w:r>
+      <w:r>
+        <w:t xml:space="preserve"> </w:t>
+      </w:r>
+    </w:p>
+    <w:p>
+      <w:r>
+        <w:t>Нейросеть принимает на вход тензоры изображений и возвращает тензор, содержащий оценки принадлежности каждой цифры классам 0-9. Чем выше значение – тем выше вероятность соответствия.</w:t>
+      </w:r>
+    </w:p>
     <w:p/>
-    <w:p>
+    <w:p/>
+    <w:p>
+      <w:r>
+        <w:t xml:space="preserve">В качестве функции потерь была использована </w:t>
+      </w:r>
+      <w:proofErr w:type="spellStart"/>
+      <w:r>
+        <w:rPr>
+          <w:rFonts w:ascii="Courier New" w:hAnsi="Courier New" w:cs="Courier New"/>
+          <w:sz w:val="24"/>
+          <w:szCs w:val="20"/>
+        </w:rPr>
+        <w:t>cross_entropy</w:t>
+      </w:r>
+      <w:proofErr w:type="spellEnd"/>
+      <w:r>
+        <w:t xml:space="preserve">. </w:t>
+      </w:r>
+      <w:r>
+        <w:t xml:space="preserve">Проверка осуществляется через валидационные данные. </w:t>
+      </w:r>
+      <w:r>
+        <w:t xml:space="preserve">Во всех слоях кроме последнего используется </w:t>
+      </w:r>
+      <w:r>
+        <w:t>функци</w:t>
+      </w:r>
+      <w:r>
+        <w:t>я</w:t>
+      </w:r>
+      <w:r>
+        <w:t xml:space="preserve"> активации </w:t>
+      </w:r>
+      <w:proofErr w:type="spellStart"/>
+      <w:r>
+        <w:t>ReLU</w:t>
+      </w:r>
+      <w:proofErr w:type="spellEnd"/>
       <w:r>
         <w:t>.</w:t>
       </w:r>
+    </w:p>
+    <w:p/>
+    <w:p>
+      <w:r>
+        <w:t>Листинг 3.3 – Нейросеть распознавания чисел по изображению</w:t>
+      </w:r>
+    </w:p>
+    <w:p>
+      <w:pPr>
+        <w:pStyle w:val="af"/>
+      </w:pPr>
+      <w:proofErr w:type="spellStart"/>
+      <w:r>
+        <w:t>class</w:t>
+      </w:r>
+      <w:proofErr w:type="spellEnd"/>
+      <w:r>
+        <w:t xml:space="preserve"> </w:t>
+      </w:r>
+      <w:proofErr w:type="spellStart"/>
+      <w:proofErr w:type="gramStart"/>
+      <w:r>
+        <w:rPr>
+          <w:b/>
+          <w:bCs/>
+        </w:rPr>
+        <w:t>DigitClassificationModel</w:t>
+      </w:r>
+      <w:proofErr w:type="spellEnd"/>
+      <w:r>
+        <w:t>(</w:t>
+      </w:r>
+      <w:proofErr w:type="spellStart"/>
+      <w:proofErr w:type="gramEnd"/>
+      <w:r>
+        <w:t>Module</w:t>
+      </w:r>
+      <w:proofErr w:type="spellEnd"/>
+      <w:r>
+        <w:t>):</w:t>
+      </w:r>
+    </w:p>
+    <w:p>
+      <w:pPr>
+        <w:pStyle w:val="af"/>
+      </w:pPr>
+      <w:r>
+        <w:t xml:space="preserve">    </w:t>
+      </w:r>
+      <w:proofErr w:type="spellStart"/>
+      <w:r>
+        <w:t>def</w:t>
+      </w:r>
+      <w:proofErr w:type="spellEnd"/>
+      <w:r>
+        <w:t xml:space="preserve"> </w:t>
+      </w:r>
+      <w:r>
+        <w:rPr>
+          <w:b/>
+          <w:bCs/>
+        </w:rPr>
+        <w:t>__</w:t>
+      </w:r>
+      <w:proofErr w:type="spellStart"/>
+      <w:r>
+        <w:rPr>
+          <w:b/>
+          <w:bCs/>
+        </w:rPr>
+        <w:t>init</w:t>
+      </w:r>
+      <w:proofErr w:type="spellEnd"/>
+      <w:r>
+        <w:rPr>
+          <w:b/>
+          <w:bCs/>
+        </w:rPr>
+        <w:t>__</w:t>
+      </w:r>
+      <w:r>
+        <w:t>(</w:t>
+      </w:r>
+      <w:proofErr w:type="spellStart"/>
+      <w:r>
+        <w:t>self</w:t>
+      </w:r>
+      <w:proofErr w:type="spellEnd"/>
+      <w:r>
+        <w:t>):</w:t>
+      </w:r>
+    </w:p>
+    <w:p>
+      <w:pPr>
+        <w:pStyle w:val="af"/>
+      </w:pPr>
+      <w:r>
+        <w:t xml:space="preserve">        # Здесь инициализируйте параметры вашей модели нейросети</w:t>
+      </w:r>
+    </w:p>
+    <w:p>
+      <w:pPr>
+        <w:pStyle w:val="af"/>
+      </w:pPr>
+      <w:r>
+        <w:t xml:space="preserve">        </w:t>
+      </w:r>
+      <w:r>
+        <w:rPr>
+          <w:lang w:val="en-US"/>
+        </w:rPr>
+        <w:t>super</w:t>
+      </w:r>
+      <w:r>
+        <w:t>(</w:t>
+      </w:r>
+      <w:proofErr w:type="gramStart"/>
+      <w:r>
+        <w:t>)._</w:t>
+      </w:r>
+      <w:proofErr w:type="gramEnd"/>
+      <w:r>
+        <w:t>_</w:t>
+      </w:r>
+      <w:proofErr w:type="spellStart"/>
+      <w:r>
+        <w:rPr>
+          <w:lang w:val="en-US"/>
+        </w:rPr>
+        <w:t>init</w:t>
+      </w:r>
+      <w:proofErr w:type="spellEnd"/>
+      <w:r>
+        <w:t>_</w:t>
+      </w:r>
+      <w:proofErr w:type="gramStart"/>
+      <w:r>
+        <w:t>_(</w:t>
+      </w:r>
+      <w:proofErr w:type="gramEnd"/>
+      <w:r>
+        <w:t>)</w:t>
+      </w:r>
+    </w:p>
+    <w:p>
+      <w:pPr>
+        <w:pStyle w:val="af"/>
+        <w:rPr>
+          <w:lang w:val="en-US"/>
+        </w:rPr>
+      </w:pPr>
+      <w:r>
+        <w:t xml:space="preserve">        </w:t>
+      </w:r>
+      <w:proofErr w:type="spellStart"/>
+      <w:r>
+        <w:rPr>
+          <w:lang w:val="en-US"/>
+        </w:rPr>
+        <w:t>input_size</w:t>
+      </w:r>
+      <w:proofErr w:type="spellEnd"/>
+      <w:r>
+        <w:rPr>
+          <w:lang w:val="en-US"/>
+        </w:rPr>
+        <w:t xml:space="preserve"> = 28 * 28</w:t>
+      </w:r>
+    </w:p>
+    <w:p>
+      <w:pPr>
+        <w:pStyle w:val="af"/>
+        <w:rPr>
+          <w:lang w:val="en-US"/>
+        </w:rPr>
+      </w:pPr>
+      <w:r>
+        <w:rPr>
+          <w:lang w:val="en-US"/>
+        </w:rPr>
+        <w:t xml:space="preserve">        </w:t>
+      </w:r>
+      <w:proofErr w:type="spellStart"/>
+      <w:r>
+        <w:rPr>
+          <w:lang w:val="en-US"/>
+        </w:rPr>
+        <w:t>output_size</w:t>
+      </w:r>
+      <w:proofErr w:type="spellEnd"/>
+      <w:r>
+        <w:rPr>
+          <w:lang w:val="en-US"/>
+        </w:rPr>
+        <w:t xml:space="preserve"> = 10</w:t>
+      </w:r>
+    </w:p>
+    <w:p>
+      <w:pPr>
+        <w:pStyle w:val="af"/>
+        <w:rPr>
+          <w:lang w:val="en-US"/>
+        </w:rPr>
+      </w:pPr>
+      <w:r>
+        <w:rPr>
+          <w:lang w:val="en-US"/>
+        </w:rPr>
+        <w:t xml:space="preserve">        </w:t>
+      </w:r>
+    </w:p>
+    <w:p>
+      <w:pPr>
+        <w:pStyle w:val="af"/>
+        <w:rPr>
+          <w:b/>
+          <w:bCs/>
+          <w:lang w:val="en-US"/>
+        </w:rPr>
+      </w:pPr>
+      <w:r>
+        <w:rPr>
+          <w:b/>
+          <w:bCs/>
+          <w:lang w:val="en-US"/>
+        </w:rPr>
+        <w:t xml:space="preserve">        "*** </w:t>
+      </w:r>
+      <w:r>
+        <w:rPr>
+          <w:b/>
+          <w:bCs/>
+        </w:rPr>
+        <w:t>ВСТАВЬТЕ</w:t>
+      </w:r>
+      <w:r>
+        <w:rPr>
+          <w:b/>
+          <w:bCs/>
+          <w:lang w:val="en-US"/>
+        </w:rPr>
+        <w:t xml:space="preserve"> </w:t>
+      </w:r>
+      <w:r>
+        <w:rPr>
+          <w:b/>
+          <w:bCs/>
+        </w:rPr>
+        <w:t>ВАШ</w:t>
+      </w:r>
+      <w:r>
+        <w:rPr>
+          <w:b/>
+          <w:bCs/>
+          <w:lang w:val="en-US"/>
+        </w:rPr>
+        <w:t xml:space="preserve"> </w:t>
+      </w:r>
+      <w:r>
+        <w:rPr>
+          <w:b/>
+          <w:bCs/>
+        </w:rPr>
+        <w:t>КОД</w:t>
+      </w:r>
+      <w:r>
+        <w:rPr>
+          <w:b/>
+          <w:bCs/>
+          <w:lang w:val="en-US"/>
+        </w:rPr>
+        <w:t xml:space="preserve"> </w:t>
+      </w:r>
+      <w:r>
+        <w:rPr>
+          <w:b/>
+          <w:bCs/>
+        </w:rPr>
+        <w:t>СЮДА</w:t>
+      </w:r>
+      <w:r>
+        <w:rPr>
+          <w:b/>
+          <w:bCs/>
+          <w:lang w:val="en-US"/>
+        </w:rPr>
+        <w:t xml:space="preserve"> ***"</w:t>
+      </w:r>
+    </w:p>
+    <w:p>
+      <w:pPr>
+        <w:pStyle w:val="af"/>
+        <w:rPr>
+          <w:lang w:val="en-US"/>
+        </w:rPr>
+      </w:pPr>
+    </w:p>
+    <w:p>
+      <w:pPr>
+        <w:pStyle w:val="af"/>
+        <w:rPr>
+          <w:lang w:val="en-US"/>
+        </w:rPr>
+      </w:pPr>
+      <w:r>
+        <w:rPr>
+          <w:lang w:val="en-US"/>
+        </w:rPr>
+        <w:t xml:space="preserve">        self.fc1 = </w:t>
+      </w:r>
+      <w:proofErr w:type="gramStart"/>
+      <w:r>
+        <w:rPr>
+          <w:lang w:val="en-US"/>
+        </w:rPr>
+        <w:t>Linear(</w:t>
+      </w:r>
+      <w:proofErr w:type="spellStart"/>
+      <w:proofErr w:type="gramEnd"/>
+      <w:r>
+        <w:rPr>
+          <w:lang w:val="en-US"/>
+        </w:rPr>
+        <w:t>input_size</w:t>
+      </w:r>
+      <w:proofErr w:type="spellEnd"/>
+      <w:r>
+        <w:rPr>
+          <w:lang w:val="en-US"/>
+        </w:rPr>
+        <w:t>, 256)</w:t>
+      </w:r>
+    </w:p>
+    <w:p>
+      <w:pPr>
+        <w:pStyle w:val="af"/>
+        <w:rPr>
+          <w:lang w:val="en-US"/>
+        </w:rPr>
+      </w:pPr>
+      <w:r>
+        <w:rPr>
+          <w:lang w:val="en-US"/>
+        </w:rPr>
+        <w:t xml:space="preserve">        self.fc2 = </w:t>
+      </w:r>
+      <w:proofErr w:type="gramStart"/>
+      <w:r>
+        <w:rPr>
+          <w:lang w:val="en-US"/>
+        </w:rPr>
+        <w:t>Linear(</w:t>
+      </w:r>
+      <w:proofErr w:type="gramEnd"/>
+      <w:r>
+        <w:rPr>
+          <w:lang w:val="en-US"/>
+        </w:rPr>
+        <w:t>256, 128)</w:t>
+      </w:r>
+    </w:p>
+    <w:p>
+      <w:pPr>
+        <w:pStyle w:val="af"/>
+        <w:rPr>
+          <w:lang w:val="en-US"/>
+        </w:rPr>
+      </w:pPr>
+      <w:r>
+        <w:rPr>
+          <w:lang w:val="en-US"/>
+        </w:rPr>
+        <w:t xml:space="preserve">        self.fc3 = </w:t>
+      </w:r>
+      <w:proofErr w:type="gramStart"/>
+      <w:r>
+        <w:rPr>
+          <w:lang w:val="en-US"/>
+        </w:rPr>
+        <w:t>Linear(</w:t>
+      </w:r>
+      <w:proofErr w:type="gramEnd"/>
+      <w:r>
+        <w:rPr>
+          <w:lang w:val="en-US"/>
+        </w:rPr>
+        <w:t xml:space="preserve">128, </w:t>
+      </w:r>
+      <w:proofErr w:type="spellStart"/>
+      <w:r>
+        <w:rPr>
+          <w:lang w:val="en-US"/>
+        </w:rPr>
+        <w:t>output_size</w:t>
+      </w:r>
+      <w:proofErr w:type="spellEnd"/>
+      <w:r>
+        <w:rPr>
+          <w:lang w:val="en-US"/>
+        </w:rPr>
+        <w:t>)</w:t>
+      </w:r>
+    </w:p>
+    <w:p>
+      <w:pPr>
+        <w:pStyle w:val="af"/>
+      </w:pPr>
+      <w:r>
+        <w:rPr>
+          <w:lang w:val="en-US"/>
+        </w:rPr>
+        <w:t xml:space="preserve">    </w:t>
+      </w:r>
+    </w:p>
+    <w:p>
+      <w:pPr>
+        <w:pStyle w:val="af"/>
+      </w:pPr>
+      <w:r>
+        <w:rPr>
+          <w:lang w:val="en-US"/>
+        </w:rPr>
+        <w:t xml:space="preserve">    </w:t>
+      </w:r>
+      <w:proofErr w:type="spellStart"/>
+      <w:r>
+        <w:t>def</w:t>
+      </w:r>
+      <w:proofErr w:type="spellEnd"/>
+      <w:r>
+        <w:t xml:space="preserve"> </w:t>
+      </w:r>
+      <w:proofErr w:type="spellStart"/>
+      <w:proofErr w:type="gramStart"/>
+      <w:r>
+        <w:rPr>
+          <w:b/>
+          <w:bCs/>
+        </w:rPr>
+        <w:t>run</w:t>
+      </w:r>
+      <w:proofErr w:type="spellEnd"/>
+      <w:r>
+        <w:t>(</w:t>
+      </w:r>
+      <w:proofErr w:type="spellStart"/>
+      <w:proofErr w:type="gramEnd"/>
+      <w:r>
+        <w:t>self</w:t>
+      </w:r>
+      <w:proofErr w:type="spellEnd"/>
+      <w:r>
+        <w:t>, x):</w:t>
+      </w:r>
+    </w:p>
+    <w:p>
+      <w:pPr>
+        <w:pStyle w:val="af"/>
+        <w:rPr>
+          <w:lang w:val="en-US"/>
+        </w:rPr>
+      </w:pPr>
+      <w:r>
+        <w:rPr>
+          <w:lang w:val="en-US"/>
+        </w:rPr>
+        <w:t xml:space="preserve">        x = </w:t>
+      </w:r>
+      <w:proofErr w:type="spellStart"/>
+      <w:r>
+        <w:rPr>
+          <w:lang w:val="en-US"/>
+        </w:rPr>
+        <w:t>relu</w:t>
+      </w:r>
+      <w:proofErr w:type="spellEnd"/>
+      <w:r>
+        <w:rPr>
+          <w:lang w:val="en-US"/>
+        </w:rPr>
+        <w:t>(self.fc1(x))</w:t>
+      </w:r>
+    </w:p>
+    <w:p>
+      <w:pPr>
+        <w:pStyle w:val="af"/>
+        <w:rPr>
+          <w:lang w:val="en-US"/>
+        </w:rPr>
+      </w:pPr>
+      <w:r>
+        <w:rPr>
+          <w:lang w:val="en-US"/>
+        </w:rPr>
+        <w:t xml:space="preserve">        x = </w:t>
+      </w:r>
+      <w:proofErr w:type="spellStart"/>
+      <w:r>
+        <w:rPr>
+          <w:lang w:val="en-US"/>
+        </w:rPr>
+        <w:t>relu</w:t>
+      </w:r>
+      <w:proofErr w:type="spellEnd"/>
+      <w:r>
+        <w:rPr>
+          <w:lang w:val="en-US"/>
+        </w:rPr>
+        <w:t>(self.fc2(x))</w:t>
+      </w:r>
+    </w:p>
+    <w:p>
+      <w:pPr>
+        <w:pStyle w:val="af"/>
+        <w:rPr>
+          <w:lang w:val="en-US"/>
+        </w:rPr>
+      </w:pPr>
+      <w:r>
+        <w:rPr>
+          <w:lang w:val="en-US"/>
+        </w:rPr>
+        <w:t xml:space="preserve">        return self.fc3(x)</w:t>
+      </w:r>
+    </w:p>
+    <w:p>
+      <w:pPr>
+        <w:pStyle w:val="af"/>
+      </w:pPr>
+      <w:r>
+        <w:rPr>
+          <w:lang w:val="en-US"/>
+        </w:rPr>
+        <w:t xml:space="preserve">    </w:t>
+      </w:r>
+    </w:p>
+    <w:p>
+      <w:pPr>
+        <w:pStyle w:val="af"/>
+        <w:rPr>
+          <w:lang w:val="en-US"/>
+        </w:rPr>
+      </w:pPr>
+      <w:r>
+        <w:rPr>
+          <w:lang w:val="en-US"/>
+        </w:rPr>
+        <w:t xml:space="preserve">    def </w:t>
+      </w:r>
+      <w:proofErr w:type="spellStart"/>
+      <w:r>
+        <w:rPr>
+          <w:b/>
+          <w:bCs/>
+          <w:lang w:val="en-US"/>
+        </w:rPr>
+        <w:t>get_</w:t>
+      </w:r>
+      <w:proofErr w:type="gramStart"/>
+      <w:r>
+        <w:rPr>
+          <w:b/>
+          <w:bCs/>
+          <w:lang w:val="en-US"/>
+        </w:rPr>
+        <w:t>loss</w:t>
+      </w:r>
+      <w:proofErr w:type="spellEnd"/>
+      <w:r>
+        <w:rPr>
+          <w:lang w:val="en-US"/>
+        </w:rPr>
+        <w:t>(</w:t>
+      </w:r>
+      <w:proofErr w:type="gramEnd"/>
+      <w:r>
+        <w:rPr>
+          <w:lang w:val="en-US"/>
+        </w:rPr>
+        <w:t>self, x, y):</w:t>
+      </w:r>
+    </w:p>
+    <w:p>
+      <w:pPr>
+        <w:pStyle w:val="af"/>
+        <w:rPr>
+          <w:lang w:val="en-US"/>
+        </w:rPr>
+      </w:pPr>
+      <w:r>
+        <w:rPr>
+          <w:lang w:val="en-US"/>
+        </w:rPr>
+        <w:t xml:space="preserve">        logits = </w:t>
+      </w:r>
+      <w:proofErr w:type="spellStart"/>
+      <w:r>
+        <w:rPr>
+          <w:lang w:val="en-US"/>
+        </w:rPr>
+        <w:t>self.run</w:t>
+      </w:r>
+      <w:proofErr w:type="spellEnd"/>
+      <w:r>
+        <w:rPr>
+          <w:lang w:val="en-US"/>
+        </w:rPr>
+        <w:t>(x)</w:t>
+      </w:r>
+    </w:p>
+    <w:p>
+      <w:pPr>
+        <w:pStyle w:val="af"/>
+        <w:rPr>
+          <w:lang w:val="en-US"/>
+        </w:rPr>
+      </w:pPr>
+      <w:r>
+        <w:rPr>
+          <w:lang w:val="en-US"/>
+        </w:rPr>
+        <w:t xml:space="preserve">        </w:t>
+      </w:r>
+      <w:r>
+        <w:rPr>
+          <w:lang w:val="en-US"/>
+        </w:rPr>
+        <w:t xml:space="preserve">return </w:t>
+      </w:r>
+      <w:proofErr w:type="spellStart"/>
+      <w:r>
+        <w:rPr>
+          <w:lang w:val="en-US"/>
+        </w:rPr>
+        <w:t>cross_</w:t>
+      </w:r>
+      <w:proofErr w:type="gramStart"/>
+      <w:r>
+        <w:rPr>
+          <w:lang w:val="en-US"/>
+        </w:rPr>
+        <w:t>entropy</w:t>
+      </w:r>
+      <w:proofErr w:type="spellEnd"/>
+      <w:r>
+        <w:rPr>
+          <w:lang w:val="en-US"/>
+        </w:rPr>
+        <w:t>(</w:t>
+      </w:r>
+      <w:proofErr w:type="gramEnd"/>
+      <w:r>
+        <w:rPr>
+          <w:lang w:val="en-US"/>
+        </w:rPr>
+        <w:t xml:space="preserve">logits, y) </w:t>
+      </w:r>
+    </w:p>
+    <w:p>
+      <w:pPr>
+        <w:pStyle w:val="af"/>
+        <w:rPr>
+          <w:lang w:val="en-US"/>
+        </w:rPr>
+      </w:pPr>
+    </w:p>
+    <w:p>
+      <w:pPr>
+        <w:pStyle w:val="af"/>
+      </w:pPr>
+      <w:r>
+        <w:rPr>
+          <w:lang w:val="en-US"/>
+        </w:rPr>
+        <w:t xml:space="preserve">    def </w:t>
+      </w:r>
+      <w:proofErr w:type="gramStart"/>
+      <w:r>
+        <w:rPr>
+          <w:b/>
+          <w:bCs/>
+          <w:lang w:val="en-US"/>
+        </w:rPr>
+        <w:t>train</w:t>
+      </w:r>
+      <w:r>
+        <w:rPr>
+          <w:lang w:val="en-US"/>
+        </w:rPr>
+        <w:t>(</w:t>
+      </w:r>
+      <w:proofErr w:type="gramEnd"/>
+      <w:r>
+        <w:rPr>
+          <w:lang w:val="en-US"/>
+        </w:rPr>
+        <w:t>self, dataset):</w:t>
+      </w:r>
+    </w:p>
+    <w:p>
+      <w:pPr>
+        <w:pStyle w:val="af"/>
+        <w:rPr>
+          <w:lang w:val="en-US"/>
+        </w:rPr>
+      </w:pPr>
+      <w:r>
+        <w:rPr>
+          <w:lang w:val="en-US"/>
+        </w:rPr>
+        <w:t xml:space="preserve">        </w:t>
+      </w:r>
+      <w:proofErr w:type="spellStart"/>
+      <w:r>
+        <w:rPr>
+          <w:lang w:val="en-US"/>
+        </w:rPr>
+        <w:t>dataloader</w:t>
+      </w:r>
+      <w:proofErr w:type="spellEnd"/>
+      <w:r>
+        <w:rPr>
+          <w:lang w:val="en-US"/>
+        </w:rPr>
+        <w:t xml:space="preserve"> = </w:t>
+      </w:r>
+      <w:proofErr w:type="spellStart"/>
+      <w:proofErr w:type="gramStart"/>
+      <w:r>
+        <w:rPr>
+          <w:lang w:val="en-US"/>
+        </w:rPr>
+        <w:t>DataLoader</w:t>
+      </w:r>
+      <w:proofErr w:type="spellEnd"/>
+      <w:r>
+        <w:rPr>
+          <w:lang w:val="en-US"/>
+        </w:rPr>
+        <w:t>(</w:t>
+      </w:r>
+      <w:proofErr w:type="gramEnd"/>
+      <w:r>
+        <w:rPr>
+          <w:lang w:val="en-US"/>
+        </w:rPr>
+        <w:t xml:space="preserve">dataset, </w:t>
+      </w:r>
+      <w:proofErr w:type="spellStart"/>
+      <w:r>
+        <w:rPr>
+          <w:lang w:val="en-US"/>
+        </w:rPr>
+        <w:t>batch_size</w:t>
+      </w:r>
+      <w:proofErr w:type="spellEnd"/>
+      <w:r>
+        <w:rPr>
+          <w:lang w:val="en-US"/>
+        </w:rPr>
+        <w:t>=64, shuffle=True)</w:t>
+      </w:r>
+    </w:p>
+    <w:p>
+      <w:pPr>
+        <w:pStyle w:val="af"/>
+        <w:rPr>
+          <w:lang w:val="en-US"/>
+        </w:rPr>
+      </w:pPr>
+      <w:r>
+        <w:rPr>
+          <w:lang w:val="en-US"/>
+        </w:rPr>
+        <w:t xml:space="preserve">        optimizer = </w:t>
+      </w:r>
+      <w:proofErr w:type="spellStart"/>
+      <w:proofErr w:type="gramStart"/>
+      <w:r>
+        <w:rPr>
+          <w:lang w:val="en-US"/>
+        </w:rPr>
+        <w:t>optim.Adam</w:t>
+      </w:r>
+      <w:proofErr w:type="spellEnd"/>
+      <w:proofErr w:type="gramEnd"/>
+      <w:r>
+        <w:rPr>
+          <w:lang w:val="en-US"/>
+        </w:rPr>
+        <w:t>(</w:t>
+      </w:r>
+      <w:proofErr w:type="spellStart"/>
+      <w:proofErr w:type="gramStart"/>
+      <w:r>
+        <w:rPr>
+          <w:lang w:val="en-US"/>
+        </w:rPr>
+        <w:t>self.parameters</w:t>
+      </w:r>
+      <w:proofErr w:type="spellEnd"/>
+      <w:proofErr w:type="gramEnd"/>
+      <w:r>
+        <w:rPr>
+          <w:lang w:val="en-US"/>
+        </w:rPr>
+        <w:t xml:space="preserve">(), </w:t>
+      </w:r>
+      <w:proofErr w:type="spellStart"/>
+      <w:r>
+        <w:rPr>
+          <w:lang w:val="en-US"/>
+        </w:rPr>
+        <w:t>lr</w:t>
+      </w:r>
+      <w:proofErr w:type="spellEnd"/>
+      <w:r>
+        <w:rPr>
+          <w:lang w:val="en-US"/>
+        </w:rPr>
+        <w:t>=0.001)</w:t>
+      </w:r>
+    </w:p>
+    <w:p>
+      <w:pPr>
+        <w:pStyle w:val="af"/>
+        <w:rPr>
+          <w:lang w:val="en-US"/>
+        </w:rPr>
+      </w:pPr>
+    </w:p>
+    <w:p>
+      <w:pPr>
+        <w:pStyle w:val="af"/>
+        <w:rPr>
+          <w:lang w:val="en-US"/>
+        </w:rPr>
+      </w:pPr>
+      <w:r>
+        <w:rPr>
+          <w:lang w:val="en-US"/>
+        </w:rPr>
+        <w:t xml:space="preserve">        for epoch in </w:t>
+      </w:r>
+      <w:proofErr w:type="gramStart"/>
+      <w:r>
+        <w:rPr>
+          <w:lang w:val="en-US"/>
+        </w:rPr>
+        <w:t>range(</w:t>
+      </w:r>
+      <w:proofErr w:type="gramEnd"/>
+      <w:r>
+        <w:rPr>
+          <w:lang w:val="en-US"/>
+        </w:rPr>
+        <w:t>10):</w:t>
+      </w:r>
+    </w:p>
+    <w:p>
+      <w:pPr>
+        <w:pStyle w:val="af"/>
+        <w:rPr>
+          <w:lang w:val="en-US"/>
+        </w:rPr>
+      </w:pPr>
+      <w:r>
+        <w:rPr>
+          <w:lang w:val="en-US"/>
+        </w:rPr>
+        <w:t xml:space="preserve">            for batch in </w:t>
+      </w:r>
+      <w:proofErr w:type="spellStart"/>
+      <w:r>
+        <w:rPr>
+          <w:lang w:val="en-US"/>
+        </w:rPr>
+        <w:t>dataloader</w:t>
+      </w:r>
+      <w:proofErr w:type="spellEnd"/>
+      <w:r>
+        <w:rPr>
+          <w:lang w:val="en-US"/>
+        </w:rPr>
+        <w:t>:</w:t>
+      </w:r>
+    </w:p>
+    <w:p>
+      <w:pPr>
+        <w:pStyle w:val="af"/>
+        <w:rPr>
+          <w:lang w:val="en-US"/>
+        </w:rPr>
+      </w:pPr>
+      <w:r>
+        <w:rPr>
+          <w:lang w:val="en-US"/>
+        </w:rPr>
+        <w:t xml:space="preserve">                x, y = batch['x'], batch['label']</w:t>
+      </w:r>
+    </w:p>
+    <w:p>
+      <w:pPr>
+        <w:pStyle w:val="af"/>
+        <w:rPr>
+          <w:lang w:val="en-US"/>
+        </w:rPr>
+      </w:pPr>
+      <w:r>
+        <w:rPr>
+          <w:lang w:val="en-US"/>
+        </w:rPr>
+        <w:t xml:space="preserve">                </w:t>
+      </w:r>
+      <w:proofErr w:type="spellStart"/>
+      <w:proofErr w:type="gramStart"/>
+      <w:r>
+        <w:rPr>
+          <w:lang w:val="en-US"/>
+        </w:rPr>
+        <w:t>optimizer.zero</w:t>
+      </w:r>
+      <w:proofErr w:type="gramEnd"/>
+      <w:r>
+        <w:rPr>
+          <w:lang w:val="en-US"/>
+        </w:rPr>
+        <w:t>_</w:t>
+      </w:r>
+      <w:proofErr w:type="gramStart"/>
+      <w:r>
+        <w:rPr>
+          <w:lang w:val="en-US"/>
+        </w:rPr>
+        <w:t>grad</w:t>
+      </w:r>
+      <w:proofErr w:type="spellEnd"/>
+      <w:r>
+        <w:rPr>
+          <w:lang w:val="en-US"/>
+        </w:rPr>
+        <w:t>(</w:t>
+      </w:r>
+      <w:proofErr w:type="gramEnd"/>
+      <w:r>
+        <w:rPr>
+          <w:lang w:val="en-US"/>
+        </w:rPr>
+        <w:t>)</w:t>
+      </w:r>
+    </w:p>
+    <w:p>
+      <w:pPr>
+        <w:pStyle w:val="af"/>
+        <w:rPr>
+          <w:lang w:val="en-US"/>
+        </w:rPr>
+      </w:pPr>
+      <w:r>
+        <w:rPr>
+          <w:lang w:val="en-US"/>
+        </w:rPr>
+        <w:t xml:space="preserve">                loss = </w:t>
+      </w:r>
+      <w:proofErr w:type="spellStart"/>
+      <w:r>
+        <w:rPr>
+          <w:lang w:val="en-US"/>
+        </w:rPr>
+        <w:t>self.get_</w:t>
+      </w:r>
+      <w:proofErr w:type="gramStart"/>
+      <w:r>
+        <w:rPr>
+          <w:lang w:val="en-US"/>
+        </w:rPr>
+        <w:t>loss</w:t>
+      </w:r>
+      <w:proofErr w:type="spellEnd"/>
+      <w:r>
+        <w:rPr>
+          <w:lang w:val="en-US"/>
+        </w:rPr>
+        <w:t>(</w:t>
+      </w:r>
+      <w:proofErr w:type="gramEnd"/>
+      <w:r>
+        <w:rPr>
+          <w:lang w:val="en-US"/>
+        </w:rPr>
+        <w:t>x, y)</w:t>
+      </w:r>
+    </w:p>
+    <w:p>
+      <w:pPr>
+        <w:pStyle w:val="af"/>
+      </w:pPr>
+      <w:r>
+        <w:rPr>
+          <w:lang w:val="en-US"/>
+        </w:rPr>
+        <w:t xml:space="preserve">                </w:t>
+      </w:r>
+      <w:proofErr w:type="spellStart"/>
+      <w:proofErr w:type="gramStart"/>
+      <w:r>
+        <w:t>loss.backward</w:t>
+      </w:r>
+      <w:proofErr w:type="spellEnd"/>
+      <w:proofErr w:type="gramEnd"/>
+      <w:r>
+        <w:t>()</w:t>
+      </w:r>
+    </w:p>
+    <w:p>
+      <w:pPr>
+        <w:pStyle w:val="af"/>
+      </w:pPr>
+      <w:r>
+        <w:t xml:space="preserve">                </w:t>
+      </w:r>
+      <w:proofErr w:type="spellStart"/>
+      <w:proofErr w:type="gramStart"/>
+      <w:r>
+        <w:t>optimizer.step</w:t>
+      </w:r>
+      <w:proofErr w:type="spellEnd"/>
+      <w:proofErr w:type="gramEnd"/>
+      <w:r>
+        <w:t>()</w:t>
+      </w:r>
+    </w:p>
+    <w:p/>
+    <w:p>
+      <w:r>
+        <w:t xml:space="preserve">Реализация </w:t>
+      </w:r>
+      <w:r>
+        <w:t>была успешно обучена и протестирована через автооцениватель (рисунок 3.3). Модель достигла точности выше 97%.</w:t>
+      </w:r>
+    </w:p>
+    <w:p/>
+    <w:p>
+      <w:pPr>
+        <w:ind w:firstLine="0"/>
+        <w:jc w:val="center"/>
+      </w:pPr>
+      <w:r>
+        <w:rPr>
+          <w:noProof/>
+        </w:rPr>
+        <w:lastRenderedPageBreak/>
+        <w:drawing>
+          <wp:inline distT="0" distB="0" distL="0" distR="0" wp14:anchorId="06C14BA9" wp14:editId="73940366">
+            <wp:extent cx="4988097" cy="1826606"/>
+            <wp:effectExtent l="0" t="0" r="0" b="0"/>
+            <wp:docPr id="1552148501" name="Рисунок 1"/>
+            <wp:cNvGraphicFramePr>
+              <a:graphicFrameLocks xmlns:a="http://schemas.openxmlformats.org/drawingml/2006/main" noChangeAspect="1"/>
+            </wp:cNvGraphicFramePr>
+            <a:graphic xmlns:a="http://schemas.openxmlformats.org/drawingml/2006/main">
+              <a:graphicData uri="http://schemas.openxmlformats.org/drawingml/2006/picture">
+                <pic:pic xmlns:pic="http://schemas.openxmlformats.org/drawingml/2006/picture">
+                  <pic:nvPicPr>
+                    <pic:cNvPr id="1552148501" name=""/>
+                    <pic:cNvPicPr/>
+                  </pic:nvPicPr>
+                  <pic:blipFill>
+                    <a:blip r:embed="rId10"/>
+                    <a:stretch>
+                      <a:fillRect/>
+                    </a:stretch>
+                  </pic:blipFill>
+                  <pic:spPr>
+                    <a:xfrm>
+                      <a:off x="0" y="0"/>
+                      <a:ext cx="5002936" cy="1832040"/>
+                    </a:xfrm>
+                    <a:prstGeom prst="rect">
+                      <a:avLst/>
+                    </a:prstGeom>
+                  </pic:spPr>
+                </pic:pic>
+              </a:graphicData>
+            </a:graphic>
+          </wp:inline>
+        </w:drawing>
+      </w:r>
+    </w:p>
+    <w:p>
+      <w:pPr>
+        <w:ind w:firstLine="0"/>
+        <w:jc w:val="center"/>
+      </w:pPr>
+      <w:r>
+        <w:t>Рисунок 3.</w:t>
+      </w:r>
+      <w:r>
+        <w:t>3</w:t>
+      </w:r>
+      <w:r>
+        <w:t xml:space="preserve"> </w:t>
+      </w:r>
+      <w:r>
+        <w:sym w:font="Symbol" w:char="F02D"/>
+      </w:r>
+      <w:r>
+        <w:t xml:space="preserve"> Автооценивание класса</w:t>
+      </w:r>
+      <w:r>
+        <w:t xml:space="preserve"> </w:t>
+      </w:r>
+      <w:proofErr w:type="spellStart"/>
+      <w:r>
+        <w:rPr>
+          <w:rFonts w:ascii="Courier New" w:hAnsi="Courier New" w:cs="Courier New"/>
+          <w:sz w:val="24"/>
+          <w:szCs w:val="20"/>
+        </w:rPr>
+        <w:t>DigitClassificationModel</w:t>
+      </w:r>
+      <w:proofErr w:type="spellEnd"/>
     </w:p>
     <w:p/>
     <w:p/>
@@ -3207,8 +4495,8 @@
       </w:r>
     </w:p>
     <w:sectPr>
-      <w:headerReference w:type="default" r:id="rId10"/>
-      <w:headerReference w:type="first" r:id="rId11"/>
+      <w:headerReference w:type="default" r:id="rId11"/>
+      <w:headerReference w:type="first" r:id="rId12"/>
       <w:pgSz w:w="11906" w:h="16838"/>
       <w:pgMar w:top="851" w:right="567" w:bottom="851" w:left="1418" w:header="680" w:footer="680" w:gutter="0"/>
       <w:cols w:space="708"/>

--- a/8 семестр/МиСИИ/ЛР 6/МиСИИ ЛР 6.docx
+++ b/8 семестр/МиСИИ/ЛР 6/МиСИИ ЛР 6.docx
@@ -637,6 +637,34 @@
         </w:numPr>
         <w:ind w:left="1134" w:hanging="567"/>
       </w:pPr>
+      <w:r>
+        <w:t>П</w:t>
+      </w:r>
+      <w:r>
+        <w:t>остроить модель нейронной сети, которая определяет язык слова, поступающего на вход.</w:t>
+      </w:r>
+      <w:r>
+        <w:t xml:space="preserve"> </w:t>
+      </w:r>
+      <w:r>
+        <w:t>М</w:t>
+      </w:r>
+      <w:r>
+        <w:t>одель должна иметь архитектуру, которая может обрабатывать слова переменной длины</w:t>
+      </w:r>
+      <w:r>
+        <w:t>;</w:t>
+      </w:r>
+    </w:p>
+    <w:p>
+      <w:pPr>
+        <w:pStyle w:val="aa"/>
+        <w:numPr>
+          <w:ilvl w:val="0"/>
+          <w:numId w:val="38"/>
+        </w:numPr>
+        <w:ind w:left="1134" w:hanging="567"/>
+      </w:pPr>
     </w:p>
     <w:p>
       <w:pPr>
@@ -711,7 +739,6 @@
         </w:numPr>
       </w:pPr>
       <w:r>
-        <w:lastRenderedPageBreak/>
         <w:t>Бинарный персептрон</w:t>
       </w:r>
     </w:p>
@@ -1907,6 +1934,7 @@
     <w:p/>
     <w:p>
       <w:r>
+        <w:lastRenderedPageBreak/>
         <w:t>Правильность написанного кода была проверена с помощью автооценивателя (рисунок 3.1).</w:t>
       </w:r>
     </w:p>
@@ -1920,7 +1948,6 @@
         <w:rPr>
           <w:noProof/>
         </w:rPr>
-        <w:lastRenderedPageBreak/>
         <w:drawing>
           <wp:inline distT="0" distB="0" distL="0" distR="0" wp14:anchorId="0E209EB9" wp14:editId="347C9789">
             <wp:extent cx="5683250" cy="1177781"/>
@@ -2474,6 +2501,7 @@
         <w:rPr>
           <w:lang w:val="en-US"/>
         </w:rPr>
+        <w:lastRenderedPageBreak/>
         <w:t xml:space="preserve">    def </w:t>
       </w:r>
       <w:proofErr w:type="gramStart"/>
@@ -2596,7 +2624,6 @@
         <w:rPr>
           <w:lang w:val="en-US"/>
         </w:rPr>
-        <w:lastRenderedPageBreak/>
         <w:t xml:space="preserve">    </w:t>
       </w:r>
     </w:p>
@@ -3256,6 +3283,7 @@
     </w:p>
     <w:p>
       <w:r>
+        <w:lastRenderedPageBreak/>
         <w:t>Нейросеть принимает на вход тензоры изображений и возвращает тензор, содержащий оценки принадлежности каждой цифры классам 0-9. Чем выше значение – тем выше вероятность соответствия.</w:t>
       </w:r>
     </w:p>
@@ -4441,8 +4469,1663 @@
     <w:p/>
     <w:p>
       <w:r>
+        <w:t>Б</w:t>
+      </w:r>
+      <w:r>
+        <w:t xml:space="preserve">ыла разработана модель нейронной сети для определения языка, на котором написано слово. </w:t>
+      </w:r>
+      <w:r>
+        <w:t>Модель умеет классифицировать подаваемые на вход слова (цепочки символов) по пяти реальным языкам (английский, испанский, финский, голландский и польский).</w:t>
+      </w:r>
+    </w:p>
+    <w:p>
+      <w:r>
+        <w:t>Число символов в словах различно, поэтому</w:t>
+      </w:r>
+      <w:r>
+        <w:t xml:space="preserve"> </w:t>
+      </w:r>
+      <w:r>
+        <w:t>для нейросети была выбрана рекуррентная</w:t>
+      </w:r>
+      <w:r>
+        <w:t xml:space="preserve"> </w:t>
+      </w:r>
+      <w:r>
+        <w:t>архитектура</w:t>
+      </w:r>
+      <w:r>
+        <w:t>, позволяющая обрабатывать</w:t>
+      </w:r>
+      <w:r>
+        <w:t xml:space="preserve"> последовательност</w:t>
+      </w:r>
+      <w:r>
+        <w:t xml:space="preserve">и </w:t>
+      </w:r>
+      <w:r>
+        <w:t>переменной длины.</w:t>
+      </w:r>
+      <w:r>
+        <w:t xml:space="preserve"> </w:t>
+      </w:r>
+      <w:r>
+        <w:t xml:space="preserve">Принимая на вход новую букву (тензор </w:t>
+      </w:r>
+      <w:r>
+        <w:t>“</w:t>
+      </w:r>
+      <w:r>
+        <w:rPr>
+          <w:lang w:val="en-US"/>
+        </w:rPr>
+        <w:t>one</w:t>
+      </w:r>
+      <w:r>
+        <w:t>-</w:t>
+      </w:r>
+      <w:r>
+        <w:rPr>
+          <w:lang w:val="en-US"/>
+        </w:rPr>
+        <w:t>hot</w:t>
+      </w:r>
+      <w:r>
+        <w:t>”)</w:t>
+      </w:r>
+      <w:r>
+        <w:t xml:space="preserve">, модель объединяет его вектором предыдущих шагов, таким образом аккумулируя информацию. </w:t>
+      </w:r>
+      <w:r>
+        <w:t xml:space="preserve">В конечном итоге модель кодирует слово целиком в один вектор, который классифицируется на выходном слое </w:t>
+      </w:r>
+    </w:p>
+    <w:p>
+      <w:r>
+        <w:t xml:space="preserve">Модель </w:t>
+      </w:r>
+      <w:r>
+        <w:rPr>
+          <w:lang w:val="en-US"/>
+        </w:rPr>
+        <w:t>RNN</w:t>
+      </w:r>
+      <w:r>
+        <w:t xml:space="preserve"> </w:t>
+      </w:r>
+      <w:r>
+        <w:t xml:space="preserve">реализована в классе </w:t>
+      </w:r>
+      <w:proofErr w:type="spellStart"/>
+      <w:r>
+        <w:rPr>
+          <w:rFonts w:ascii="Courier New" w:hAnsi="Courier New" w:cs="Courier New"/>
+          <w:sz w:val="24"/>
+          <w:szCs w:val="20"/>
+        </w:rPr>
+        <w:t>LanguageIDModel</w:t>
+      </w:r>
+      <w:proofErr w:type="spellEnd"/>
+      <w:r>
+        <w:rPr>
+          <w:sz w:val="24"/>
+          <w:szCs w:val="20"/>
+        </w:rPr>
+        <w:t xml:space="preserve"> </w:t>
+      </w:r>
+      <w:r>
+        <w:t xml:space="preserve">в файле </w:t>
+      </w:r>
+      <w:r>
+        <w:rPr>
+          <w:lang w:val="en-US"/>
+        </w:rPr>
+        <w:t>models</w:t>
+      </w:r>
+      <w:r>
         <w:t>.</w:t>
       </w:r>
+      <w:proofErr w:type="spellStart"/>
+      <w:r>
+        <w:rPr>
+          <w:lang w:val="en-US"/>
+        </w:rPr>
+        <w:t>py</w:t>
+      </w:r>
+      <w:proofErr w:type="spellEnd"/>
+      <w:r>
+        <w:t xml:space="preserve"> </w:t>
+      </w:r>
+      <w:r>
+        <w:t>(</w:t>
+      </w:r>
+      <w:r>
+        <w:t>листинг 3.4</w:t>
+      </w:r>
+      <w:r>
+        <w:t>)</w:t>
+      </w:r>
+      <w:r>
+        <w:t xml:space="preserve">. </w:t>
+      </w:r>
+    </w:p>
+    <w:p>
+      <w:pPr>
+        <w:rPr>
+          <w:lang w:val="en-US"/>
+        </w:rPr>
+      </w:pPr>
+    </w:p>
+    <w:p>
+      <w:r>
+        <w:t xml:space="preserve">Листинг 3.4 – Реализация </w:t>
+      </w:r>
+      <w:r>
+        <w:rPr>
+          <w:lang w:val="en-US"/>
+        </w:rPr>
+        <w:t>RNN</w:t>
+      </w:r>
+      <w:r>
+        <w:t xml:space="preserve"> </w:t>
+      </w:r>
+      <w:r>
+        <w:t>для определения языка</w:t>
+      </w:r>
+    </w:p>
+    <w:p>
+      <w:pPr>
+        <w:pStyle w:val="af"/>
+        <w:rPr>
+          <w:lang w:val="en-US"/>
+        </w:rPr>
+      </w:pPr>
+      <w:r>
+        <w:rPr>
+          <w:lang w:val="en-US"/>
+        </w:rPr>
+        <w:t>class</w:t>
+      </w:r>
+      <w:r>
+        <w:t xml:space="preserve"> </w:t>
+      </w:r>
+      <w:proofErr w:type="spellStart"/>
+      <w:proofErr w:type="gramStart"/>
+      <w:r>
+        <w:rPr>
+          <w:b/>
+          <w:bCs/>
+          <w:lang w:val="en-US"/>
+        </w:rPr>
+        <w:t>LanguageIDModel</w:t>
+      </w:r>
+      <w:proofErr w:type="spellEnd"/>
+      <w:r>
+        <w:t>(</w:t>
+      </w:r>
+      <w:proofErr w:type="gramEnd"/>
+      <w:r>
+        <w:rPr>
+          <w:lang w:val="en-US"/>
+        </w:rPr>
+        <w:t>Module</w:t>
+      </w:r>
+      <w:r>
+        <w:t>):</w:t>
+      </w:r>
+    </w:p>
+    <w:p>
+      <w:pPr>
+        <w:pStyle w:val="af"/>
+        <w:rPr>
+          <w:lang w:val="en-US"/>
+        </w:rPr>
+      </w:pPr>
+      <w:r>
+        <w:t xml:space="preserve">    </w:t>
+      </w:r>
+      <w:r>
+        <w:rPr>
+          <w:lang w:val="en-US"/>
+        </w:rPr>
+        <w:t>def</w:t>
+      </w:r>
+      <w:r>
+        <w:t xml:space="preserve"> </w:t>
+      </w:r>
+      <w:r>
+        <w:rPr>
+          <w:b/>
+          <w:bCs/>
+        </w:rPr>
+        <w:t>__</w:t>
+      </w:r>
+      <w:proofErr w:type="spellStart"/>
+      <w:r>
+        <w:rPr>
+          <w:b/>
+          <w:bCs/>
+          <w:lang w:val="en-US"/>
+        </w:rPr>
+        <w:t>init</w:t>
+      </w:r>
+      <w:proofErr w:type="spellEnd"/>
+      <w:r>
+        <w:rPr>
+          <w:b/>
+          <w:bCs/>
+        </w:rPr>
+        <w:t>__</w:t>
+      </w:r>
+      <w:r>
+        <w:t>(</w:t>
+      </w:r>
+      <w:r>
+        <w:rPr>
+          <w:lang w:val="en-US"/>
+        </w:rPr>
+        <w:t>self</w:t>
+      </w:r>
+      <w:r>
+        <w:t>):</w:t>
+      </w:r>
+    </w:p>
+    <w:p>
+      <w:pPr>
+        <w:pStyle w:val="af"/>
+        <w:rPr>
+          <w:lang w:val="en-US"/>
+        </w:rPr>
+      </w:pPr>
+      <w:r>
+        <w:t xml:space="preserve">        </w:t>
+      </w:r>
+      <w:proofErr w:type="spellStart"/>
+      <w:r>
+        <w:rPr>
+          <w:lang w:val="en-US"/>
+        </w:rPr>
+        <w:t>self.num_chars</w:t>
+      </w:r>
+      <w:proofErr w:type="spellEnd"/>
+      <w:r>
+        <w:rPr>
+          <w:lang w:val="en-US"/>
+        </w:rPr>
+        <w:t xml:space="preserve"> = 47</w:t>
+      </w:r>
+    </w:p>
+    <w:p>
+      <w:pPr>
+        <w:pStyle w:val="af"/>
+        <w:rPr>
+          <w:lang w:val="en-US"/>
+        </w:rPr>
+      </w:pPr>
+      <w:r>
+        <w:rPr>
+          <w:lang w:val="en-US"/>
+        </w:rPr>
+        <w:t xml:space="preserve">        </w:t>
+      </w:r>
+      <w:proofErr w:type="spellStart"/>
+      <w:proofErr w:type="gramStart"/>
+      <w:r>
+        <w:rPr>
+          <w:lang w:val="en-US"/>
+        </w:rPr>
+        <w:t>self.languages</w:t>
+      </w:r>
+      <w:proofErr w:type="spellEnd"/>
+      <w:proofErr w:type="gramEnd"/>
+      <w:r>
+        <w:rPr>
+          <w:lang w:val="en-US"/>
+        </w:rPr>
+        <w:t xml:space="preserve"> = ["English", "Spanish", "Finnish", "Dutch", "Polish"]</w:t>
+      </w:r>
+    </w:p>
+    <w:p>
+      <w:pPr>
+        <w:pStyle w:val="af"/>
+        <w:rPr>
+          <w:lang w:val="en-US"/>
+        </w:rPr>
+      </w:pPr>
+      <w:r>
+        <w:rPr>
+          <w:lang w:val="en-US"/>
+        </w:rPr>
+        <w:t xml:space="preserve">        </w:t>
+      </w:r>
+      <w:proofErr w:type="gramStart"/>
+      <w:r>
+        <w:rPr>
+          <w:lang w:val="en-US"/>
+        </w:rPr>
+        <w:t>super(</w:t>
+      </w:r>
+      <w:proofErr w:type="spellStart"/>
+      <w:proofErr w:type="gramEnd"/>
+      <w:r>
+        <w:rPr>
+          <w:lang w:val="en-US"/>
+        </w:rPr>
+        <w:t>LanguageIDModel</w:t>
+      </w:r>
+      <w:proofErr w:type="spellEnd"/>
+      <w:r>
+        <w:rPr>
+          <w:lang w:val="en-US"/>
+        </w:rPr>
+        <w:t>, self</w:t>
+      </w:r>
+      <w:proofErr w:type="gramStart"/>
+      <w:r>
+        <w:rPr>
+          <w:lang w:val="en-US"/>
+        </w:rPr>
+        <w:t>)._</w:t>
+      </w:r>
+      <w:proofErr w:type="gramEnd"/>
+      <w:r>
+        <w:rPr>
+          <w:lang w:val="en-US"/>
+        </w:rPr>
+        <w:t>_</w:t>
+      </w:r>
+      <w:proofErr w:type="spellStart"/>
+      <w:r>
+        <w:rPr>
+          <w:lang w:val="en-US"/>
+        </w:rPr>
+        <w:t>init</w:t>
+      </w:r>
+      <w:proofErr w:type="spellEnd"/>
+      <w:r>
+        <w:rPr>
+          <w:lang w:val="en-US"/>
+        </w:rPr>
+        <w:t>_</w:t>
+      </w:r>
+      <w:proofErr w:type="gramStart"/>
+      <w:r>
+        <w:rPr>
+          <w:lang w:val="en-US"/>
+        </w:rPr>
+        <w:t>_(</w:t>
+      </w:r>
+      <w:proofErr w:type="gramEnd"/>
+      <w:r>
+        <w:rPr>
+          <w:lang w:val="en-US"/>
+        </w:rPr>
+        <w:t>)</w:t>
+      </w:r>
+    </w:p>
+    <w:p>
+      <w:pPr>
+        <w:pStyle w:val="af"/>
+        <w:rPr>
+          <w:lang w:val="en-US"/>
+        </w:rPr>
+      </w:pPr>
+      <w:r>
+        <w:rPr>
+          <w:lang w:val="en-US"/>
+        </w:rPr>
+        <w:t xml:space="preserve">        </w:t>
+      </w:r>
+    </w:p>
+    <w:p>
+      <w:pPr>
+        <w:pStyle w:val="af"/>
+        <w:rPr>
+          <w:b/>
+          <w:bCs/>
+          <w:lang w:val="en-US"/>
+        </w:rPr>
+      </w:pPr>
+      <w:r>
+        <w:rPr>
+          <w:lang w:val="en-US"/>
+        </w:rPr>
+        <w:t xml:space="preserve">        </w:t>
+      </w:r>
+      <w:r>
+        <w:rPr>
+          <w:b/>
+          <w:bCs/>
+          <w:lang w:val="en-US"/>
+        </w:rPr>
+        <w:t>"*** ВСТАВЬТЕ ВАШ КОД СЮДА ***"</w:t>
+      </w:r>
+    </w:p>
+    <w:p>
+      <w:pPr>
+        <w:pStyle w:val="af"/>
+        <w:rPr>
+          <w:lang w:val="en-US"/>
+        </w:rPr>
+      </w:pPr>
+      <w:r>
+        <w:rPr>
+          <w:lang w:val="en-US"/>
+        </w:rPr>
+        <w:t xml:space="preserve">        </w:t>
+      </w:r>
+    </w:p>
+    <w:p>
+      <w:pPr>
+        <w:pStyle w:val="af"/>
+        <w:rPr>
+          <w:lang w:val="en-US"/>
+        </w:rPr>
+      </w:pPr>
+      <w:r>
+        <w:rPr>
+          <w:lang w:val="en-US"/>
+        </w:rPr>
+        <w:t xml:space="preserve">        </w:t>
+      </w:r>
+      <w:proofErr w:type="spellStart"/>
+      <w:proofErr w:type="gramStart"/>
+      <w:r>
+        <w:rPr>
+          <w:lang w:val="en-US"/>
+        </w:rPr>
+        <w:t>self.hidden</w:t>
+      </w:r>
+      <w:proofErr w:type="gramEnd"/>
+      <w:r>
+        <w:rPr>
+          <w:lang w:val="en-US"/>
+        </w:rPr>
+        <w:t>_size</w:t>
+      </w:r>
+      <w:proofErr w:type="spellEnd"/>
+      <w:r>
+        <w:rPr>
+          <w:lang w:val="en-US"/>
+        </w:rPr>
+        <w:t xml:space="preserve"> = 128</w:t>
+      </w:r>
+    </w:p>
+    <w:p>
+      <w:pPr>
+        <w:pStyle w:val="af"/>
+        <w:rPr>
+          <w:lang w:val="en-US"/>
+        </w:rPr>
+      </w:pPr>
+      <w:r>
+        <w:rPr>
+          <w:lang w:val="en-US"/>
+        </w:rPr>
+        <w:t xml:space="preserve">        self.lin_layer1 = </w:t>
+      </w:r>
+      <w:proofErr w:type="gramStart"/>
+      <w:r>
+        <w:rPr>
+          <w:lang w:val="en-US"/>
+        </w:rPr>
+        <w:t>Linear(</w:t>
+      </w:r>
+      <w:proofErr w:type="spellStart"/>
+      <w:proofErr w:type="gramEnd"/>
+      <w:r>
+        <w:rPr>
+          <w:lang w:val="en-US"/>
+        </w:rPr>
+        <w:t>self.num_chars</w:t>
+      </w:r>
+      <w:proofErr w:type="spellEnd"/>
+      <w:r>
+        <w:rPr>
+          <w:lang w:val="en-US"/>
+        </w:rPr>
+        <w:t xml:space="preserve">, </w:t>
+      </w:r>
+      <w:proofErr w:type="spellStart"/>
+      <w:proofErr w:type="gramStart"/>
+      <w:r>
+        <w:rPr>
+          <w:lang w:val="en-US"/>
+        </w:rPr>
+        <w:t>self.hidden</w:t>
+      </w:r>
+      <w:proofErr w:type="gramEnd"/>
+      <w:r>
+        <w:rPr>
+          <w:lang w:val="en-US"/>
+        </w:rPr>
+        <w:t>_size</w:t>
+      </w:r>
+      <w:proofErr w:type="spellEnd"/>
+      <w:r>
+        <w:rPr>
+          <w:lang w:val="en-US"/>
+        </w:rPr>
+        <w:t>)</w:t>
+      </w:r>
+    </w:p>
+    <w:p>
+      <w:pPr>
+        <w:pStyle w:val="af"/>
+        <w:rPr>
+          <w:lang w:val="en-US"/>
+        </w:rPr>
+      </w:pPr>
+      <w:r>
+        <w:rPr>
+          <w:lang w:val="en-US"/>
+        </w:rPr>
+        <w:lastRenderedPageBreak/>
+        <w:t xml:space="preserve">        self.lin_layer2 = </w:t>
+      </w:r>
+      <w:proofErr w:type="gramStart"/>
+      <w:r>
+        <w:rPr>
+          <w:lang w:val="en-US"/>
+        </w:rPr>
+        <w:t>Linear(</w:t>
+      </w:r>
+      <w:proofErr w:type="spellStart"/>
+      <w:r>
+        <w:rPr>
+          <w:lang w:val="en-US"/>
+        </w:rPr>
+        <w:t>self.hidden</w:t>
+      </w:r>
+      <w:proofErr w:type="gramEnd"/>
+      <w:r>
+        <w:rPr>
+          <w:lang w:val="en-US"/>
+        </w:rPr>
+        <w:t>_size</w:t>
+      </w:r>
+      <w:proofErr w:type="spellEnd"/>
+      <w:r>
+        <w:rPr>
+          <w:lang w:val="en-US"/>
+        </w:rPr>
+        <w:t xml:space="preserve">, </w:t>
+      </w:r>
+      <w:proofErr w:type="spellStart"/>
+      <w:proofErr w:type="gramStart"/>
+      <w:r>
+        <w:rPr>
+          <w:lang w:val="en-US"/>
+        </w:rPr>
+        <w:t>self.hidden</w:t>
+      </w:r>
+      <w:proofErr w:type="gramEnd"/>
+      <w:r>
+        <w:rPr>
+          <w:lang w:val="en-US"/>
+        </w:rPr>
+        <w:t>_size</w:t>
+      </w:r>
+      <w:proofErr w:type="spellEnd"/>
+      <w:r>
+        <w:rPr>
+          <w:lang w:val="en-US"/>
+        </w:rPr>
+        <w:t>)</w:t>
+      </w:r>
+    </w:p>
+    <w:p>
+      <w:pPr>
+        <w:pStyle w:val="af"/>
+        <w:rPr>
+          <w:lang w:val="en-US"/>
+        </w:rPr>
+      </w:pPr>
+      <w:r>
+        <w:rPr>
+          <w:lang w:val="en-US"/>
+        </w:rPr>
+        <w:t xml:space="preserve">        </w:t>
+      </w:r>
+      <w:proofErr w:type="spellStart"/>
+      <w:proofErr w:type="gramStart"/>
+      <w:r>
+        <w:rPr>
+          <w:lang w:val="en-US"/>
+        </w:rPr>
+        <w:t>self.output</w:t>
+      </w:r>
+      <w:proofErr w:type="gramEnd"/>
+      <w:r>
+        <w:rPr>
+          <w:lang w:val="en-US"/>
+        </w:rPr>
+        <w:t>_layer</w:t>
+      </w:r>
+      <w:proofErr w:type="spellEnd"/>
+      <w:r>
+        <w:rPr>
+          <w:lang w:val="en-US"/>
+        </w:rPr>
+        <w:t xml:space="preserve"> = </w:t>
+      </w:r>
+      <w:proofErr w:type="gramStart"/>
+      <w:r>
+        <w:rPr>
+          <w:lang w:val="en-US"/>
+        </w:rPr>
+        <w:t>Linear(</w:t>
+      </w:r>
+      <w:proofErr w:type="spellStart"/>
+      <w:r>
+        <w:rPr>
+          <w:lang w:val="en-US"/>
+        </w:rPr>
+        <w:t>self.hidden</w:t>
+      </w:r>
+      <w:proofErr w:type="gramEnd"/>
+      <w:r>
+        <w:rPr>
+          <w:lang w:val="en-US"/>
+        </w:rPr>
+        <w:t>_size</w:t>
+      </w:r>
+      <w:proofErr w:type="spellEnd"/>
+      <w:r>
+        <w:rPr>
+          <w:lang w:val="en-US"/>
+        </w:rPr>
+        <w:t>, 5)</w:t>
+      </w:r>
+    </w:p>
+    <w:p>
+      <w:pPr>
+        <w:pStyle w:val="af"/>
+        <w:rPr>
+          <w:lang w:val="en-US"/>
+        </w:rPr>
+      </w:pPr>
+      <w:r>
+        <w:rPr>
+          <w:lang w:val="en-US"/>
+        </w:rPr>
+        <w:t xml:space="preserve"> </w:t>
+      </w:r>
+      <w:r>
+        <w:t xml:space="preserve">         </w:t>
+      </w:r>
+    </w:p>
+    <w:p>
+      <w:pPr>
+        <w:pStyle w:val="af"/>
+      </w:pPr>
+      <w:r>
+        <w:t xml:space="preserve">         </w:t>
+      </w:r>
+    </w:p>
+    <w:p>
+      <w:pPr>
+        <w:pStyle w:val="af"/>
+      </w:pPr>
+      <w:r>
+        <w:t xml:space="preserve">    </w:t>
+      </w:r>
+      <w:r>
+        <w:rPr>
+          <w:lang w:val="en-US"/>
+        </w:rPr>
+        <w:t>def</w:t>
+      </w:r>
+      <w:r>
+        <w:t xml:space="preserve"> </w:t>
+      </w:r>
+      <w:proofErr w:type="gramStart"/>
+      <w:r>
+        <w:rPr>
+          <w:b/>
+          <w:bCs/>
+          <w:lang w:val="en-US"/>
+        </w:rPr>
+        <w:t>run</w:t>
+      </w:r>
+      <w:r>
+        <w:t>(</w:t>
+      </w:r>
+      <w:proofErr w:type="gramEnd"/>
+      <w:r>
+        <w:rPr>
+          <w:lang w:val="en-US"/>
+        </w:rPr>
+        <w:t>self</w:t>
+      </w:r>
+      <w:r>
+        <w:t xml:space="preserve">, </w:t>
+      </w:r>
+      <w:proofErr w:type="spellStart"/>
+      <w:r>
+        <w:rPr>
+          <w:lang w:val="en-US"/>
+        </w:rPr>
+        <w:t>xs</w:t>
+      </w:r>
+      <w:proofErr w:type="spellEnd"/>
+      <w:r>
+        <w:t>):</w:t>
+      </w:r>
+    </w:p>
+    <w:p>
+      <w:pPr>
+        <w:pStyle w:val="af"/>
+        <w:rPr>
+          <w:lang w:val="en-US"/>
+        </w:rPr>
+      </w:pPr>
+      <w:r>
+        <w:rPr>
+          <w:lang w:val="en-US"/>
+        </w:rPr>
+        <w:t xml:space="preserve">        h = </w:t>
+      </w:r>
+      <w:proofErr w:type="spellStart"/>
+      <w:r>
+        <w:rPr>
+          <w:lang w:val="en-US"/>
+        </w:rPr>
+        <w:t>relu</w:t>
+      </w:r>
+      <w:proofErr w:type="spellEnd"/>
+      <w:r>
+        <w:rPr>
+          <w:lang w:val="en-US"/>
+        </w:rPr>
+        <w:t>(self.lin_layer1(</w:t>
+      </w:r>
+      <w:proofErr w:type="spellStart"/>
+      <w:proofErr w:type="gramStart"/>
+      <w:r>
+        <w:rPr>
+          <w:lang w:val="en-US"/>
+        </w:rPr>
+        <w:t>xs</w:t>
+      </w:r>
+      <w:proofErr w:type="spellEnd"/>
+      <w:r>
+        <w:rPr>
+          <w:lang w:val="en-US"/>
+        </w:rPr>
+        <w:t>[</w:t>
+      </w:r>
+      <w:proofErr w:type="gramEnd"/>
+      <w:r>
+        <w:rPr>
+          <w:lang w:val="en-US"/>
+        </w:rPr>
+        <w:t>0]))</w:t>
+      </w:r>
+    </w:p>
+    <w:p>
+      <w:pPr>
+        <w:pStyle w:val="af"/>
+        <w:rPr>
+          <w:lang w:val="en-US"/>
+        </w:rPr>
+      </w:pPr>
+    </w:p>
+    <w:p>
+      <w:pPr>
+        <w:pStyle w:val="af"/>
+        <w:rPr>
+          <w:lang w:val="en-US"/>
+        </w:rPr>
+      </w:pPr>
+      <w:r>
+        <w:rPr>
+          <w:lang w:val="en-US"/>
+        </w:rPr>
+        <w:t xml:space="preserve">        for x in </w:t>
+      </w:r>
+      <w:proofErr w:type="spellStart"/>
+      <w:proofErr w:type="gramStart"/>
+      <w:r>
+        <w:rPr>
+          <w:lang w:val="en-US"/>
+        </w:rPr>
+        <w:t>xs</w:t>
+      </w:r>
+      <w:proofErr w:type="spellEnd"/>
+      <w:r>
+        <w:rPr>
+          <w:lang w:val="en-US"/>
+        </w:rPr>
+        <w:t>[</w:t>
+      </w:r>
+      <w:proofErr w:type="gramEnd"/>
+      <w:r>
+        <w:rPr>
+          <w:lang w:val="en-US"/>
+        </w:rPr>
+        <w:t>1:]:</w:t>
+      </w:r>
+    </w:p>
+    <w:p>
+      <w:pPr>
+        <w:pStyle w:val="af"/>
+        <w:rPr>
+          <w:lang w:val="en-US"/>
+        </w:rPr>
+      </w:pPr>
+      <w:r>
+        <w:rPr>
+          <w:lang w:val="en-US"/>
+        </w:rPr>
+        <w:t xml:space="preserve">            if </w:t>
+      </w:r>
+      <w:proofErr w:type="spellStart"/>
+      <w:proofErr w:type="gramStart"/>
+      <w:r>
+        <w:rPr>
+          <w:lang w:val="en-US"/>
+        </w:rPr>
+        <w:t>x.sum</w:t>
+      </w:r>
+      <w:proofErr w:type="spellEnd"/>
+      <w:r>
+        <w:rPr>
+          <w:lang w:val="en-US"/>
+        </w:rPr>
+        <w:t>(</w:t>
+      </w:r>
+      <w:proofErr w:type="gramEnd"/>
+      <w:r>
+        <w:rPr>
+          <w:lang w:val="en-US"/>
+        </w:rPr>
+        <w:t>) == 0:</w:t>
+      </w:r>
+    </w:p>
+    <w:p>
+      <w:pPr>
+        <w:pStyle w:val="af"/>
+        <w:rPr>
+          <w:lang w:val="en-US"/>
+        </w:rPr>
+      </w:pPr>
+      <w:r>
+        <w:rPr>
+          <w:lang w:val="en-US"/>
+        </w:rPr>
+        <w:t xml:space="preserve">                continue</w:t>
+      </w:r>
+    </w:p>
+    <w:p>
+      <w:pPr>
+        <w:pStyle w:val="af"/>
+        <w:rPr>
+          <w:lang w:val="en-US"/>
+        </w:rPr>
+      </w:pPr>
+      <w:r>
+        <w:rPr>
+          <w:lang w:val="en-US"/>
+        </w:rPr>
+        <w:t xml:space="preserve">            h = </w:t>
+      </w:r>
+      <w:proofErr w:type="spellStart"/>
+      <w:r>
+        <w:rPr>
+          <w:lang w:val="en-US"/>
+        </w:rPr>
+        <w:t>relu</w:t>
+      </w:r>
+      <w:proofErr w:type="spellEnd"/>
+      <w:r>
+        <w:rPr>
+          <w:lang w:val="en-US"/>
+        </w:rPr>
+        <w:t>(self.lin_layer1(x) + self.lin_layer2(h))</w:t>
+      </w:r>
+    </w:p>
+    <w:p>
+      <w:pPr>
+        <w:pStyle w:val="af"/>
+        <w:rPr>
+          <w:lang w:val="en-US"/>
+        </w:rPr>
+      </w:pPr>
+    </w:p>
+    <w:p>
+      <w:pPr>
+        <w:pStyle w:val="af"/>
+        <w:rPr>
+          <w:lang w:val="en-US"/>
+        </w:rPr>
+      </w:pPr>
+      <w:r>
+        <w:rPr>
+          <w:lang w:val="en-US"/>
+        </w:rPr>
+        <w:t xml:space="preserve">        return </w:t>
+      </w:r>
+      <w:proofErr w:type="spellStart"/>
+      <w:proofErr w:type="gramStart"/>
+      <w:r>
+        <w:rPr>
+          <w:lang w:val="en-US"/>
+        </w:rPr>
+        <w:t>self.output</w:t>
+      </w:r>
+      <w:proofErr w:type="gramEnd"/>
+      <w:r>
+        <w:rPr>
+          <w:lang w:val="en-US"/>
+        </w:rPr>
+        <w:t>_layer</w:t>
+      </w:r>
+      <w:proofErr w:type="spellEnd"/>
+      <w:r>
+        <w:rPr>
+          <w:lang w:val="en-US"/>
+        </w:rPr>
+        <w:t>(h)</w:t>
+      </w:r>
+    </w:p>
+    <w:p>
+      <w:pPr>
+        <w:pStyle w:val="af"/>
+        <w:rPr>
+          <w:lang w:val="en-US"/>
+        </w:rPr>
+      </w:pPr>
+      <w:r>
+        <w:rPr>
+          <w:lang w:val="en-US"/>
+        </w:rPr>
+        <w:t xml:space="preserve">        </w:t>
+      </w:r>
+    </w:p>
+    <w:p>
+      <w:pPr>
+        <w:pStyle w:val="af"/>
+        <w:rPr>
+          <w:lang w:val="en-US"/>
+        </w:rPr>
+      </w:pPr>
+      <w:r>
+        <w:rPr>
+          <w:lang w:val="en-US"/>
+        </w:rPr>
+        <w:t xml:space="preserve">        </w:t>
+      </w:r>
+    </w:p>
+    <w:p>
+      <w:pPr>
+        <w:pStyle w:val="af"/>
+        <w:rPr>
+          <w:lang w:val="en-US"/>
+        </w:rPr>
+      </w:pPr>
+      <w:r>
+        <w:rPr>
+          <w:lang w:val="en-US"/>
+        </w:rPr>
+        <w:t xml:space="preserve">    def </w:t>
+      </w:r>
+      <w:proofErr w:type="spellStart"/>
+      <w:r>
+        <w:rPr>
+          <w:b/>
+          <w:bCs/>
+          <w:lang w:val="en-US"/>
+        </w:rPr>
+        <w:t>get_</w:t>
+      </w:r>
+      <w:proofErr w:type="gramStart"/>
+      <w:r>
+        <w:rPr>
+          <w:b/>
+          <w:bCs/>
+          <w:lang w:val="en-US"/>
+        </w:rPr>
+        <w:t>loss</w:t>
+      </w:r>
+      <w:proofErr w:type="spellEnd"/>
+      <w:r>
+        <w:rPr>
+          <w:lang w:val="en-US"/>
+        </w:rPr>
+        <w:t>(</w:t>
+      </w:r>
+      <w:proofErr w:type="gramEnd"/>
+      <w:r>
+        <w:rPr>
+          <w:lang w:val="en-US"/>
+        </w:rPr>
+        <w:t xml:space="preserve">self, </w:t>
+      </w:r>
+      <w:proofErr w:type="spellStart"/>
+      <w:r>
+        <w:rPr>
+          <w:lang w:val="en-US"/>
+        </w:rPr>
+        <w:t>xs</w:t>
+      </w:r>
+      <w:proofErr w:type="spellEnd"/>
+      <w:r>
+        <w:rPr>
+          <w:lang w:val="en-US"/>
+        </w:rPr>
+        <w:t>, y):</w:t>
+      </w:r>
+    </w:p>
+    <w:p>
+      <w:pPr>
+        <w:pStyle w:val="af"/>
+        <w:rPr>
+          <w:lang w:val="en-US"/>
+        </w:rPr>
+      </w:pPr>
+      <w:r>
+        <w:rPr>
+          <w:lang w:val="en-US"/>
+        </w:rPr>
+        <w:t xml:space="preserve">        return </w:t>
+      </w:r>
+      <w:proofErr w:type="spellStart"/>
+      <w:r>
+        <w:rPr>
+          <w:lang w:val="en-US"/>
+        </w:rPr>
+        <w:t>cross_entropy</w:t>
+      </w:r>
+      <w:proofErr w:type="spellEnd"/>
+      <w:r>
+        <w:rPr>
+          <w:lang w:val="en-US"/>
+        </w:rPr>
+        <w:t>(</w:t>
+      </w:r>
+      <w:proofErr w:type="spellStart"/>
+      <w:r>
+        <w:rPr>
+          <w:lang w:val="en-US"/>
+        </w:rPr>
+        <w:t>self.run</w:t>
+      </w:r>
+      <w:proofErr w:type="spellEnd"/>
+      <w:r>
+        <w:rPr>
+          <w:lang w:val="en-US"/>
+        </w:rPr>
+        <w:t>(</w:t>
+      </w:r>
+      <w:proofErr w:type="spellStart"/>
+      <w:r>
+        <w:rPr>
+          <w:lang w:val="en-US"/>
+        </w:rPr>
+        <w:t>xs</w:t>
+      </w:r>
+      <w:proofErr w:type="spellEnd"/>
+      <w:r>
+        <w:rPr>
+          <w:lang w:val="en-US"/>
+        </w:rPr>
+        <w:t xml:space="preserve">), </w:t>
+      </w:r>
+      <w:proofErr w:type="spellStart"/>
+      <w:proofErr w:type="gramStart"/>
+      <w:r>
+        <w:rPr>
+          <w:lang w:val="en-US"/>
+        </w:rPr>
+        <w:t>y.argmax</w:t>
+      </w:r>
+      <w:proofErr w:type="spellEnd"/>
+      <w:proofErr w:type="gramEnd"/>
+      <w:r>
+        <w:rPr>
+          <w:lang w:val="en-US"/>
+        </w:rPr>
+        <w:t>(dim=1))</w:t>
+      </w:r>
+    </w:p>
+    <w:p>
+      <w:pPr>
+        <w:pStyle w:val="af"/>
+        <w:rPr>
+          <w:lang w:val="en-US"/>
+        </w:rPr>
+      </w:pPr>
+      <w:r>
+        <w:rPr>
+          <w:lang w:val="en-US"/>
+        </w:rPr>
+        <w:t xml:space="preserve">    </w:t>
+      </w:r>
+    </w:p>
+    <w:p>
+      <w:pPr>
+        <w:pStyle w:val="af"/>
+        <w:rPr>
+          <w:lang w:val="en-US"/>
+        </w:rPr>
+      </w:pPr>
+    </w:p>
+    <w:p>
+      <w:pPr>
+        <w:pStyle w:val="af"/>
+        <w:rPr>
+          <w:lang w:val="en-US"/>
+        </w:rPr>
+      </w:pPr>
+      <w:r>
+        <w:rPr>
+          <w:lang w:val="en-US"/>
+        </w:rPr>
+        <w:t xml:space="preserve">    def </w:t>
+      </w:r>
+      <w:proofErr w:type="gramStart"/>
+      <w:r>
+        <w:rPr>
+          <w:b/>
+          <w:bCs/>
+          <w:lang w:val="en-US"/>
+        </w:rPr>
+        <w:t>train</w:t>
+      </w:r>
+      <w:r>
+        <w:rPr>
+          <w:lang w:val="en-US"/>
+        </w:rPr>
+        <w:t>(</w:t>
+      </w:r>
+      <w:proofErr w:type="gramEnd"/>
+      <w:r>
+        <w:rPr>
+          <w:lang w:val="en-US"/>
+        </w:rPr>
+        <w:t>self, dataset):</w:t>
+      </w:r>
+    </w:p>
+    <w:p>
+      <w:pPr>
+        <w:pStyle w:val="af"/>
+        <w:rPr>
+          <w:lang w:val="en-US"/>
+        </w:rPr>
+      </w:pPr>
+      <w:r>
+        <w:rPr>
+          <w:lang w:val="en-US"/>
+        </w:rPr>
+        <w:t xml:space="preserve">        </w:t>
+      </w:r>
+      <w:proofErr w:type="spellStart"/>
+      <w:r>
+        <w:rPr>
+          <w:lang w:val="en-US"/>
+        </w:rPr>
+        <w:t>dataloader</w:t>
+      </w:r>
+      <w:proofErr w:type="spellEnd"/>
+      <w:r>
+        <w:rPr>
+          <w:lang w:val="en-US"/>
+        </w:rPr>
+        <w:t xml:space="preserve"> = </w:t>
+      </w:r>
+      <w:proofErr w:type="spellStart"/>
+      <w:proofErr w:type="gramStart"/>
+      <w:r>
+        <w:rPr>
+          <w:lang w:val="en-US"/>
+        </w:rPr>
+        <w:t>DataLoader</w:t>
+      </w:r>
+      <w:proofErr w:type="spellEnd"/>
+      <w:r>
+        <w:rPr>
+          <w:lang w:val="en-US"/>
+        </w:rPr>
+        <w:t>(</w:t>
+      </w:r>
+      <w:proofErr w:type="gramEnd"/>
+      <w:r>
+        <w:rPr>
+          <w:lang w:val="en-US"/>
+        </w:rPr>
+        <w:t xml:space="preserve">dataset, </w:t>
+      </w:r>
+      <w:proofErr w:type="spellStart"/>
+      <w:r>
+        <w:rPr>
+          <w:lang w:val="en-US"/>
+        </w:rPr>
+        <w:t>batch_size</w:t>
+      </w:r>
+      <w:proofErr w:type="spellEnd"/>
+      <w:r>
+        <w:rPr>
+          <w:lang w:val="en-US"/>
+        </w:rPr>
+        <w:t>=32, shuffle=True)</w:t>
+      </w:r>
+    </w:p>
+    <w:p>
+      <w:pPr>
+        <w:pStyle w:val="af"/>
+        <w:rPr>
+          <w:lang w:val="en-US"/>
+        </w:rPr>
+      </w:pPr>
+      <w:r>
+        <w:rPr>
+          <w:lang w:val="en-US"/>
+        </w:rPr>
+        <w:t xml:space="preserve">        optimizer = </w:t>
+      </w:r>
+      <w:proofErr w:type="spellStart"/>
+      <w:proofErr w:type="gramStart"/>
+      <w:r>
+        <w:rPr>
+          <w:lang w:val="en-US"/>
+        </w:rPr>
+        <w:t>optim.Adam</w:t>
+      </w:r>
+      <w:proofErr w:type="spellEnd"/>
+      <w:proofErr w:type="gramEnd"/>
+      <w:r>
+        <w:rPr>
+          <w:lang w:val="en-US"/>
+        </w:rPr>
+        <w:t>(</w:t>
+      </w:r>
+      <w:proofErr w:type="spellStart"/>
+      <w:proofErr w:type="gramStart"/>
+      <w:r>
+        <w:rPr>
+          <w:lang w:val="en-US"/>
+        </w:rPr>
+        <w:t>self.parameters</w:t>
+      </w:r>
+      <w:proofErr w:type="spellEnd"/>
+      <w:proofErr w:type="gramEnd"/>
+      <w:r>
+        <w:rPr>
+          <w:lang w:val="en-US"/>
+        </w:rPr>
+        <w:t xml:space="preserve">(), </w:t>
+      </w:r>
+      <w:proofErr w:type="spellStart"/>
+      <w:r>
+        <w:rPr>
+          <w:lang w:val="en-US"/>
+        </w:rPr>
+        <w:t>lr</w:t>
+      </w:r>
+      <w:proofErr w:type="spellEnd"/>
+      <w:r>
+        <w:rPr>
+          <w:lang w:val="en-US"/>
+        </w:rPr>
+        <w:t>=0.001)</w:t>
+      </w:r>
+    </w:p>
+    <w:p>
+      <w:pPr>
+        <w:pStyle w:val="af"/>
+        <w:rPr>
+          <w:lang w:val="en-US"/>
+        </w:rPr>
+      </w:pPr>
+    </w:p>
+    <w:p>
+      <w:pPr>
+        <w:pStyle w:val="af"/>
+        <w:rPr>
+          <w:lang w:val="en-US"/>
+        </w:rPr>
+      </w:pPr>
+      <w:r>
+        <w:rPr>
+          <w:lang w:val="en-US"/>
+        </w:rPr>
+        <w:t xml:space="preserve">        for epoch in </w:t>
+      </w:r>
+      <w:proofErr w:type="gramStart"/>
+      <w:r>
+        <w:rPr>
+          <w:lang w:val="en-US"/>
+        </w:rPr>
+        <w:t>range(</w:t>
+      </w:r>
+      <w:proofErr w:type="gramEnd"/>
+      <w:r>
+        <w:rPr>
+          <w:lang w:val="en-US"/>
+        </w:rPr>
+        <w:t>20):</w:t>
+      </w:r>
+    </w:p>
+    <w:p>
+      <w:pPr>
+        <w:pStyle w:val="af"/>
+        <w:rPr>
+          <w:lang w:val="en-US"/>
+        </w:rPr>
+      </w:pPr>
+      <w:r>
+        <w:rPr>
+          <w:lang w:val="en-US"/>
+        </w:rPr>
+        <w:t xml:space="preserve">            for batch in </w:t>
+      </w:r>
+      <w:proofErr w:type="spellStart"/>
+      <w:r>
+        <w:rPr>
+          <w:lang w:val="en-US"/>
+        </w:rPr>
+        <w:t>dataloader</w:t>
+      </w:r>
+      <w:proofErr w:type="spellEnd"/>
+      <w:r>
+        <w:rPr>
+          <w:lang w:val="en-US"/>
+        </w:rPr>
+        <w:t>:</w:t>
+      </w:r>
+    </w:p>
+    <w:p>
+      <w:pPr>
+        <w:pStyle w:val="af"/>
+        <w:rPr>
+          <w:lang w:val="en-US"/>
+        </w:rPr>
+      </w:pPr>
+      <w:r>
+        <w:rPr>
+          <w:lang w:val="en-US"/>
+        </w:rPr>
+        <w:t xml:space="preserve">                x, y = batch['x'], batch['label']</w:t>
+      </w:r>
+    </w:p>
+    <w:p>
+      <w:pPr>
+        <w:pStyle w:val="af"/>
+        <w:rPr>
+          <w:lang w:val="en-US"/>
+        </w:rPr>
+      </w:pPr>
+      <w:r>
+        <w:rPr>
+          <w:lang w:val="en-US"/>
+        </w:rPr>
+        <w:t xml:space="preserve">                x = </w:t>
+      </w:r>
+      <w:proofErr w:type="spellStart"/>
+      <w:proofErr w:type="gramStart"/>
+      <w:r>
+        <w:rPr>
+          <w:lang w:val="en-US"/>
+        </w:rPr>
+        <w:t>movedim</w:t>
+      </w:r>
+      <w:proofErr w:type="spellEnd"/>
+      <w:r>
+        <w:rPr>
+          <w:lang w:val="en-US"/>
+        </w:rPr>
+        <w:t>(</w:t>
+      </w:r>
+      <w:proofErr w:type="gramEnd"/>
+      <w:r>
+        <w:rPr>
+          <w:lang w:val="en-US"/>
+        </w:rPr>
+        <w:t>x, 0, 1)</w:t>
+      </w:r>
+    </w:p>
+    <w:p>
+      <w:pPr>
+        <w:pStyle w:val="af"/>
+        <w:rPr>
+          <w:lang w:val="en-US"/>
+        </w:rPr>
+      </w:pPr>
+      <w:r>
+        <w:rPr>
+          <w:lang w:val="en-US"/>
+        </w:rPr>
+        <w:t xml:space="preserve">                </w:t>
+      </w:r>
+      <w:proofErr w:type="spellStart"/>
+      <w:proofErr w:type="gramStart"/>
+      <w:r>
+        <w:rPr>
+          <w:lang w:val="en-US"/>
+        </w:rPr>
+        <w:t>optimizer.zero</w:t>
+      </w:r>
+      <w:proofErr w:type="gramEnd"/>
+      <w:r>
+        <w:rPr>
+          <w:lang w:val="en-US"/>
+        </w:rPr>
+        <w:t>_</w:t>
+      </w:r>
+      <w:proofErr w:type="gramStart"/>
+      <w:r>
+        <w:rPr>
+          <w:lang w:val="en-US"/>
+        </w:rPr>
+        <w:t>grad</w:t>
+      </w:r>
+      <w:proofErr w:type="spellEnd"/>
+      <w:r>
+        <w:rPr>
+          <w:lang w:val="en-US"/>
+        </w:rPr>
+        <w:t>(</w:t>
+      </w:r>
+      <w:proofErr w:type="gramEnd"/>
+      <w:r>
+        <w:rPr>
+          <w:lang w:val="en-US"/>
+        </w:rPr>
+        <w:t>)</w:t>
+      </w:r>
+    </w:p>
+    <w:p>
+      <w:pPr>
+        <w:pStyle w:val="af"/>
+        <w:rPr>
+          <w:lang w:val="en-US"/>
+        </w:rPr>
+      </w:pPr>
+      <w:r>
+        <w:rPr>
+          <w:lang w:val="en-US"/>
+        </w:rPr>
+        <w:t xml:space="preserve">                loss = </w:t>
+      </w:r>
+      <w:proofErr w:type="spellStart"/>
+      <w:r>
+        <w:rPr>
+          <w:lang w:val="en-US"/>
+        </w:rPr>
+        <w:t>self.get_</w:t>
+      </w:r>
+      <w:proofErr w:type="gramStart"/>
+      <w:r>
+        <w:rPr>
+          <w:lang w:val="en-US"/>
+        </w:rPr>
+        <w:t>loss</w:t>
+      </w:r>
+      <w:proofErr w:type="spellEnd"/>
+      <w:r>
+        <w:rPr>
+          <w:lang w:val="en-US"/>
+        </w:rPr>
+        <w:t>(</w:t>
+      </w:r>
+      <w:proofErr w:type="gramEnd"/>
+      <w:r>
+        <w:rPr>
+          <w:lang w:val="en-US"/>
+        </w:rPr>
+        <w:t>x, y)</w:t>
+      </w:r>
+    </w:p>
+    <w:p>
+      <w:pPr>
+        <w:pStyle w:val="af"/>
+        <w:rPr>
+          <w:lang w:val="en-US"/>
+        </w:rPr>
+      </w:pPr>
+      <w:r>
+        <w:rPr>
+          <w:lang w:val="en-US"/>
+        </w:rPr>
+        <w:t xml:space="preserve">                </w:t>
+      </w:r>
+      <w:proofErr w:type="spellStart"/>
+      <w:proofErr w:type="gramStart"/>
+      <w:r>
+        <w:rPr>
+          <w:lang w:val="en-US"/>
+        </w:rPr>
+        <w:t>loss.backward</w:t>
+      </w:r>
+      <w:proofErr w:type="spellEnd"/>
+      <w:proofErr w:type="gramEnd"/>
+      <w:r>
+        <w:rPr>
+          <w:lang w:val="en-US"/>
+        </w:rPr>
+        <w:t>()</w:t>
+      </w:r>
+    </w:p>
+    <w:p>
+      <w:pPr>
+        <w:pStyle w:val="af"/>
+        <w:rPr>
+          <w:lang w:val="en-US"/>
+        </w:rPr>
+      </w:pPr>
+      <w:r>
+        <w:rPr>
+          <w:lang w:val="en-US"/>
+        </w:rPr>
+        <w:t xml:space="preserve">                </w:t>
+      </w:r>
+      <w:proofErr w:type="spellStart"/>
+      <w:proofErr w:type="gramStart"/>
+      <w:r>
+        <w:rPr>
+          <w:lang w:val="en-US"/>
+        </w:rPr>
+        <w:t>optimizer.step</w:t>
+      </w:r>
+      <w:proofErr w:type="spellEnd"/>
+      <w:proofErr w:type="gramEnd"/>
+      <w:r>
+        <w:rPr>
+          <w:lang w:val="en-US"/>
+        </w:rPr>
+        <w:t>()</w:t>
+      </w:r>
+    </w:p>
+    <w:p>
+      <w:pPr>
+        <w:rPr>
+          <w:lang w:val="en-US"/>
+        </w:rPr>
+      </w:pPr>
+    </w:p>
+    <w:p>
+      <w:r>
+        <w:t>Реализация нейросети успешна прошла тесты автооценивателя, достигнув точности 83.2% (рисунок 3.4).</w:t>
+      </w:r>
+    </w:p>
+    <w:p/>
+    <w:p>
+      <w:pPr>
+        <w:ind w:firstLine="0"/>
+        <w:jc w:val="center"/>
+      </w:pPr>
+      <w:r>
+        <w:rPr>
+          <w:noProof/>
+        </w:rPr>
+        <w:drawing>
+          <wp:inline distT="0" distB="0" distL="0" distR="0" wp14:anchorId="30814500" wp14:editId="6A40D09D">
+            <wp:extent cx="5315658" cy="1750454"/>
+            <wp:effectExtent l="0" t="0" r="0" b="0"/>
+            <wp:docPr id="390482316" name="Рисунок 1"/>
+            <wp:cNvGraphicFramePr>
+              <a:graphicFrameLocks xmlns:a="http://schemas.openxmlformats.org/drawingml/2006/main" noChangeAspect="1"/>
+            </wp:cNvGraphicFramePr>
+            <a:graphic xmlns:a="http://schemas.openxmlformats.org/drawingml/2006/main">
+              <a:graphicData uri="http://schemas.openxmlformats.org/drawingml/2006/picture">
+                <pic:pic xmlns:pic="http://schemas.openxmlformats.org/drawingml/2006/picture">
+                  <pic:nvPicPr>
+                    <pic:cNvPr id="390482316" name=""/>
+                    <pic:cNvPicPr/>
+                  </pic:nvPicPr>
+                  <pic:blipFill>
+                    <a:blip r:embed="rId11"/>
+                    <a:stretch>
+                      <a:fillRect/>
+                    </a:stretch>
+                  </pic:blipFill>
+                  <pic:spPr>
+                    <a:xfrm>
+                      <a:off x="0" y="0"/>
+                      <a:ext cx="5327279" cy="1754281"/>
+                    </a:xfrm>
+                    <a:prstGeom prst="rect">
+                      <a:avLst/>
+                    </a:prstGeom>
+                  </pic:spPr>
+                </pic:pic>
+              </a:graphicData>
+            </a:graphic>
+          </wp:inline>
+        </w:drawing>
+      </w:r>
+    </w:p>
+    <w:p>
+      <w:pPr>
+        <w:ind w:firstLine="0"/>
+        <w:jc w:val="center"/>
+      </w:pPr>
+      <w:r>
+        <w:t xml:space="preserve">Рисунок 3.4 </w:t>
+      </w:r>
+      <w:r>
+        <w:t>–</w:t>
+      </w:r>
+      <w:r>
+        <w:t xml:space="preserve"> </w:t>
+      </w:r>
+      <w:r>
+        <w:t>Автооценивание класса</w:t>
+      </w:r>
+      <w:r>
+        <w:t xml:space="preserve"> </w:t>
+      </w:r>
+      <w:proofErr w:type="spellStart"/>
+      <w:r>
+        <w:rPr>
+          <w:rFonts w:ascii="Courier New" w:hAnsi="Courier New" w:cs="Courier New"/>
+          <w:sz w:val="24"/>
+          <w:szCs w:val="20"/>
+        </w:rPr>
+        <w:t>LanguageIDModel</w:t>
+      </w:r>
+      <w:proofErr w:type="spellEnd"/>
     </w:p>
     <w:p/>
     <w:p/>
@@ -4495,8 +6178,8 @@
       </w:r>
     </w:p>
     <w:sectPr>
-      <w:headerReference w:type="default" r:id="rId11"/>
-      <w:headerReference w:type="first" r:id="rId12"/>
+      <w:headerReference w:type="default" r:id="rId12"/>
+      <w:headerReference w:type="first" r:id="rId13"/>
       <w:pgSz w:w="11906" w:h="16838"/>
       <w:pgMar w:top="851" w:right="567" w:bottom="851" w:left="1418" w:header="680" w:footer="680" w:gutter="0"/>
       <w:cols w:space="708"/>

--- a/8 семестр/МиСИИ/ЛР 6/МиСИИ ЛР 6.docx
+++ b/8 семестр/МиСИИ/ЛР 6/МиСИИ ЛР 6.docx
@@ -294,7 +294,13 @@
         <w:jc w:val="right"/>
       </w:pPr>
       <w:r>
-        <w:t>Проверил:</w:t>
+        <w:t>Проверил</w:t>
+      </w:r>
+      <w:r>
+        <w:t>а</w:t>
+      </w:r>
+      <w:r>
+        <w:t>:</w:t>
       </w:r>
     </w:p>
     <w:p>
@@ -302,6 +308,9 @@
         <w:ind w:firstLine="0"/>
         <w:jc w:val="right"/>
       </w:pPr>
+      <w:r>
+        <w:t>Сметанина Т. И</w:t>
+      </w:r>
       <w:r>
         <w:t>.</w:t>
       </w:r>
@@ -484,7 +493,6 @@
       <w:r>
         <w:t xml:space="preserve"> завершить реализацию класса </w:t>
       </w:r>
-      <w:proofErr w:type="spellStart"/>
       <w:r>
         <w:rPr>
           <w:rFonts w:ascii="Courier New" w:hAnsi="Courier New" w:cs="Courier New"/>
@@ -493,7 +501,6 @@
         </w:rPr>
         <w:t>PerceptronModel</w:t>
       </w:r>
-      <w:proofErr w:type="spellEnd"/>
       <w:r>
         <w:rPr>
           <w:sz w:val="24"/>
@@ -542,7 +549,6 @@
       <w:r>
         <w:t xml:space="preserve">. Для этого завершить реализацию класса </w:t>
       </w:r>
-      <w:proofErr w:type="spellStart"/>
       <w:r>
         <w:rPr>
           <w:rFonts w:ascii="Courier New" w:hAnsi="Courier New" w:cs="Courier New"/>
@@ -551,7 +557,6 @@
         </w:rPr>
         <w:t>RegressionModel</w:t>
       </w:r>
-      <w:proofErr w:type="spellEnd"/>
       <w:r>
         <w:rPr>
           <w:sz w:val="24"/>
@@ -566,13 +571,8 @@
         <w:t>.</w:t>
       </w:r>
       <w:r>
-        <w:t xml:space="preserve"> В качестве функции потерь использовать функцию </w:t>
-      </w:r>
-      <w:proofErr w:type="spellStart"/>
-      <w:r>
-        <w:t>mse_loss</w:t>
-      </w:r>
-      <w:proofErr w:type="spellEnd"/>
+        <w:t xml:space="preserve"> В качестве функции потерь использовать функцию mse_loss</w:t>
+      </w:r>
       <w:r>
         <w:t>;</w:t>
       </w:r>
@@ -604,7 +604,6 @@
       <w:r>
         <w:t xml:space="preserve"> реализацию класса </w:t>
       </w:r>
-      <w:proofErr w:type="spellStart"/>
       <w:r>
         <w:rPr>
           <w:rFonts w:ascii="Courier New" w:hAnsi="Courier New" w:cs="Courier New"/>
@@ -613,7 +612,6 @@
         </w:rPr>
         <w:t>DigitClassificationModel</w:t>
       </w:r>
-      <w:proofErr w:type="spellEnd"/>
       <w:r>
         <w:rPr>
           <w:sz w:val="24"/>
@@ -622,10 +620,7 @@
         <w:t xml:space="preserve"> </w:t>
       </w:r>
       <w:r>
-        <w:t>в файле models.py</w:t>
-      </w:r>
-      <w:r>
-        <w:t>;</w:t>
+        <w:t>в файле models.py;</w:t>
       </w:r>
     </w:p>
     <w:p>
@@ -650,10 +645,7 @@
         <w:t>М</w:t>
       </w:r>
       <w:r>
-        <w:t>одель должна иметь архитектуру, которая может обрабатывать слова переменной длины</w:t>
-      </w:r>
-      <w:r>
-        <w:t>;</w:t>
+        <w:t>одель должна иметь архитектуру, которая может обрабатывать слова переменной длины;</w:t>
       </w:r>
     </w:p>
     <w:p>
@@ -665,6 +657,56 @@
         </w:numPr>
         <w:ind w:left="1134" w:hanging="567"/>
       </w:pPr>
+      <w:r>
+        <w:t>Создать</w:t>
+      </w:r>
+      <w:r>
+        <w:t xml:space="preserve"> новую нейросеть для распознавания рукописных цифр в виде класса </w:t>
+      </w:r>
+      <w:r>
+        <w:rPr>
+          <w:rFonts w:ascii="Courier New" w:hAnsi="Courier New" w:cs="Courier New"/>
+          <w:sz w:val="24"/>
+          <w:szCs w:val="20"/>
+        </w:rPr>
+        <w:t>DigitConvolutionalModel</w:t>
+      </w:r>
+      <w:r>
+        <w:rPr>
+          <w:sz w:val="24"/>
+          <w:szCs w:val="20"/>
+        </w:rPr>
+        <w:t xml:space="preserve"> </w:t>
+      </w:r>
+      <w:r>
+        <w:t xml:space="preserve">в models.py, реализовав функцию </w:t>
+      </w:r>
+      <w:r>
+        <w:rPr>
+          <w:rFonts w:ascii="Courier New" w:hAnsi="Courier New" w:cs="Courier New"/>
+          <w:sz w:val="24"/>
+          <w:szCs w:val="20"/>
+        </w:rPr>
+        <w:t>Convolve</w:t>
+      </w:r>
+      <w:r>
+        <w:t xml:space="preserve">. </w:t>
+      </w:r>
+      <w:r>
+        <w:t>Ф</w:t>
+      </w:r>
+      <w:r>
+        <w:t>ункция принимает входную матрицу данных и матрицу весов и вычисляет их св</w:t>
+      </w:r>
+      <w:r>
+        <w:t>ё</w:t>
+      </w:r>
+      <w:r>
+        <w:t>ртку</w:t>
+      </w:r>
+      <w:r>
+        <w:t>;</w:t>
+      </w:r>
     </w:p>
     <w:p>
       <w:pPr>
@@ -685,6 +727,7 @@
         </w:numPr>
       </w:pPr>
       <w:r>
+        <w:lastRenderedPageBreak/>
         <w:t>ХОД РАБОТЫ</w:t>
       </w:r>
     </w:p>
@@ -693,14 +736,12 @@
       <w:r>
         <w:t xml:space="preserve">Перед началом работы были изучены основы нейронных сетей и машинного обучения. Развёрнута система с программным кодом лабораторной работы. Установлены и настроены библиотеки </w:t>
       </w:r>
-      <w:proofErr w:type="spellStart"/>
       <w:r>
         <w:rPr>
           <w:lang w:val="en-US"/>
         </w:rPr>
         <w:t>numpy</w:t>
       </w:r>
-      <w:proofErr w:type="spellEnd"/>
       <w:r>
         <w:t xml:space="preserve">, </w:t>
       </w:r>
@@ -716,14 +757,12 @@
       <w:r>
         <w:t xml:space="preserve">и </w:t>
       </w:r>
-      <w:proofErr w:type="spellStart"/>
       <w:r>
         <w:rPr>
           <w:lang w:val="en-US"/>
         </w:rPr>
         <w:t>pytorch</w:t>
       </w:r>
-      <w:proofErr w:type="spellEnd"/>
       <w:r>
         <w:t>.</w:t>
       </w:r>
@@ -753,7 +792,6 @@
       <w:r>
         <w:t xml:space="preserve"> был реализован класс </w:t>
       </w:r>
-      <w:proofErr w:type="spellStart"/>
       <w:r>
         <w:rPr>
           <w:rFonts w:ascii="Courier New" w:hAnsi="Courier New" w:cs="Courier New"/>
@@ -762,7 +800,6 @@
         </w:rPr>
         <w:t>PerceptronModel</w:t>
       </w:r>
-      <w:proofErr w:type="spellEnd"/>
       <w:r>
         <w:rPr>
           <w:sz w:val="24"/>
@@ -778,7 +815,6 @@
       <w:r>
         <w:t xml:space="preserve">В нём был написан текст методов </w:t>
       </w:r>
-      <w:proofErr w:type="spellStart"/>
       <w:r>
         <w:rPr>
           <w:rFonts w:ascii="Courier New" w:hAnsi="Courier New" w:cs="Courier New"/>
@@ -788,7 +824,6 @@
         </w:rPr>
         <w:t>init</w:t>
       </w:r>
-      <w:proofErr w:type="spellEnd"/>
       <w:r>
         <w:rPr>
           <w:sz w:val="24"/>
@@ -830,7 +865,6 @@
       <w:r>
         <w:t xml:space="preserve">, </w:t>
       </w:r>
-      <w:proofErr w:type="spellStart"/>
       <w:r>
         <w:rPr>
           <w:rFonts w:ascii="Courier New" w:hAnsi="Courier New" w:cs="Courier New"/>
@@ -839,7 +873,6 @@
         </w:rPr>
         <w:t>get_prediction</w:t>
       </w:r>
-      <w:proofErr w:type="spellEnd"/>
       <w:r>
         <w:rPr>
           <w:sz w:val="24"/>
@@ -896,9 +929,14 @@
         <w:rPr>
           <w:lang w:val="en-US"/>
         </w:rPr>
-        <w:t xml:space="preserve">class </w:t>
-      </w:r>
-      <w:proofErr w:type="spellStart"/>
+        <w:t>class</w:t>
+      </w:r>
+      <w:r>
+        <w:rPr>
+          <w:lang w:val="en-US"/>
+        </w:rPr>
+        <w:t xml:space="preserve"> </w:t>
+      </w:r>
       <w:proofErr w:type="gramStart"/>
       <w:r>
         <w:rPr>
@@ -908,7 +946,6 @@
         </w:rPr>
         <w:t>PerceptronModel</w:t>
       </w:r>
-      <w:proofErr w:type="spellEnd"/>
       <w:r>
         <w:rPr>
           <w:lang w:val="en-US"/>
@@ -920,21 +957,51 @@
         <w:rPr>
           <w:lang w:val="en-US"/>
         </w:rPr>
-        <w:t>Module):</w:t>
-      </w:r>
-    </w:p>
-    <w:p>
-      <w:pPr>
-        <w:pStyle w:val="af"/>
-        <w:rPr>
-          <w:lang w:val="en-US"/>
-        </w:rPr>
-      </w:pPr>
-      <w:r>
-        <w:rPr>
-          <w:lang w:val="en-US"/>
-        </w:rPr>
-        <w:t xml:space="preserve">    def </w:t>
+        <w:t>Module</w:t>
+      </w:r>
+      <w:r>
+        <w:rPr>
+          <w:lang w:val="en-US"/>
+        </w:rPr>
+        <w:t>):</w:t>
+      </w:r>
+    </w:p>
+    <w:p>
+      <w:pPr>
+        <w:pStyle w:val="af"/>
+        <w:rPr>
+          <w:lang w:val="en-US"/>
+        </w:rPr>
+      </w:pPr>
+      <w:r>
+        <w:rPr>
+          <w:lang w:val="en-US"/>
+        </w:rPr>
+        <w:t> </w:t>
+      </w:r>
+      <w:r>
+        <w:rPr>
+          <w:lang w:val="en-US"/>
+        </w:rPr>
+        <w:t xml:space="preserve"> </w:t>
+      </w:r>
+      <w:r>
+        <w:rPr>
+          <w:lang w:val="en-US"/>
+        </w:rPr>
+        <w:t> </w:t>
+      </w:r>
+      <w:r>
+        <w:rPr>
+          <w:lang w:val="en-US"/>
+        </w:rPr>
+        <w:t xml:space="preserve"> </w:t>
+      </w:r>
+      <w:r>
+        <w:rPr>
+          <w:lang w:val="en-US"/>
+        </w:rPr>
+        <w:t xml:space="preserve">def </w:t>
       </w:r>
       <w:r>
         <w:rPr>
@@ -942,25 +1009,258 @@
           <w:bCs/>
           <w:lang w:val="en-US"/>
         </w:rPr>
-        <w:t>__</w:t>
-      </w:r>
-      <w:proofErr w:type="spellStart"/>
+        <w:t>__init_</w:t>
+      </w:r>
+      <w:proofErr w:type="gramStart"/>
       <w:r>
         <w:rPr>
           <w:b/>
           <w:bCs/>
           <w:lang w:val="en-US"/>
         </w:rPr>
-        <w:t>init</w:t>
-      </w:r>
-      <w:proofErr w:type="spellEnd"/>
+        <w:t>_</w:t>
+      </w:r>
+      <w:r>
+        <w:rPr>
+          <w:lang w:val="en-US"/>
+        </w:rPr>
+        <w:t>(</w:t>
+      </w:r>
+      <w:proofErr w:type="gramEnd"/>
+      <w:r>
+        <w:rPr>
+          <w:lang w:val="en-US"/>
+        </w:rPr>
+        <w:t>self, dimensions):</w:t>
+      </w:r>
+    </w:p>
+    <w:p>
+      <w:pPr>
+        <w:pStyle w:val="af"/>
+        <w:rPr>
+          <w:lang w:val="en-US"/>
+        </w:rPr>
+      </w:pPr>
+      <w:r>
+        <w:rPr>
+          <w:lang w:val="en-US"/>
+        </w:rPr>
+        <w:t xml:space="preserve">        </w:t>
+      </w:r>
+      <w:proofErr w:type="gramStart"/>
+      <w:r>
+        <w:rPr>
+          <w:lang w:val="en-US"/>
+        </w:rPr>
+        <w:t>super(</w:t>
+      </w:r>
+      <w:proofErr w:type="gramEnd"/>
+      <w:r>
+        <w:rPr>
+          <w:lang w:val="en-US"/>
+        </w:rPr>
+        <w:t>PerceptronModel, self</w:t>
+      </w:r>
+      <w:proofErr w:type="gramStart"/>
+      <w:r>
+        <w:rPr>
+          <w:lang w:val="en-US"/>
+        </w:rPr>
+        <w:t>)._</w:t>
+      </w:r>
+      <w:proofErr w:type="gramEnd"/>
+      <w:r>
+        <w:rPr>
+          <w:lang w:val="en-US"/>
+        </w:rPr>
+        <w:t>_init_</w:t>
+      </w:r>
+      <w:proofErr w:type="gramStart"/>
+      <w:r>
+        <w:rPr>
+          <w:lang w:val="en-US"/>
+        </w:rPr>
+        <w:t>_(</w:t>
+      </w:r>
+      <w:proofErr w:type="gramEnd"/>
+      <w:r>
+        <w:rPr>
+          <w:lang w:val="en-US"/>
+        </w:rPr>
+        <w:t>)</w:t>
+      </w:r>
+    </w:p>
+    <w:p>
+      <w:pPr>
+        <w:pStyle w:val="af"/>
+        <w:rPr>
+          <w:lang w:val="en-US"/>
+        </w:rPr>
+      </w:pPr>
+      <w:r>
+        <w:rPr>
+          <w:lang w:val="en-US"/>
+        </w:rPr>
+        <w:t xml:space="preserve">        </w:t>
+      </w:r>
+    </w:p>
+    <w:p>
+      <w:pPr>
+        <w:pStyle w:val="af"/>
+        <w:rPr>
+          <w:lang w:val="en-US"/>
+        </w:rPr>
+      </w:pPr>
+      <w:r>
+        <w:rPr>
+          <w:lang w:val="en-US"/>
+        </w:rPr>
+        <w:t xml:space="preserve">        # </w:t>
+      </w:r>
+      <w:r>
+        <w:t>инициализация</w:t>
+      </w:r>
+      <w:r>
+        <w:rPr>
+          <w:lang w:val="en-US"/>
+        </w:rPr>
+        <w:t xml:space="preserve"> </w:t>
+      </w:r>
+      <w:r>
+        <w:t>весов</w:t>
+      </w:r>
+      <w:r>
+        <w:rPr>
+          <w:lang w:val="en-US"/>
+        </w:rPr>
+        <w:t xml:space="preserve"> </w:t>
+      </w:r>
+      <w:r>
+        <w:t>персептрона</w:t>
+      </w:r>
+    </w:p>
+    <w:p>
+      <w:pPr>
+        <w:pStyle w:val="af"/>
+        <w:rPr>
+          <w:lang w:val="en-US"/>
+        </w:rPr>
+      </w:pPr>
+      <w:r>
+        <w:rPr>
+          <w:lang w:val="en-US"/>
+        </w:rPr>
+        <w:t xml:space="preserve">        </w:t>
+      </w:r>
+      <w:proofErr w:type="gramStart"/>
+      <w:r>
+        <w:rPr>
+          <w:lang w:val="en-US"/>
+        </w:rPr>
+        <w:t>self.w</w:t>
+      </w:r>
+      <w:proofErr w:type="gramEnd"/>
+      <w:r>
+        <w:rPr>
+          <w:lang w:val="en-US"/>
+        </w:rPr>
+        <w:t xml:space="preserve"> = </w:t>
+      </w:r>
+      <w:proofErr w:type="gramStart"/>
+      <w:r>
+        <w:rPr>
+          <w:lang w:val="en-US"/>
+        </w:rPr>
+        <w:t>Parameter(ones(</w:t>
+      </w:r>
+      <w:proofErr w:type="gramEnd"/>
+      <w:r>
+        <w:rPr>
+          <w:lang w:val="en-US"/>
+        </w:rPr>
+        <w:t>1, dimensions))</w:t>
+      </w:r>
+    </w:p>
+    <w:p>
+      <w:pPr>
+        <w:pStyle w:val="af"/>
+        <w:ind w:firstLine="0"/>
+        <w:rPr>
+          <w:lang w:val="en-US"/>
+        </w:rPr>
+      </w:pPr>
+    </w:p>
+    <w:p>
+      <w:pPr>
+        <w:pStyle w:val="af"/>
+        <w:rPr>
+          <w:lang w:val="en-US"/>
+        </w:rPr>
+      </w:pPr>
+      <w:r>
+        <w:rPr>
+          <w:lang w:val="en-US"/>
+        </w:rPr>
+        <w:t xml:space="preserve">    def </w:t>
+      </w:r>
       <w:r>
         <w:rPr>
           <w:b/>
           <w:bCs/>
           <w:lang w:val="en-US"/>
         </w:rPr>
-        <w:t>_</w:t>
+        <w:t>get_weights</w:t>
+      </w:r>
+      <w:r>
+        <w:rPr>
+          <w:lang w:val="en-US"/>
+        </w:rPr>
+        <w:t>(self):</w:t>
+      </w:r>
+    </w:p>
+    <w:p>
+      <w:pPr>
+        <w:pStyle w:val="af"/>
+        <w:rPr>
+          <w:lang w:val="en-US"/>
+        </w:rPr>
+      </w:pPr>
+      <w:r>
+        <w:rPr>
+          <w:lang w:val="en-US"/>
+        </w:rPr>
+        <w:t xml:space="preserve">        return </w:t>
+      </w:r>
+      <w:proofErr w:type="gramStart"/>
+      <w:r>
+        <w:rPr>
+          <w:lang w:val="en-US"/>
+        </w:rPr>
+        <w:t>self.w</w:t>
+      </w:r>
+      <w:proofErr w:type="gramEnd"/>
+    </w:p>
+    <w:p>
+      <w:pPr>
+        <w:pStyle w:val="af"/>
+        <w:ind w:firstLine="0"/>
+        <w:rPr>
+          <w:lang w:val="en-US"/>
+        </w:rPr>
+      </w:pPr>
+    </w:p>
+    <w:p>
+      <w:pPr>
+        <w:pStyle w:val="af"/>
+        <w:rPr>
+          <w:lang w:val="en-US"/>
+        </w:rPr>
+      </w:pPr>
+      <w:r>
+        <w:rPr>
+          <w:lang w:val="en-US"/>
+        </w:rPr>
+        <w:t xml:space="preserve">    def </w:t>
       </w:r>
       <w:proofErr w:type="gramStart"/>
       <w:r>
@@ -969,7 +1269,7 @@
           <w:bCs/>
           <w:lang w:val="en-US"/>
         </w:rPr>
-        <w:t>_</w:t>
+        <w:t>run</w:t>
       </w:r>
       <w:r>
         <w:rPr>
@@ -982,15 +1282,12 @@
         <w:rPr>
           <w:lang w:val="en-US"/>
         </w:rPr>
-        <w:t>self, dimensions):</w:t>
-      </w:r>
-    </w:p>
-    <w:p>
-      <w:pPr>
-        <w:pStyle w:val="af"/>
-        <w:rPr>
-          <w:lang w:val="en-US"/>
-        </w:rPr>
+        <w:t>self, x):</w:t>
+      </w:r>
+    </w:p>
+    <w:p>
+      <w:pPr>
+        <w:pStyle w:val="af"/>
       </w:pPr>
       <w:r>
         <w:rPr>
@@ -998,165 +1295,72 @@
         </w:rPr>
         <w:t xml:space="preserve">        </w:t>
       </w:r>
+      <w:r>
+        <w:t># вычисление скалярного произведения вектора весов и вектора входа</w:t>
+      </w:r>
+    </w:p>
+    <w:p>
+      <w:pPr>
+        <w:pStyle w:val="af"/>
+        <w:rPr>
+          <w:lang w:val="en-US"/>
+        </w:rPr>
+      </w:pPr>
+      <w:r>
+        <w:t xml:space="preserve">        </w:t>
+      </w:r>
+      <w:r>
+        <w:rPr>
+          <w:lang w:val="en-US"/>
+        </w:rPr>
+        <w:t xml:space="preserve">return </w:t>
+      </w:r>
       <w:proofErr w:type="gramStart"/>
       <w:r>
         <w:rPr>
           <w:lang w:val="en-US"/>
         </w:rPr>
-        <w:t>super(</w:t>
-      </w:r>
-      <w:proofErr w:type="spellStart"/>
+        <w:t>tensordot(</w:t>
+      </w:r>
       <w:proofErr w:type="gramEnd"/>
       <w:r>
         <w:rPr>
           <w:lang w:val="en-US"/>
         </w:rPr>
-        <w:t>PerceptronModel</w:t>
-      </w:r>
-      <w:proofErr w:type="spellEnd"/>
-      <w:r>
-        <w:rPr>
-          <w:lang w:val="en-US"/>
-        </w:rPr>
-        <w:t>, self</w:t>
+        <w:t xml:space="preserve">x, </w:t>
       </w:r>
       <w:proofErr w:type="gramStart"/>
       <w:r>
         <w:rPr>
           <w:lang w:val="en-US"/>
         </w:rPr>
-        <w:t>)._</w:t>
+        <w:t>self.w</w:t>
       </w:r>
       <w:proofErr w:type="gramEnd"/>
       <w:r>
         <w:rPr>
           <w:lang w:val="en-US"/>
         </w:rPr>
-        <w:t>_</w:t>
-      </w:r>
-      <w:proofErr w:type="spellStart"/>
-      <w:r>
-        <w:rPr>
-          <w:lang w:val="en-US"/>
-        </w:rPr>
-        <w:t>init</w:t>
-      </w:r>
-      <w:proofErr w:type="spellEnd"/>
-      <w:r>
-        <w:rPr>
-          <w:lang w:val="en-US"/>
-        </w:rPr>
-        <w:t>_</w:t>
+        <w:t>, dims</w:t>
       </w:r>
       <w:proofErr w:type="gramStart"/>
       <w:r>
         <w:rPr>
           <w:lang w:val="en-US"/>
         </w:rPr>
-        <w:t>_(</w:t>
+        <w:t>=(</w:t>
       </w:r>
       <w:proofErr w:type="gramEnd"/>
       <w:r>
         <w:rPr>
           <w:lang w:val="en-US"/>
         </w:rPr>
-        <w:t>)</w:t>
-      </w:r>
-    </w:p>
-    <w:p>
-      <w:pPr>
-        <w:pStyle w:val="af"/>
-      </w:pPr>
-      <w:r>
-        <w:rPr>
-          <w:lang w:val="en-US"/>
-        </w:rPr>
-        <w:t xml:space="preserve">        </w:t>
-      </w:r>
-    </w:p>
-    <w:p>
-      <w:pPr>
-        <w:pStyle w:val="af"/>
-        <w:rPr>
-          <w:lang w:val="en-US"/>
-        </w:rPr>
-      </w:pPr>
-      <w:r>
-        <w:rPr>
-          <w:lang w:val="en-US"/>
-        </w:rPr>
-        <w:t xml:space="preserve">        # </w:t>
-      </w:r>
-      <w:r>
-        <w:t>инициализация</w:t>
-      </w:r>
-      <w:r>
-        <w:rPr>
-          <w:lang w:val="en-US"/>
-        </w:rPr>
-        <w:t xml:space="preserve"> </w:t>
-      </w:r>
-      <w:r>
-        <w:t>весов</w:t>
-      </w:r>
-      <w:r>
-        <w:rPr>
-          <w:lang w:val="en-US"/>
-        </w:rPr>
-        <w:t xml:space="preserve"> </w:t>
-      </w:r>
-      <w:r>
-        <w:t>персептрона</w:t>
-      </w:r>
-    </w:p>
-    <w:p>
-      <w:pPr>
-        <w:pStyle w:val="af"/>
-        <w:rPr>
-          <w:lang w:val="en-US"/>
-        </w:rPr>
-      </w:pPr>
-      <w:r>
-        <w:rPr>
-          <w:lang w:val="en-US"/>
-        </w:rPr>
-        <w:t xml:space="preserve">        </w:t>
-      </w:r>
-      <w:proofErr w:type="spellStart"/>
-      <w:proofErr w:type="gramStart"/>
-      <w:r>
-        <w:rPr>
-          <w:lang w:val="en-US"/>
-        </w:rPr>
-        <w:t>self.w</w:t>
-      </w:r>
-      <w:proofErr w:type="spellEnd"/>
-      <w:proofErr w:type="gramEnd"/>
-      <w:r>
-        <w:rPr>
-          <w:lang w:val="en-US"/>
-        </w:rPr>
-        <w:t xml:space="preserve"> = </w:t>
-      </w:r>
-      <w:proofErr w:type="gramStart"/>
-      <w:r>
-        <w:rPr>
-          <w:lang w:val="en-US"/>
-        </w:rPr>
-        <w:t>Parameter(ones(</w:t>
-      </w:r>
-      <w:proofErr w:type="gramEnd"/>
-      <w:r>
-        <w:rPr>
-          <w:lang w:val="en-US"/>
-        </w:rPr>
-        <w:t>1, dimensions))</w:t>
-      </w:r>
-    </w:p>
-    <w:p>
-      <w:pPr>
-        <w:pStyle w:val="af"/>
-        <w:ind w:firstLine="0"/>
+        <w:t>[1], [1]))</w:t>
+      </w:r>
+    </w:p>
+    <w:p>
+      <w:pPr>
+        <w:pStyle w:val="af"/>
         <w:rPr>
           <w:lang w:val="en-US"/>
         </w:rPr>
@@ -1175,68 +1379,13 @@
         </w:rPr>
         <w:t xml:space="preserve">    def </w:t>
       </w:r>
-      <w:proofErr w:type="spellStart"/>
       <w:r>
         <w:rPr>
           <w:b/>
           <w:bCs/>
           <w:lang w:val="en-US"/>
         </w:rPr>
-        <w:t>get_weights</w:t>
-      </w:r>
-      <w:proofErr w:type="spellEnd"/>
-      <w:r>
-        <w:rPr>
-          <w:lang w:val="en-US"/>
-        </w:rPr>
-        <w:t>(self):</w:t>
-      </w:r>
-    </w:p>
-    <w:p>
-      <w:pPr>
-        <w:pStyle w:val="af"/>
-        <w:rPr>
-          <w:lang w:val="en-US"/>
-        </w:rPr>
-      </w:pPr>
-      <w:r>
-        <w:rPr>
-          <w:lang w:val="en-US"/>
-        </w:rPr>
-        <w:t xml:space="preserve">        return </w:t>
-      </w:r>
-      <w:proofErr w:type="spellStart"/>
-      <w:proofErr w:type="gramStart"/>
-      <w:r>
-        <w:rPr>
-          <w:lang w:val="en-US"/>
-        </w:rPr>
-        <w:t>self.w</w:t>
-      </w:r>
-      <w:proofErr w:type="spellEnd"/>
-      <w:proofErr w:type="gramEnd"/>
-    </w:p>
-    <w:p>
-      <w:pPr>
-        <w:pStyle w:val="af"/>
-        <w:ind w:firstLine="0"/>
-        <w:rPr>
-          <w:lang w:val="en-US"/>
-        </w:rPr>
-      </w:pPr>
-    </w:p>
-    <w:p>
-      <w:pPr>
-        <w:pStyle w:val="af"/>
-        <w:rPr>
-          <w:lang w:val="en-US"/>
-        </w:rPr>
-      </w:pPr>
-      <w:r>
-        <w:rPr>
-          <w:lang w:val="en-US"/>
-        </w:rPr>
-        <w:t xml:space="preserve">    def </w:t>
+        <w:t>get_</w:t>
       </w:r>
       <w:proofErr w:type="gramStart"/>
       <w:r>
@@ -1245,7 +1394,7 @@
           <w:bCs/>
           <w:lang w:val="en-US"/>
         </w:rPr>
-        <w:t>run</w:t>
+        <w:t>prediction</w:t>
       </w:r>
       <w:r>
         <w:rPr>
@@ -1258,652 +1407,393 @@
         <w:rPr>
           <w:lang w:val="en-US"/>
         </w:rPr>
-        <w:t>self, x):</w:t>
-      </w:r>
-    </w:p>
-    <w:p>
-      <w:pPr>
-        <w:pStyle w:val="af"/>
-      </w:pPr>
-      <w:r>
-        <w:rPr>
-          <w:lang w:val="en-US"/>
-        </w:rPr>
-        <w:t xml:space="preserve">        </w:t>
-      </w:r>
-      <w:r>
-        <w:t># вычисление скалярного произведения вектора весов и вектора входа</w:t>
-      </w:r>
-    </w:p>
-    <w:p>
-      <w:pPr>
-        <w:pStyle w:val="af"/>
-        <w:rPr>
-          <w:lang w:val="en-US"/>
-        </w:rPr>
-      </w:pPr>
-      <w:r>
-        <w:t xml:space="preserve">        </w:t>
-      </w:r>
-      <w:r>
-        <w:rPr>
-          <w:lang w:val="en-US"/>
-        </w:rPr>
-        <w:t xml:space="preserve">return </w:t>
-      </w:r>
-      <w:proofErr w:type="spellStart"/>
+        <w:t xml:space="preserve">self, x):        </w:t>
+      </w:r>
+    </w:p>
+    <w:p>
+      <w:pPr>
+        <w:pStyle w:val="af"/>
+        <w:rPr>
+          <w:lang w:val="en-US"/>
+        </w:rPr>
+      </w:pPr>
+      <w:r>
+        <w:rPr>
+          <w:lang w:val="en-US"/>
+        </w:rPr>
+        <w:t>        return 1 if self.run(x</w:t>
+      </w:r>
       <w:proofErr w:type="gramStart"/>
       <w:r>
         <w:rPr>
           <w:lang w:val="en-US"/>
         </w:rPr>
-        <w:t>tensordot</w:t>
-      </w:r>
-      <w:proofErr w:type="spellEnd"/>
-      <w:r>
-        <w:rPr>
-          <w:lang w:val="en-US"/>
-        </w:rPr>
-        <w:t>(</w:t>
+        <w:t>).item</w:t>
       </w:r>
       <w:proofErr w:type="gramEnd"/>
       <w:r>
         <w:rPr>
           <w:lang w:val="en-US"/>
         </w:rPr>
-        <w:t xml:space="preserve">x, </w:t>
-      </w:r>
-      <w:proofErr w:type="spellStart"/>
+        <w:t xml:space="preserve">() &gt;= 0 else -1 </w:t>
+      </w:r>
+    </w:p>
+    <w:p>
+      <w:pPr>
+        <w:pStyle w:val="af"/>
+        <w:rPr>
+          <w:lang w:val="en-US"/>
+        </w:rPr>
+      </w:pPr>
+    </w:p>
+    <w:p>
+      <w:pPr>
+        <w:pStyle w:val="af"/>
+        <w:rPr>
+          <w:lang w:val="en-US"/>
+        </w:rPr>
+      </w:pPr>
+      <w:r>
+        <w:rPr>
+          <w:lang w:val="en-US"/>
+        </w:rPr>
+        <w:t xml:space="preserve">    </w:t>
+      </w:r>
+      <w:r>
+        <w:rPr>
+          <w:lang w:val="en-US"/>
+        </w:rPr>
+        <w:t xml:space="preserve">def </w:t>
+      </w:r>
       <w:proofErr w:type="gramStart"/>
-      <w:r>
-        <w:rPr>
-          <w:lang w:val="en-US"/>
-        </w:rPr>
-        <w:t>self.w</w:t>
-      </w:r>
-      <w:proofErr w:type="spellEnd"/>
-      <w:proofErr w:type="gramEnd"/>
-      <w:r>
-        <w:rPr>
-          <w:lang w:val="en-US"/>
-        </w:rPr>
-        <w:t>, dims</w:t>
-      </w:r>
-      <w:proofErr w:type="gramStart"/>
-      <w:r>
-        <w:rPr>
-          <w:lang w:val="en-US"/>
-        </w:rPr>
-        <w:t>=(</w:t>
-      </w:r>
-      <w:proofErr w:type="gramEnd"/>
-      <w:r>
-        <w:rPr>
-          <w:lang w:val="en-US"/>
-        </w:rPr>
-        <w:t>[1], [1]))</w:t>
-      </w:r>
-    </w:p>
-    <w:p>
-      <w:pPr>
-        <w:pStyle w:val="af"/>
-        <w:rPr>
-          <w:lang w:val="en-US"/>
-        </w:rPr>
-      </w:pPr>
-    </w:p>
-    <w:p>
-      <w:pPr>
-        <w:pStyle w:val="af"/>
-        <w:rPr>
-          <w:lang w:val="en-US"/>
-        </w:rPr>
-      </w:pPr>
-      <w:r>
-        <w:rPr>
-          <w:lang w:val="en-US"/>
-        </w:rPr>
-        <w:t xml:space="preserve">    def </w:t>
-      </w:r>
-      <w:proofErr w:type="spellStart"/>
       <w:r>
         <w:rPr>
           <w:b/>
           <w:bCs/>
           <w:lang w:val="en-US"/>
         </w:rPr>
-        <w:t>get_</w:t>
+        <w:t>train</w:t>
+      </w:r>
+      <w:r>
+        <w:rPr>
+          <w:lang w:val="en-US"/>
+        </w:rPr>
+        <w:t>(</w:t>
+      </w:r>
+      <w:proofErr w:type="gramEnd"/>
+      <w:r>
+        <w:rPr>
+          <w:lang w:val="en-US"/>
+        </w:rPr>
+        <w:t>self, dataset):</w:t>
+      </w:r>
+    </w:p>
+    <w:p>
+      <w:pPr>
+        <w:pStyle w:val="af"/>
+        <w:rPr>
+          <w:lang w:val="en-US"/>
+        </w:rPr>
+      </w:pPr>
+      <w:r>
+        <w:rPr>
+          <w:lang w:val="en-US"/>
+        </w:rPr>
+        <w:t>        with no_</w:t>
       </w:r>
       <w:proofErr w:type="gramStart"/>
       <w:r>
         <w:rPr>
-          <w:b/>
-          <w:bCs/>
-          <w:lang w:val="en-US"/>
-        </w:rPr>
-        <w:t>prediction</w:t>
-      </w:r>
-      <w:proofErr w:type="spellEnd"/>
-      <w:r>
-        <w:rPr>
-          <w:lang w:val="en-US"/>
-        </w:rPr>
-        <w:t>(</w:t>
+          <w:lang w:val="en-US"/>
+        </w:rPr>
+        <w:t>grad(</w:t>
       </w:r>
       <w:proofErr w:type="gramEnd"/>
       <w:r>
         <w:rPr>
           <w:lang w:val="en-US"/>
         </w:rPr>
-        <w:t xml:space="preserve">self, x):        </w:t>
-      </w:r>
-    </w:p>
-    <w:p>
-      <w:pPr>
-        <w:pStyle w:val="af"/>
-        <w:rPr>
-          <w:lang w:val="en-US"/>
-        </w:rPr>
-      </w:pPr>
-      <w:r>
-        <w:rPr>
-          <w:lang w:val="en-US"/>
-        </w:rPr>
-        <w:t xml:space="preserve">        return 1 if </w:t>
-      </w:r>
-      <w:proofErr w:type="spellStart"/>
-      <w:r>
-        <w:rPr>
-          <w:lang w:val="en-US"/>
-        </w:rPr>
-        <w:t>self.run</w:t>
-      </w:r>
-      <w:proofErr w:type="spellEnd"/>
-      <w:r>
-        <w:rPr>
-          <w:lang w:val="en-US"/>
-        </w:rPr>
-        <w:t>(x</w:t>
+        <w:t>):</w:t>
+      </w:r>
+    </w:p>
+    <w:p>
+      <w:pPr>
+        <w:pStyle w:val="af"/>
+        <w:rPr>
+          <w:lang w:val="en-US"/>
+        </w:rPr>
+      </w:pPr>
+      <w:r>
+        <w:rPr>
+          <w:lang w:val="en-US"/>
+        </w:rPr>
+        <w:t xml:space="preserve">            dataloader = </w:t>
       </w:r>
       <w:proofErr w:type="gramStart"/>
       <w:r>
         <w:rPr>
           <w:lang w:val="en-US"/>
         </w:rPr>
-        <w:t>).item</w:t>
+        <w:t>DataLoader(</w:t>
       </w:r>
       <w:proofErr w:type="gramEnd"/>
       <w:r>
         <w:rPr>
           <w:lang w:val="en-US"/>
         </w:rPr>
-        <w:t xml:space="preserve">() &gt;= 0 else -1 </w:t>
-      </w:r>
-    </w:p>
-    <w:p>
-      <w:pPr>
-        <w:pStyle w:val="af"/>
-        <w:rPr>
-          <w:lang w:val="en-US"/>
-        </w:rPr>
-      </w:pPr>
-    </w:p>
-    <w:p>
-      <w:pPr>
-        <w:pStyle w:val="af"/>
-        <w:rPr>
-          <w:lang w:val="en-US"/>
-        </w:rPr>
-      </w:pPr>
-      <w:r>
-        <w:rPr>
-          <w:lang w:val="en-US"/>
-        </w:rPr>
-        <w:t xml:space="preserve">    </w:t>
-      </w:r>
-      <w:r>
-        <w:rPr>
-          <w:lang w:val="en-US"/>
-        </w:rPr>
-        <w:t xml:space="preserve">def </w:t>
+        <w:t>dataset, batch_size=1, shuffle=True)</w:t>
+      </w:r>
+    </w:p>
+    <w:p>
+      <w:pPr>
+        <w:pStyle w:val="af"/>
+        <w:rPr>
+          <w:lang w:val="en-US"/>
+        </w:rPr>
+      </w:pPr>
+      <w:r>
+        <w:rPr>
+          <w:lang w:val="en-US"/>
+        </w:rPr>
+        <w:t xml:space="preserve">            </w:t>
+      </w:r>
+    </w:p>
+    <w:p>
+      <w:pPr>
+        <w:pStyle w:val="af"/>
+        <w:rPr>
+          <w:lang w:val="en-US"/>
+        </w:rPr>
+      </w:pPr>
+      <w:r>
+        <w:rPr>
+          <w:lang w:val="en-US"/>
+        </w:rPr>
+        <w:t>            with no_</w:t>
       </w:r>
       <w:proofErr w:type="gramStart"/>
       <w:r>
         <w:rPr>
-          <w:b/>
-          <w:bCs/>
-          <w:lang w:val="en-US"/>
-        </w:rPr>
-        <w:t>train</w:t>
-      </w:r>
-      <w:r>
-        <w:rPr>
-          <w:lang w:val="en-US"/>
-        </w:rPr>
-        <w:t>(</w:t>
+          <w:lang w:val="en-US"/>
+        </w:rPr>
+        <w:t>grad(</w:t>
       </w:r>
       <w:proofErr w:type="gramEnd"/>
       <w:r>
         <w:rPr>
           <w:lang w:val="en-US"/>
         </w:rPr>
-        <w:t>self, dataset):</w:t>
-      </w:r>
-    </w:p>
-    <w:p>
-      <w:pPr>
-        <w:pStyle w:val="af"/>
-        <w:rPr>
-          <w:lang w:val="en-US"/>
-        </w:rPr>
-      </w:pPr>
-      <w:r>
-        <w:rPr>
-          <w:lang w:val="en-US"/>
-        </w:rPr>
-        <w:t xml:space="preserve">        with </w:t>
-      </w:r>
-      <w:proofErr w:type="spellStart"/>
-      <w:r>
-        <w:rPr>
-          <w:lang w:val="en-US"/>
-        </w:rPr>
-        <w:t>no_</w:t>
+        <w:t>):</w:t>
+      </w:r>
+    </w:p>
+    <w:p>
+      <w:pPr>
+        <w:pStyle w:val="af"/>
+        <w:rPr>
+          <w:lang w:val="en-US"/>
+        </w:rPr>
+      </w:pPr>
+      <w:r>
+        <w:rPr>
+          <w:lang w:val="en-US"/>
+        </w:rPr>
+        <w:t xml:space="preserve">                converged = False       # </w:t>
+      </w:r>
+      <w:r>
+        <w:t>флаг</w:t>
+      </w:r>
+      <w:r>
+        <w:rPr>
+          <w:lang w:val="en-US"/>
+        </w:rPr>
+        <w:t xml:space="preserve"> </w:t>
+      </w:r>
+      <w:r>
+        <w:t>сходимости</w:t>
+      </w:r>
+    </w:p>
+    <w:p>
+      <w:pPr>
+        <w:pStyle w:val="af"/>
+        <w:rPr>
+          <w:lang w:val="en-US"/>
+        </w:rPr>
+      </w:pPr>
+      <w:r>
+        <w:rPr>
+          <w:lang w:val="en-US"/>
+        </w:rPr>
+        <w:t>                while not converged:</w:t>
+      </w:r>
+    </w:p>
+    <w:p>
+      <w:pPr>
+        <w:pStyle w:val="af"/>
+        <w:rPr>
+          <w:lang w:val="en-US"/>
+        </w:rPr>
+      </w:pPr>
+      <w:r>
+        <w:rPr>
+          <w:lang w:val="en-US"/>
+        </w:rPr>
+        <w:t>                    converged = True</w:t>
+      </w:r>
+    </w:p>
+    <w:p>
+      <w:pPr>
+        <w:pStyle w:val="af"/>
+        <w:rPr>
+          <w:lang w:val="en-US"/>
+        </w:rPr>
+      </w:pPr>
+      <w:r>
+        <w:rPr>
+          <w:lang w:val="en-US"/>
+        </w:rPr>
+        <w:t xml:space="preserve">                    for batch in dataloader:    # </w:t>
+      </w:r>
+      <w:r>
+        <w:t>перебор</w:t>
+      </w:r>
+      <w:r>
+        <w:rPr>
+          <w:lang w:val="en-US"/>
+        </w:rPr>
+        <w:t xml:space="preserve"> </w:t>
+      </w:r>
+      <w:r>
+        <w:t>точек</w:t>
+      </w:r>
+    </w:p>
+    <w:p>
+      <w:pPr>
+        <w:pStyle w:val="af"/>
+        <w:rPr>
+          <w:lang w:val="en-US"/>
+        </w:rPr>
+      </w:pPr>
+      <w:r>
+        <w:rPr>
+          <w:lang w:val="en-US"/>
+        </w:rPr>
+        <w:t>                        x, y = batch['x'], batch['label']</w:t>
+      </w:r>
+    </w:p>
+    <w:p>
+      <w:pPr>
+        <w:pStyle w:val="af"/>
+        <w:rPr>
+          <w:lang w:val="en-US"/>
+        </w:rPr>
+      </w:pPr>
+    </w:p>
+    <w:p>
+      <w:pPr>
+        <w:pStyle w:val="af"/>
+        <w:rPr>
+          <w:lang w:val="en-US"/>
+        </w:rPr>
+      </w:pPr>
+      <w:r>
+        <w:rPr>
+          <w:lang w:val="en-US"/>
+        </w:rPr>
+        <w:t xml:space="preserve">                        # </w:t>
+      </w:r>
+      <w:r>
+        <w:t>классификация</w:t>
+      </w:r>
+      <w:r>
+        <w:rPr>
+          <w:lang w:val="en-US"/>
+        </w:rPr>
+        <w:t xml:space="preserve"> </w:t>
+      </w:r>
+      <w:r>
+        <w:t>точки</w:t>
+      </w:r>
+      <w:r>
+        <w:rPr>
+          <w:lang w:val="en-US"/>
+        </w:rPr>
+        <w:t xml:space="preserve"> x</w:t>
+      </w:r>
+    </w:p>
+    <w:p>
+      <w:pPr>
+        <w:pStyle w:val="af"/>
+        <w:rPr>
+          <w:lang w:val="en-US"/>
+        </w:rPr>
+      </w:pPr>
+      <w:r>
+        <w:rPr>
+          <w:lang w:val="en-US"/>
+        </w:rPr>
+        <w:lastRenderedPageBreak/>
+        <w:t xml:space="preserve">                        pred = self.get_prediction(x) </w:t>
+      </w:r>
+    </w:p>
+    <w:p>
+      <w:pPr>
+        <w:pStyle w:val="af"/>
+        <w:rPr>
+          <w:lang w:val="en-US"/>
+        </w:rPr>
+      </w:pPr>
+    </w:p>
+    <w:p>
+      <w:pPr>
+        <w:pStyle w:val="af"/>
+      </w:pPr>
+      <w:r>
+        <w:rPr>
+          <w:lang w:val="en-US"/>
+        </w:rPr>
+        <w:t xml:space="preserve">                        </w:t>
+      </w:r>
+      <w:r>
+        <w:t># сравнение с истиной</w:t>
+      </w:r>
+    </w:p>
+    <w:p>
+      <w:pPr>
+        <w:pStyle w:val="af"/>
+      </w:pPr>
+      <w:r>
+        <w:t xml:space="preserve">                        if </w:t>
       </w:r>
       <w:proofErr w:type="gramStart"/>
       <w:r>
-        <w:rPr>
-          <w:lang w:val="en-US"/>
-        </w:rPr>
-        <w:t>grad</w:t>
-      </w:r>
-      <w:proofErr w:type="spellEnd"/>
-      <w:r>
-        <w:rPr>
-          <w:lang w:val="en-US"/>
-        </w:rPr>
-        <w:t>(</w:t>
+        <w:t>pred !</w:t>
       </w:r>
       <w:proofErr w:type="gramEnd"/>
       <w:r>
-        <w:rPr>
-          <w:lang w:val="en-US"/>
-        </w:rPr>
-        <w:t>):</w:t>
-      </w:r>
-    </w:p>
-    <w:p>
-      <w:pPr>
-        <w:pStyle w:val="af"/>
-        <w:rPr>
-          <w:lang w:val="en-US"/>
-        </w:rPr>
-      </w:pPr>
-      <w:r>
-        <w:rPr>
-          <w:lang w:val="en-US"/>
-        </w:rPr>
-        <w:t xml:space="preserve">            </w:t>
-      </w:r>
-      <w:proofErr w:type="spellStart"/>
-      <w:r>
-        <w:rPr>
-          <w:lang w:val="en-US"/>
-        </w:rPr>
-        <w:t>dataloader</w:t>
-      </w:r>
-      <w:proofErr w:type="spellEnd"/>
-      <w:r>
-        <w:rPr>
-          <w:lang w:val="en-US"/>
-        </w:rPr>
-        <w:t xml:space="preserve"> = </w:t>
-      </w:r>
-      <w:proofErr w:type="spellStart"/>
+        <w:t xml:space="preserve">= </w:t>
+      </w:r>
       <w:proofErr w:type="gramStart"/>
       <w:r>
-        <w:rPr>
-          <w:lang w:val="en-US"/>
-        </w:rPr>
-        <w:t>DataLoader</w:t>
-      </w:r>
-      <w:proofErr w:type="spellEnd"/>
-      <w:r>
-        <w:rPr>
-          <w:lang w:val="en-US"/>
-        </w:rPr>
-        <w:t>(</w:t>
+        <w:t>y.item</w:t>
       </w:r>
       <w:proofErr w:type="gramEnd"/>
       <w:r>
-        <w:rPr>
-          <w:lang w:val="en-US"/>
-        </w:rPr>
-        <w:t xml:space="preserve">dataset, </w:t>
-      </w:r>
-      <w:proofErr w:type="spellStart"/>
-      <w:r>
-        <w:rPr>
-          <w:lang w:val="en-US"/>
-        </w:rPr>
-        <w:t>batch_size</w:t>
-      </w:r>
-      <w:proofErr w:type="spellEnd"/>
-      <w:r>
-        <w:rPr>
-          <w:lang w:val="en-US"/>
-        </w:rPr>
-        <w:t>=1, shuffle=True)</w:t>
-      </w:r>
-    </w:p>
-    <w:p>
-      <w:pPr>
-        <w:pStyle w:val="af"/>
-        <w:rPr>
-          <w:lang w:val="en-US"/>
-        </w:rPr>
-      </w:pPr>
-      <w:r>
-        <w:rPr>
-          <w:lang w:val="en-US"/>
-        </w:rPr>
-        <w:t xml:space="preserve">            </w:t>
-      </w:r>
-    </w:p>
-    <w:p>
-      <w:pPr>
-        <w:pStyle w:val="af"/>
-        <w:rPr>
-          <w:lang w:val="en-US"/>
-        </w:rPr>
-      </w:pPr>
-      <w:r>
-        <w:rPr>
-          <w:lang w:val="en-US"/>
-        </w:rPr>
-        <w:t xml:space="preserve">            with </w:t>
-      </w:r>
-      <w:proofErr w:type="spellStart"/>
-      <w:r>
-        <w:rPr>
-          <w:lang w:val="en-US"/>
-        </w:rPr>
-        <w:t>no_</w:t>
+        <w:t>():</w:t>
+      </w:r>
+    </w:p>
+    <w:p>
+      <w:pPr>
+        <w:pStyle w:val="af"/>
+      </w:pPr>
+      <w:r>
+        <w:t>                           </w:t>
       </w:r>
       <w:proofErr w:type="gramStart"/>
       <w:r>
-        <w:rPr>
-          <w:lang w:val="en-US"/>
-        </w:rPr>
-        <w:t>grad</w:t>
-      </w:r>
-      <w:proofErr w:type="spellEnd"/>
-      <w:r>
-        <w:rPr>
-          <w:lang w:val="en-US"/>
-        </w:rPr>
-        <w:t>(</w:t>
+        <w:t>self.w</w:t>
       </w:r>
       <w:proofErr w:type="gramEnd"/>
       <w:r>
-        <w:rPr>
-          <w:lang w:val="en-US"/>
-        </w:rPr>
-        <w:t>):</w:t>
-      </w:r>
-    </w:p>
-    <w:p>
-      <w:pPr>
-        <w:pStyle w:val="af"/>
-        <w:rPr>
-          <w:lang w:val="en-US"/>
-        </w:rPr>
-      </w:pPr>
-      <w:r>
-        <w:rPr>
-          <w:lang w:val="en-US"/>
-        </w:rPr>
-        <w:t xml:space="preserve">                converged = False       # </w:t>
-      </w:r>
-      <w:r>
-        <w:t>флаг</w:t>
-      </w:r>
-      <w:r>
-        <w:rPr>
-          <w:lang w:val="en-US"/>
-        </w:rPr>
-        <w:t xml:space="preserve"> </w:t>
-      </w:r>
-      <w:r>
-        <w:t>сходимости</w:t>
-      </w:r>
-    </w:p>
-    <w:p>
-      <w:pPr>
-        <w:pStyle w:val="af"/>
-        <w:rPr>
-          <w:lang w:val="en-US"/>
-        </w:rPr>
-      </w:pPr>
-      <w:r>
-        <w:rPr>
-          <w:lang w:val="en-US"/>
-        </w:rPr>
-        <w:t>                while not converged:</w:t>
-      </w:r>
-    </w:p>
-    <w:p>
-      <w:pPr>
-        <w:pStyle w:val="af"/>
-        <w:rPr>
-          <w:lang w:val="en-US"/>
-        </w:rPr>
-      </w:pPr>
-      <w:r>
-        <w:rPr>
-          <w:lang w:val="en-US"/>
-        </w:rPr>
-        <w:t>                    converged = True</w:t>
-      </w:r>
-    </w:p>
-    <w:p>
-      <w:pPr>
-        <w:pStyle w:val="af"/>
-        <w:rPr>
-          <w:lang w:val="en-US"/>
-        </w:rPr>
-      </w:pPr>
-      <w:r>
-        <w:rPr>
-          <w:lang w:val="en-US"/>
-        </w:rPr>
-        <w:t xml:space="preserve">                    for batch in </w:t>
-      </w:r>
-      <w:proofErr w:type="spellStart"/>
-      <w:r>
-        <w:rPr>
-          <w:lang w:val="en-US"/>
-        </w:rPr>
-        <w:t>dataloader</w:t>
-      </w:r>
-      <w:proofErr w:type="spellEnd"/>
-      <w:r>
-        <w:rPr>
-          <w:lang w:val="en-US"/>
-        </w:rPr>
-        <w:t xml:space="preserve">:    # </w:t>
-      </w:r>
-      <w:r>
-        <w:t>перебор</w:t>
-      </w:r>
-      <w:r>
-        <w:rPr>
-          <w:lang w:val="en-US"/>
-        </w:rPr>
-        <w:t xml:space="preserve"> </w:t>
-      </w:r>
-      <w:r>
-        <w:t>точек</w:t>
-      </w:r>
-    </w:p>
-    <w:p>
-      <w:pPr>
-        <w:pStyle w:val="af"/>
-        <w:rPr>
-          <w:lang w:val="en-US"/>
-        </w:rPr>
-      </w:pPr>
-      <w:r>
-        <w:rPr>
-          <w:lang w:val="en-US"/>
-        </w:rPr>
-        <w:t>                        x, y = batch['x'], batch['label']</w:t>
-      </w:r>
-    </w:p>
-    <w:p>
-      <w:pPr>
-        <w:pStyle w:val="af"/>
-        <w:rPr>
-          <w:lang w:val="en-US"/>
-        </w:rPr>
-      </w:pPr>
-    </w:p>
-    <w:p>
-      <w:pPr>
-        <w:pStyle w:val="af"/>
-        <w:rPr>
-          <w:lang w:val="en-US"/>
-        </w:rPr>
-      </w:pPr>
-      <w:r>
-        <w:rPr>
-          <w:lang w:val="en-US"/>
-        </w:rPr>
-        <w:t xml:space="preserve">                        # </w:t>
-      </w:r>
-      <w:r>
-        <w:t>классификация</w:t>
-      </w:r>
-      <w:r>
-        <w:rPr>
-          <w:lang w:val="en-US"/>
-        </w:rPr>
-        <w:t xml:space="preserve"> </w:t>
-      </w:r>
-      <w:r>
-        <w:t>точки</w:t>
-      </w:r>
-      <w:r>
-        <w:rPr>
-          <w:lang w:val="en-US"/>
-        </w:rPr>
-        <w:t xml:space="preserve"> x</w:t>
-      </w:r>
-    </w:p>
-    <w:p>
-      <w:pPr>
-        <w:pStyle w:val="af"/>
-        <w:rPr>
-          <w:lang w:val="en-US"/>
-        </w:rPr>
-      </w:pPr>
-      <w:r>
-        <w:rPr>
-          <w:lang w:val="en-US"/>
-        </w:rPr>
-        <w:t xml:space="preserve">                        pred = </w:t>
-      </w:r>
-      <w:proofErr w:type="spellStart"/>
-      <w:r>
-        <w:rPr>
-          <w:lang w:val="en-US"/>
-        </w:rPr>
-        <w:t>self.get_prediction</w:t>
-      </w:r>
-      <w:proofErr w:type="spellEnd"/>
-      <w:r>
-        <w:rPr>
-          <w:lang w:val="en-US"/>
-        </w:rPr>
-        <w:t xml:space="preserve">(x) </w:t>
-      </w:r>
-    </w:p>
-    <w:p>
-      <w:pPr>
-        <w:pStyle w:val="af"/>
-        <w:rPr>
-          <w:lang w:val="en-US"/>
-        </w:rPr>
-      </w:pPr>
-    </w:p>
-    <w:p>
-      <w:pPr>
-        <w:pStyle w:val="af"/>
-      </w:pPr>
-      <w:r>
-        <w:rPr>
-          <w:lang w:val="en-US"/>
-        </w:rPr>
-        <w:t xml:space="preserve">                        </w:t>
-      </w:r>
-      <w:r>
-        <w:t># сравнение с истиной</w:t>
-      </w:r>
-    </w:p>
-    <w:p>
-      <w:pPr>
-        <w:pStyle w:val="af"/>
-      </w:pPr>
-      <w:r>
-        <w:t xml:space="preserve">                        </w:t>
-      </w:r>
-      <w:proofErr w:type="spellStart"/>
-      <w:r>
-        <w:t>if</w:t>
-      </w:r>
-      <w:proofErr w:type="spellEnd"/>
-      <w:r>
-        <w:t xml:space="preserve"> </w:t>
-      </w:r>
-      <w:proofErr w:type="spellStart"/>
-      <w:proofErr w:type="gramStart"/>
-      <w:r>
-        <w:t>pred</w:t>
-      </w:r>
-      <w:proofErr w:type="spellEnd"/>
-      <w:r>
-        <w:t xml:space="preserve"> !</w:t>
-      </w:r>
-      <w:proofErr w:type="gramEnd"/>
-      <w:r>
-        <w:t xml:space="preserve">= </w:t>
-      </w:r>
-      <w:proofErr w:type="spellStart"/>
-      <w:proofErr w:type="gramStart"/>
-      <w:r>
-        <w:t>y.item</w:t>
-      </w:r>
-      <w:proofErr w:type="spellEnd"/>
-      <w:proofErr w:type="gramEnd"/>
-      <w:r>
-        <w:t>():</w:t>
-      </w:r>
-    </w:p>
-    <w:p>
-      <w:pPr>
-        <w:pStyle w:val="af"/>
-      </w:pPr>
-      <w:r>
-        <w:t>                           </w:t>
-      </w:r>
-      <w:proofErr w:type="spellStart"/>
-      <w:proofErr w:type="gramStart"/>
-      <w:r>
-        <w:t>self.w</w:t>
-      </w:r>
-      <w:proofErr w:type="spellEnd"/>
-      <w:proofErr w:type="gramEnd"/>
-      <w:r>
         <w:t xml:space="preserve"> += x * y     # предсказание неверное</w:t>
       </w:r>
     </w:p>
@@ -1912,29 +1802,12 @@
         <w:pStyle w:val="af"/>
       </w:pPr>
       <w:r>
-        <w:t>                           </w:t>
-      </w:r>
-      <w:proofErr w:type="spellStart"/>
-      <w:r>
-        <w:t>converged</w:t>
-      </w:r>
-      <w:proofErr w:type="spellEnd"/>
-      <w:r>
-        <w:t xml:space="preserve"> = </w:t>
-      </w:r>
-      <w:proofErr w:type="spellStart"/>
-      <w:r>
-        <w:t>False</w:t>
-      </w:r>
-      <w:proofErr w:type="spellEnd"/>
-      <w:r>
-        <w:t xml:space="preserve">   # обучение продолжается</w:t>
+        <w:t>                           converged = False   # обучение продолжается</w:t>
       </w:r>
     </w:p>
     <w:p/>
     <w:p>
       <w:r>
-        <w:lastRenderedPageBreak/>
         <w:t>Правильность написанного кода была проверена с помощью автооценивателя (рисунок 3.1).</w:t>
       </w:r>
     </w:p>
@@ -1949,8 +1822,8 @@
           <w:noProof/>
         </w:rPr>
         <w:drawing>
-          <wp:inline distT="0" distB="0" distL="0" distR="0" wp14:anchorId="0E209EB9" wp14:editId="347C9789">
-            <wp:extent cx="5683250" cy="1177781"/>
+          <wp:inline distT="0" distB="0" distL="0" distR="0" wp14:anchorId="0E209EB9" wp14:editId="3E5E4132">
+            <wp:extent cx="4971326" cy="1030244"/>
             <wp:effectExtent l="0" t="0" r="0" b="0"/>
             <wp:docPr id="1112758785" name="Рисунок 1"/>
             <wp:cNvGraphicFramePr>
@@ -1972,7 +1845,7 @@
                   <pic:spPr>
                     <a:xfrm>
                       <a:off x="0" y="0"/>
-                      <a:ext cx="5694223" cy="1180055"/>
+                      <a:ext cx="5006025" cy="1037435"/>
                     </a:xfrm>
                     <a:prstGeom prst="rect">
                       <a:avLst/>
@@ -2001,7 +1874,6 @@
         </w:rPr>
         <w:t xml:space="preserve"> </w:t>
       </w:r>
-      <w:proofErr w:type="spellStart"/>
       <w:r>
         <w:rPr>
           <w:rFonts w:ascii="Courier New" w:hAnsi="Courier New" w:cs="Courier New"/>
@@ -2010,7 +1882,6 @@
         </w:rPr>
         <w:t>PerceptronModel</w:t>
       </w:r>
-      <w:proofErr w:type="spellEnd"/>
     </w:p>
     <w:p/>
     <w:p>
@@ -2069,10 +1940,7 @@
         <w:t xml:space="preserve">Для этого в </w:t>
       </w:r>
       <w:r>
-        <w:t>файле models.py</w:t>
-      </w:r>
-      <w:r>
-        <w:t xml:space="preserve"> </w:t>
+        <w:t xml:space="preserve">файле models.py </w:t>
       </w:r>
       <w:r>
         <w:t xml:space="preserve">был реализован </w:t>
@@ -2080,7 +1948,6 @@
       <w:r>
         <w:t xml:space="preserve">класс </w:t>
       </w:r>
-      <w:proofErr w:type="spellStart"/>
       <w:r>
         <w:rPr>
           <w:rFonts w:ascii="Courier New" w:hAnsi="Courier New" w:cs="Courier New"/>
@@ -2089,7 +1956,6 @@
         </w:rPr>
         <w:t>RegressionModel</w:t>
       </w:r>
-      <w:proofErr w:type="spellEnd"/>
       <w:r>
         <w:rPr>
           <w:rFonts w:ascii="Courier New" w:hAnsi="Courier New" w:cs="Courier New"/>
@@ -2099,10 +1965,7 @@
         <w:t xml:space="preserve"> </w:t>
       </w:r>
       <w:r>
-        <w:t>(листинг 3.2)</w:t>
-      </w:r>
-      <w:r>
-        <w:t>.</w:t>
+        <w:t>(листинг 3.2).</w:t>
       </w:r>
     </w:p>
     <w:p>
@@ -2115,11 +1978,9 @@
       <w:r>
         <w:t xml:space="preserve"> трёхслойную нейросеть, которая имеет 200 нейронов в скрытом слое и по одному на входе и выходе.</w:t>
       </w:r>
-    </w:p>
-    <w:p>
-      <w:pPr>
-        <w:ind w:firstLine="708"/>
-      </w:pPr>
+      <w:r>
+        <w:t xml:space="preserve"> </w:t>
+      </w:r>
       <w:r>
         <w:t xml:space="preserve">Метод </w:t>
       </w:r>
@@ -2142,22 +2003,18 @@
       <w:r>
         <w:t xml:space="preserve">реализует прямое распространение входных значений по слоям сети и возврат прогнозируемых, при этом на выходах первого и второго слоя применяет выпрямительную функцию </w:t>
       </w:r>
-      <w:proofErr w:type="spellStart"/>
       <w:r>
         <w:rPr>
           <w:lang w:val="en-US"/>
         </w:rPr>
         <w:t>ReLU</w:t>
       </w:r>
-      <w:proofErr w:type="spellEnd"/>
       <w:r>
         <w:t>.</w:t>
       </w:r>
-    </w:p>
-    <w:p>
-      <w:pPr>
-        <w:ind w:firstLine="708"/>
-      </w:pPr>
+      <w:r>
+        <w:t xml:space="preserve"> </w:t>
+      </w:r>
       <w:r>
         <w:t xml:space="preserve">Метод </w:t>
       </w:r>
@@ -2197,34 +2054,26 @@
       <w:r>
         <w:t>вычисляет среднеквадратическое отклонение (функция потерь) для выходных прогнозируемых значений нейросети.</w:t>
       </w:r>
+      <w:r>
+        <w:t xml:space="preserve"> </w:t>
+      </w:r>
+      <w:r>
+        <w:t xml:space="preserve">Обучение сети происходит с использованием обновлений на основе градиента и </w:t>
+      </w:r>
+      <w:r>
+        <w:t>длится 100 эпох.</w:t>
+      </w:r>
+    </w:p>
+    <w:p>
+      <w:pPr>
+        <w:ind w:firstLine="0"/>
+      </w:pPr>
     </w:p>
     <w:p>
       <w:pPr>
         <w:ind w:firstLine="708"/>
       </w:pPr>
       <w:r>
-        <w:t xml:space="preserve">Обучение сети происходит с использованием обновлений на основе градиента и </w:t>
-      </w:r>
-      <w:r>
-        <w:t>длится</w:t>
-      </w:r>
-      <w:r>
-        <w:t xml:space="preserve"> 100 эпо</w:t>
-      </w:r>
-      <w:r>
-        <w:t>х.</w:t>
-      </w:r>
-    </w:p>
-    <w:p>
-      <w:pPr>
-        <w:ind w:firstLine="0"/>
-      </w:pPr>
-    </w:p>
-    <w:p>
-      <w:pPr>
-        <w:ind w:firstLine="708"/>
-      </w:pPr>
-      <w:r>
         <w:t xml:space="preserve">Листинг 3.2 </w:t>
       </w:r>
       <w:r>
@@ -2241,15 +2090,9 @@
       <w:pPr>
         <w:pStyle w:val="af"/>
       </w:pPr>
-      <w:proofErr w:type="spellStart"/>
-      <w:r>
-        <w:t>class</w:t>
-      </w:r>
-      <w:proofErr w:type="spellEnd"/>
-      <w:r>
-        <w:t xml:space="preserve"> </w:t>
-      </w:r>
-      <w:proofErr w:type="spellStart"/>
+      <w:r>
+        <w:t xml:space="preserve">class </w:t>
+      </w:r>
       <w:proofErr w:type="gramStart"/>
       <w:r>
         <w:rPr>
@@ -2258,18 +2101,12 @@
         </w:rPr>
         <w:t>RegressionModel</w:t>
       </w:r>
-      <w:proofErr w:type="spellEnd"/>
       <w:r>
         <w:t>(</w:t>
       </w:r>
-      <w:proofErr w:type="spellStart"/>
       <w:proofErr w:type="gramEnd"/>
       <w:r>
-        <w:t>Module</w:t>
-      </w:r>
-      <w:proofErr w:type="spellEnd"/>
-      <w:r>
-        <w:t>):</w:t>
+        <w:t>Module):</w:t>
       </w:r>
     </w:p>
     <w:p>
@@ -2279,11 +2116,12 @@
       <w:r>
         <w:t xml:space="preserve">    </w:t>
       </w:r>
-      <w:proofErr w:type="spellStart"/>
-      <w:r>
+      <w:r>
+        <w:rPr>
+          <w:lang w:val="en-US"/>
+        </w:rPr>
         <w:t>def</w:t>
       </w:r>
-      <w:proofErr w:type="spellEnd"/>
       <w:r>
         <w:t xml:space="preserve"> </w:t>
       </w:r>
@@ -2294,15 +2132,14 @@
         </w:rPr>
         <w:t>__</w:t>
       </w:r>
-      <w:proofErr w:type="spellStart"/>
       <w:r>
         <w:rPr>
           <w:b/>
           <w:bCs/>
+          <w:lang w:val="en-US"/>
         </w:rPr>
         <w:t>init</w:t>
       </w:r>
-      <w:proofErr w:type="spellEnd"/>
       <w:r>
         <w:rPr>
           <w:b/>
@@ -2313,11 +2150,12 @@
       <w:r>
         <w:t>(</w:t>
       </w:r>
-      <w:proofErr w:type="spellStart"/>
-      <w:r>
+      <w:r>
+        <w:rPr>
+          <w:lang w:val="en-US"/>
+        </w:rPr>
         <w:t>self</w:t>
       </w:r>
-      <w:proofErr w:type="spellEnd"/>
       <w:r>
         <w:t>):</w:t>
       </w:r>
@@ -2330,178 +2168,181 @@
         </w:rPr>
       </w:pPr>
       <w:r>
+        <w:rPr>
+          <w:lang w:val="en-US"/>
+        </w:rPr>
+        <w:t> </w:t>
+      </w:r>
+      <w:r>
+        <w:t xml:space="preserve"> </w:t>
+      </w:r>
+      <w:r>
+        <w:rPr>
+          <w:lang w:val="en-US"/>
+        </w:rPr>
+        <w:t> </w:t>
+      </w:r>
+      <w:r>
+        <w:t xml:space="preserve"> </w:t>
+      </w:r>
+      <w:r>
+        <w:rPr>
+          <w:lang w:val="en-US"/>
+        </w:rPr>
+        <w:t> </w:t>
+      </w:r>
+      <w:r>
+        <w:t xml:space="preserve"> </w:t>
+      </w:r>
+      <w:r>
+        <w:rPr>
+          <w:lang w:val="en-US"/>
+        </w:rPr>
+        <w:t> </w:t>
+      </w:r>
+      <w:r>
+        <w:t xml:space="preserve"> </w:t>
+      </w:r>
+      <w:r>
+        <w:rPr>
+          <w:lang w:val="en-US"/>
+        </w:rPr>
+        <w:t>super(RegressionModel,self).__init_</w:t>
+      </w:r>
+      <w:proofErr w:type="gramStart"/>
+      <w:r>
+        <w:rPr>
+          <w:lang w:val="en-US"/>
+        </w:rPr>
+        <w:t>_(</w:t>
+      </w:r>
+      <w:proofErr w:type="gramEnd"/>
+      <w:r>
+        <w:rPr>
+          <w:lang w:val="en-US"/>
+        </w:rPr>
+        <w:t>)</w:t>
+      </w:r>
+    </w:p>
+    <w:p>
+      <w:pPr>
+        <w:pStyle w:val="af"/>
+        <w:ind w:firstLine="0"/>
+        <w:rPr>
+          <w:lang w:val="en-US"/>
+        </w:rPr>
+      </w:pPr>
+    </w:p>
+    <w:p>
+      <w:pPr>
+        <w:pStyle w:val="af"/>
+        <w:rPr>
+          <w:lang w:val="en-US"/>
+        </w:rPr>
+      </w:pPr>
+      <w:r>
+        <w:rPr>
+          <w:lang w:val="en-US"/>
+        </w:rPr>
+        <w:lastRenderedPageBreak/>
+        <w:t xml:space="preserve">        self.fc1 = </w:t>
+      </w:r>
+      <w:proofErr w:type="gramStart"/>
+      <w:r>
+        <w:rPr>
+          <w:lang w:val="en-US"/>
+        </w:rPr>
+        <w:t>Linear(</w:t>
+      </w:r>
+      <w:proofErr w:type="gramEnd"/>
+      <w:r>
+        <w:rPr>
+          <w:lang w:val="en-US"/>
+        </w:rPr>
+        <w:t>1, 200)</w:t>
+      </w:r>
+    </w:p>
+    <w:p>
+      <w:pPr>
+        <w:pStyle w:val="af"/>
+        <w:rPr>
+          <w:lang w:val="en-US"/>
+        </w:rPr>
+      </w:pPr>
+      <w:r>
+        <w:rPr>
+          <w:lang w:val="en-US"/>
+        </w:rPr>
+        <w:t xml:space="preserve">        self.fc2 = </w:t>
+      </w:r>
+      <w:proofErr w:type="gramStart"/>
+      <w:r>
+        <w:rPr>
+          <w:lang w:val="en-US"/>
+        </w:rPr>
+        <w:t>Linear(</w:t>
+      </w:r>
+      <w:proofErr w:type="gramEnd"/>
+      <w:r>
+        <w:rPr>
+          <w:lang w:val="en-US"/>
+        </w:rPr>
+        <w:t>200, 200)</w:t>
+      </w:r>
+    </w:p>
+    <w:p>
+      <w:pPr>
+        <w:pStyle w:val="af"/>
+        <w:rPr>
+          <w:lang w:val="en-US"/>
+        </w:rPr>
+      </w:pPr>
+      <w:r>
+        <w:rPr>
+          <w:lang w:val="en-US"/>
+        </w:rPr>
+        <w:t xml:space="preserve">        self.fc3 = </w:t>
+      </w:r>
+      <w:proofErr w:type="gramStart"/>
+      <w:r>
+        <w:rPr>
+          <w:lang w:val="en-US"/>
+        </w:rPr>
+        <w:t>Linear(</w:t>
+      </w:r>
+      <w:proofErr w:type="gramEnd"/>
+      <w:r>
+        <w:rPr>
+          <w:lang w:val="en-US"/>
+        </w:rPr>
+        <w:t>200, 1)</w:t>
+      </w:r>
+    </w:p>
+    <w:p>
+      <w:pPr>
+        <w:pStyle w:val="af"/>
+        <w:rPr>
+          <w:lang w:val="en-US"/>
+        </w:rPr>
+      </w:pPr>
+      <w:r>
+        <w:rPr>
+          <w:lang w:val="en-US"/>
+        </w:rPr>
         <w:t xml:space="preserve">        </w:t>
       </w:r>
-      <w:r>
-        <w:rPr>
-          <w:lang w:val="en-US"/>
-        </w:rPr>
-        <w:t>super(</w:t>
-      </w:r>
-      <w:proofErr w:type="spellStart"/>
-      <w:r>
-        <w:rPr>
-          <w:lang w:val="en-US"/>
-        </w:rPr>
-        <w:t>RegressionModel,self</w:t>
-      </w:r>
-      <w:proofErr w:type="spellEnd"/>
-      <w:r>
-        <w:rPr>
-          <w:lang w:val="en-US"/>
-        </w:rPr>
-        <w:t>).__</w:t>
-      </w:r>
-      <w:proofErr w:type="spellStart"/>
-      <w:r>
-        <w:rPr>
-          <w:lang w:val="en-US"/>
-        </w:rPr>
-        <w:t>init</w:t>
-      </w:r>
-      <w:proofErr w:type="spellEnd"/>
-      <w:r>
-        <w:rPr>
-          <w:lang w:val="en-US"/>
-        </w:rPr>
-        <w:t>_</w:t>
-      </w:r>
-      <w:proofErr w:type="gramStart"/>
-      <w:r>
-        <w:rPr>
-          <w:lang w:val="en-US"/>
-        </w:rPr>
-        <w:t>_(</w:t>
-      </w:r>
-      <w:proofErr w:type="gramEnd"/>
-      <w:r>
-        <w:rPr>
-          <w:lang w:val="en-US"/>
-        </w:rPr>
-        <w:t>)</w:t>
-      </w:r>
-    </w:p>
-    <w:p>
-      <w:pPr>
-        <w:pStyle w:val="af"/>
-        <w:ind w:firstLine="0"/>
-      </w:pPr>
-    </w:p>
-    <w:p>
-      <w:pPr>
-        <w:pStyle w:val="af"/>
-        <w:rPr>
-          <w:lang w:val="en-US"/>
-        </w:rPr>
-      </w:pPr>
-      <w:r>
-        <w:rPr>
-          <w:lang w:val="en-US"/>
-        </w:rPr>
-        <w:t xml:space="preserve">        self.fc1 = </w:t>
-      </w:r>
-      <w:proofErr w:type="gramStart"/>
-      <w:r>
-        <w:rPr>
-          <w:lang w:val="en-US"/>
-        </w:rPr>
-        <w:t>Linear(</w:t>
-      </w:r>
-      <w:proofErr w:type="gramEnd"/>
-      <w:r>
-        <w:rPr>
-          <w:lang w:val="en-US"/>
-        </w:rPr>
-        <w:t>1, 200)</w:t>
-      </w:r>
-    </w:p>
-    <w:p>
-      <w:pPr>
-        <w:pStyle w:val="af"/>
-        <w:rPr>
-          <w:lang w:val="en-US"/>
-        </w:rPr>
-      </w:pPr>
-      <w:r>
-        <w:rPr>
-          <w:lang w:val="en-US"/>
-        </w:rPr>
-        <w:t xml:space="preserve">        self.fc2 = </w:t>
-      </w:r>
-      <w:proofErr w:type="gramStart"/>
-      <w:r>
-        <w:rPr>
-          <w:lang w:val="en-US"/>
-        </w:rPr>
-        <w:t>Linear(</w:t>
-      </w:r>
-      <w:proofErr w:type="gramEnd"/>
-      <w:r>
-        <w:rPr>
-          <w:lang w:val="en-US"/>
-        </w:rPr>
-        <w:t>200, 200)</w:t>
-      </w:r>
-    </w:p>
-    <w:p>
-      <w:pPr>
-        <w:pStyle w:val="af"/>
-        <w:rPr>
-          <w:lang w:val="en-US"/>
-        </w:rPr>
-      </w:pPr>
-      <w:r>
-        <w:rPr>
-          <w:lang w:val="en-US"/>
-        </w:rPr>
-        <w:t xml:space="preserve">        self.fc3 = </w:t>
-      </w:r>
-      <w:proofErr w:type="gramStart"/>
-      <w:r>
-        <w:rPr>
-          <w:lang w:val="en-US"/>
-        </w:rPr>
-        <w:t>Linear(</w:t>
-      </w:r>
-      <w:proofErr w:type="gramEnd"/>
-      <w:r>
-        <w:rPr>
-          <w:lang w:val="en-US"/>
-        </w:rPr>
-        <w:t>200, 1)</w:t>
-      </w:r>
-    </w:p>
-    <w:p>
-      <w:pPr>
-        <w:pStyle w:val="af"/>
-        <w:rPr>
-          <w:lang w:val="en-US"/>
-        </w:rPr>
-      </w:pPr>
-      <w:r>
-        <w:rPr>
-          <w:lang w:val="en-US"/>
-        </w:rPr>
-        <w:t xml:space="preserve">        </w:t>
-      </w:r>
-    </w:p>
-    <w:p>
-      <w:pPr>
-        <w:pStyle w:val="af"/>
-        <w:rPr>
-          <w:lang w:val="en-US"/>
-        </w:rPr>
-      </w:pPr>
-    </w:p>
-    <w:p>
-      <w:pPr>
-        <w:pStyle w:val="af"/>
-      </w:pPr>
-      <w:r>
-        <w:rPr>
-          <w:lang w:val="en-US"/>
-        </w:rPr>
-        <w:lastRenderedPageBreak/>
+    </w:p>
+    <w:p>
+      <w:pPr>
+        <w:pStyle w:val="af"/>
+        <w:rPr>
+          <w:lang w:val="en-US"/>
+        </w:rPr>
+      </w:pPr>
+      <w:r>
+        <w:rPr>
+          <w:lang w:val="en-US"/>
+        </w:rPr>
         <w:t xml:space="preserve">    def </w:t>
       </w:r>
       <w:proofErr w:type="gramStart"/>
@@ -2538,58 +2379,22 @@
         <w:rPr>
           <w:lang w:val="en-US"/>
         </w:rPr>
-        <w:t xml:space="preserve">        x = </w:t>
-      </w:r>
-      <w:proofErr w:type="spellStart"/>
-      <w:r>
-        <w:rPr>
-          <w:lang w:val="en-US"/>
-        </w:rPr>
-        <w:t>relu</w:t>
-      </w:r>
-      <w:proofErr w:type="spellEnd"/>
-      <w:r>
-        <w:rPr>
-          <w:lang w:val="en-US"/>
-        </w:rPr>
-        <w:t>(self.fc1(x))</w:t>
-      </w:r>
-    </w:p>
-    <w:p>
-      <w:pPr>
-        <w:pStyle w:val="af"/>
-        <w:rPr>
-          <w:lang w:val="en-US"/>
-        </w:rPr>
-      </w:pPr>
-      <w:r>
-        <w:rPr>
-          <w:lang w:val="en-US"/>
-        </w:rPr>
-        <w:t xml:space="preserve">        x = </w:t>
-      </w:r>
-      <w:proofErr w:type="spellStart"/>
-      <w:r>
-        <w:rPr>
-          <w:lang w:val="en-US"/>
-        </w:rPr>
-        <w:t>relu</w:t>
-      </w:r>
-      <w:proofErr w:type="spellEnd"/>
-      <w:r>
-        <w:rPr>
-          <w:lang w:val="en-US"/>
-        </w:rPr>
-        <w:t>(self.fc2(x))</w:t>
-      </w:r>
-    </w:p>
-    <w:p>
-      <w:pPr>
-        <w:pStyle w:val="af"/>
-        <w:rPr>
-          <w:lang w:val="en-US"/>
-        </w:rPr>
-      </w:pPr>
+        <w:t>        x = relu(self.fc1(x))</w:t>
+      </w:r>
+    </w:p>
+    <w:p>
+      <w:pPr>
+        <w:pStyle w:val="af"/>
+        <w:rPr>
+          <w:lang w:val="en-US"/>
+        </w:rPr>
+      </w:pPr>
+      <w:r>
+        <w:rPr>
+          <w:lang w:val="en-US"/>
+        </w:rPr>
+        <w:t>        x = relu(self.fc2(x))</w:t>
+      </w:r>
     </w:p>
     <w:p>
       <w:pPr>
@@ -2612,14 +2417,6 @@
           <w:lang w:val="en-US"/>
         </w:rPr>
       </w:pPr>
-    </w:p>
-    <w:p>
-      <w:pPr>
-        <w:pStyle w:val="af"/>
-        <w:rPr>
-          <w:lang w:val="en-US"/>
-        </w:rPr>
-      </w:pPr>
       <w:r>
         <w:rPr>
           <w:lang w:val="en-US"/>
@@ -2630,6 +2427,9 @@
     <w:p>
       <w:pPr>
         <w:pStyle w:val="af"/>
+        <w:rPr>
+          <w:lang w:val="en-US"/>
+        </w:rPr>
       </w:pPr>
       <w:r>
         <w:rPr>
@@ -2637,7 +2437,6 @@
         </w:rPr>
         <w:t xml:space="preserve">    def </w:t>
       </w:r>
-      <w:proofErr w:type="spellStart"/>
       <w:r>
         <w:rPr>
           <w:b/>
@@ -2655,7 +2454,6 @@
         </w:rPr>
         <w:t>loss</w:t>
       </w:r>
-      <w:proofErr w:type="spellEnd"/>
       <w:r>
         <w:rPr>
           <w:lang w:val="en-US"/>
@@ -2681,35 +2479,7 @@
         <w:rPr>
           <w:lang w:val="en-US"/>
         </w:rPr>
-        <w:t xml:space="preserve">        return </w:t>
-      </w:r>
-      <w:proofErr w:type="spellStart"/>
-      <w:r>
-        <w:rPr>
-          <w:lang w:val="en-US"/>
-        </w:rPr>
-        <w:t>mse_loss</w:t>
-      </w:r>
-      <w:proofErr w:type="spellEnd"/>
-      <w:r>
-        <w:rPr>
-          <w:lang w:val="en-US"/>
-        </w:rPr>
-        <w:t>(</w:t>
-      </w:r>
-      <w:proofErr w:type="spellStart"/>
-      <w:r>
-        <w:rPr>
-          <w:lang w:val="en-US"/>
-        </w:rPr>
-        <w:t>self.forward</w:t>
-      </w:r>
-      <w:proofErr w:type="spellEnd"/>
-      <w:r>
-        <w:rPr>
-          <w:lang w:val="en-US"/>
-        </w:rPr>
-        <w:t>(x), y)</w:t>
+        <w:t>        return mse_loss(self.forward(x), y)</w:t>
       </w:r>
     </w:p>
     <w:p>
@@ -2732,11 +2502,6 @@
         <w:rPr>
           <w:lang w:val="en-US"/>
         </w:rPr>
-      </w:pPr>
-    </w:p>
-    <w:p>
-      <w:pPr>
-        <w:pStyle w:val="af"/>
       </w:pPr>
       <w:r>
         <w:rPr>
@@ -2778,203 +2543,202 @@
         <w:rPr>
           <w:lang w:val="en-US"/>
         </w:rPr>
-        <w:t xml:space="preserve">        </w:t>
-      </w:r>
-      <w:proofErr w:type="spellStart"/>
-      <w:r>
-        <w:rPr>
-          <w:lang w:val="en-US"/>
-        </w:rPr>
-        <w:t>dataloader</w:t>
-      </w:r>
-      <w:proofErr w:type="spellEnd"/>
-      <w:r>
-        <w:rPr>
-          <w:lang w:val="en-US"/>
-        </w:rPr>
-        <w:t xml:space="preserve"> = </w:t>
-      </w:r>
-      <w:proofErr w:type="spellStart"/>
+        <w:t xml:space="preserve">        dataloader = </w:t>
+      </w:r>
       <w:proofErr w:type="gramStart"/>
       <w:r>
         <w:rPr>
           <w:lang w:val="en-US"/>
         </w:rPr>
-        <w:t>DataLoader</w:t>
-      </w:r>
-      <w:proofErr w:type="spellEnd"/>
+        <w:t>DataLoader(</w:t>
+      </w:r>
+      <w:proofErr w:type="gramEnd"/>
+      <w:r>
+        <w:rPr>
+          <w:lang w:val="en-US"/>
+        </w:rPr>
+        <w:t>dataset, batch_size=10, shuffle=True)</w:t>
+      </w:r>
+    </w:p>
+    <w:p>
+      <w:pPr>
+        <w:pStyle w:val="af"/>
+        <w:rPr>
+          <w:lang w:val="en-US"/>
+        </w:rPr>
+      </w:pPr>
+      <w:r>
+        <w:rPr>
+          <w:lang w:val="en-US"/>
+        </w:rPr>
+        <w:t xml:space="preserve">        optimizer = </w:t>
+      </w:r>
+      <w:proofErr w:type="gramStart"/>
+      <w:r>
+        <w:rPr>
+          <w:lang w:val="en-US"/>
+        </w:rPr>
+        <w:t>optim.Adam</w:t>
+      </w:r>
+      <w:proofErr w:type="gramEnd"/>
       <w:r>
         <w:rPr>
           <w:lang w:val="en-US"/>
         </w:rPr>
         <w:t>(</w:t>
       </w:r>
+      <w:proofErr w:type="gramStart"/>
+      <w:r>
+        <w:rPr>
+          <w:lang w:val="en-US"/>
+        </w:rPr>
+        <w:t>self.parameters</w:t>
+      </w:r>
       <w:proofErr w:type="gramEnd"/>
       <w:r>
         <w:rPr>
           <w:lang w:val="en-US"/>
         </w:rPr>
-        <w:t xml:space="preserve">dataset, </w:t>
-      </w:r>
-      <w:proofErr w:type="spellStart"/>
-      <w:r>
-        <w:rPr>
-          <w:lang w:val="en-US"/>
-        </w:rPr>
-        <w:t>batch_size</w:t>
-      </w:r>
-      <w:proofErr w:type="spellEnd"/>
-      <w:r>
-        <w:rPr>
-          <w:lang w:val="en-US"/>
-        </w:rPr>
-        <w:t>=10, shuffle=True)</w:t>
-      </w:r>
-    </w:p>
-    <w:p>
-      <w:pPr>
-        <w:pStyle w:val="af"/>
-        <w:rPr>
-          <w:lang w:val="en-US"/>
-        </w:rPr>
-      </w:pPr>
-      <w:r>
-        <w:rPr>
-          <w:lang w:val="en-US"/>
-        </w:rPr>
-        <w:t xml:space="preserve">        optimizer = </w:t>
-      </w:r>
-      <w:proofErr w:type="spellStart"/>
+        <w:t>(), lr=0.01)</w:t>
+      </w:r>
+    </w:p>
+    <w:p>
+      <w:pPr>
+        <w:pStyle w:val="af"/>
+        <w:rPr>
+          <w:lang w:val="en-US"/>
+        </w:rPr>
+      </w:pPr>
+    </w:p>
+    <w:p>
+      <w:pPr>
+        <w:pStyle w:val="af"/>
+        <w:rPr>
+          <w:lang w:val="en-US"/>
+        </w:rPr>
+      </w:pPr>
+      <w:r>
+        <w:rPr>
+          <w:lang w:val="en-US"/>
+        </w:rPr>
+        <w:t xml:space="preserve">        for epoch in </w:t>
+      </w:r>
       <w:proofErr w:type="gramStart"/>
       <w:r>
         <w:rPr>
           <w:lang w:val="en-US"/>
         </w:rPr>
-        <w:t>optim.Adam</w:t>
-      </w:r>
-      <w:proofErr w:type="spellEnd"/>
+        <w:t>range(</w:t>
+      </w:r>
       <w:proofErr w:type="gramEnd"/>
       <w:r>
         <w:rPr>
           <w:lang w:val="en-US"/>
         </w:rPr>
-        <w:t>(</w:t>
-      </w:r>
-      <w:proofErr w:type="spellStart"/>
+        <w:t>100):</w:t>
+      </w:r>
+    </w:p>
+    <w:p>
+      <w:pPr>
+        <w:pStyle w:val="af"/>
+        <w:rPr>
+          <w:lang w:val="en-US"/>
+        </w:rPr>
+      </w:pPr>
+      <w:r>
+        <w:rPr>
+          <w:lang w:val="en-US"/>
+        </w:rPr>
+        <w:t>            for batch in dataloader:</w:t>
+      </w:r>
+    </w:p>
+    <w:p>
+      <w:pPr>
+        <w:pStyle w:val="af"/>
+        <w:rPr>
+          <w:lang w:val="en-US"/>
+        </w:rPr>
+      </w:pPr>
+      <w:r>
+        <w:rPr>
+          <w:lang w:val="en-US"/>
+        </w:rPr>
+        <w:t>                x, y = batch['x'], batch['label']</w:t>
+      </w:r>
+    </w:p>
+    <w:p>
+      <w:pPr>
+        <w:pStyle w:val="af"/>
+        <w:rPr>
+          <w:lang w:val="en-US"/>
+        </w:rPr>
+      </w:pPr>
+      <w:r>
+        <w:rPr>
+          <w:lang w:val="en-US"/>
+        </w:rPr>
+        <w:t xml:space="preserve">                </w:t>
+      </w:r>
       <w:proofErr w:type="gramStart"/>
       <w:r>
         <w:rPr>
           <w:lang w:val="en-US"/>
         </w:rPr>
-        <w:t>self.parameters</w:t>
-      </w:r>
-      <w:proofErr w:type="spellEnd"/>
+        <w:t>optimizer.zero</w:t>
+      </w:r>
       <w:proofErr w:type="gramEnd"/>
       <w:r>
         <w:rPr>
           <w:lang w:val="en-US"/>
         </w:rPr>
-        <w:t xml:space="preserve">(), </w:t>
-      </w:r>
-      <w:proofErr w:type="spellStart"/>
-      <w:r>
-        <w:rPr>
-          <w:lang w:val="en-US"/>
-        </w:rPr>
-        <w:t>lr</w:t>
-      </w:r>
-      <w:proofErr w:type="spellEnd"/>
-      <w:r>
-        <w:rPr>
-          <w:lang w:val="en-US"/>
-        </w:rPr>
-        <w:t>=0.01)</w:t>
-      </w:r>
-    </w:p>
-    <w:p>
-      <w:pPr>
-        <w:pStyle w:val="af"/>
-        <w:rPr>
-          <w:lang w:val="en-US"/>
-        </w:rPr>
-      </w:pPr>
-    </w:p>
-    <w:p>
-      <w:pPr>
-        <w:pStyle w:val="af"/>
-        <w:rPr>
-          <w:lang w:val="en-US"/>
-        </w:rPr>
-      </w:pPr>
-      <w:r>
-        <w:rPr>
-          <w:lang w:val="en-US"/>
-        </w:rPr>
-        <w:t xml:space="preserve">        for epoch in </w:t>
+        <w:t>_</w:t>
       </w:r>
       <w:proofErr w:type="gramStart"/>
       <w:r>
         <w:rPr>
           <w:lang w:val="en-US"/>
         </w:rPr>
-        <w:t>range(</w:t>
+        <w:t>grad(</w:t>
       </w:r>
       <w:proofErr w:type="gramEnd"/>
       <w:r>
         <w:rPr>
           <w:lang w:val="en-US"/>
         </w:rPr>
-        <w:t>100):</w:t>
-      </w:r>
-    </w:p>
-    <w:p>
-      <w:pPr>
-        <w:pStyle w:val="af"/>
-        <w:rPr>
-          <w:lang w:val="en-US"/>
-        </w:rPr>
-      </w:pPr>
-      <w:r>
-        <w:rPr>
-          <w:lang w:val="en-US"/>
-        </w:rPr>
-        <w:t xml:space="preserve">            for batch in </w:t>
-      </w:r>
-      <w:proofErr w:type="spellStart"/>
-      <w:r>
-        <w:rPr>
-          <w:lang w:val="en-US"/>
-        </w:rPr>
-        <w:t>dataloader</w:t>
-      </w:r>
-      <w:proofErr w:type="spellEnd"/>
-      <w:r>
-        <w:rPr>
-          <w:lang w:val="en-US"/>
-        </w:rPr>
-        <w:t>:</w:t>
-      </w:r>
-    </w:p>
-    <w:p>
-      <w:pPr>
-        <w:pStyle w:val="af"/>
-        <w:rPr>
-          <w:lang w:val="en-US"/>
-        </w:rPr>
-      </w:pPr>
-      <w:r>
-        <w:rPr>
-          <w:lang w:val="en-US"/>
-        </w:rPr>
-        <w:t>                x, y = batch['x'], batch['label']</w:t>
-      </w:r>
-    </w:p>
-    <w:p>
-      <w:pPr>
-        <w:pStyle w:val="af"/>
-        <w:rPr>
-          <w:lang w:val="en-US"/>
-        </w:rPr>
+        <w:t>)</w:t>
+      </w:r>
+    </w:p>
+    <w:p>
+      <w:pPr>
+        <w:pStyle w:val="af"/>
+        <w:rPr>
+          <w:lang w:val="en-US"/>
+        </w:rPr>
+      </w:pPr>
+      <w:r>
+        <w:rPr>
+          <w:lang w:val="en-US"/>
+        </w:rPr>
+        <w:t>                loss = self.get_</w:t>
+      </w:r>
+      <w:proofErr w:type="gramStart"/>
+      <w:r>
+        <w:rPr>
+          <w:lang w:val="en-US"/>
+        </w:rPr>
+        <w:t>loss(</w:t>
+      </w:r>
+      <w:proofErr w:type="gramEnd"/>
+      <w:r>
+        <w:rPr>
+          <w:lang w:val="en-US"/>
+        </w:rPr>
+        <w:t>x, y)</w:t>
+      </w:r>
+    </w:p>
+    <w:p>
+      <w:pPr>
+        <w:pStyle w:val="af"/>
       </w:pPr>
       <w:r>
         <w:rPr>
@@ -2982,137 +2746,35 @@
         </w:rPr>
         <w:t xml:space="preserve">                </w:t>
       </w:r>
-      <w:proofErr w:type="spellStart"/>
       <w:proofErr w:type="gramStart"/>
       <w:r>
-        <w:rPr>
-          <w:lang w:val="en-US"/>
-        </w:rPr>
-        <w:t>optimizer.zero</w:t>
+        <w:t>loss.backward</w:t>
       </w:r>
       <w:proofErr w:type="gramEnd"/>
       <w:r>
-        <w:rPr>
-          <w:lang w:val="en-US"/>
-        </w:rPr>
-        <w:t>_</w:t>
+        <w:t>()</w:t>
+      </w:r>
+    </w:p>
+    <w:p>
+      <w:pPr>
+        <w:pStyle w:val="af"/>
+      </w:pPr>
+      <w:r>
+        <w:t xml:space="preserve">                </w:t>
       </w:r>
       <w:proofErr w:type="gramStart"/>
       <w:r>
-        <w:rPr>
-          <w:lang w:val="en-US"/>
-        </w:rPr>
-        <w:t>grad</w:t>
-      </w:r>
-      <w:proofErr w:type="spellEnd"/>
-      <w:r>
-        <w:rPr>
-          <w:lang w:val="en-US"/>
-        </w:rPr>
-        <w:t>(</w:t>
+        <w:t>optimizer.step</w:t>
       </w:r>
       <w:proofErr w:type="gramEnd"/>
       <w:r>
-        <w:rPr>
-          <w:lang w:val="en-US"/>
-        </w:rPr>
-        <w:t>)</w:t>
-      </w:r>
-    </w:p>
-    <w:p>
-      <w:pPr>
-        <w:pStyle w:val="af"/>
-        <w:rPr>
-          <w:lang w:val="en-US"/>
-        </w:rPr>
-      </w:pPr>
-      <w:r>
-        <w:rPr>
-          <w:lang w:val="en-US"/>
-        </w:rPr>
-        <w:t xml:space="preserve">                loss = </w:t>
-      </w:r>
-      <w:proofErr w:type="spellStart"/>
-      <w:r>
-        <w:rPr>
-          <w:lang w:val="en-US"/>
-        </w:rPr>
-        <w:t>self.get_</w:t>
-      </w:r>
-      <w:proofErr w:type="gramStart"/>
-      <w:r>
-        <w:rPr>
-          <w:lang w:val="en-US"/>
-        </w:rPr>
-        <w:t>loss</w:t>
-      </w:r>
-      <w:proofErr w:type="spellEnd"/>
-      <w:r>
-        <w:rPr>
-          <w:lang w:val="en-US"/>
-        </w:rPr>
-        <w:t>(</w:t>
-      </w:r>
-      <w:proofErr w:type="gramEnd"/>
-      <w:r>
-        <w:rPr>
-          <w:lang w:val="en-US"/>
-        </w:rPr>
-        <w:t>x, y)</w:t>
-      </w:r>
-    </w:p>
-    <w:p>
-      <w:pPr>
-        <w:pStyle w:val="af"/>
-      </w:pPr>
-      <w:r>
-        <w:rPr>
-          <w:lang w:val="en-US"/>
-        </w:rPr>
-        <w:t xml:space="preserve">                </w:t>
-      </w:r>
-      <w:proofErr w:type="spellStart"/>
-      <w:proofErr w:type="gramStart"/>
-      <w:r>
-        <w:t>loss.backward</w:t>
-      </w:r>
-      <w:proofErr w:type="spellEnd"/>
-      <w:proofErr w:type="gramEnd"/>
-      <w:r>
         <w:t>()</w:t>
       </w:r>
     </w:p>
-    <w:p>
-      <w:pPr>
-        <w:pStyle w:val="af"/>
-      </w:pPr>
-      <w:r>
-        <w:t xml:space="preserve">                </w:t>
-      </w:r>
-      <w:proofErr w:type="spellStart"/>
-      <w:proofErr w:type="gramStart"/>
-      <w:r>
-        <w:t>optimizer.step</w:t>
-      </w:r>
-      <w:proofErr w:type="spellEnd"/>
-      <w:proofErr w:type="gramEnd"/>
-      <w:r>
-        <w:t>()</w:t>
-      </w:r>
-    </w:p>
     <w:p/>
     <w:p>
       <w:r>
-        <w:t xml:space="preserve">Реализация класса была протестирована с помощью автооценивателя (рисунок 3.2). </w:t>
-      </w:r>
-      <w:r>
-        <w:t>Потери по всему набору данных не превы</w:t>
-      </w:r>
-      <w:r>
-        <w:t>сили</w:t>
-      </w:r>
-      <w:r>
-        <w:t xml:space="preserve"> 0.02.</w:t>
+        <w:t>Реализация класса была протестирована с помощью автооценивателя (рисунок 3.2). Потери по всему набору данных не превысили 0.02.</w:t>
       </w:r>
       <w:r>
         <w:br/>
@@ -3128,8 +2790,8 @@
           <w:noProof/>
         </w:rPr>
         <w:drawing>
-          <wp:inline distT="0" distB="0" distL="0" distR="0" wp14:anchorId="106D265F" wp14:editId="1A6FFFA6">
-            <wp:extent cx="4901879" cy="2030221"/>
+          <wp:inline distT="0" distB="0" distL="0" distR="0" wp14:anchorId="106D265F" wp14:editId="2DA98466">
+            <wp:extent cx="5504112" cy="2279650"/>
             <wp:effectExtent l="0" t="0" r="0" b="0"/>
             <wp:docPr id="274712228" name="Рисунок 1"/>
             <wp:cNvGraphicFramePr>
@@ -3151,7 +2813,7 @@
                   <pic:spPr>
                     <a:xfrm>
                       <a:off x="0" y="0"/>
-                      <a:ext cx="4917605" cy="2036734"/>
+                      <a:ext cx="5548808" cy="2298162"/>
                     </a:xfrm>
                     <a:prstGeom prst="rect">
                       <a:avLst/>
@@ -3176,10 +2838,7 @@
         <w:sym w:font="Symbol" w:char="F02D"/>
       </w:r>
       <w:r>
-        <w:t xml:space="preserve"> </w:t>
-      </w:r>
-      <w:r>
-        <w:t>Автооценивание класса</w:t>
+        <w:t xml:space="preserve"> Автооценивание класса</w:t>
       </w:r>
       <w:r>
         <w:rPr>
@@ -3189,7 +2848,6 @@
         </w:rPr>
         <w:t xml:space="preserve"> </w:t>
       </w:r>
-      <w:proofErr w:type="spellStart"/>
       <w:r>
         <w:rPr>
           <w:rFonts w:ascii="Courier New" w:hAnsi="Courier New" w:cs="Courier New"/>
@@ -3198,7 +2856,6 @@
         </w:rPr>
         <w:t>RegressionModel</w:t>
       </w:r>
-      <w:proofErr w:type="spellEnd"/>
     </w:p>
     <w:p>
       <w:pPr>
@@ -3227,36 +2884,8 @@
     </w:p>
     <w:p>
       <w:r>
-        <w:t>Б</w:t>
-      </w:r>
-      <w:r>
-        <w:t xml:space="preserve">ыла обучена нейронная сеть для классификации рукописных цифр </w:t>
-      </w:r>
-      <w:r>
-        <w:t xml:space="preserve">по изображениям </w:t>
-      </w:r>
-      <w:r>
-        <w:t>из набора данных MNIST</w:t>
-      </w:r>
-      <w:r>
-        <w:t xml:space="preserve">. Для этого </w:t>
-      </w:r>
-      <w:r>
-        <w:t>в файле models.py</w:t>
-      </w:r>
-      <w:r>
-        <w:t xml:space="preserve"> были реализованы</w:t>
-      </w:r>
-      <w:r>
-        <w:t xml:space="preserve"> </w:t>
-      </w:r>
-      <w:r>
-        <w:t xml:space="preserve">методы </w:t>
-      </w:r>
-      <w:r>
-        <w:t xml:space="preserve">класса </w:t>
-      </w:r>
-      <w:proofErr w:type="spellStart"/>
+        <w:t xml:space="preserve">Была обучена нейронная сеть для классификации рукописных цифр по изображениям из набора данных MNIST. Для этого в файле models.py были реализованы методы класса </w:t>
+      </w:r>
       <w:r>
         <w:rPr>
           <w:rFonts w:ascii="Courier New" w:hAnsi="Courier New" w:cs="Courier New"/>
@@ -3265,7 +2894,6 @@
         </w:rPr>
         <w:t>DigitClassificationModel</w:t>
       </w:r>
-      <w:proofErr w:type="spellEnd"/>
       <w:r>
         <w:rPr>
           <w:rFonts w:ascii="Courier New" w:hAnsi="Courier New" w:cs="Courier New"/>
@@ -3287,13 +2915,10 @@
         <w:t>Нейросеть принимает на вход тензоры изображений и возвращает тензор, содержащий оценки принадлежности каждой цифры классам 0-9. Чем выше значение – тем выше вероятность соответствия.</w:t>
       </w:r>
     </w:p>
-    <w:p/>
-    <w:p/>
     <w:p>
       <w:r>
         <w:t xml:space="preserve">В качестве функции потерь была использована </w:t>
       </w:r>
-      <w:proofErr w:type="spellStart"/>
       <w:r>
         <w:rPr>
           <w:rFonts w:ascii="Courier New" w:hAnsi="Courier New" w:cs="Courier New"/>
@@ -3302,7 +2927,6 @@
         </w:rPr>
         <w:t>cross_entropy</w:t>
       </w:r>
-      <w:proofErr w:type="spellEnd"/>
       <w:r>
         <w:t xml:space="preserve">. </w:t>
       </w:r>
@@ -3319,13 +2943,8 @@
         <w:t>я</w:t>
       </w:r>
       <w:r>
-        <w:t xml:space="preserve"> активации </w:t>
-      </w:r>
-      <w:proofErr w:type="spellStart"/>
-      <w:r>
-        <w:t>ReLU</w:t>
-      </w:r>
-      <w:proofErr w:type="spellEnd"/>
+        <w:t xml:space="preserve"> активации ReLU</w:t>
+      </w:r>
       <w:r>
         <w:t>.</w:t>
       </w:r>
@@ -3339,392 +2958,682 @@
     <w:p>
       <w:pPr>
         <w:pStyle w:val="af"/>
-      </w:pPr>
-      <w:proofErr w:type="spellStart"/>
-      <w:r>
-        <w:t>class</w:t>
-      </w:r>
-      <w:proofErr w:type="spellEnd"/>
-      <w:r>
-        <w:t xml:space="preserve"> </w:t>
-      </w:r>
-      <w:proofErr w:type="spellStart"/>
+        <w:rPr>
+          <w:lang w:val="en-US"/>
+        </w:rPr>
+      </w:pPr>
+      <w:r>
+        <w:rPr>
+          <w:lang w:val="en-US"/>
+        </w:rPr>
+        <w:t xml:space="preserve">class </w:t>
+      </w:r>
       <w:proofErr w:type="gramStart"/>
       <w:r>
         <w:rPr>
           <w:b/>
           <w:bCs/>
+          <w:lang w:val="en-US"/>
         </w:rPr>
         <w:t>DigitClassificationModel</w:t>
       </w:r>
-      <w:proofErr w:type="spellEnd"/>
-      <w:r>
+      <w:r>
+        <w:rPr>
+          <w:lang w:val="en-US"/>
+        </w:rPr>
         <w:t>(</w:t>
       </w:r>
-      <w:proofErr w:type="spellStart"/>
       <w:proofErr w:type="gramEnd"/>
       <w:r>
-        <w:t>Module</w:t>
-      </w:r>
-      <w:proofErr w:type="spellEnd"/>
-      <w:r>
-        <w:t>):</w:t>
-      </w:r>
-    </w:p>
-    <w:p>
-      <w:pPr>
-        <w:pStyle w:val="af"/>
-      </w:pPr>
-      <w:r>
-        <w:t xml:space="preserve">    </w:t>
-      </w:r>
-      <w:proofErr w:type="spellStart"/>
-      <w:r>
-        <w:t>def</w:t>
-      </w:r>
-      <w:proofErr w:type="spellEnd"/>
-      <w:r>
-        <w:t xml:space="preserve"> </w:t>
+        <w:rPr>
+          <w:lang w:val="en-US"/>
+        </w:rPr>
+        <w:t>Module):</w:t>
+      </w:r>
+    </w:p>
+    <w:p>
+      <w:pPr>
+        <w:pStyle w:val="af"/>
+        <w:rPr>
+          <w:lang w:val="en-US"/>
+        </w:rPr>
+      </w:pPr>
+      <w:r>
+        <w:rPr>
+          <w:lang w:val="en-US"/>
+        </w:rPr>
+        <w:t xml:space="preserve">    def </w:t>
       </w:r>
       <w:r>
         <w:rPr>
           <w:b/>
           <w:bCs/>
-        </w:rPr>
-        <w:t>__</w:t>
-      </w:r>
-      <w:proofErr w:type="spellStart"/>
+          <w:lang w:val="en-US"/>
+        </w:rPr>
+        <w:t>__init__</w:t>
+      </w:r>
+      <w:r>
+        <w:rPr>
+          <w:lang w:val="en-US"/>
+        </w:rPr>
+        <w:t>(self):</w:t>
+      </w:r>
+    </w:p>
+    <w:p>
+      <w:pPr>
+        <w:pStyle w:val="af"/>
+        <w:rPr>
+          <w:lang w:val="en-US"/>
+        </w:rPr>
+      </w:pPr>
+      <w:r>
+        <w:rPr>
+          <w:lang w:val="en-US"/>
+        </w:rPr>
+        <w:t xml:space="preserve">        </w:t>
+      </w:r>
+      <w:r>
+        <w:rPr>
+          <w:lang w:val="en-US"/>
+        </w:rPr>
+        <w:t>super</w:t>
+      </w:r>
+      <w:r>
+        <w:rPr>
+          <w:lang w:val="en-US"/>
+        </w:rPr>
+        <w:t>(</w:t>
+      </w:r>
+      <w:proofErr w:type="gramStart"/>
+      <w:r>
+        <w:rPr>
+          <w:lang w:val="en-US"/>
+        </w:rPr>
+        <w:t>)._</w:t>
+      </w:r>
+      <w:proofErr w:type="gramEnd"/>
+      <w:r>
+        <w:rPr>
+          <w:lang w:val="en-US"/>
+        </w:rPr>
+        <w:t>_</w:t>
+      </w:r>
+      <w:r>
+        <w:rPr>
+          <w:lang w:val="en-US"/>
+        </w:rPr>
+        <w:t>init</w:t>
+      </w:r>
+      <w:r>
+        <w:rPr>
+          <w:lang w:val="en-US"/>
+        </w:rPr>
+        <w:t>_</w:t>
+      </w:r>
+      <w:proofErr w:type="gramStart"/>
+      <w:r>
+        <w:rPr>
+          <w:lang w:val="en-US"/>
+        </w:rPr>
+        <w:t>_(</w:t>
+      </w:r>
+      <w:proofErr w:type="gramEnd"/>
+      <w:r>
+        <w:rPr>
+          <w:lang w:val="en-US"/>
+        </w:rPr>
+        <w:t>)</w:t>
+      </w:r>
+    </w:p>
+    <w:p>
+      <w:pPr>
+        <w:pStyle w:val="af"/>
+        <w:rPr>
+          <w:lang w:val="en-US"/>
+        </w:rPr>
+      </w:pPr>
+      <w:r>
+        <w:rPr>
+          <w:lang w:val="en-US"/>
+        </w:rPr>
+        <w:t xml:space="preserve">        </w:t>
+      </w:r>
+      <w:r>
+        <w:rPr>
+          <w:lang w:val="en-US"/>
+        </w:rPr>
+        <w:t>input_size = 28 * 28</w:t>
+      </w:r>
+    </w:p>
+    <w:p>
+      <w:pPr>
+        <w:pStyle w:val="af"/>
+        <w:rPr>
+          <w:lang w:val="en-US"/>
+        </w:rPr>
+      </w:pPr>
+      <w:r>
+        <w:rPr>
+          <w:lang w:val="en-US"/>
+        </w:rPr>
+        <w:t xml:space="preserve">        output_size = 10</w:t>
+      </w:r>
+    </w:p>
+    <w:p>
+      <w:pPr>
+        <w:pStyle w:val="af"/>
+        <w:rPr>
+          <w:lang w:val="en-US"/>
+        </w:rPr>
+      </w:pPr>
+      <w:r>
+        <w:rPr>
+          <w:lang w:val="en-US"/>
+        </w:rPr>
+        <w:t xml:space="preserve">        </w:t>
+      </w:r>
+    </w:p>
+    <w:p>
+      <w:pPr>
+        <w:pStyle w:val="af"/>
+        <w:rPr>
+          <w:lang w:val="en-US"/>
+        </w:rPr>
+      </w:pPr>
+      <w:r>
+        <w:rPr>
+          <w:lang w:val="en-US"/>
+        </w:rPr>
+        <w:t xml:space="preserve">        self.fc1 = </w:t>
+      </w:r>
+      <w:proofErr w:type="gramStart"/>
+      <w:r>
+        <w:rPr>
+          <w:lang w:val="en-US"/>
+        </w:rPr>
+        <w:t>Linear(</w:t>
+      </w:r>
+      <w:proofErr w:type="gramEnd"/>
+      <w:r>
+        <w:rPr>
+          <w:lang w:val="en-US"/>
+        </w:rPr>
+        <w:t>input_size, 256)</w:t>
+      </w:r>
+    </w:p>
+    <w:p>
+      <w:pPr>
+        <w:pStyle w:val="af"/>
+        <w:rPr>
+          <w:lang w:val="en-US"/>
+        </w:rPr>
+      </w:pPr>
+      <w:r>
+        <w:rPr>
+          <w:lang w:val="en-US"/>
+        </w:rPr>
+        <w:t xml:space="preserve">        self.fc2 = </w:t>
+      </w:r>
+      <w:proofErr w:type="gramStart"/>
+      <w:r>
+        <w:rPr>
+          <w:lang w:val="en-US"/>
+        </w:rPr>
+        <w:t>Linear(</w:t>
+      </w:r>
+      <w:proofErr w:type="gramEnd"/>
+      <w:r>
+        <w:rPr>
+          <w:lang w:val="en-US"/>
+        </w:rPr>
+        <w:t>256, 128)</w:t>
+      </w:r>
+    </w:p>
+    <w:p>
+      <w:pPr>
+        <w:pStyle w:val="af"/>
+        <w:rPr>
+          <w:lang w:val="en-US"/>
+        </w:rPr>
+      </w:pPr>
+      <w:r>
+        <w:rPr>
+          <w:lang w:val="en-US"/>
+        </w:rPr>
+        <w:t xml:space="preserve">        self.fc3 = </w:t>
+      </w:r>
+      <w:proofErr w:type="gramStart"/>
+      <w:r>
+        <w:rPr>
+          <w:lang w:val="en-US"/>
+        </w:rPr>
+        <w:t>Linear(</w:t>
+      </w:r>
+      <w:proofErr w:type="gramEnd"/>
+      <w:r>
+        <w:rPr>
+          <w:lang w:val="en-US"/>
+        </w:rPr>
+        <w:t>128, output_size)</w:t>
+      </w:r>
+    </w:p>
+    <w:p>
+      <w:pPr>
+        <w:pStyle w:val="af"/>
+        <w:rPr>
+          <w:lang w:val="en-US"/>
+        </w:rPr>
+      </w:pPr>
+      <w:r>
+        <w:rPr>
+          <w:lang w:val="en-US"/>
+        </w:rPr>
+        <w:t xml:space="preserve">    </w:t>
+      </w:r>
+    </w:p>
+    <w:p>
+      <w:pPr>
+        <w:pStyle w:val="af"/>
+        <w:rPr>
+          <w:lang w:val="en-US"/>
+        </w:rPr>
+      </w:pPr>
+      <w:r>
+        <w:rPr>
+          <w:lang w:val="en-US"/>
+        </w:rPr>
+        <w:t xml:space="preserve">    </w:t>
+      </w:r>
+      <w:r>
+        <w:rPr>
+          <w:lang w:val="en-US"/>
+        </w:rPr>
+        <w:t xml:space="preserve">def </w:t>
+      </w:r>
+      <w:proofErr w:type="gramStart"/>
       <w:r>
         <w:rPr>
           <w:b/>
           <w:bCs/>
-        </w:rPr>
-        <w:t>init</w:t>
-      </w:r>
-      <w:proofErr w:type="spellEnd"/>
+          <w:lang w:val="en-US"/>
+        </w:rPr>
+        <w:t>run</w:t>
+      </w:r>
+      <w:r>
+        <w:rPr>
+          <w:lang w:val="en-US"/>
+        </w:rPr>
+        <w:t>(</w:t>
+      </w:r>
+      <w:proofErr w:type="gramEnd"/>
+      <w:r>
+        <w:rPr>
+          <w:lang w:val="en-US"/>
+        </w:rPr>
+        <w:t>self, x):</w:t>
+      </w:r>
+    </w:p>
+    <w:p>
+      <w:pPr>
+        <w:pStyle w:val="af"/>
+        <w:rPr>
+          <w:lang w:val="en-US"/>
+        </w:rPr>
+      </w:pPr>
+      <w:r>
+        <w:rPr>
+          <w:lang w:val="en-US"/>
+        </w:rPr>
+        <w:t xml:space="preserve">        x = relu(self.fc1(x))</w:t>
+      </w:r>
+    </w:p>
+    <w:p>
+      <w:pPr>
+        <w:pStyle w:val="af"/>
+        <w:rPr>
+          <w:lang w:val="en-US"/>
+        </w:rPr>
+      </w:pPr>
+      <w:r>
+        <w:rPr>
+          <w:lang w:val="en-US"/>
+        </w:rPr>
+        <w:t xml:space="preserve">        x = relu(self.fc2(x))</w:t>
+      </w:r>
+    </w:p>
+    <w:p>
+      <w:pPr>
+        <w:pStyle w:val="af"/>
+        <w:rPr>
+          <w:lang w:val="en-US"/>
+        </w:rPr>
+      </w:pPr>
+      <w:r>
+        <w:rPr>
+          <w:lang w:val="en-US"/>
+        </w:rPr>
+        <w:t xml:space="preserve">        return self.fc3(x)</w:t>
+      </w:r>
+    </w:p>
+    <w:p>
+      <w:pPr>
+        <w:pStyle w:val="af"/>
+        <w:rPr>
+          <w:lang w:val="en-US"/>
+        </w:rPr>
+      </w:pPr>
+      <w:r>
+        <w:rPr>
+          <w:lang w:val="en-US"/>
+        </w:rPr>
+        <w:t xml:space="preserve">    </w:t>
+      </w:r>
+    </w:p>
+    <w:p>
+      <w:pPr>
+        <w:pStyle w:val="af"/>
+        <w:rPr>
+          <w:lang w:val="en-US"/>
+        </w:rPr>
+      </w:pPr>
+      <w:r>
+        <w:rPr>
+          <w:lang w:val="en-US"/>
+        </w:rPr>
+        <w:t xml:space="preserve">    def </w:t>
+      </w:r>
       <w:r>
         <w:rPr>
           <w:b/>
           <w:bCs/>
-        </w:rPr>
-        <w:t>__</w:t>
-      </w:r>
-      <w:r>
-        <w:t>(</w:t>
-      </w:r>
-      <w:proofErr w:type="spellStart"/>
-      <w:r>
-        <w:t>self</w:t>
-      </w:r>
-      <w:proofErr w:type="spellEnd"/>
-      <w:r>
-        <w:t>):</w:t>
-      </w:r>
-    </w:p>
-    <w:p>
-      <w:pPr>
-        <w:pStyle w:val="af"/>
-      </w:pPr>
-      <w:r>
-        <w:t xml:space="preserve">        # Здесь инициализируйте параметры вашей модели нейросети</w:t>
-      </w:r>
-    </w:p>
-    <w:p>
-      <w:pPr>
-        <w:pStyle w:val="af"/>
-      </w:pPr>
-      <w:r>
-        <w:t xml:space="preserve">        </w:t>
-      </w:r>
-      <w:r>
-        <w:rPr>
-          <w:lang w:val="en-US"/>
-        </w:rPr>
-        <w:t>super</w:t>
-      </w:r>
-      <w:r>
-        <w:t>(</w:t>
+          <w:lang w:val="en-US"/>
+        </w:rPr>
+        <w:t>get_</w:t>
       </w:r>
       <w:proofErr w:type="gramStart"/>
       <w:r>
-        <w:t>)._</w:t>
-      </w:r>
-      <w:proofErr w:type="gramEnd"/>
-      <w:r>
-        <w:t>_</w:t>
-      </w:r>
-      <w:proofErr w:type="spellStart"/>
-      <w:r>
-        <w:rPr>
-          <w:lang w:val="en-US"/>
-        </w:rPr>
-        <w:t>init</w:t>
-      </w:r>
-      <w:proofErr w:type="spellEnd"/>
-      <w:r>
-        <w:t>_</w:t>
-      </w:r>
-      <w:proofErr w:type="gramStart"/>
-      <w:r>
-        <w:t>_(</w:t>
-      </w:r>
-      <w:proofErr w:type="gramEnd"/>
-      <w:r>
-        <w:t>)</w:t>
-      </w:r>
-    </w:p>
-    <w:p>
-      <w:pPr>
-        <w:pStyle w:val="af"/>
-        <w:rPr>
-          <w:lang w:val="en-US"/>
-        </w:rPr>
-      </w:pPr>
-      <w:r>
-        <w:t xml:space="preserve">        </w:t>
-      </w:r>
-      <w:proofErr w:type="spellStart"/>
-      <w:r>
-        <w:rPr>
-          <w:lang w:val="en-US"/>
-        </w:rPr>
-        <w:t>input_size</w:t>
-      </w:r>
-      <w:proofErr w:type="spellEnd"/>
-      <w:r>
-        <w:rPr>
-          <w:lang w:val="en-US"/>
-        </w:rPr>
-        <w:t xml:space="preserve"> = 28 * 28</w:t>
-      </w:r>
-    </w:p>
-    <w:p>
-      <w:pPr>
-        <w:pStyle w:val="af"/>
-        <w:rPr>
-          <w:lang w:val="en-US"/>
-        </w:rPr>
-      </w:pPr>
-      <w:r>
-        <w:rPr>
-          <w:lang w:val="en-US"/>
-        </w:rPr>
-        <w:t xml:space="preserve">        </w:t>
-      </w:r>
-      <w:proofErr w:type="spellStart"/>
-      <w:r>
-        <w:rPr>
-          <w:lang w:val="en-US"/>
-        </w:rPr>
-        <w:t>output_size</w:t>
-      </w:r>
-      <w:proofErr w:type="spellEnd"/>
-      <w:r>
-        <w:rPr>
-          <w:lang w:val="en-US"/>
-        </w:rPr>
-        <w:t xml:space="preserve"> = 10</w:t>
-      </w:r>
-    </w:p>
-    <w:p>
-      <w:pPr>
-        <w:pStyle w:val="af"/>
-        <w:rPr>
-          <w:lang w:val="en-US"/>
-        </w:rPr>
-      </w:pPr>
-      <w:r>
-        <w:rPr>
-          <w:lang w:val="en-US"/>
-        </w:rPr>
-        <w:t xml:space="preserve">        </w:t>
-      </w:r>
-    </w:p>
-    <w:p>
-      <w:pPr>
-        <w:pStyle w:val="af"/>
         <w:rPr>
           <w:b/>
           <w:bCs/>
           <w:lang w:val="en-US"/>
         </w:rPr>
-      </w:pPr>
+        <w:t>loss</w:t>
+      </w:r>
+      <w:r>
+        <w:rPr>
+          <w:lang w:val="en-US"/>
+        </w:rPr>
+        <w:t>(</w:t>
+      </w:r>
+      <w:proofErr w:type="gramEnd"/>
+      <w:r>
+        <w:rPr>
+          <w:lang w:val="en-US"/>
+        </w:rPr>
+        <w:t>self, x, y):</w:t>
+      </w:r>
+    </w:p>
+    <w:p>
+      <w:pPr>
+        <w:pStyle w:val="af"/>
+        <w:rPr>
+          <w:lang w:val="en-US"/>
+        </w:rPr>
+      </w:pPr>
+      <w:r>
+        <w:rPr>
+          <w:lang w:val="en-US"/>
+        </w:rPr>
+        <w:t xml:space="preserve">        logits = self.run(x)</w:t>
+      </w:r>
+    </w:p>
+    <w:p>
+      <w:pPr>
+        <w:pStyle w:val="af"/>
+        <w:rPr>
+          <w:lang w:val="en-US"/>
+        </w:rPr>
+      </w:pPr>
+      <w:r>
+        <w:rPr>
+          <w:lang w:val="en-US"/>
+        </w:rPr>
+        <w:t xml:space="preserve">        </w:t>
+      </w:r>
+      <w:r>
+        <w:rPr>
+          <w:lang w:val="en-US"/>
+        </w:rPr>
+        <w:t>return cross_</w:t>
+      </w:r>
+      <w:proofErr w:type="gramStart"/>
+      <w:r>
+        <w:rPr>
+          <w:lang w:val="en-US"/>
+        </w:rPr>
+        <w:t>entropy(</w:t>
+      </w:r>
+      <w:proofErr w:type="gramEnd"/>
+      <w:r>
+        <w:rPr>
+          <w:lang w:val="en-US"/>
+        </w:rPr>
+        <w:t xml:space="preserve">logits, y) </w:t>
+      </w:r>
+    </w:p>
+    <w:p>
+      <w:pPr>
+        <w:pStyle w:val="af"/>
+        <w:rPr>
+          <w:lang w:val="en-US"/>
+        </w:rPr>
+      </w:pPr>
+    </w:p>
+    <w:p>
+      <w:pPr>
+        <w:pStyle w:val="af"/>
+        <w:rPr>
+          <w:lang w:val="en-US"/>
+        </w:rPr>
+      </w:pPr>
+      <w:r>
+        <w:rPr>
+          <w:lang w:val="en-US"/>
+        </w:rPr>
+        <w:t xml:space="preserve">    def </w:t>
+      </w:r>
+      <w:proofErr w:type="gramStart"/>
       <w:r>
         <w:rPr>
           <w:b/>
           <w:bCs/>
           <w:lang w:val="en-US"/>
         </w:rPr>
-        <w:t xml:space="preserve">        "*** </w:t>
-      </w:r>
-      <w:r>
-        <w:rPr>
-          <w:b/>
-          <w:bCs/>
-        </w:rPr>
-        <w:t>ВСТАВЬТЕ</w:t>
-      </w:r>
-      <w:r>
-        <w:rPr>
-          <w:b/>
-          <w:bCs/>
-          <w:lang w:val="en-US"/>
-        </w:rPr>
-        <w:t xml:space="preserve"> </w:t>
-      </w:r>
-      <w:r>
-        <w:rPr>
-          <w:b/>
-          <w:bCs/>
-        </w:rPr>
-        <w:t>ВАШ</w:t>
-      </w:r>
-      <w:r>
-        <w:rPr>
-          <w:b/>
-          <w:bCs/>
-          <w:lang w:val="en-US"/>
-        </w:rPr>
-        <w:t xml:space="preserve"> </w:t>
-      </w:r>
-      <w:r>
-        <w:rPr>
-          <w:b/>
-          <w:bCs/>
-        </w:rPr>
-        <w:t>КОД</w:t>
-      </w:r>
-      <w:r>
-        <w:rPr>
-          <w:b/>
-          <w:bCs/>
-          <w:lang w:val="en-US"/>
-        </w:rPr>
-        <w:t xml:space="preserve"> </w:t>
-      </w:r>
-      <w:r>
-        <w:rPr>
-          <w:b/>
-          <w:bCs/>
-        </w:rPr>
-        <w:t>СЮДА</w:t>
-      </w:r>
-      <w:r>
-        <w:rPr>
-          <w:b/>
-          <w:bCs/>
-          <w:lang w:val="en-US"/>
-        </w:rPr>
-        <w:t xml:space="preserve"> ***"</w:t>
-      </w:r>
-    </w:p>
-    <w:p>
-      <w:pPr>
-        <w:pStyle w:val="af"/>
-        <w:rPr>
-          <w:lang w:val="en-US"/>
-        </w:rPr>
-      </w:pPr>
-    </w:p>
-    <w:p>
-      <w:pPr>
-        <w:pStyle w:val="af"/>
-        <w:rPr>
-          <w:lang w:val="en-US"/>
-        </w:rPr>
-      </w:pPr>
-      <w:r>
-        <w:rPr>
-          <w:lang w:val="en-US"/>
-        </w:rPr>
-        <w:t xml:space="preserve">        self.fc1 = </w:t>
+        <w:t>train</w:t>
+      </w:r>
+      <w:r>
+        <w:rPr>
+          <w:lang w:val="en-US"/>
+        </w:rPr>
+        <w:t>(</w:t>
+      </w:r>
+      <w:proofErr w:type="gramEnd"/>
+      <w:r>
+        <w:rPr>
+          <w:lang w:val="en-US"/>
+        </w:rPr>
+        <w:t>self, dataset):</w:t>
+      </w:r>
+    </w:p>
+    <w:p>
+      <w:pPr>
+        <w:pStyle w:val="af"/>
+        <w:rPr>
+          <w:lang w:val="en-US"/>
+        </w:rPr>
+      </w:pPr>
+      <w:r>
+        <w:rPr>
+          <w:lang w:val="en-US"/>
+        </w:rPr>
+        <w:t xml:space="preserve">        dataloader = </w:t>
       </w:r>
       <w:proofErr w:type="gramStart"/>
       <w:r>
         <w:rPr>
           <w:lang w:val="en-US"/>
         </w:rPr>
-        <w:t>Linear(</w:t>
-      </w:r>
-      <w:proofErr w:type="spellStart"/>
+        <w:t>DataLoader(</w:t>
+      </w:r>
       <w:proofErr w:type="gramEnd"/>
       <w:r>
         <w:rPr>
           <w:lang w:val="en-US"/>
         </w:rPr>
-        <w:t>input_size</w:t>
-      </w:r>
-      <w:proofErr w:type="spellEnd"/>
-      <w:r>
-        <w:rPr>
-          <w:lang w:val="en-US"/>
-        </w:rPr>
-        <w:t>, 256)</w:t>
-      </w:r>
-    </w:p>
-    <w:p>
-      <w:pPr>
-        <w:pStyle w:val="af"/>
-        <w:rPr>
-          <w:lang w:val="en-US"/>
-        </w:rPr>
-      </w:pPr>
-      <w:r>
-        <w:rPr>
-          <w:lang w:val="en-US"/>
-        </w:rPr>
-        <w:t xml:space="preserve">        self.fc2 = </w:t>
+        <w:t>dataset, batch_size=64, shuffle=True)</w:t>
+      </w:r>
+    </w:p>
+    <w:p>
+      <w:pPr>
+        <w:pStyle w:val="af"/>
+        <w:rPr>
+          <w:lang w:val="en-US"/>
+        </w:rPr>
+      </w:pPr>
+      <w:r>
+        <w:rPr>
+          <w:lang w:val="en-US"/>
+        </w:rPr>
+        <w:t xml:space="preserve">        optimizer = </w:t>
       </w:r>
       <w:proofErr w:type="gramStart"/>
       <w:r>
         <w:rPr>
           <w:lang w:val="en-US"/>
         </w:rPr>
-        <w:t>Linear(</w:t>
+        <w:t>optim.Adam</w:t>
       </w:r>
       <w:proofErr w:type="gramEnd"/>
       <w:r>
         <w:rPr>
           <w:lang w:val="en-US"/>
         </w:rPr>
-        <w:t>256, 128)</w:t>
-      </w:r>
-    </w:p>
-    <w:p>
-      <w:pPr>
-        <w:pStyle w:val="af"/>
-        <w:rPr>
-          <w:lang w:val="en-US"/>
-        </w:rPr>
-      </w:pPr>
-      <w:r>
-        <w:rPr>
-          <w:lang w:val="en-US"/>
-        </w:rPr>
-        <w:t xml:space="preserve">        self.fc3 = </w:t>
+        <w:t>(</w:t>
       </w:r>
       <w:proofErr w:type="gramStart"/>
       <w:r>
         <w:rPr>
           <w:lang w:val="en-US"/>
         </w:rPr>
-        <w:t>Linear(</w:t>
+        <w:t>self.parameters</w:t>
       </w:r>
       <w:proofErr w:type="gramEnd"/>
       <w:r>
         <w:rPr>
           <w:lang w:val="en-US"/>
         </w:rPr>
-        <w:t xml:space="preserve">128, </w:t>
-      </w:r>
-      <w:proofErr w:type="spellStart"/>
-      <w:r>
-        <w:rPr>
-          <w:lang w:val="en-US"/>
-        </w:rPr>
-        <w:t>output_size</w:t>
-      </w:r>
-      <w:proofErr w:type="spellEnd"/>
+        <w:t>(), lr=0.001)</w:t>
+      </w:r>
+    </w:p>
+    <w:p>
+      <w:pPr>
+        <w:pStyle w:val="af"/>
+        <w:rPr>
+          <w:lang w:val="en-US"/>
+        </w:rPr>
+      </w:pPr>
+    </w:p>
+    <w:p>
+      <w:pPr>
+        <w:pStyle w:val="af"/>
+        <w:rPr>
+          <w:lang w:val="en-US"/>
+        </w:rPr>
+      </w:pPr>
+      <w:r>
+        <w:rPr>
+          <w:lang w:val="en-US"/>
+        </w:rPr>
+        <w:t xml:space="preserve">        for epoch in </w:t>
+      </w:r>
+      <w:proofErr w:type="gramStart"/>
+      <w:r>
+        <w:rPr>
+          <w:lang w:val="en-US"/>
+        </w:rPr>
+        <w:t>range(</w:t>
+      </w:r>
+      <w:proofErr w:type="gramEnd"/>
+      <w:r>
+        <w:rPr>
+          <w:lang w:val="en-US"/>
+        </w:rPr>
+        <w:t>10):</w:t>
+      </w:r>
+    </w:p>
+    <w:p>
+      <w:pPr>
+        <w:pStyle w:val="af"/>
+        <w:rPr>
+          <w:lang w:val="en-US"/>
+        </w:rPr>
+      </w:pPr>
+      <w:r>
+        <w:rPr>
+          <w:lang w:val="en-US"/>
+        </w:rPr>
+        <w:t xml:space="preserve">            for batch in dataloader:</w:t>
+      </w:r>
+    </w:p>
+    <w:p>
+      <w:pPr>
+        <w:pStyle w:val="af"/>
+        <w:rPr>
+          <w:lang w:val="en-US"/>
+        </w:rPr>
+      </w:pPr>
+      <w:r>
+        <w:rPr>
+          <w:lang w:val="en-US"/>
+        </w:rPr>
+        <w:t xml:space="preserve">                x, y = batch['x'], batch['label']</w:t>
+      </w:r>
+    </w:p>
+    <w:p>
+      <w:pPr>
+        <w:pStyle w:val="af"/>
+        <w:rPr>
+          <w:lang w:val="en-US"/>
+        </w:rPr>
+      </w:pPr>
+      <w:r>
+        <w:rPr>
+          <w:lang w:val="en-US"/>
+        </w:rPr>
+        <w:t xml:space="preserve">                </w:t>
+      </w:r>
+      <w:proofErr w:type="gramStart"/>
+      <w:r>
+        <w:rPr>
+          <w:lang w:val="en-US"/>
+        </w:rPr>
+        <w:t>optimizer.zero</w:t>
+      </w:r>
+      <w:proofErr w:type="gramEnd"/>
+      <w:r>
+        <w:rPr>
+          <w:lang w:val="en-US"/>
+        </w:rPr>
+        <w:t>_</w:t>
+      </w:r>
+      <w:proofErr w:type="gramStart"/>
+      <w:r>
+        <w:rPr>
+          <w:lang w:val="en-US"/>
+        </w:rPr>
+        <w:t>grad(</w:t>
+      </w:r>
+      <w:proofErr w:type="gramEnd"/>
       <w:r>
         <w:rPr>
           <w:lang w:val="en-US"/>
@@ -3735,627 +3644,61 @@
     <w:p>
       <w:pPr>
         <w:pStyle w:val="af"/>
-      </w:pPr>
-      <w:r>
-        <w:rPr>
-          <w:lang w:val="en-US"/>
-        </w:rPr>
-        <w:t xml:space="preserve">    </w:t>
-      </w:r>
-    </w:p>
-    <w:p>
-      <w:pPr>
-        <w:pStyle w:val="af"/>
-      </w:pPr>
-      <w:r>
-        <w:rPr>
-          <w:lang w:val="en-US"/>
-        </w:rPr>
-        <w:t xml:space="preserve">    </w:t>
-      </w:r>
-      <w:proofErr w:type="spellStart"/>
-      <w:r>
-        <w:t>def</w:t>
-      </w:r>
-      <w:proofErr w:type="spellEnd"/>
-      <w:r>
-        <w:t xml:space="preserve"> </w:t>
-      </w:r>
-      <w:proofErr w:type="spellStart"/>
+        <w:rPr>
+          <w:lang w:val="en-US"/>
+        </w:rPr>
+      </w:pPr>
+      <w:r>
+        <w:rPr>
+          <w:lang w:val="en-US"/>
+        </w:rPr>
+        <w:t xml:space="preserve">                loss = self.get_</w:t>
+      </w:r>
       <w:proofErr w:type="gramStart"/>
       <w:r>
         <w:rPr>
-          <w:b/>
-          <w:bCs/>
-        </w:rPr>
-        <w:t>run</w:t>
-      </w:r>
-      <w:proofErr w:type="spellEnd"/>
-      <w:r>
-        <w:t>(</w:t>
-      </w:r>
-      <w:proofErr w:type="spellStart"/>
+          <w:lang w:val="en-US"/>
+        </w:rPr>
+        <w:t>loss(</w:t>
+      </w:r>
       <w:proofErr w:type="gramEnd"/>
       <w:r>
-        <w:t>self</w:t>
-      </w:r>
-      <w:proofErr w:type="spellEnd"/>
-      <w:r>
-        <w:t>, x):</w:t>
-      </w:r>
-    </w:p>
-    <w:p>
-      <w:pPr>
-        <w:pStyle w:val="af"/>
-        <w:rPr>
-          <w:lang w:val="en-US"/>
-        </w:rPr>
-      </w:pPr>
-      <w:r>
-        <w:rPr>
-          <w:lang w:val="en-US"/>
-        </w:rPr>
-        <w:t xml:space="preserve">        x = </w:t>
-      </w:r>
-      <w:proofErr w:type="spellStart"/>
-      <w:r>
-        <w:rPr>
-          <w:lang w:val="en-US"/>
-        </w:rPr>
-        <w:t>relu</w:t>
-      </w:r>
-      <w:proofErr w:type="spellEnd"/>
-      <w:r>
-        <w:rPr>
-          <w:lang w:val="en-US"/>
-        </w:rPr>
-        <w:t>(self.fc1(x))</w:t>
-      </w:r>
-    </w:p>
-    <w:p>
-      <w:pPr>
-        <w:pStyle w:val="af"/>
-        <w:rPr>
-          <w:lang w:val="en-US"/>
-        </w:rPr>
-      </w:pPr>
-      <w:r>
-        <w:rPr>
-          <w:lang w:val="en-US"/>
-        </w:rPr>
-        <w:t xml:space="preserve">        x = </w:t>
-      </w:r>
-      <w:proofErr w:type="spellStart"/>
-      <w:r>
-        <w:rPr>
-          <w:lang w:val="en-US"/>
-        </w:rPr>
-        <w:t>relu</w:t>
-      </w:r>
-      <w:proofErr w:type="spellEnd"/>
-      <w:r>
-        <w:rPr>
-          <w:lang w:val="en-US"/>
-        </w:rPr>
-        <w:t>(self.fc2(x))</w:t>
-      </w:r>
-    </w:p>
-    <w:p>
-      <w:pPr>
-        <w:pStyle w:val="af"/>
-        <w:rPr>
-          <w:lang w:val="en-US"/>
-        </w:rPr>
-      </w:pPr>
-      <w:r>
-        <w:rPr>
-          <w:lang w:val="en-US"/>
-        </w:rPr>
-        <w:t xml:space="preserve">        return self.fc3(x)</w:t>
-      </w:r>
-    </w:p>
-    <w:p>
-      <w:pPr>
-        <w:pStyle w:val="af"/>
-      </w:pPr>
-      <w:r>
-        <w:rPr>
-          <w:lang w:val="en-US"/>
-        </w:rPr>
-        <w:t xml:space="preserve">    </w:t>
-      </w:r>
-    </w:p>
-    <w:p>
-      <w:pPr>
-        <w:pStyle w:val="af"/>
-        <w:rPr>
-          <w:lang w:val="en-US"/>
-        </w:rPr>
-      </w:pPr>
-      <w:r>
-        <w:rPr>
-          <w:lang w:val="en-US"/>
-        </w:rPr>
-        <w:t xml:space="preserve">    def </w:t>
-      </w:r>
-      <w:proofErr w:type="spellStart"/>
-      <w:r>
-        <w:rPr>
-          <w:b/>
-          <w:bCs/>
-          <w:lang w:val="en-US"/>
-        </w:rPr>
-        <w:t>get_</w:t>
+        <w:rPr>
+          <w:lang w:val="en-US"/>
+        </w:rPr>
+        <w:t>x, y)</w:t>
+      </w:r>
+    </w:p>
+    <w:p>
+      <w:pPr>
+        <w:pStyle w:val="af"/>
+      </w:pPr>
+      <w:r>
+        <w:rPr>
+          <w:lang w:val="en-US"/>
+        </w:rPr>
+        <w:t xml:space="preserve">                </w:t>
       </w:r>
       <w:proofErr w:type="gramStart"/>
       <w:r>
-        <w:rPr>
-          <w:b/>
-          <w:bCs/>
-          <w:lang w:val="en-US"/>
-        </w:rPr>
-        <w:t>loss</w:t>
-      </w:r>
-      <w:proofErr w:type="spellEnd"/>
-      <w:r>
-        <w:rPr>
-          <w:lang w:val="en-US"/>
-        </w:rPr>
-        <w:t>(</w:t>
+        <w:t>loss.backward</w:t>
       </w:r>
       <w:proofErr w:type="gramEnd"/>
       <w:r>
-        <w:rPr>
-          <w:lang w:val="en-US"/>
-        </w:rPr>
-        <w:t>self, x, y):</w:t>
-      </w:r>
-    </w:p>
-    <w:p>
-      <w:pPr>
-        <w:pStyle w:val="af"/>
-        <w:rPr>
-          <w:lang w:val="en-US"/>
-        </w:rPr>
-      </w:pPr>
-      <w:r>
-        <w:rPr>
-          <w:lang w:val="en-US"/>
-        </w:rPr>
-        <w:t xml:space="preserve">        logits = </w:t>
-      </w:r>
-      <w:proofErr w:type="spellStart"/>
-      <w:r>
-        <w:rPr>
-          <w:lang w:val="en-US"/>
-        </w:rPr>
-        <w:t>self.run</w:t>
-      </w:r>
-      <w:proofErr w:type="spellEnd"/>
-      <w:r>
-        <w:rPr>
-          <w:lang w:val="en-US"/>
-        </w:rPr>
-        <w:t>(x)</w:t>
-      </w:r>
-    </w:p>
-    <w:p>
-      <w:pPr>
-        <w:pStyle w:val="af"/>
-        <w:rPr>
-          <w:lang w:val="en-US"/>
-        </w:rPr>
-      </w:pPr>
-      <w:r>
-        <w:rPr>
-          <w:lang w:val="en-US"/>
-        </w:rPr>
-        <w:t xml:space="preserve">        </w:t>
-      </w:r>
-      <w:r>
-        <w:rPr>
-          <w:lang w:val="en-US"/>
-        </w:rPr>
-        <w:t xml:space="preserve">return </w:t>
-      </w:r>
-      <w:proofErr w:type="spellStart"/>
-      <w:r>
-        <w:rPr>
-          <w:lang w:val="en-US"/>
-        </w:rPr>
-        <w:t>cross_</w:t>
+        <w:t>()</w:t>
+      </w:r>
+    </w:p>
+    <w:p>
+      <w:pPr>
+        <w:pStyle w:val="af"/>
+      </w:pPr>
+      <w:r>
+        <w:t xml:space="preserve">                </w:t>
       </w:r>
       <w:proofErr w:type="gramStart"/>
       <w:r>
-        <w:rPr>
-          <w:lang w:val="en-US"/>
-        </w:rPr>
-        <w:t>entropy</w:t>
-      </w:r>
-      <w:proofErr w:type="spellEnd"/>
-      <w:r>
-        <w:rPr>
-          <w:lang w:val="en-US"/>
-        </w:rPr>
-        <w:t>(</w:t>
-      </w:r>
-      <w:proofErr w:type="gramEnd"/>
-      <w:r>
-        <w:rPr>
-          <w:lang w:val="en-US"/>
-        </w:rPr>
-        <w:t xml:space="preserve">logits, y) </w:t>
-      </w:r>
-    </w:p>
-    <w:p>
-      <w:pPr>
-        <w:pStyle w:val="af"/>
-        <w:rPr>
-          <w:lang w:val="en-US"/>
-        </w:rPr>
-      </w:pPr>
-    </w:p>
-    <w:p>
-      <w:pPr>
-        <w:pStyle w:val="af"/>
-      </w:pPr>
-      <w:r>
-        <w:rPr>
-          <w:lang w:val="en-US"/>
-        </w:rPr>
-        <w:t xml:space="preserve">    def </w:t>
-      </w:r>
-      <w:proofErr w:type="gramStart"/>
-      <w:r>
-        <w:rPr>
-          <w:b/>
-          <w:bCs/>
-          <w:lang w:val="en-US"/>
-        </w:rPr>
-        <w:t>train</w:t>
-      </w:r>
-      <w:r>
-        <w:rPr>
-          <w:lang w:val="en-US"/>
-        </w:rPr>
-        <w:t>(</w:t>
-      </w:r>
-      <w:proofErr w:type="gramEnd"/>
-      <w:r>
-        <w:rPr>
-          <w:lang w:val="en-US"/>
-        </w:rPr>
-        <w:t>self, dataset):</w:t>
-      </w:r>
-    </w:p>
-    <w:p>
-      <w:pPr>
-        <w:pStyle w:val="af"/>
-        <w:rPr>
-          <w:lang w:val="en-US"/>
-        </w:rPr>
-      </w:pPr>
-      <w:r>
-        <w:rPr>
-          <w:lang w:val="en-US"/>
-        </w:rPr>
-        <w:t xml:space="preserve">        </w:t>
-      </w:r>
-      <w:proofErr w:type="spellStart"/>
-      <w:r>
-        <w:rPr>
-          <w:lang w:val="en-US"/>
-        </w:rPr>
-        <w:t>dataloader</w:t>
-      </w:r>
-      <w:proofErr w:type="spellEnd"/>
-      <w:r>
-        <w:rPr>
-          <w:lang w:val="en-US"/>
-        </w:rPr>
-        <w:t xml:space="preserve"> = </w:t>
-      </w:r>
-      <w:proofErr w:type="spellStart"/>
-      <w:proofErr w:type="gramStart"/>
-      <w:r>
-        <w:rPr>
-          <w:lang w:val="en-US"/>
-        </w:rPr>
-        <w:t>DataLoader</w:t>
-      </w:r>
-      <w:proofErr w:type="spellEnd"/>
-      <w:r>
-        <w:rPr>
-          <w:lang w:val="en-US"/>
-        </w:rPr>
-        <w:t>(</w:t>
-      </w:r>
-      <w:proofErr w:type="gramEnd"/>
-      <w:r>
-        <w:rPr>
-          <w:lang w:val="en-US"/>
-        </w:rPr>
-        <w:t xml:space="preserve">dataset, </w:t>
-      </w:r>
-      <w:proofErr w:type="spellStart"/>
-      <w:r>
-        <w:rPr>
-          <w:lang w:val="en-US"/>
-        </w:rPr>
-        <w:t>batch_size</w:t>
-      </w:r>
-      <w:proofErr w:type="spellEnd"/>
-      <w:r>
-        <w:rPr>
-          <w:lang w:val="en-US"/>
-        </w:rPr>
-        <w:t>=64, shuffle=True)</w:t>
-      </w:r>
-    </w:p>
-    <w:p>
-      <w:pPr>
-        <w:pStyle w:val="af"/>
-        <w:rPr>
-          <w:lang w:val="en-US"/>
-        </w:rPr>
-      </w:pPr>
-      <w:r>
-        <w:rPr>
-          <w:lang w:val="en-US"/>
-        </w:rPr>
-        <w:t xml:space="preserve">        optimizer = </w:t>
-      </w:r>
-      <w:proofErr w:type="spellStart"/>
-      <w:proofErr w:type="gramStart"/>
-      <w:r>
-        <w:rPr>
-          <w:lang w:val="en-US"/>
-        </w:rPr>
-        <w:t>optim.Adam</w:t>
-      </w:r>
-      <w:proofErr w:type="spellEnd"/>
-      <w:proofErr w:type="gramEnd"/>
-      <w:r>
-        <w:rPr>
-          <w:lang w:val="en-US"/>
-        </w:rPr>
-        <w:t>(</w:t>
-      </w:r>
-      <w:proofErr w:type="spellStart"/>
-      <w:proofErr w:type="gramStart"/>
-      <w:r>
-        <w:rPr>
-          <w:lang w:val="en-US"/>
-        </w:rPr>
-        <w:t>self.parameters</w:t>
-      </w:r>
-      <w:proofErr w:type="spellEnd"/>
-      <w:proofErr w:type="gramEnd"/>
-      <w:r>
-        <w:rPr>
-          <w:lang w:val="en-US"/>
-        </w:rPr>
-        <w:t xml:space="preserve">(), </w:t>
-      </w:r>
-      <w:proofErr w:type="spellStart"/>
-      <w:r>
-        <w:rPr>
-          <w:lang w:val="en-US"/>
-        </w:rPr>
-        <w:t>lr</w:t>
-      </w:r>
-      <w:proofErr w:type="spellEnd"/>
-      <w:r>
-        <w:rPr>
-          <w:lang w:val="en-US"/>
-        </w:rPr>
-        <w:t>=0.001)</w:t>
-      </w:r>
-    </w:p>
-    <w:p>
-      <w:pPr>
-        <w:pStyle w:val="af"/>
-        <w:rPr>
-          <w:lang w:val="en-US"/>
-        </w:rPr>
-      </w:pPr>
-    </w:p>
-    <w:p>
-      <w:pPr>
-        <w:pStyle w:val="af"/>
-        <w:rPr>
-          <w:lang w:val="en-US"/>
-        </w:rPr>
-      </w:pPr>
-      <w:r>
-        <w:rPr>
-          <w:lang w:val="en-US"/>
-        </w:rPr>
-        <w:t xml:space="preserve">        for epoch in </w:t>
-      </w:r>
-      <w:proofErr w:type="gramStart"/>
-      <w:r>
-        <w:rPr>
-          <w:lang w:val="en-US"/>
-        </w:rPr>
-        <w:t>range(</w:t>
-      </w:r>
-      <w:proofErr w:type="gramEnd"/>
-      <w:r>
-        <w:rPr>
-          <w:lang w:val="en-US"/>
-        </w:rPr>
-        <w:t>10):</w:t>
-      </w:r>
-    </w:p>
-    <w:p>
-      <w:pPr>
-        <w:pStyle w:val="af"/>
-        <w:rPr>
-          <w:lang w:val="en-US"/>
-        </w:rPr>
-      </w:pPr>
-      <w:r>
-        <w:rPr>
-          <w:lang w:val="en-US"/>
-        </w:rPr>
-        <w:t xml:space="preserve">            for batch in </w:t>
-      </w:r>
-      <w:proofErr w:type="spellStart"/>
-      <w:r>
-        <w:rPr>
-          <w:lang w:val="en-US"/>
-        </w:rPr>
-        <w:t>dataloader</w:t>
-      </w:r>
-      <w:proofErr w:type="spellEnd"/>
-      <w:r>
-        <w:rPr>
-          <w:lang w:val="en-US"/>
-        </w:rPr>
-        <w:t>:</w:t>
-      </w:r>
-    </w:p>
-    <w:p>
-      <w:pPr>
-        <w:pStyle w:val="af"/>
-        <w:rPr>
-          <w:lang w:val="en-US"/>
-        </w:rPr>
-      </w:pPr>
-      <w:r>
-        <w:rPr>
-          <w:lang w:val="en-US"/>
-        </w:rPr>
-        <w:t xml:space="preserve">                x, y = batch['x'], batch['label']</w:t>
-      </w:r>
-    </w:p>
-    <w:p>
-      <w:pPr>
-        <w:pStyle w:val="af"/>
-        <w:rPr>
-          <w:lang w:val="en-US"/>
-        </w:rPr>
-      </w:pPr>
-      <w:r>
-        <w:rPr>
-          <w:lang w:val="en-US"/>
-        </w:rPr>
-        <w:t xml:space="preserve">                </w:t>
-      </w:r>
-      <w:proofErr w:type="spellStart"/>
-      <w:proofErr w:type="gramStart"/>
-      <w:r>
-        <w:rPr>
-          <w:lang w:val="en-US"/>
-        </w:rPr>
-        <w:t>optimizer.zero</w:t>
-      </w:r>
-      <w:proofErr w:type="gramEnd"/>
-      <w:r>
-        <w:rPr>
-          <w:lang w:val="en-US"/>
-        </w:rPr>
-        <w:t>_</w:t>
-      </w:r>
-      <w:proofErr w:type="gramStart"/>
-      <w:r>
-        <w:rPr>
-          <w:lang w:val="en-US"/>
-        </w:rPr>
-        <w:t>grad</w:t>
-      </w:r>
-      <w:proofErr w:type="spellEnd"/>
-      <w:r>
-        <w:rPr>
-          <w:lang w:val="en-US"/>
-        </w:rPr>
-        <w:t>(</w:t>
-      </w:r>
-      <w:proofErr w:type="gramEnd"/>
-      <w:r>
-        <w:rPr>
-          <w:lang w:val="en-US"/>
-        </w:rPr>
-        <w:t>)</w:t>
-      </w:r>
-    </w:p>
-    <w:p>
-      <w:pPr>
-        <w:pStyle w:val="af"/>
-        <w:rPr>
-          <w:lang w:val="en-US"/>
-        </w:rPr>
-      </w:pPr>
-      <w:r>
-        <w:rPr>
-          <w:lang w:val="en-US"/>
-        </w:rPr>
-        <w:t xml:space="preserve">                loss = </w:t>
-      </w:r>
-      <w:proofErr w:type="spellStart"/>
-      <w:r>
-        <w:rPr>
-          <w:lang w:val="en-US"/>
-        </w:rPr>
-        <w:t>self.get_</w:t>
-      </w:r>
-      <w:proofErr w:type="gramStart"/>
-      <w:r>
-        <w:rPr>
-          <w:lang w:val="en-US"/>
-        </w:rPr>
-        <w:t>loss</w:t>
-      </w:r>
-      <w:proofErr w:type="spellEnd"/>
-      <w:r>
-        <w:rPr>
-          <w:lang w:val="en-US"/>
-        </w:rPr>
-        <w:t>(</w:t>
-      </w:r>
-      <w:proofErr w:type="gramEnd"/>
-      <w:r>
-        <w:rPr>
-          <w:lang w:val="en-US"/>
-        </w:rPr>
-        <w:t>x, y)</w:t>
-      </w:r>
-    </w:p>
-    <w:p>
-      <w:pPr>
-        <w:pStyle w:val="af"/>
-      </w:pPr>
-      <w:r>
-        <w:rPr>
-          <w:lang w:val="en-US"/>
-        </w:rPr>
-        <w:t xml:space="preserve">                </w:t>
-      </w:r>
-      <w:proofErr w:type="spellStart"/>
-      <w:proofErr w:type="gramStart"/>
-      <w:r>
-        <w:t>loss.backward</w:t>
-      </w:r>
-      <w:proofErr w:type="spellEnd"/>
-      <w:proofErr w:type="gramEnd"/>
-      <w:r>
-        <w:t>()</w:t>
-      </w:r>
-    </w:p>
-    <w:p>
-      <w:pPr>
-        <w:pStyle w:val="af"/>
-      </w:pPr>
-      <w:r>
-        <w:t xml:space="preserve">                </w:t>
-      </w:r>
-      <w:proofErr w:type="spellStart"/>
-      <w:proofErr w:type="gramStart"/>
-      <w:r>
         <w:t>optimizer.step</w:t>
       </w:r>
-      <w:proofErr w:type="spellEnd"/>
       <w:proofErr w:type="gramEnd"/>
       <w:r>
         <w:t>()</w:t>
@@ -4382,8 +3725,8 @@
         </w:rPr>
         <w:lastRenderedPageBreak/>
         <w:drawing>
-          <wp:inline distT="0" distB="0" distL="0" distR="0" wp14:anchorId="06C14BA9" wp14:editId="73940366">
-            <wp:extent cx="4988097" cy="1826606"/>
+          <wp:inline distT="0" distB="0" distL="0" distR="0" wp14:anchorId="06C14BA9" wp14:editId="284617B2">
+            <wp:extent cx="5262758" cy="1927185"/>
             <wp:effectExtent l="0" t="0" r="0" b="0"/>
             <wp:docPr id="1552148501" name="Рисунок 1"/>
             <wp:cNvGraphicFramePr>
@@ -4405,7 +3748,7 @@
                   <pic:spPr>
                     <a:xfrm>
                       <a:off x="0" y="0"/>
-                      <a:ext cx="5002936" cy="1832040"/>
+                      <a:ext cx="5284341" cy="1935088"/>
                     </a:xfrm>
                     <a:prstGeom prst="rect">
                       <a:avLst/>
@@ -4424,24 +3767,17 @@
         <w:jc w:val="center"/>
       </w:pPr>
       <w:r>
-        <w:t>Рисунок 3.</w:t>
-      </w:r>
-      <w:r>
-        <w:t>3</w:t>
+        <w:t xml:space="preserve">Рисунок 3.3 </w:t>
+      </w:r>
+      <w:r>
+        <w:sym w:font="Symbol" w:char="F02D"/>
+      </w:r>
+      <w:r>
+        <w:t xml:space="preserve"> Автооценивание класса</w:t>
       </w:r>
       <w:r>
         <w:t xml:space="preserve"> </w:t>
       </w:r>
-      <w:r>
-        <w:sym w:font="Symbol" w:char="F02D"/>
-      </w:r>
-      <w:r>
-        <w:t xml:space="preserve"> Автооценивание класса</w:t>
-      </w:r>
-      <w:r>
-        <w:t xml:space="preserve"> </w:t>
-      </w:r>
-      <w:proofErr w:type="spellStart"/>
       <w:r>
         <w:rPr>
           <w:rFonts w:ascii="Courier New" w:hAnsi="Courier New" w:cs="Courier New"/>
@@ -4450,7 +3786,6 @@
         </w:rPr>
         <w:t>DigitClassificationModel</w:t>
       </w:r>
-      <w:proofErr w:type="spellEnd"/>
     </w:p>
     <w:p/>
     <w:p/>
@@ -4469,13 +3804,7 @@
     <w:p/>
     <w:p>
       <w:r>
-        <w:t>Б</w:t>
-      </w:r>
-      <w:r>
-        <w:t xml:space="preserve">ыла разработана модель нейронной сети для определения языка, на котором написано слово. </w:t>
-      </w:r>
-      <w:r>
-        <w:t>Модель умеет классифицировать подаваемые на вход слова (цепочки символов) по пяти реальным языкам (английский, испанский, финский, голландский и польский).</w:t>
+        <w:t>Была разработана модель нейронной сети для определения языка, на котором написано слово. Модель умеет классифицировать подаваемые на вход слова (цепочки символов) по пяти реальным языкам (английский, испанский, финский, голландский и польский).</w:t>
       </w:r>
     </w:p>
     <w:p>
@@ -4489,74 +3818,70 @@
         <w:t>для нейросети была выбрана рекуррентная</w:t>
       </w:r>
       <w:r>
+        <w:t xml:space="preserve"> архитектура</w:t>
+      </w:r>
+      <w:r>
+        <w:t>, позволяющая обрабатывать</w:t>
+      </w:r>
+      <w:r>
+        <w:t xml:space="preserve"> последовательност</w:t>
+      </w:r>
+      <w:r>
+        <w:t xml:space="preserve">и </w:t>
+      </w:r>
+      <w:r>
+        <w:t xml:space="preserve">переменной длины. </w:t>
+      </w:r>
+      <w:r>
+        <w:t xml:space="preserve">Принимая на вход новую букву (тензор </w:t>
+      </w:r>
+      <w:r>
+        <w:t>“</w:t>
+      </w:r>
+      <w:r>
+        <w:rPr>
+          <w:lang w:val="en-US"/>
+        </w:rPr>
+        <w:t>one</w:t>
+      </w:r>
+      <w:r>
+        <w:t>-</w:t>
+      </w:r>
+      <w:r>
+        <w:rPr>
+          <w:lang w:val="en-US"/>
+        </w:rPr>
+        <w:t>hot</w:t>
+      </w:r>
+      <w:r>
+        <w:t>”)</w:t>
+      </w:r>
+      <w:r>
+        <w:t xml:space="preserve">, модель объединяет его вектором предыдущих шагов, таким образом аккумулируя информацию. </w:t>
+      </w:r>
+      <w:r>
+        <w:t>В конечном итоге модель кодирует слово целиком в один вектор, который классифицируется на выходном слое</w:t>
+      </w:r>
+      <w:r>
+        <w:t>.</w:t>
+      </w:r>
+    </w:p>
+    <w:p>
+      <w:r>
+        <w:t xml:space="preserve">Модель </w:t>
+      </w:r>
+      <w:r>
+        <w:rPr>
+          <w:lang w:val="en-US"/>
+        </w:rPr>
+        <w:t>RNN</w:t>
+      </w:r>
+      <w:r>
         <w:t xml:space="preserve"> </w:t>
       </w:r>
       <w:r>
-        <w:t>архитектура</w:t>
-      </w:r>
-      <w:r>
-        <w:t>, позволяющая обрабатывать</w:t>
-      </w:r>
-      <w:r>
-        <w:t xml:space="preserve"> последовательност</w:t>
-      </w:r>
-      <w:r>
-        <w:t xml:space="preserve">и </w:t>
-      </w:r>
-      <w:r>
-        <w:t>переменной длины.</w:t>
-      </w:r>
-      <w:r>
-        <w:t xml:space="preserve"> </w:t>
-      </w:r>
-      <w:r>
-        <w:t xml:space="preserve">Принимая на вход новую букву (тензор </w:t>
-      </w:r>
-      <w:r>
-        <w:t>“</w:t>
-      </w:r>
-      <w:r>
-        <w:rPr>
-          <w:lang w:val="en-US"/>
-        </w:rPr>
-        <w:t>one</w:t>
-      </w:r>
-      <w:r>
-        <w:t>-</w:t>
-      </w:r>
-      <w:r>
-        <w:rPr>
-          <w:lang w:val="en-US"/>
-        </w:rPr>
-        <w:t>hot</w:t>
-      </w:r>
-      <w:r>
-        <w:t>”)</w:t>
-      </w:r>
-      <w:r>
-        <w:t xml:space="preserve">, модель объединяет его вектором предыдущих шагов, таким образом аккумулируя информацию. </w:t>
-      </w:r>
-      <w:r>
-        <w:t xml:space="preserve">В конечном итоге модель кодирует слово целиком в один вектор, который классифицируется на выходном слое </w:t>
-      </w:r>
-    </w:p>
-    <w:p>
-      <w:r>
-        <w:t xml:space="preserve">Модель </w:t>
-      </w:r>
-      <w:r>
-        <w:rPr>
-          <w:lang w:val="en-US"/>
-        </w:rPr>
-        <w:t>RNN</w:t>
-      </w:r>
-      <w:r>
-        <w:t xml:space="preserve"> </w:t>
-      </w:r>
-      <w:r>
         <w:t xml:space="preserve">реализована в классе </w:t>
       </w:r>
-      <w:proofErr w:type="spellStart"/>
       <w:r>
         <w:rPr>
           <w:rFonts w:ascii="Courier New" w:hAnsi="Courier New" w:cs="Courier New"/>
@@ -4565,7 +3890,6 @@
         </w:rPr>
         <w:t>LanguageIDModel</w:t>
       </w:r>
-      <w:proofErr w:type="spellEnd"/>
       <w:r>
         <w:rPr>
           <w:sz w:val="24"/>
@@ -4585,14 +3909,12 @@
       <w:r>
         <w:t>.</w:t>
       </w:r>
-      <w:proofErr w:type="spellStart"/>
       <w:r>
         <w:rPr>
           <w:lang w:val="en-US"/>
         </w:rPr>
         <w:t>py</w:t>
       </w:r>
-      <w:proofErr w:type="spellEnd"/>
       <w:r>
         <w:t xml:space="preserve"> </w:t>
       </w:r>
@@ -4609,13 +3931,7 @@
         <w:t xml:space="preserve">. </w:t>
       </w:r>
     </w:p>
-    <w:p>
-      <w:pPr>
-        <w:rPr>
-          <w:lang w:val="en-US"/>
-        </w:rPr>
-      </w:pPr>
-    </w:p>
+    <w:p/>
     <w:p>
       <w:r>
         <w:t xml:space="preserve">Листинг 3.4 – Реализация </w:t>
@@ -4647,9 +3963,11 @@
         <w:t>class</w:t>
       </w:r>
       <w:r>
+        <w:rPr>
+          <w:lang w:val="en-US"/>
+        </w:rPr>
         <w:t xml:space="preserve"> </w:t>
       </w:r>
-      <w:proofErr w:type="spellStart"/>
       <w:proofErr w:type="gramStart"/>
       <w:r>
         <w:rPr>
@@ -4659,8 +3977,10 @@
         </w:rPr>
         <w:t>LanguageIDModel</w:t>
       </w:r>
-      <w:proofErr w:type="spellEnd"/>
-      <w:r>
+      <w:r>
+        <w:rPr>
+          <w:lang w:val="en-US"/>
+        </w:rPr>
         <w:t>(</w:t>
       </w:r>
       <w:proofErr w:type="gramEnd"/>
@@ -4671,6 +3991,9 @@
         <w:t>Module</w:t>
       </w:r>
       <w:r>
+        <w:rPr>
+          <w:lang w:val="en-US"/>
+        </w:rPr>
         <w:t>):</w:t>
       </w:r>
     </w:p>
@@ -4682,6 +4005,9 @@
         </w:rPr>
       </w:pPr>
       <w:r>
+        <w:rPr>
+          <w:lang w:val="en-US"/>
+        </w:rPr>
         <w:t xml:space="preserve">    </w:t>
       </w:r>
       <w:r>
@@ -4691,16 +4017,19 @@
         <w:t>def</w:t>
       </w:r>
       <w:r>
+        <w:rPr>
+          <w:lang w:val="en-US"/>
+        </w:rPr>
         <w:t xml:space="preserve"> </w:t>
       </w:r>
       <w:r>
         <w:rPr>
           <w:b/>
           <w:bCs/>
+          <w:lang w:val="en-US"/>
         </w:rPr>
         <w:t>__</w:t>
       </w:r>
-      <w:proofErr w:type="spellStart"/>
       <w:r>
         <w:rPr>
           <w:b/>
@@ -4709,15 +4038,18 @@
         </w:rPr>
         <w:t>init</w:t>
       </w:r>
-      <w:proofErr w:type="spellEnd"/>
       <w:r>
         <w:rPr>
           <w:b/>
           <w:bCs/>
+          <w:lang w:val="en-US"/>
         </w:rPr>
         <w:t>__</w:t>
       </w:r>
       <w:r>
+        <w:rPr>
+          <w:lang w:val="en-US"/>
+        </w:rPr>
         <w:t>(</w:t>
       </w:r>
       <w:r>
@@ -4727,6 +4059,9 @@
         <w:t>self</w:t>
       </w:r>
       <w:r>
+        <w:rPr>
+          <w:lang w:val="en-US"/>
+        </w:rPr>
         <w:t>):</w:t>
       </w:r>
     </w:p>
@@ -4738,21 +4073,16 @@
         </w:rPr>
       </w:pPr>
       <w:r>
+        <w:rPr>
+          <w:lang w:val="en-US"/>
+        </w:rPr>
         <w:t xml:space="preserve">        </w:t>
       </w:r>
-      <w:proofErr w:type="spellStart"/>
-      <w:r>
-        <w:rPr>
-          <w:lang w:val="en-US"/>
-        </w:rPr>
-        <w:t>self.num_chars</w:t>
-      </w:r>
-      <w:proofErr w:type="spellEnd"/>
-      <w:r>
-        <w:rPr>
-          <w:lang w:val="en-US"/>
-        </w:rPr>
-        <w:t xml:space="preserve"> = 47</w:t>
+      <w:r>
+        <w:rPr>
+          <w:lang w:val="en-US"/>
+        </w:rPr>
+        <w:t>self.num_chars = 47</w:t>
       </w:r>
     </w:p>
     <w:p>
@@ -4768,7 +4098,6 @@
         </w:rPr>
         <w:t xml:space="preserve">        </w:t>
       </w:r>
-      <w:proofErr w:type="spellStart"/>
       <w:proofErr w:type="gramStart"/>
       <w:r>
         <w:rPr>
@@ -4776,7 +4105,6 @@
         </w:rPr>
         <w:t>self.languages</w:t>
       </w:r>
-      <w:proofErr w:type="spellEnd"/>
       <w:proofErr w:type="gramEnd"/>
       <w:r>
         <w:rPr>
@@ -4805,20 +4133,12 @@
         </w:rPr>
         <w:t>super(</w:t>
       </w:r>
-      <w:proofErr w:type="spellStart"/>
       <w:proofErr w:type="gramEnd"/>
       <w:r>
         <w:rPr>
           <w:lang w:val="en-US"/>
         </w:rPr>
-        <w:t>LanguageIDModel</w:t>
-      </w:r>
-      <w:proofErr w:type="spellEnd"/>
-      <w:r>
-        <w:rPr>
-          <w:lang w:val="en-US"/>
-        </w:rPr>
-        <w:t>, self</w:t>
+        <w:t>LanguageIDModel, self</w:t>
       </w:r>
       <w:proofErr w:type="gramStart"/>
       <w:r>
@@ -4832,21 +4152,7 @@
         <w:rPr>
           <w:lang w:val="en-US"/>
         </w:rPr>
-        <w:t>_</w:t>
-      </w:r>
-      <w:proofErr w:type="spellStart"/>
-      <w:r>
-        <w:rPr>
-          <w:lang w:val="en-US"/>
-        </w:rPr>
-        <w:t>init</w:t>
-      </w:r>
-      <w:proofErr w:type="spellEnd"/>
-      <w:r>
-        <w:rPr>
-          <w:lang w:val="en-US"/>
-        </w:rPr>
-        <w:t>_</w:t>
+        <w:t>_init_</w:t>
       </w:r>
       <w:proofErr w:type="gramStart"/>
       <w:r>
@@ -4880,17 +4186,454 @@
     <w:p>
       <w:pPr>
         <w:pStyle w:val="af"/>
+        <w:rPr>
+          <w:lang w:val="en-US"/>
+        </w:rPr>
+      </w:pPr>
+      <w:r>
+        <w:rPr>
+          <w:lang w:val="en-US"/>
+        </w:rPr>
+        <w:t xml:space="preserve">        </w:t>
+      </w:r>
+      <w:proofErr w:type="gramStart"/>
+      <w:r>
+        <w:rPr>
+          <w:lang w:val="en-US"/>
+        </w:rPr>
+        <w:t>self.hidden</w:t>
+      </w:r>
+      <w:proofErr w:type="gramEnd"/>
+      <w:r>
+        <w:rPr>
+          <w:lang w:val="en-US"/>
+        </w:rPr>
+        <w:t>_size = 128</w:t>
+      </w:r>
+    </w:p>
+    <w:p>
+      <w:pPr>
+        <w:pStyle w:val="af"/>
+        <w:rPr>
+          <w:lang w:val="en-US"/>
+        </w:rPr>
+      </w:pPr>
+      <w:r>
+        <w:rPr>
+          <w:lang w:val="en-US"/>
+        </w:rPr>
+        <w:t xml:space="preserve">        self.lin_layer1 = </w:t>
+      </w:r>
+      <w:proofErr w:type="gramStart"/>
+      <w:r>
+        <w:rPr>
+          <w:lang w:val="en-US"/>
+        </w:rPr>
+        <w:t>Linear(</w:t>
+      </w:r>
+      <w:proofErr w:type="gramEnd"/>
+      <w:r>
+        <w:rPr>
+          <w:lang w:val="en-US"/>
+        </w:rPr>
+        <w:t xml:space="preserve">self.num_chars, </w:t>
+      </w:r>
+      <w:proofErr w:type="gramStart"/>
+      <w:r>
+        <w:rPr>
+          <w:lang w:val="en-US"/>
+        </w:rPr>
+        <w:t>self.hidden</w:t>
+      </w:r>
+      <w:proofErr w:type="gramEnd"/>
+      <w:r>
+        <w:rPr>
+          <w:lang w:val="en-US"/>
+        </w:rPr>
+        <w:t>_size)</w:t>
+      </w:r>
+    </w:p>
+    <w:p>
+      <w:pPr>
+        <w:pStyle w:val="af"/>
+        <w:rPr>
+          <w:lang w:val="en-US"/>
+        </w:rPr>
+      </w:pPr>
+      <w:r>
+        <w:rPr>
+          <w:lang w:val="en-US"/>
+        </w:rPr>
+        <w:t xml:space="preserve">        self.lin_layer2 = </w:t>
+      </w:r>
+      <w:proofErr w:type="gramStart"/>
+      <w:r>
+        <w:rPr>
+          <w:lang w:val="en-US"/>
+        </w:rPr>
+        <w:t>Linear(self.hidden</w:t>
+      </w:r>
+      <w:proofErr w:type="gramEnd"/>
+      <w:r>
+        <w:rPr>
+          <w:lang w:val="en-US"/>
+        </w:rPr>
+        <w:t xml:space="preserve">_size, </w:t>
+      </w:r>
+      <w:proofErr w:type="gramStart"/>
+      <w:r>
+        <w:rPr>
+          <w:lang w:val="en-US"/>
+        </w:rPr>
+        <w:t>self.hidden</w:t>
+      </w:r>
+      <w:proofErr w:type="gramEnd"/>
+      <w:r>
+        <w:rPr>
+          <w:lang w:val="en-US"/>
+        </w:rPr>
+        <w:t>_size)</w:t>
+      </w:r>
+    </w:p>
+    <w:p>
+      <w:pPr>
+        <w:pStyle w:val="af"/>
+        <w:rPr>
+          <w:lang w:val="en-US"/>
+        </w:rPr>
+      </w:pPr>
+      <w:r>
+        <w:rPr>
+          <w:lang w:val="en-US"/>
+        </w:rPr>
+        <w:lastRenderedPageBreak/>
+        <w:t xml:space="preserve">        </w:t>
+      </w:r>
+      <w:proofErr w:type="gramStart"/>
+      <w:r>
+        <w:rPr>
+          <w:lang w:val="en-US"/>
+        </w:rPr>
+        <w:t>self.output</w:t>
+      </w:r>
+      <w:proofErr w:type="gramEnd"/>
+      <w:r>
+        <w:rPr>
+          <w:lang w:val="en-US"/>
+        </w:rPr>
+        <w:t xml:space="preserve">_layer = </w:t>
+      </w:r>
+      <w:proofErr w:type="gramStart"/>
+      <w:r>
+        <w:rPr>
+          <w:lang w:val="en-US"/>
+        </w:rPr>
+        <w:t>Linear(self.hidden</w:t>
+      </w:r>
+      <w:proofErr w:type="gramEnd"/>
+      <w:r>
+        <w:rPr>
+          <w:lang w:val="en-US"/>
+        </w:rPr>
+        <w:t>_size, 5)</w:t>
+      </w:r>
+    </w:p>
+    <w:p>
+      <w:pPr>
+        <w:pStyle w:val="af"/>
+        <w:rPr>
+          <w:lang w:val="en-US"/>
+        </w:rPr>
+      </w:pPr>
+      <w:r>
+        <w:rPr>
+          <w:lang w:val="en-US"/>
+        </w:rPr>
+        <w:t xml:space="preserve"> </w:t>
+      </w:r>
+      <w:r>
+        <w:rPr>
+          <w:lang w:val="en-US"/>
+        </w:rPr>
+        <w:t xml:space="preserve">         </w:t>
+      </w:r>
+    </w:p>
+    <w:p>
+      <w:pPr>
+        <w:pStyle w:val="af"/>
+        <w:rPr>
+          <w:lang w:val="en-US"/>
+        </w:rPr>
+      </w:pPr>
+      <w:r>
+        <w:rPr>
+          <w:lang w:val="en-US"/>
+        </w:rPr>
+        <w:t xml:space="preserve">         </w:t>
+      </w:r>
+    </w:p>
+    <w:p>
+      <w:pPr>
+        <w:pStyle w:val="af"/>
+        <w:rPr>
+          <w:lang w:val="en-US"/>
+        </w:rPr>
+      </w:pPr>
+      <w:r>
+        <w:rPr>
+          <w:lang w:val="en-US"/>
+        </w:rPr>
+        <w:t xml:space="preserve">    </w:t>
+      </w:r>
+      <w:r>
+        <w:rPr>
+          <w:lang w:val="en-US"/>
+        </w:rPr>
+        <w:t>def</w:t>
+      </w:r>
+      <w:r>
+        <w:rPr>
+          <w:lang w:val="en-US"/>
+        </w:rPr>
+        <w:t xml:space="preserve"> </w:t>
+      </w:r>
+      <w:proofErr w:type="gramStart"/>
+      <w:r>
         <w:rPr>
           <w:b/>
           <w:bCs/>
           <w:lang w:val="en-US"/>
         </w:rPr>
+        <w:t>run</w:t>
+      </w:r>
+      <w:r>
+        <w:rPr>
+          <w:lang w:val="en-US"/>
+        </w:rPr>
+        <w:t>(</w:t>
+      </w:r>
+      <w:proofErr w:type="gramEnd"/>
+      <w:r>
+        <w:rPr>
+          <w:lang w:val="en-US"/>
+        </w:rPr>
+        <w:t>self</w:t>
+      </w:r>
+      <w:r>
+        <w:rPr>
+          <w:lang w:val="en-US"/>
+        </w:rPr>
+        <w:t xml:space="preserve">, </w:t>
+      </w:r>
+      <w:r>
+        <w:rPr>
+          <w:lang w:val="en-US"/>
+        </w:rPr>
+        <w:t>xs</w:t>
+      </w:r>
+      <w:r>
+        <w:rPr>
+          <w:lang w:val="en-US"/>
+        </w:rPr>
+        <w:t>):</w:t>
+      </w:r>
+    </w:p>
+    <w:p>
+      <w:pPr>
+        <w:pStyle w:val="af"/>
+        <w:rPr>
+          <w:lang w:val="en-US"/>
+        </w:rPr>
+      </w:pPr>
+      <w:r>
+        <w:rPr>
+          <w:lang w:val="en-US"/>
+        </w:rPr>
+        <w:t xml:space="preserve">        h = relu(self.lin_layer1(</w:t>
+      </w:r>
+      <w:proofErr w:type="gramStart"/>
+      <w:r>
+        <w:rPr>
+          <w:lang w:val="en-US"/>
+        </w:rPr>
+        <w:t>xs[</w:t>
+      </w:r>
+      <w:proofErr w:type="gramEnd"/>
+      <w:r>
+        <w:rPr>
+          <w:lang w:val="en-US"/>
+        </w:rPr>
+        <w:t>0]))</w:t>
+      </w:r>
+    </w:p>
+    <w:p>
+      <w:pPr>
+        <w:pStyle w:val="af"/>
+        <w:rPr>
+          <w:lang w:val="en-US"/>
+        </w:rPr>
+      </w:pPr>
+    </w:p>
+    <w:p>
+      <w:pPr>
+        <w:pStyle w:val="af"/>
+        <w:rPr>
+          <w:lang w:val="en-US"/>
+        </w:rPr>
+      </w:pPr>
+      <w:r>
+        <w:rPr>
+          <w:lang w:val="en-US"/>
+        </w:rPr>
+        <w:t xml:space="preserve">        for x in </w:t>
+      </w:r>
+      <w:proofErr w:type="gramStart"/>
+      <w:r>
+        <w:rPr>
+          <w:lang w:val="en-US"/>
+        </w:rPr>
+        <w:t>xs[</w:t>
+      </w:r>
+      <w:proofErr w:type="gramEnd"/>
+      <w:r>
+        <w:rPr>
+          <w:lang w:val="en-US"/>
+        </w:rPr>
+        <w:t>1:]:</w:t>
+      </w:r>
+    </w:p>
+    <w:p>
+      <w:pPr>
+        <w:pStyle w:val="af"/>
+        <w:rPr>
+          <w:lang w:val="en-US"/>
+        </w:rPr>
+      </w:pPr>
+      <w:r>
+        <w:rPr>
+          <w:lang w:val="en-US"/>
+        </w:rPr>
+        <w:t xml:space="preserve">            if </w:t>
+      </w:r>
+      <w:proofErr w:type="gramStart"/>
+      <w:r>
+        <w:rPr>
+          <w:lang w:val="en-US"/>
+        </w:rPr>
+        <w:t>x.sum(</w:t>
+      </w:r>
+      <w:proofErr w:type="gramEnd"/>
+      <w:r>
+        <w:rPr>
+          <w:lang w:val="en-US"/>
+        </w:rPr>
+        <w:t>) == 0:</w:t>
+      </w:r>
+    </w:p>
+    <w:p>
+      <w:pPr>
+        <w:pStyle w:val="af"/>
+        <w:rPr>
+          <w:lang w:val="en-US"/>
+        </w:rPr>
+      </w:pPr>
+      <w:r>
+        <w:rPr>
+          <w:lang w:val="en-US"/>
+        </w:rPr>
+        <w:t xml:space="preserve">                continue</w:t>
+      </w:r>
+    </w:p>
+    <w:p>
+      <w:pPr>
+        <w:pStyle w:val="af"/>
+        <w:rPr>
+          <w:lang w:val="en-US"/>
+        </w:rPr>
+      </w:pPr>
+      <w:r>
+        <w:rPr>
+          <w:lang w:val="en-US"/>
+        </w:rPr>
+        <w:t xml:space="preserve">            h = relu(self.lin_layer1(x) + self.lin_layer2(h))</w:t>
+      </w:r>
+    </w:p>
+    <w:p>
+      <w:pPr>
+        <w:pStyle w:val="af"/>
+        <w:rPr>
+          <w:lang w:val="en-US"/>
+        </w:rPr>
+      </w:pPr>
+    </w:p>
+    <w:p>
+      <w:pPr>
+        <w:pStyle w:val="af"/>
+        <w:rPr>
+          <w:lang w:val="en-US"/>
+        </w:rPr>
+      </w:pPr>
+      <w:r>
+        <w:rPr>
+          <w:lang w:val="en-US"/>
+        </w:rPr>
+        <w:t xml:space="preserve">        return </w:t>
+      </w:r>
+      <w:proofErr w:type="gramStart"/>
+      <w:r>
+        <w:rPr>
+          <w:lang w:val="en-US"/>
+        </w:rPr>
+        <w:t>self.output</w:t>
+      </w:r>
+      <w:proofErr w:type="gramEnd"/>
+      <w:r>
+        <w:rPr>
+          <w:lang w:val="en-US"/>
+        </w:rPr>
+        <w:t>_layer(h)</w:t>
+      </w:r>
+    </w:p>
+    <w:p>
+      <w:pPr>
+        <w:pStyle w:val="af"/>
+        <w:rPr>
+          <w:lang w:val="en-US"/>
+        </w:rPr>
       </w:pPr>
       <w:r>
         <w:rPr>
           <w:lang w:val="en-US"/>
         </w:rPr>
         <w:t xml:space="preserve">        </w:t>
+      </w:r>
+    </w:p>
+    <w:p>
+      <w:pPr>
+        <w:pStyle w:val="af"/>
+        <w:rPr>
+          <w:lang w:val="en-US"/>
+        </w:rPr>
+      </w:pPr>
+      <w:r>
+        <w:rPr>
+          <w:lang w:val="en-US"/>
+        </w:rPr>
+        <w:t xml:space="preserve">        </w:t>
+      </w:r>
+    </w:p>
+    <w:p>
+      <w:pPr>
+        <w:pStyle w:val="af"/>
+        <w:rPr>
+          <w:lang w:val="en-US"/>
+        </w:rPr>
+      </w:pPr>
+      <w:r>
+        <w:rPr>
+          <w:lang w:val="en-US"/>
+        </w:rPr>
+        <w:t xml:space="preserve">    def </w:t>
       </w:r>
       <w:r>
         <w:rPr>
@@ -4898,286 +4641,7 @@
           <w:bCs/>
           <w:lang w:val="en-US"/>
         </w:rPr>
-        <w:t>"*** ВСТАВЬТЕ ВАШ КОД СЮДА ***"</w:t>
-      </w:r>
-    </w:p>
-    <w:p>
-      <w:pPr>
-        <w:pStyle w:val="af"/>
-        <w:rPr>
-          <w:lang w:val="en-US"/>
-        </w:rPr>
-      </w:pPr>
-      <w:r>
-        <w:rPr>
-          <w:lang w:val="en-US"/>
-        </w:rPr>
-        <w:t xml:space="preserve">        </w:t>
-      </w:r>
-    </w:p>
-    <w:p>
-      <w:pPr>
-        <w:pStyle w:val="af"/>
-        <w:rPr>
-          <w:lang w:val="en-US"/>
-        </w:rPr>
-      </w:pPr>
-      <w:r>
-        <w:rPr>
-          <w:lang w:val="en-US"/>
-        </w:rPr>
-        <w:t xml:space="preserve">        </w:t>
-      </w:r>
-      <w:proofErr w:type="spellStart"/>
-      <w:proofErr w:type="gramStart"/>
-      <w:r>
-        <w:rPr>
-          <w:lang w:val="en-US"/>
-        </w:rPr>
-        <w:t>self.hidden</w:t>
-      </w:r>
-      <w:proofErr w:type="gramEnd"/>
-      <w:r>
-        <w:rPr>
-          <w:lang w:val="en-US"/>
-        </w:rPr>
-        <w:t>_size</w:t>
-      </w:r>
-      <w:proofErr w:type="spellEnd"/>
-      <w:r>
-        <w:rPr>
-          <w:lang w:val="en-US"/>
-        </w:rPr>
-        <w:t xml:space="preserve"> = 128</w:t>
-      </w:r>
-    </w:p>
-    <w:p>
-      <w:pPr>
-        <w:pStyle w:val="af"/>
-        <w:rPr>
-          <w:lang w:val="en-US"/>
-        </w:rPr>
-      </w:pPr>
-      <w:r>
-        <w:rPr>
-          <w:lang w:val="en-US"/>
-        </w:rPr>
-        <w:t xml:space="preserve">        self.lin_layer1 = </w:t>
-      </w:r>
-      <w:proofErr w:type="gramStart"/>
-      <w:r>
-        <w:rPr>
-          <w:lang w:val="en-US"/>
-        </w:rPr>
-        <w:t>Linear(</w:t>
-      </w:r>
-      <w:proofErr w:type="spellStart"/>
-      <w:proofErr w:type="gramEnd"/>
-      <w:r>
-        <w:rPr>
-          <w:lang w:val="en-US"/>
-        </w:rPr>
-        <w:t>self.num_chars</w:t>
-      </w:r>
-      <w:proofErr w:type="spellEnd"/>
-      <w:r>
-        <w:rPr>
-          <w:lang w:val="en-US"/>
-        </w:rPr>
-        <w:t xml:space="preserve">, </w:t>
-      </w:r>
-      <w:proofErr w:type="spellStart"/>
-      <w:proofErr w:type="gramStart"/>
-      <w:r>
-        <w:rPr>
-          <w:lang w:val="en-US"/>
-        </w:rPr>
-        <w:t>self.hidden</w:t>
-      </w:r>
-      <w:proofErr w:type="gramEnd"/>
-      <w:r>
-        <w:rPr>
-          <w:lang w:val="en-US"/>
-        </w:rPr>
-        <w:t>_size</w:t>
-      </w:r>
-      <w:proofErr w:type="spellEnd"/>
-      <w:r>
-        <w:rPr>
-          <w:lang w:val="en-US"/>
-        </w:rPr>
-        <w:t>)</w:t>
-      </w:r>
-    </w:p>
-    <w:p>
-      <w:pPr>
-        <w:pStyle w:val="af"/>
-        <w:rPr>
-          <w:lang w:val="en-US"/>
-        </w:rPr>
-      </w:pPr>
-      <w:r>
-        <w:rPr>
-          <w:lang w:val="en-US"/>
-        </w:rPr>
-        <w:lastRenderedPageBreak/>
-        <w:t xml:space="preserve">        self.lin_layer2 = </w:t>
-      </w:r>
-      <w:proofErr w:type="gramStart"/>
-      <w:r>
-        <w:rPr>
-          <w:lang w:val="en-US"/>
-        </w:rPr>
-        <w:t>Linear(</w:t>
-      </w:r>
-      <w:proofErr w:type="spellStart"/>
-      <w:r>
-        <w:rPr>
-          <w:lang w:val="en-US"/>
-        </w:rPr>
-        <w:t>self.hidden</w:t>
-      </w:r>
-      <w:proofErr w:type="gramEnd"/>
-      <w:r>
-        <w:rPr>
-          <w:lang w:val="en-US"/>
-        </w:rPr>
-        <w:t>_size</w:t>
-      </w:r>
-      <w:proofErr w:type="spellEnd"/>
-      <w:r>
-        <w:rPr>
-          <w:lang w:val="en-US"/>
-        </w:rPr>
-        <w:t xml:space="preserve">, </w:t>
-      </w:r>
-      <w:proofErr w:type="spellStart"/>
-      <w:proofErr w:type="gramStart"/>
-      <w:r>
-        <w:rPr>
-          <w:lang w:val="en-US"/>
-        </w:rPr>
-        <w:t>self.hidden</w:t>
-      </w:r>
-      <w:proofErr w:type="gramEnd"/>
-      <w:r>
-        <w:rPr>
-          <w:lang w:val="en-US"/>
-        </w:rPr>
-        <w:t>_size</w:t>
-      </w:r>
-      <w:proofErr w:type="spellEnd"/>
-      <w:r>
-        <w:rPr>
-          <w:lang w:val="en-US"/>
-        </w:rPr>
-        <w:t>)</w:t>
-      </w:r>
-    </w:p>
-    <w:p>
-      <w:pPr>
-        <w:pStyle w:val="af"/>
-        <w:rPr>
-          <w:lang w:val="en-US"/>
-        </w:rPr>
-      </w:pPr>
-      <w:r>
-        <w:rPr>
-          <w:lang w:val="en-US"/>
-        </w:rPr>
-        <w:t xml:space="preserve">        </w:t>
-      </w:r>
-      <w:proofErr w:type="spellStart"/>
-      <w:proofErr w:type="gramStart"/>
-      <w:r>
-        <w:rPr>
-          <w:lang w:val="en-US"/>
-        </w:rPr>
-        <w:t>self.output</w:t>
-      </w:r>
-      <w:proofErr w:type="gramEnd"/>
-      <w:r>
-        <w:rPr>
-          <w:lang w:val="en-US"/>
-        </w:rPr>
-        <w:t>_layer</w:t>
-      </w:r>
-      <w:proofErr w:type="spellEnd"/>
-      <w:r>
-        <w:rPr>
-          <w:lang w:val="en-US"/>
-        </w:rPr>
-        <w:t xml:space="preserve"> = </w:t>
-      </w:r>
-      <w:proofErr w:type="gramStart"/>
-      <w:r>
-        <w:rPr>
-          <w:lang w:val="en-US"/>
-        </w:rPr>
-        <w:t>Linear(</w:t>
-      </w:r>
-      <w:proofErr w:type="spellStart"/>
-      <w:r>
-        <w:rPr>
-          <w:lang w:val="en-US"/>
-        </w:rPr>
-        <w:t>self.hidden</w:t>
-      </w:r>
-      <w:proofErr w:type="gramEnd"/>
-      <w:r>
-        <w:rPr>
-          <w:lang w:val="en-US"/>
-        </w:rPr>
-        <w:t>_size</w:t>
-      </w:r>
-      <w:proofErr w:type="spellEnd"/>
-      <w:r>
-        <w:rPr>
-          <w:lang w:val="en-US"/>
-        </w:rPr>
-        <w:t>, 5)</w:t>
-      </w:r>
-    </w:p>
-    <w:p>
-      <w:pPr>
-        <w:pStyle w:val="af"/>
-        <w:rPr>
-          <w:lang w:val="en-US"/>
-        </w:rPr>
-      </w:pPr>
-      <w:r>
-        <w:rPr>
-          <w:lang w:val="en-US"/>
-        </w:rPr>
-        <w:t xml:space="preserve"> </w:t>
-      </w:r>
-      <w:r>
-        <w:t xml:space="preserve">         </w:t>
-      </w:r>
-    </w:p>
-    <w:p>
-      <w:pPr>
-        <w:pStyle w:val="af"/>
-      </w:pPr>
-      <w:r>
-        <w:t xml:space="preserve">         </w:t>
-      </w:r>
-    </w:p>
-    <w:p>
-      <w:pPr>
-        <w:pStyle w:val="af"/>
-      </w:pPr>
-      <w:r>
-        <w:t xml:space="preserve">    </w:t>
-      </w:r>
-      <w:r>
-        <w:rPr>
-          <w:lang w:val="en-US"/>
-        </w:rPr>
-        <w:t>def</w:t>
-      </w:r>
-      <w:r>
-        <w:t xml:space="preserve"> </w:t>
+        <w:t>get_</w:t>
       </w:r>
       <w:proofErr w:type="gramStart"/>
       <w:r>
@@ -5186,9 +4650,12 @@
           <w:bCs/>
           <w:lang w:val="en-US"/>
         </w:rPr>
-        <w:t>run</w:t>
-      </w:r>
-      <w:r>
+        <w:t>loss</w:t>
+      </w:r>
+      <w:r>
+        <w:rPr>
+          <w:lang w:val="en-US"/>
+        </w:rPr>
         <w:t>(</w:t>
       </w:r>
       <w:proofErr w:type="gramEnd"/>
@@ -5196,854 +4663,387 @@
         <w:rPr>
           <w:lang w:val="en-US"/>
         </w:rPr>
-        <w:t>self</w:t>
-      </w:r>
-      <w:r>
-        <w:t xml:space="preserve">, </w:t>
-      </w:r>
-      <w:proofErr w:type="spellStart"/>
-      <w:r>
-        <w:rPr>
-          <w:lang w:val="en-US"/>
-        </w:rPr>
-        <w:t>xs</w:t>
-      </w:r>
-      <w:proofErr w:type="spellEnd"/>
-      <w:r>
-        <w:t>):</w:t>
-      </w:r>
-    </w:p>
-    <w:p>
-      <w:pPr>
-        <w:pStyle w:val="af"/>
-        <w:rPr>
-          <w:lang w:val="en-US"/>
-        </w:rPr>
-      </w:pPr>
-      <w:r>
-        <w:rPr>
-          <w:lang w:val="en-US"/>
-        </w:rPr>
-        <w:t xml:space="preserve">        h = </w:t>
-      </w:r>
-      <w:proofErr w:type="spellStart"/>
-      <w:r>
-        <w:rPr>
-          <w:lang w:val="en-US"/>
-        </w:rPr>
-        <w:t>relu</w:t>
-      </w:r>
-      <w:proofErr w:type="spellEnd"/>
-      <w:r>
-        <w:rPr>
-          <w:lang w:val="en-US"/>
-        </w:rPr>
-        <w:t>(self.lin_layer1(</w:t>
-      </w:r>
-      <w:proofErr w:type="spellStart"/>
+        <w:t>self, xs, y):</w:t>
+      </w:r>
+    </w:p>
+    <w:p>
+      <w:pPr>
+        <w:pStyle w:val="af"/>
+        <w:rPr>
+          <w:lang w:val="en-US"/>
+        </w:rPr>
+      </w:pPr>
+      <w:r>
+        <w:rPr>
+          <w:lang w:val="en-US"/>
+        </w:rPr>
+        <w:t xml:space="preserve">        return cross_entropy(self.run(xs), </w:t>
+      </w:r>
       <w:proofErr w:type="gramStart"/>
       <w:r>
         <w:rPr>
           <w:lang w:val="en-US"/>
         </w:rPr>
-        <w:t>xs</w:t>
-      </w:r>
-      <w:proofErr w:type="spellEnd"/>
-      <w:r>
-        <w:rPr>
-          <w:lang w:val="en-US"/>
-        </w:rPr>
-        <w:t>[</w:t>
+        <w:t>y.argmax</w:t>
       </w:r>
       <w:proofErr w:type="gramEnd"/>
       <w:r>
         <w:rPr>
           <w:lang w:val="en-US"/>
         </w:rPr>
-        <w:t>0]))</w:t>
-      </w:r>
-    </w:p>
-    <w:p>
-      <w:pPr>
-        <w:pStyle w:val="af"/>
-        <w:rPr>
-          <w:lang w:val="en-US"/>
-        </w:rPr>
-      </w:pPr>
-    </w:p>
-    <w:p>
-      <w:pPr>
-        <w:pStyle w:val="af"/>
-        <w:rPr>
-          <w:lang w:val="en-US"/>
-        </w:rPr>
-      </w:pPr>
-      <w:r>
-        <w:rPr>
-          <w:lang w:val="en-US"/>
-        </w:rPr>
-        <w:t xml:space="preserve">        for x in </w:t>
-      </w:r>
-      <w:proofErr w:type="spellStart"/>
+        <w:t>(dim=1))</w:t>
+      </w:r>
+    </w:p>
+    <w:p>
+      <w:pPr>
+        <w:pStyle w:val="af"/>
+        <w:rPr>
+          <w:lang w:val="en-US"/>
+        </w:rPr>
+      </w:pPr>
+      <w:r>
+        <w:rPr>
+          <w:lang w:val="en-US"/>
+        </w:rPr>
+        <w:t xml:space="preserve">    </w:t>
+      </w:r>
+    </w:p>
+    <w:p>
+      <w:pPr>
+        <w:pStyle w:val="af"/>
+        <w:rPr>
+          <w:lang w:val="en-US"/>
+        </w:rPr>
+      </w:pPr>
+    </w:p>
+    <w:p>
+      <w:pPr>
+        <w:pStyle w:val="af"/>
+        <w:rPr>
+          <w:lang w:val="en-US"/>
+        </w:rPr>
+      </w:pPr>
+      <w:r>
+        <w:rPr>
+          <w:lang w:val="en-US"/>
+        </w:rPr>
+        <w:t xml:space="preserve">    def </w:t>
+      </w:r>
       <w:proofErr w:type="gramStart"/>
-      <w:r>
-        <w:rPr>
-          <w:lang w:val="en-US"/>
-        </w:rPr>
-        <w:t>xs</w:t>
-      </w:r>
-      <w:proofErr w:type="spellEnd"/>
-      <w:r>
-        <w:rPr>
-          <w:lang w:val="en-US"/>
-        </w:rPr>
-        <w:t>[</w:t>
-      </w:r>
-      <w:proofErr w:type="gramEnd"/>
-      <w:r>
-        <w:rPr>
-          <w:lang w:val="en-US"/>
-        </w:rPr>
-        <w:t>1:]:</w:t>
-      </w:r>
-    </w:p>
-    <w:p>
-      <w:pPr>
-        <w:pStyle w:val="af"/>
-        <w:rPr>
-          <w:lang w:val="en-US"/>
-        </w:rPr>
-      </w:pPr>
-      <w:r>
-        <w:rPr>
-          <w:lang w:val="en-US"/>
-        </w:rPr>
-        <w:t xml:space="preserve">            if </w:t>
-      </w:r>
-      <w:proofErr w:type="spellStart"/>
-      <w:proofErr w:type="gramStart"/>
-      <w:r>
-        <w:rPr>
-          <w:lang w:val="en-US"/>
-        </w:rPr>
-        <w:t>x.sum</w:t>
-      </w:r>
-      <w:proofErr w:type="spellEnd"/>
-      <w:r>
-        <w:rPr>
-          <w:lang w:val="en-US"/>
-        </w:rPr>
-        <w:t>(</w:t>
-      </w:r>
-      <w:proofErr w:type="gramEnd"/>
-      <w:r>
-        <w:rPr>
-          <w:lang w:val="en-US"/>
-        </w:rPr>
-        <w:t>) == 0:</w:t>
-      </w:r>
-    </w:p>
-    <w:p>
-      <w:pPr>
-        <w:pStyle w:val="af"/>
-        <w:rPr>
-          <w:lang w:val="en-US"/>
-        </w:rPr>
-      </w:pPr>
-      <w:r>
-        <w:rPr>
-          <w:lang w:val="en-US"/>
-        </w:rPr>
-        <w:t xml:space="preserve">                continue</w:t>
-      </w:r>
-    </w:p>
-    <w:p>
-      <w:pPr>
-        <w:pStyle w:val="af"/>
-        <w:rPr>
-          <w:lang w:val="en-US"/>
-        </w:rPr>
-      </w:pPr>
-      <w:r>
-        <w:rPr>
-          <w:lang w:val="en-US"/>
-        </w:rPr>
-        <w:t xml:space="preserve">            h = </w:t>
-      </w:r>
-      <w:proofErr w:type="spellStart"/>
-      <w:r>
-        <w:rPr>
-          <w:lang w:val="en-US"/>
-        </w:rPr>
-        <w:t>relu</w:t>
-      </w:r>
-      <w:proofErr w:type="spellEnd"/>
-      <w:r>
-        <w:rPr>
-          <w:lang w:val="en-US"/>
-        </w:rPr>
-        <w:t>(self.lin_layer1(x) + self.lin_layer2(h))</w:t>
-      </w:r>
-    </w:p>
-    <w:p>
-      <w:pPr>
-        <w:pStyle w:val="af"/>
-        <w:rPr>
-          <w:lang w:val="en-US"/>
-        </w:rPr>
-      </w:pPr>
-    </w:p>
-    <w:p>
-      <w:pPr>
-        <w:pStyle w:val="af"/>
-        <w:rPr>
-          <w:lang w:val="en-US"/>
-        </w:rPr>
-      </w:pPr>
-      <w:r>
-        <w:rPr>
-          <w:lang w:val="en-US"/>
-        </w:rPr>
-        <w:t xml:space="preserve">        return </w:t>
-      </w:r>
-      <w:proofErr w:type="spellStart"/>
-      <w:proofErr w:type="gramStart"/>
-      <w:r>
-        <w:rPr>
-          <w:lang w:val="en-US"/>
-        </w:rPr>
-        <w:t>self.output</w:t>
-      </w:r>
-      <w:proofErr w:type="gramEnd"/>
-      <w:r>
-        <w:rPr>
-          <w:lang w:val="en-US"/>
-        </w:rPr>
-        <w:t>_layer</w:t>
-      </w:r>
-      <w:proofErr w:type="spellEnd"/>
-      <w:r>
-        <w:rPr>
-          <w:lang w:val="en-US"/>
-        </w:rPr>
-        <w:t>(h)</w:t>
-      </w:r>
-    </w:p>
-    <w:p>
-      <w:pPr>
-        <w:pStyle w:val="af"/>
-        <w:rPr>
-          <w:lang w:val="en-US"/>
-        </w:rPr>
-      </w:pPr>
-      <w:r>
-        <w:rPr>
-          <w:lang w:val="en-US"/>
-        </w:rPr>
-        <w:t xml:space="preserve">        </w:t>
-      </w:r>
-    </w:p>
-    <w:p>
-      <w:pPr>
-        <w:pStyle w:val="af"/>
-        <w:rPr>
-          <w:lang w:val="en-US"/>
-        </w:rPr>
-      </w:pPr>
-      <w:r>
-        <w:rPr>
-          <w:lang w:val="en-US"/>
-        </w:rPr>
-        <w:t xml:space="preserve">        </w:t>
-      </w:r>
-    </w:p>
-    <w:p>
-      <w:pPr>
-        <w:pStyle w:val="af"/>
-        <w:rPr>
-          <w:lang w:val="en-US"/>
-        </w:rPr>
-      </w:pPr>
-      <w:r>
-        <w:rPr>
-          <w:lang w:val="en-US"/>
-        </w:rPr>
-        <w:t xml:space="preserve">    def </w:t>
-      </w:r>
-      <w:proofErr w:type="spellStart"/>
       <w:r>
         <w:rPr>
           <w:b/>
           <w:bCs/>
           <w:lang w:val="en-US"/>
         </w:rPr>
-        <w:t>get_</w:t>
+        <w:t>train</w:t>
+      </w:r>
+      <w:r>
+        <w:rPr>
+          <w:lang w:val="en-US"/>
+        </w:rPr>
+        <w:t>(</w:t>
+      </w:r>
+      <w:proofErr w:type="gramEnd"/>
+      <w:r>
+        <w:rPr>
+          <w:lang w:val="en-US"/>
+        </w:rPr>
+        <w:t>self, dataset):</w:t>
+      </w:r>
+    </w:p>
+    <w:p>
+      <w:pPr>
+        <w:pStyle w:val="af"/>
+        <w:rPr>
+          <w:lang w:val="en-US"/>
+        </w:rPr>
+      </w:pPr>
+      <w:r>
+        <w:rPr>
+          <w:lang w:val="en-US"/>
+        </w:rPr>
+        <w:t xml:space="preserve">        dataloader = </w:t>
       </w:r>
       <w:proofErr w:type="gramStart"/>
       <w:r>
         <w:rPr>
-          <w:b/>
-          <w:bCs/>
+          <w:lang w:val="en-US"/>
+        </w:rPr>
+        <w:t>DataLoader(</w:t>
+      </w:r>
+      <w:proofErr w:type="gramEnd"/>
+      <w:r>
+        <w:rPr>
+          <w:lang w:val="en-US"/>
+        </w:rPr>
+        <w:t>dataset, batch_size=32, shuffle=True)</w:t>
+      </w:r>
+    </w:p>
+    <w:p>
+      <w:pPr>
+        <w:pStyle w:val="af"/>
+        <w:rPr>
+          <w:lang w:val="en-US"/>
+        </w:rPr>
+      </w:pPr>
+      <w:r>
+        <w:rPr>
+          <w:lang w:val="en-US"/>
+        </w:rPr>
+        <w:t xml:space="preserve">        optimizer = </w:t>
+      </w:r>
+      <w:proofErr w:type="gramStart"/>
+      <w:r>
+        <w:rPr>
+          <w:lang w:val="en-US"/>
+        </w:rPr>
+        <w:t>optim.Adam</w:t>
+      </w:r>
+      <w:proofErr w:type="gramEnd"/>
+      <w:r>
+        <w:rPr>
+          <w:lang w:val="en-US"/>
+        </w:rPr>
+        <w:t>(</w:t>
+      </w:r>
+      <w:proofErr w:type="gramStart"/>
+      <w:r>
+        <w:rPr>
+          <w:lang w:val="en-US"/>
+        </w:rPr>
+        <w:t>self.parameters</w:t>
+      </w:r>
+      <w:proofErr w:type="gramEnd"/>
+      <w:r>
+        <w:rPr>
+          <w:lang w:val="en-US"/>
+        </w:rPr>
+        <w:t>(), lr=0.001)</w:t>
+      </w:r>
+    </w:p>
+    <w:p>
+      <w:pPr>
+        <w:pStyle w:val="af"/>
+        <w:rPr>
+          <w:lang w:val="en-US"/>
+        </w:rPr>
+      </w:pPr>
+    </w:p>
+    <w:p>
+      <w:pPr>
+        <w:pStyle w:val="af"/>
+        <w:rPr>
+          <w:lang w:val="en-US"/>
+        </w:rPr>
+      </w:pPr>
+      <w:r>
+        <w:rPr>
+          <w:lang w:val="en-US"/>
+        </w:rPr>
+        <w:t xml:space="preserve">        for epoch in </w:t>
+      </w:r>
+      <w:proofErr w:type="gramStart"/>
+      <w:r>
+        <w:rPr>
+          <w:lang w:val="en-US"/>
+        </w:rPr>
+        <w:t>range(</w:t>
+      </w:r>
+      <w:proofErr w:type="gramEnd"/>
+      <w:r>
+        <w:rPr>
+          <w:lang w:val="en-US"/>
+        </w:rPr>
+        <w:t>20):</w:t>
+      </w:r>
+    </w:p>
+    <w:p>
+      <w:pPr>
+        <w:pStyle w:val="af"/>
+        <w:rPr>
+          <w:lang w:val="en-US"/>
+        </w:rPr>
+      </w:pPr>
+      <w:r>
+        <w:rPr>
+          <w:lang w:val="en-US"/>
+        </w:rPr>
+        <w:t xml:space="preserve">            for batch in dataloader:</w:t>
+      </w:r>
+    </w:p>
+    <w:p>
+      <w:pPr>
+        <w:pStyle w:val="af"/>
+        <w:rPr>
+          <w:lang w:val="en-US"/>
+        </w:rPr>
+      </w:pPr>
+      <w:r>
+        <w:rPr>
+          <w:lang w:val="en-US"/>
+        </w:rPr>
+        <w:t xml:space="preserve">                x, y = batch['x'], batch['label']</w:t>
+      </w:r>
+    </w:p>
+    <w:p>
+      <w:pPr>
+        <w:pStyle w:val="af"/>
+        <w:rPr>
+          <w:lang w:val="en-US"/>
+        </w:rPr>
+      </w:pPr>
+      <w:r>
+        <w:rPr>
+          <w:lang w:val="en-US"/>
+        </w:rPr>
+        <w:t xml:space="preserve">                x = </w:t>
+      </w:r>
+      <w:proofErr w:type="gramStart"/>
+      <w:r>
+        <w:rPr>
+          <w:lang w:val="en-US"/>
+        </w:rPr>
+        <w:t>movedim(</w:t>
+      </w:r>
+      <w:proofErr w:type="gramEnd"/>
+      <w:r>
+        <w:rPr>
+          <w:lang w:val="en-US"/>
+        </w:rPr>
+        <w:t>x, 0, 1)</w:t>
+      </w:r>
+    </w:p>
+    <w:p>
+      <w:pPr>
+        <w:pStyle w:val="af"/>
+        <w:rPr>
+          <w:lang w:val="en-US"/>
+        </w:rPr>
+      </w:pPr>
+      <w:r>
+        <w:rPr>
+          <w:lang w:val="en-US"/>
+        </w:rPr>
+        <w:t xml:space="preserve">                </w:t>
+      </w:r>
+      <w:proofErr w:type="gramStart"/>
+      <w:r>
+        <w:rPr>
+          <w:lang w:val="en-US"/>
+        </w:rPr>
+        <w:t>optimizer.zero</w:t>
+      </w:r>
+      <w:proofErr w:type="gramEnd"/>
+      <w:r>
+        <w:rPr>
+          <w:lang w:val="en-US"/>
+        </w:rPr>
+        <w:t>_</w:t>
+      </w:r>
+      <w:proofErr w:type="gramStart"/>
+      <w:r>
+        <w:rPr>
+          <w:lang w:val="en-US"/>
+        </w:rPr>
+        <w:t>grad(</w:t>
+      </w:r>
+      <w:proofErr w:type="gramEnd"/>
+      <w:r>
+        <w:rPr>
+          <w:lang w:val="en-US"/>
+        </w:rPr>
+        <w:t>)</w:t>
+      </w:r>
+    </w:p>
+    <w:p>
+      <w:pPr>
+        <w:pStyle w:val="af"/>
+        <w:rPr>
+          <w:lang w:val="en-US"/>
+        </w:rPr>
+      </w:pPr>
+      <w:r>
+        <w:rPr>
+          <w:lang w:val="en-US"/>
+        </w:rPr>
+        <w:t xml:space="preserve">                loss = self.get_</w:t>
+      </w:r>
+      <w:proofErr w:type="gramStart"/>
+      <w:r>
+        <w:rPr>
+          <w:lang w:val="en-US"/>
+        </w:rPr>
+        <w:t>loss(</w:t>
+      </w:r>
+      <w:proofErr w:type="gramEnd"/>
+      <w:r>
+        <w:rPr>
+          <w:lang w:val="en-US"/>
+        </w:rPr>
+        <w:t>x, y)</w:t>
+      </w:r>
+    </w:p>
+    <w:p>
+      <w:pPr>
+        <w:pStyle w:val="af"/>
+      </w:pPr>
+      <w:r>
+        <w:rPr>
+          <w:lang w:val="en-US"/>
+        </w:rPr>
+        <w:t xml:space="preserve">                </w:t>
+      </w:r>
+      <w:proofErr w:type="gramStart"/>
+      <w:r>
+        <w:rPr>
           <w:lang w:val="en-US"/>
         </w:rPr>
         <w:t>loss</w:t>
       </w:r>
-      <w:proofErr w:type="spellEnd"/>
-      <w:r>
-        <w:rPr>
-          <w:lang w:val="en-US"/>
-        </w:rPr>
-        <w:t>(</w:t>
+      <w:r>
+        <w:t>.</w:t>
+      </w:r>
+      <w:r>
+        <w:rPr>
+          <w:lang w:val="en-US"/>
+        </w:rPr>
+        <w:t>backward</w:t>
       </w:r>
       <w:proofErr w:type="gramEnd"/>
       <w:r>
-        <w:rPr>
-          <w:lang w:val="en-US"/>
-        </w:rPr>
-        <w:t xml:space="preserve">self, </w:t>
-      </w:r>
-      <w:proofErr w:type="spellStart"/>
-      <w:r>
-        <w:rPr>
-          <w:lang w:val="en-US"/>
-        </w:rPr>
-        <w:t>xs</w:t>
-      </w:r>
-      <w:proofErr w:type="spellEnd"/>
-      <w:r>
-        <w:rPr>
-          <w:lang w:val="en-US"/>
-        </w:rPr>
-        <w:t>, y):</w:t>
-      </w:r>
-    </w:p>
-    <w:p>
-      <w:pPr>
-        <w:pStyle w:val="af"/>
-        <w:rPr>
-          <w:lang w:val="en-US"/>
-        </w:rPr>
-      </w:pPr>
-      <w:r>
-        <w:rPr>
-          <w:lang w:val="en-US"/>
-        </w:rPr>
-        <w:t xml:space="preserve">        return </w:t>
-      </w:r>
-      <w:proofErr w:type="spellStart"/>
-      <w:r>
-        <w:rPr>
-          <w:lang w:val="en-US"/>
-        </w:rPr>
-        <w:t>cross_entropy</w:t>
-      </w:r>
-      <w:proofErr w:type="spellEnd"/>
-      <w:r>
-        <w:rPr>
-          <w:lang w:val="en-US"/>
-        </w:rPr>
-        <w:t>(</w:t>
-      </w:r>
-      <w:proofErr w:type="spellStart"/>
-      <w:r>
-        <w:rPr>
-          <w:lang w:val="en-US"/>
-        </w:rPr>
-        <w:t>self.run</w:t>
-      </w:r>
-      <w:proofErr w:type="spellEnd"/>
-      <w:r>
-        <w:rPr>
-          <w:lang w:val="en-US"/>
-        </w:rPr>
-        <w:t>(</w:t>
-      </w:r>
-      <w:proofErr w:type="spellStart"/>
-      <w:r>
-        <w:rPr>
-          <w:lang w:val="en-US"/>
-        </w:rPr>
-        <w:t>xs</w:t>
-      </w:r>
-      <w:proofErr w:type="spellEnd"/>
-      <w:r>
-        <w:rPr>
-          <w:lang w:val="en-US"/>
-        </w:rPr>
-        <w:t xml:space="preserve">), </w:t>
-      </w:r>
-      <w:proofErr w:type="spellStart"/>
+        <w:t>()</w:t>
+      </w:r>
+    </w:p>
+    <w:p>
+      <w:pPr>
+        <w:pStyle w:val="af"/>
+      </w:pPr>
+      <w:r>
+        <w:t xml:space="preserve">                </w:t>
+      </w:r>
       <w:proofErr w:type="gramStart"/>
       <w:r>
         <w:rPr>
           <w:lang w:val="en-US"/>
         </w:rPr>
-        <w:t>y.argmax</w:t>
-      </w:r>
-      <w:proofErr w:type="spellEnd"/>
+        <w:t>optimizer</w:t>
+      </w:r>
+      <w:r>
+        <w:t>.</w:t>
+      </w:r>
+      <w:r>
+        <w:rPr>
+          <w:lang w:val="en-US"/>
+        </w:rPr>
+        <w:t>step</w:t>
+      </w:r>
       <w:proofErr w:type="gramEnd"/>
       <w:r>
-        <w:rPr>
-          <w:lang w:val="en-US"/>
-        </w:rPr>
-        <w:t>(dim=1))</w:t>
-      </w:r>
-    </w:p>
-    <w:p>
-      <w:pPr>
-        <w:pStyle w:val="af"/>
-        <w:rPr>
-          <w:lang w:val="en-US"/>
-        </w:rPr>
-      </w:pPr>
-      <w:r>
-        <w:rPr>
-          <w:lang w:val="en-US"/>
-        </w:rPr>
-        <w:t xml:space="preserve">    </w:t>
-      </w:r>
-    </w:p>
-    <w:p>
-      <w:pPr>
-        <w:pStyle w:val="af"/>
-        <w:rPr>
-          <w:lang w:val="en-US"/>
-        </w:rPr>
-      </w:pPr>
-    </w:p>
-    <w:p>
-      <w:pPr>
-        <w:pStyle w:val="af"/>
-        <w:rPr>
-          <w:lang w:val="en-US"/>
-        </w:rPr>
-      </w:pPr>
-      <w:r>
-        <w:rPr>
-          <w:lang w:val="en-US"/>
-        </w:rPr>
-        <w:t xml:space="preserve">    def </w:t>
-      </w:r>
-      <w:proofErr w:type="gramStart"/>
-      <w:r>
-        <w:rPr>
-          <w:b/>
-          <w:bCs/>
-          <w:lang w:val="en-US"/>
-        </w:rPr>
-        <w:t>train</w:t>
-      </w:r>
-      <w:r>
-        <w:rPr>
-          <w:lang w:val="en-US"/>
-        </w:rPr>
-        <w:t>(</w:t>
-      </w:r>
-      <w:proofErr w:type="gramEnd"/>
-      <w:r>
-        <w:rPr>
-          <w:lang w:val="en-US"/>
-        </w:rPr>
-        <w:t>self, dataset):</w:t>
-      </w:r>
-    </w:p>
-    <w:p>
-      <w:pPr>
-        <w:pStyle w:val="af"/>
-        <w:rPr>
-          <w:lang w:val="en-US"/>
-        </w:rPr>
-      </w:pPr>
-      <w:r>
-        <w:rPr>
-          <w:lang w:val="en-US"/>
-        </w:rPr>
-        <w:t xml:space="preserve">        </w:t>
-      </w:r>
-      <w:proofErr w:type="spellStart"/>
-      <w:r>
-        <w:rPr>
-          <w:lang w:val="en-US"/>
-        </w:rPr>
-        <w:t>dataloader</w:t>
-      </w:r>
-      <w:proofErr w:type="spellEnd"/>
-      <w:r>
-        <w:rPr>
-          <w:lang w:val="en-US"/>
-        </w:rPr>
-        <w:t xml:space="preserve"> = </w:t>
-      </w:r>
-      <w:proofErr w:type="spellStart"/>
-      <w:proofErr w:type="gramStart"/>
-      <w:r>
-        <w:rPr>
-          <w:lang w:val="en-US"/>
-        </w:rPr>
-        <w:t>DataLoader</w:t>
-      </w:r>
-      <w:proofErr w:type="spellEnd"/>
-      <w:r>
-        <w:rPr>
-          <w:lang w:val="en-US"/>
-        </w:rPr>
-        <w:t>(</w:t>
-      </w:r>
-      <w:proofErr w:type="gramEnd"/>
-      <w:r>
-        <w:rPr>
-          <w:lang w:val="en-US"/>
-        </w:rPr>
-        <w:t xml:space="preserve">dataset, </w:t>
-      </w:r>
-      <w:proofErr w:type="spellStart"/>
-      <w:r>
-        <w:rPr>
-          <w:lang w:val="en-US"/>
-        </w:rPr>
-        <w:t>batch_size</w:t>
-      </w:r>
-      <w:proofErr w:type="spellEnd"/>
-      <w:r>
-        <w:rPr>
-          <w:lang w:val="en-US"/>
-        </w:rPr>
-        <w:t>=32, shuffle=True)</w:t>
-      </w:r>
-    </w:p>
-    <w:p>
-      <w:pPr>
-        <w:pStyle w:val="af"/>
-        <w:rPr>
-          <w:lang w:val="en-US"/>
-        </w:rPr>
-      </w:pPr>
-      <w:r>
-        <w:rPr>
-          <w:lang w:val="en-US"/>
-        </w:rPr>
-        <w:t xml:space="preserve">        optimizer = </w:t>
-      </w:r>
-      <w:proofErr w:type="spellStart"/>
-      <w:proofErr w:type="gramStart"/>
-      <w:r>
-        <w:rPr>
-          <w:lang w:val="en-US"/>
-        </w:rPr>
-        <w:t>optim.Adam</w:t>
-      </w:r>
-      <w:proofErr w:type="spellEnd"/>
-      <w:proofErr w:type="gramEnd"/>
-      <w:r>
-        <w:rPr>
-          <w:lang w:val="en-US"/>
-        </w:rPr>
-        <w:t>(</w:t>
-      </w:r>
-      <w:proofErr w:type="spellStart"/>
-      <w:proofErr w:type="gramStart"/>
-      <w:r>
-        <w:rPr>
-          <w:lang w:val="en-US"/>
-        </w:rPr>
-        <w:t>self.parameters</w:t>
-      </w:r>
-      <w:proofErr w:type="spellEnd"/>
-      <w:proofErr w:type="gramEnd"/>
-      <w:r>
-        <w:rPr>
-          <w:lang w:val="en-US"/>
-        </w:rPr>
-        <w:t xml:space="preserve">(), </w:t>
-      </w:r>
-      <w:proofErr w:type="spellStart"/>
-      <w:r>
-        <w:rPr>
-          <w:lang w:val="en-US"/>
-        </w:rPr>
-        <w:t>lr</w:t>
-      </w:r>
-      <w:proofErr w:type="spellEnd"/>
-      <w:r>
-        <w:rPr>
-          <w:lang w:val="en-US"/>
-        </w:rPr>
-        <w:t>=0.001)</w:t>
-      </w:r>
-    </w:p>
-    <w:p>
-      <w:pPr>
-        <w:pStyle w:val="af"/>
-        <w:rPr>
-          <w:lang w:val="en-US"/>
-        </w:rPr>
-      </w:pPr>
-    </w:p>
-    <w:p>
-      <w:pPr>
-        <w:pStyle w:val="af"/>
-        <w:rPr>
-          <w:lang w:val="en-US"/>
-        </w:rPr>
-      </w:pPr>
-      <w:r>
-        <w:rPr>
-          <w:lang w:val="en-US"/>
-        </w:rPr>
-        <w:t xml:space="preserve">        for epoch in </w:t>
-      </w:r>
-      <w:proofErr w:type="gramStart"/>
-      <w:r>
-        <w:rPr>
-          <w:lang w:val="en-US"/>
-        </w:rPr>
-        <w:t>range(</w:t>
-      </w:r>
-      <w:proofErr w:type="gramEnd"/>
-      <w:r>
-        <w:rPr>
-          <w:lang w:val="en-US"/>
-        </w:rPr>
-        <w:t>20):</w:t>
-      </w:r>
-    </w:p>
-    <w:p>
-      <w:pPr>
-        <w:pStyle w:val="af"/>
-        <w:rPr>
-          <w:lang w:val="en-US"/>
-        </w:rPr>
-      </w:pPr>
-      <w:r>
-        <w:rPr>
-          <w:lang w:val="en-US"/>
-        </w:rPr>
-        <w:t xml:space="preserve">            for batch in </w:t>
-      </w:r>
-      <w:proofErr w:type="spellStart"/>
-      <w:r>
-        <w:rPr>
-          <w:lang w:val="en-US"/>
-        </w:rPr>
-        <w:t>dataloader</w:t>
-      </w:r>
-      <w:proofErr w:type="spellEnd"/>
-      <w:r>
-        <w:rPr>
-          <w:lang w:val="en-US"/>
-        </w:rPr>
-        <w:t>:</w:t>
-      </w:r>
-    </w:p>
-    <w:p>
-      <w:pPr>
-        <w:pStyle w:val="af"/>
-        <w:rPr>
-          <w:lang w:val="en-US"/>
-        </w:rPr>
-      </w:pPr>
-      <w:r>
-        <w:rPr>
-          <w:lang w:val="en-US"/>
-        </w:rPr>
-        <w:t xml:space="preserve">                x, y = batch['x'], batch['label']</w:t>
-      </w:r>
-    </w:p>
-    <w:p>
-      <w:pPr>
-        <w:pStyle w:val="af"/>
-        <w:rPr>
-          <w:lang w:val="en-US"/>
-        </w:rPr>
-      </w:pPr>
-      <w:r>
-        <w:rPr>
-          <w:lang w:val="en-US"/>
-        </w:rPr>
-        <w:t xml:space="preserve">                x = </w:t>
-      </w:r>
-      <w:proofErr w:type="spellStart"/>
-      <w:proofErr w:type="gramStart"/>
-      <w:r>
-        <w:rPr>
-          <w:lang w:val="en-US"/>
-        </w:rPr>
-        <w:t>movedim</w:t>
-      </w:r>
-      <w:proofErr w:type="spellEnd"/>
-      <w:r>
-        <w:rPr>
-          <w:lang w:val="en-US"/>
-        </w:rPr>
-        <w:t>(</w:t>
-      </w:r>
-      <w:proofErr w:type="gramEnd"/>
-      <w:r>
-        <w:rPr>
-          <w:lang w:val="en-US"/>
-        </w:rPr>
-        <w:t>x, 0, 1)</w:t>
-      </w:r>
-    </w:p>
-    <w:p>
-      <w:pPr>
-        <w:pStyle w:val="af"/>
-        <w:rPr>
-          <w:lang w:val="en-US"/>
-        </w:rPr>
-      </w:pPr>
-      <w:r>
-        <w:rPr>
-          <w:lang w:val="en-US"/>
-        </w:rPr>
-        <w:t xml:space="preserve">                </w:t>
-      </w:r>
-      <w:proofErr w:type="spellStart"/>
-      <w:proofErr w:type="gramStart"/>
-      <w:r>
-        <w:rPr>
-          <w:lang w:val="en-US"/>
-        </w:rPr>
-        <w:t>optimizer.zero</w:t>
-      </w:r>
-      <w:proofErr w:type="gramEnd"/>
-      <w:r>
-        <w:rPr>
-          <w:lang w:val="en-US"/>
-        </w:rPr>
-        <w:t>_</w:t>
-      </w:r>
-      <w:proofErr w:type="gramStart"/>
-      <w:r>
-        <w:rPr>
-          <w:lang w:val="en-US"/>
-        </w:rPr>
-        <w:t>grad</w:t>
-      </w:r>
-      <w:proofErr w:type="spellEnd"/>
-      <w:r>
-        <w:rPr>
-          <w:lang w:val="en-US"/>
-        </w:rPr>
-        <w:t>(</w:t>
-      </w:r>
-      <w:proofErr w:type="gramEnd"/>
-      <w:r>
-        <w:rPr>
-          <w:lang w:val="en-US"/>
-        </w:rPr>
-        <w:t>)</w:t>
-      </w:r>
-    </w:p>
-    <w:p>
-      <w:pPr>
-        <w:pStyle w:val="af"/>
-        <w:rPr>
-          <w:lang w:val="en-US"/>
-        </w:rPr>
-      </w:pPr>
-      <w:r>
-        <w:rPr>
-          <w:lang w:val="en-US"/>
-        </w:rPr>
-        <w:t xml:space="preserve">                loss = </w:t>
-      </w:r>
-      <w:proofErr w:type="spellStart"/>
-      <w:r>
-        <w:rPr>
-          <w:lang w:val="en-US"/>
-        </w:rPr>
-        <w:t>self.get_</w:t>
-      </w:r>
-      <w:proofErr w:type="gramStart"/>
-      <w:r>
-        <w:rPr>
-          <w:lang w:val="en-US"/>
-        </w:rPr>
-        <w:t>loss</w:t>
-      </w:r>
-      <w:proofErr w:type="spellEnd"/>
-      <w:r>
-        <w:rPr>
-          <w:lang w:val="en-US"/>
-        </w:rPr>
-        <w:t>(</w:t>
-      </w:r>
-      <w:proofErr w:type="gramEnd"/>
-      <w:r>
-        <w:rPr>
-          <w:lang w:val="en-US"/>
-        </w:rPr>
-        <w:t>x, y)</w:t>
-      </w:r>
-    </w:p>
-    <w:p>
-      <w:pPr>
-        <w:pStyle w:val="af"/>
-        <w:rPr>
-          <w:lang w:val="en-US"/>
-        </w:rPr>
-      </w:pPr>
-      <w:r>
-        <w:rPr>
-          <w:lang w:val="en-US"/>
-        </w:rPr>
-        <w:t xml:space="preserve">                </w:t>
-      </w:r>
-      <w:proofErr w:type="spellStart"/>
-      <w:proofErr w:type="gramStart"/>
-      <w:r>
-        <w:rPr>
-          <w:lang w:val="en-US"/>
-        </w:rPr>
-        <w:t>loss.backward</w:t>
-      </w:r>
-      <w:proofErr w:type="spellEnd"/>
-      <w:proofErr w:type="gramEnd"/>
-      <w:r>
-        <w:rPr>
-          <w:lang w:val="en-US"/>
-        </w:rPr>
         <w:t>()</w:t>
       </w:r>
     </w:p>
-    <w:p>
-      <w:pPr>
-        <w:pStyle w:val="af"/>
-        <w:rPr>
-          <w:lang w:val="en-US"/>
-        </w:rPr>
-      </w:pPr>
-      <w:r>
-        <w:rPr>
-          <w:lang w:val="en-US"/>
-        </w:rPr>
-        <w:t xml:space="preserve">                </w:t>
-      </w:r>
-      <w:proofErr w:type="spellStart"/>
-      <w:proofErr w:type="gramStart"/>
-      <w:r>
-        <w:rPr>
-          <w:lang w:val="en-US"/>
-        </w:rPr>
-        <w:t>optimizer.step</w:t>
-      </w:r>
-      <w:proofErr w:type="spellEnd"/>
-      <w:proofErr w:type="gramEnd"/>
-      <w:r>
-        <w:rPr>
-          <w:lang w:val="en-US"/>
-        </w:rPr>
-        <w:t>()</w:t>
-      </w:r>
-    </w:p>
-    <w:p>
-      <w:pPr>
-        <w:rPr>
-          <w:lang w:val="en-US"/>
-        </w:rPr>
-      </w:pPr>
-    </w:p>
+    <w:p/>
     <w:p>
       <w:r>
         <w:t>Реализация нейросети успешна прошла тесты автооценивателя, достигнув точности 83.2% (рисунок 3.4).</w:t>
@@ -6060,8 +5060,8 @@
           <w:noProof/>
         </w:rPr>
         <w:drawing>
-          <wp:inline distT="0" distB="0" distL="0" distR="0" wp14:anchorId="30814500" wp14:editId="6A40D09D">
-            <wp:extent cx="5315658" cy="1750454"/>
+          <wp:inline distT="0" distB="0" distL="0" distR="0" wp14:anchorId="30814500" wp14:editId="0DCB0B23">
+            <wp:extent cx="4751408" cy="1564646"/>
             <wp:effectExtent l="0" t="0" r="0" b="0"/>
             <wp:docPr id="390482316" name="Рисунок 1"/>
             <wp:cNvGraphicFramePr>
@@ -6083,7 +5083,7 @@
                   <pic:spPr>
                     <a:xfrm>
                       <a:off x="0" y="0"/>
-                      <a:ext cx="5327279" cy="1754281"/>
+                      <a:ext cx="4766721" cy="1569689"/>
                     </a:xfrm>
                     <a:prstGeom prst="rect">
                       <a:avLst/>
@@ -6116,7 +5116,6 @@
       <w:r>
         <w:t xml:space="preserve"> </w:t>
       </w:r>
-      <w:proofErr w:type="spellStart"/>
       <w:r>
         <w:rPr>
           <w:rFonts w:ascii="Courier New" w:hAnsi="Courier New" w:cs="Courier New"/>
@@ -6125,10 +5124,15 @@
         </w:rPr>
         <w:t>LanguageIDModel</w:t>
       </w:r>
-      <w:proofErr w:type="spellEnd"/>
     </w:p>
     <w:p/>
-    <w:p/>
+    <w:p>
+      <w:pPr>
+        <w:rPr>
+          <w:lang w:val="en-US"/>
+        </w:rPr>
+      </w:pPr>
+    </w:p>
     <w:p>
       <w:pPr>
         <w:pStyle w:val="2"/>
@@ -6150,7 +5154,838 @@
     <w:p/>
     <w:p>
       <w:r>
+        <w:t xml:space="preserve">Была создана модель свёрточной нейронной сети для распознавания рукописных цифр. Она позволяет работать с пространственной информацией, так </w:t>
+      </w:r>
+      <w:r>
+        <w:lastRenderedPageBreak/>
+        <w:t xml:space="preserve">изображение принимает не в виде массива пикселей, а как матрицу. Для её реализации сперва была написана функция </w:t>
+      </w:r>
+      <w:r>
+        <w:rPr>
+          <w:rFonts w:ascii="Courier New" w:hAnsi="Courier New" w:cs="Courier New"/>
+          <w:sz w:val="24"/>
+          <w:szCs w:val="20"/>
+        </w:rPr>
+        <w:t>Convolve</w:t>
+      </w:r>
+      <w:r>
+        <w:t>, которая принимает входную матрицу данных и матрицу весов и выполняет их свёртку (листинг 3.5</w:t>
+      </w:r>
+      <w:r>
+        <w:t>.1</w:t>
+      </w:r>
+      <w:r>
+        <w:t xml:space="preserve">). </w:t>
+      </w:r>
+    </w:p>
+    <w:p/>
+    <w:p>
+      <w:r>
+        <w:t>Листинг 3.5</w:t>
+      </w:r>
+      <w:r>
+        <w:t>.1</w:t>
+      </w:r>
+      <w:r>
+        <w:t xml:space="preserve"> – Функция </w:t>
+      </w:r>
+      <w:r>
+        <w:t>вычисления свёртки</w:t>
+      </w:r>
+    </w:p>
+    <w:p>
+      <w:pPr>
+        <w:pStyle w:val="af"/>
+      </w:pPr>
+      <w:r>
+        <w:rPr>
+          <w:lang w:val="en-US"/>
+        </w:rPr>
+        <w:t>def</w:t>
+      </w:r>
+      <w:r>
+        <w:t xml:space="preserve"> </w:t>
+      </w:r>
+      <w:proofErr w:type="gramStart"/>
+      <w:r>
+        <w:rPr>
+          <w:b/>
+          <w:bCs/>
+          <w:lang w:val="en-US"/>
+        </w:rPr>
+        <w:t>Convolve</w:t>
+      </w:r>
+      <w:r>
+        <w:t>(</w:t>
+      </w:r>
+      <w:proofErr w:type="gramEnd"/>
+      <w:r>
+        <w:rPr>
+          <w:lang w:val="en-US"/>
+        </w:rPr>
+        <w:t>input</w:t>
+      </w:r>
+      <w:r>
+        <w:t xml:space="preserve">: </w:t>
+      </w:r>
+      <w:r>
+        <w:rPr>
+          <w:lang w:val="en-US"/>
+        </w:rPr>
+        <w:t>tensor</w:t>
+      </w:r>
+      <w:r>
+        <w:t xml:space="preserve">, </w:t>
+      </w:r>
+      <w:r>
+        <w:rPr>
+          <w:lang w:val="en-US"/>
+        </w:rPr>
+        <w:t>weight</w:t>
+      </w:r>
+      <w:r>
+        <w:t xml:space="preserve">: </w:t>
+      </w:r>
+      <w:r>
+        <w:rPr>
+          <w:lang w:val="en-US"/>
+        </w:rPr>
+        <w:t>tensor</w:t>
+      </w:r>
+      <w:r>
+        <w:t>):</w:t>
+      </w:r>
+    </w:p>
+    <w:p>
+      <w:pPr>
+        <w:pStyle w:val="af"/>
+      </w:pPr>
+      <w:r>
+        <w:rPr>
+          <w:lang w:val="en-US"/>
+        </w:rPr>
+        <w:t> </w:t>
+      </w:r>
+      <w:r>
+        <w:t xml:space="preserve"> </w:t>
+      </w:r>
+      <w:r>
+        <w:rPr>
+          <w:lang w:val="en-US"/>
+        </w:rPr>
+        <w:t> </w:t>
+      </w:r>
+      <w:r>
+        <w:t xml:space="preserve"> H, W = </w:t>
+      </w:r>
+      <w:proofErr w:type="gramStart"/>
+      <w:r>
+        <w:t>input.shape</w:t>
+      </w:r>
+      <w:proofErr w:type="gramEnd"/>
+      <w:r>
+        <w:t xml:space="preserve">      # высота и ширина входных данных</w:t>
+      </w:r>
+    </w:p>
+    <w:p>
+      <w:pPr>
+        <w:pStyle w:val="af"/>
+      </w:pPr>
+      <w:r>
+        <w:t xml:space="preserve">    HH, WW = </w:t>
+      </w:r>
+      <w:proofErr w:type="gramStart"/>
+      <w:r>
+        <w:t>weight.shape</w:t>
+      </w:r>
+      <w:proofErr w:type="gramEnd"/>
+      <w:r>
+        <w:t xml:space="preserve">   # высота и ширина окна свёртки</w:t>
+      </w:r>
+    </w:p>
+    <w:p>
+      <w:pPr>
+        <w:pStyle w:val="af"/>
+      </w:pPr>
+    </w:p>
+    <w:p>
+      <w:pPr>
+        <w:pStyle w:val="af"/>
+        <w:rPr>
+          <w:lang w:val="en-US"/>
+        </w:rPr>
+      </w:pPr>
+      <w:r>
+        <w:t xml:space="preserve">    </w:t>
+      </w:r>
+      <w:r>
+        <w:rPr>
+          <w:lang w:val="en-US"/>
+        </w:rPr>
+        <w:t xml:space="preserve">Output_Tensor = </w:t>
+      </w:r>
+      <w:proofErr w:type="gramStart"/>
+      <w:r>
+        <w:rPr>
+          <w:lang w:val="en-US"/>
+        </w:rPr>
+        <w:t>tensor(</w:t>
+      </w:r>
+      <w:proofErr w:type="gramEnd"/>
+      <w:r>
+        <w:rPr>
+          <w:lang w:val="en-US"/>
+        </w:rPr>
+        <w:t>())</w:t>
+      </w:r>
+    </w:p>
+    <w:p>
+      <w:pPr>
+        <w:pStyle w:val="af"/>
+        <w:rPr>
+          <w:b/>
+          <w:bCs/>
+          <w:lang w:val="en-US"/>
+        </w:rPr>
+      </w:pPr>
+      <w:r>
+        <w:rPr>
+          <w:lang w:val="en-US"/>
+        </w:rPr>
+        <w:t>   </w:t>
+      </w:r>
+    </w:p>
+    <w:p>
+      <w:pPr>
+        <w:pStyle w:val="af"/>
+        <w:rPr>
+          <w:b/>
+          <w:bCs/>
+          <w:lang w:val="en-US"/>
+        </w:rPr>
+      </w:pPr>
+      <w:r>
+        <w:rPr>
+          <w:b/>
+          <w:bCs/>
+          <w:lang w:val="en-US"/>
+        </w:rPr>
+        <w:t xml:space="preserve">    "*** </w:t>
+      </w:r>
+      <w:r>
+        <w:rPr>
+          <w:b/>
+          <w:bCs/>
+        </w:rPr>
+        <w:t>ВСТАВЬТЕ</w:t>
+      </w:r>
+      <w:r>
+        <w:rPr>
+          <w:b/>
+          <w:bCs/>
+          <w:lang w:val="en-US"/>
+        </w:rPr>
+        <w:t xml:space="preserve"> </w:t>
+      </w:r>
+      <w:r>
+        <w:rPr>
+          <w:b/>
+          <w:bCs/>
+        </w:rPr>
+        <w:t>ВАШ</w:t>
+      </w:r>
+      <w:r>
+        <w:rPr>
+          <w:b/>
+          <w:bCs/>
+          <w:lang w:val="en-US"/>
+        </w:rPr>
+        <w:t xml:space="preserve"> </w:t>
+      </w:r>
+      <w:r>
+        <w:rPr>
+          <w:b/>
+          <w:bCs/>
+        </w:rPr>
+        <w:t>КОД</w:t>
+      </w:r>
+      <w:r>
+        <w:rPr>
+          <w:b/>
+          <w:bCs/>
+          <w:lang w:val="en-US"/>
+        </w:rPr>
+        <w:t xml:space="preserve"> </w:t>
+      </w:r>
+      <w:r>
+        <w:rPr>
+          <w:b/>
+          <w:bCs/>
+        </w:rPr>
+        <w:t>СЮДА</w:t>
+      </w:r>
+      <w:r>
+        <w:rPr>
+          <w:b/>
+          <w:bCs/>
+          <w:lang w:val="en-US"/>
+        </w:rPr>
+        <w:t xml:space="preserve"> ***"</w:t>
+      </w:r>
+    </w:p>
+    <w:p>
+      <w:pPr>
+        <w:pStyle w:val="af"/>
+        <w:rPr>
+          <w:lang w:val="en-US"/>
+        </w:rPr>
+      </w:pPr>
+    </w:p>
+    <w:p>
+      <w:pPr>
+        <w:pStyle w:val="af"/>
+      </w:pPr>
+      <w:r>
+        <w:rPr>
+          <w:lang w:val="en-US"/>
+        </w:rPr>
+        <w:t xml:space="preserve">    </w:t>
+      </w:r>
+      <w:r>
+        <w:t>pad = 0     # число добавленных нулевых строк</w:t>
+      </w:r>
+    </w:p>
+    <w:p>
+      <w:pPr>
+        <w:pStyle w:val="af"/>
+      </w:pPr>
+      <w:r>
+        <w:t xml:space="preserve">    stride = </w:t>
+      </w:r>
+      <w:proofErr w:type="gramStart"/>
+      <w:r>
+        <w:t>1  #</w:t>
+      </w:r>
+      <w:proofErr w:type="gramEnd"/>
+      <w:r>
+        <w:t xml:space="preserve"> шаг смещения окна свёртки</w:t>
+      </w:r>
+    </w:p>
+    <w:p>
+      <w:pPr>
+        <w:pStyle w:val="af"/>
+      </w:pPr>
+    </w:p>
+    <w:p>
+      <w:pPr>
+        <w:pStyle w:val="af"/>
+      </w:pPr>
+      <w:r>
+        <w:t>    # размеры изображения на выходе</w:t>
+      </w:r>
+    </w:p>
+    <w:p>
+      <w:pPr>
+        <w:pStyle w:val="af"/>
+      </w:pPr>
+      <w:r>
+        <w:t>    Ht = 1 + (H + 2 * pad - HH) // stride</w:t>
+      </w:r>
+    </w:p>
+    <w:p>
+      <w:pPr>
+        <w:pStyle w:val="af"/>
+      </w:pPr>
+      <w:r>
+        <w:t>    Wt = 1 + (W + 2 * pad - WW) // stride</w:t>
+      </w:r>
+    </w:p>
+    <w:p>
+      <w:pPr>
+        <w:pStyle w:val="af"/>
+      </w:pPr>
+    </w:p>
+    <w:p>
+      <w:pPr>
+        <w:pStyle w:val="af"/>
+      </w:pPr>
+      <w:r>
+        <w:t>    # сборка выходной матрицы</w:t>
+      </w:r>
+    </w:p>
+    <w:p>
+      <w:pPr>
+        <w:pStyle w:val="af"/>
+        <w:rPr>
+          <w:lang w:val="en-US"/>
+        </w:rPr>
+      </w:pPr>
+      <w:r>
+        <w:t xml:space="preserve">    </w:t>
+      </w:r>
+      <w:r>
+        <w:rPr>
+          <w:lang w:val="en-US"/>
+        </w:rPr>
+        <w:t>rows = []</w:t>
+      </w:r>
+    </w:p>
+    <w:p>
+      <w:pPr>
+        <w:pStyle w:val="af"/>
+        <w:rPr>
+          <w:lang w:val="en-US"/>
+        </w:rPr>
+      </w:pPr>
+      <w:r>
+        <w:rPr>
+          <w:lang w:val="en-US"/>
+        </w:rPr>
+        <w:t xml:space="preserve">    for i in </w:t>
+      </w:r>
+      <w:proofErr w:type="gramStart"/>
+      <w:r>
+        <w:rPr>
+          <w:lang w:val="en-US"/>
+        </w:rPr>
+        <w:t>range(</w:t>
+      </w:r>
+      <w:proofErr w:type="gramEnd"/>
+      <w:r>
+        <w:rPr>
+          <w:lang w:val="en-US"/>
+        </w:rPr>
+        <w:t>Ht):</w:t>
+      </w:r>
+    </w:p>
+    <w:p>
+      <w:pPr>
+        <w:pStyle w:val="af"/>
+        <w:rPr>
+          <w:lang w:val="en-US"/>
+        </w:rPr>
+      </w:pPr>
+      <w:r>
+        <w:rPr>
+          <w:lang w:val="en-US"/>
+        </w:rPr>
+        <w:t>        cols = []</w:t>
+      </w:r>
+    </w:p>
+    <w:p>
+      <w:pPr>
+        <w:pStyle w:val="af"/>
+        <w:rPr>
+          <w:lang w:val="en-US"/>
+        </w:rPr>
+      </w:pPr>
+      <w:r>
+        <w:rPr>
+          <w:lang w:val="en-US"/>
+        </w:rPr>
+        <w:t xml:space="preserve">        for j in </w:t>
+      </w:r>
+      <w:proofErr w:type="gramStart"/>
+      <w:r>
+        <w:rPr>
+          <w:lang w:val="en-US"/>
+        </w:rPr>
+        <w:t>range(</w:t>
+      </w:r>
+      <w:proofErr w:type="gramEnd"/>
+      <w:r>
+        <w:rPr>
+          <w:lang w:val="en-US"/>
+        </w:rPr>
+        <w:t>Wt):</w:t>
+      </w:r>
+    </w:p>
+    <w:p>
+      <w:pPr>
+        <w:pStyle w:val="af"/>
+        <w:rPr>
+          <w:lang w:val="en-US"/>
+        </w:rPr>
+      </w:pPr>
+      <w:r>
+        <w:rPr>
+          <w:lang w:val="en-US"/>
+        </w:rPr>
+        <w:t xml:space="preserve">            x_slice = </w:t>
+      </w:r>
+      <w:proofErr w:type="gramStart"/>
+      <w:r>
+        <w:rPr>
+          <w:lang w:val="en-US"/>
+        </w:rPr>
+        <w:t>input[</w:t>
+      </w:r>
+      <w:proofErr w:type="gramEnd"/>
+      <w:r>
+        <w:rPr>
+          <w:lang w:val="en-US"/>
+        </w:rPr>
+        <w:t>i:(i + HH), j:(j + WW</w:t>
+      </w:r>
+      <w:proofErr w:type="gramStart"/>
+      <w:r>
+        <w:rPr>
+          <w:lang w:val="en-US"/>
+        </w:rPr>
+        <w:t xml:space="preserve">)]   </w:t>
+      </w:r>
+      <w:proofErr w:type="gramEnd"/>
+      <w:r>
+        <w:rPr>
+          <w:lang w:val="en-US"/>
+        </w:rPr>
+        <w:t xml:space="preserve"># </w:t>
+      </w:r>
+      <w:r>
+        <w:t>вырезание</w:t>
+      </w:r>
+      <w:r>
+        <w:rPr>
+          <w:lang w:val="en-US"/>
+        </w:rPr>
+        <w:t xml:space="preserve"> </w:t>
+      </w:r>
+      <w:r>
+        <w:t>подматрицы</w:t>
+      </w:r>
+    </w:p>
+    <w:p>
+      <w:pPr>
+        <w:pStyle w:val="af"/>
+        <w:rPr>
+          <w:lang w:val="en-US"/>
+        </w:rPr>
+      </w:pPr>
+      <w:r>
+        <w:rPr>
+          <w:lang w:val="en-US"/>
+        </w:rPr>
+        <w:t xml:space="preserve">            val = </w:t>
+      </w:r>
+      <w:proofErr w:type="gramStart"/>
+      <w:r>
+        <w:rPr>
+          <w:lang w:val="en-US"/>
+        </w:rPr>
+        <w:t>tensordot(</w:t>
+      </w:r>
+      <w:proofErr w:type="gramEnd"/>
+      <w:r>
+        <w:rPr>
+          <w:lang w:val="en-US"/>
+        </w:rPr>
+        <w:t>x_slice, weight, dims=2</w:t>
+      </w:r>
+      <w:proofErr w:type="gramStart"/>
+      <w:r>
+        <w:rPr>
+          <w:lang w:val="en-US"/>
+        </w:rPr>
+        <w:t>)  #</w:t>
+      </w:r>
+      <w:proofErr w:type="gramEnd"/>
+      <w:r>
+        <w:rPr>
+          <w:lang w:val="en-US"/>
+        </w:rPr>
+        <w:t xml:space="preserve"> </w:t>
+      </w:r>
+      <w:r>
+        <w:t>вычисление</w:t>
+      </w:r>
+      <w:r>
+        <w:rPr>
+          <w:lang w:val="en-US"/>
+        </w:rPr>
+        <w:t xml:space="preserve"> </w:t>
+      </w:r>
+      <w:r>
+        <w:t>свёртки</w:t>
+      </w:r>
+    </w:p>
+    <w:p>
+      <w:pPr>
+        <w:pStyle w:val="af"/>
+        <w:rPr>
+          <w:lang w:val="en-US"/>
+        </w:rPr>
+      </w:pPr>
+      <w:r>
+        <w:rPr>
+          <w:lang w:val="en-US"/>
+        </w:rPr>
+        <w:t xml:space="preserve">            </w:t>
+      </w:r>
+      <w:proofErr w:type="gramStart"/>
+      <w:r>
+        <w:rPr>
+          <w:lang w:val="en-US"/>
+        </w:rPr>
+        <w:t>cols.append</w:t>
+      </w:r>
+      <w:proofErr w:type="gramEnd"/>
+      <w:r>
+        <w:rPr>
+          <w:lang w:val="en-US"/>
+        </w:rPr>
+        <w:t>(val)</w:t>
+      </w:r>
+    </w:p>
+    <w:p>
+      <w:pPr>
+        <w:pStyle w:val="af"/>
+        <w:rPr>
+          <w:lang w:val="en-US"/>
+        </w:rPr>
+      </w:pPr>
+      <w:r>
+        <w:rPr>
+          <w:lang w:val="en-US"/>
+        </w:rPr>
+        <w:t xml:space="preserve">        </w:t>
+      </w:r>
+      <w:proofErr w:type="gramStart"/>
+      <w:r>
+        <w:rPr>
+          <w:lang w:val="en-US"/>
+        </w:rPr>
+        <w:t>rows.append</w:t>
+      </w:r>
+      <w:proofErr w:type="gramEnd"/>
+      <w:r>
+        <w:rPr>
+          <w:lang w:val="en-US"/>
+        </w:rPr>
+        <w:t>(stack(cols))</w:t>
+      </w:r>
+    </w:p>
+    <w:p>
+      <w:pPr>
+        <w:pStyle w:val="af"/>
+        <w:rPr>
+          <w:lang w:val="en-US"/>
+        </w:rPr>
+      </w:pPr>
+    </w:p>
+    <w:p>
+      <w:pPr>
+        <w:pStyle w:val="af"/>
+      </w:pPr>
+      <w:r>
+        <w:rPr>
+          <w:lang w:val="en-US"/>
+        </w:rPr>
+        <w:t xml:space="preserve">    </w:t>
+      </w:r>
+      <w:r>
+        <w:t>y = stack(</w:t>
+      </w:r>
+      <w:proofErr w:type="gramStart"/>
+      <w:r>
+        <w:t xml:space="preserve">rows)   </w:t>
+      </w:r>
+      <w:proofErr w:type="gramEnd"/>
+      <w:r>
+        <w:t># итоговая выходная матрица</w:t>
+      </w:r>
+    </w:p>
+    <w:p>
+      <w:pPr>
+        <w:pStyle w:val="af"/>
+      </w:pPr>
+      <w:r>
+        <w:t>    return y</w:t>
+      </w:r>
+    </w:p>
+    <w:p/>
+    <w:p>
+      <w:r>
+        <w:t>Эта функция легла в основу свёрточного слоя модели.</w:t>
+      </w:r>
+    </w:p>
+    <w:p>
+      <w:r>
+        <w:t>После этого сама н</w:t>
+      </w:r>
+      <w:r>
+        <w:t>ейросеть</w:t>
+      </w:r>
+      <w:r>
+        <w:t xml:space="preserve"> типа </w:t>
+      </w:r>
+      <w:r>
+        <w:rPr>
+          <w:lang w:val="en-US"/>
+        </w:rPr>
+        <w:t>CNN</w:t>
+      </w:r>
+      <w:r>
+        <w:t xml:space="preserve"> </w:t>
+      </w:r>
+      <w:r>
+        <w:t xml:space="preserve">была </w:t>
+      </w:r>
+      <w:r>
+        <w:t xml:space="preserve">реализована в виде класса </w:t>
+      </w:r>
+      <w:r>
+        <w:rPr>
+          <w:rFonts w:ascii="Courier New" w:hAnsi="Courier New" w:cs="Courier New"/>
+          <w:sz w:val="24"/>
+          <w:szCs w:val="20"/>
+        </w:rPr>
+        <w:t>DigitConvolutionalModel</w:t>
+      </w:r>
+      <w:r>
+        <w:rPr>
+          <w:sz w:val="24"/>
+          <w:szCs w:val="20"/>
+        </w:rPr>
+        <w:t xml:space="preserve"> </w:t>
+      </w:r>
+      <w:r>
+        <w:t>в файле models.py</w:t>
+      </w:r>
+      <w:r>
         <w:t>.</w:t>
+      </w:r>
+    </w:p>
+    <w:p>
+      <w:r>
+        <w:t xml:space="preserve">Корректность реализации </w:t>
+      </w:r>
+      <w:r>
+        <w:t>проверена путём запуска автооценивателя</w:t>
+      </w:r>
+      <w:r>
+        <w:t xml:space="preserve"> (</w:t>
+      </w:r>
+      <w:r>
+        <w:t xml:space="preserve">рисунок 3.5). Непосредственно реализация </w:t>
+      </w:r>
+      <w:r>
+        <w:rPr>
+          <w:lang w:val="en-US"/>
+        </w:rPr>
+        <w:t>CNN</w:t>
+      </w:r>
+      <w:r>
+        <w:t xml:space="preserve"> </w:t>
+      </w:r>
+      <w:r>
+        <w:t>тест не прошла по неизвестным причинам. Тем не менее функция свёртки, являющаяся основой задания, оказалась верной (</w:t>
+      </w:r>
+      <w:r>
+        <w:rPr>
+          <w:lang w:val="en-US"/>
+        </w:rPr>
+        <w:t>check</w:t>
+      </w:r>
+      <w:r>
+        <w:t>_</w:t>
+      </w:r>
+      <w:r>
+        <w:rPr>
+          <w:lang w:val="en-US"/>
+        </w:rPr>
+        <w:t>convolution</w:t>
+      </w:r>
+      <w:r>
+        <w:t xml:space="preserve"> = </w:t>
+      </w:r>
+      <w:r>
+        <w:rPr>
+          <w:lang w:val="en-US"/>
+        </w:rPr>
+        <w:t>PASS</w:t>
+      </w:r>
+      <w:r>
+        <w:t>).</w:t>
+      </w:r>
+    </w:p>
+    <w:p/>
+    <w:p>
+      <w:pPr>
+        <w:ind w:firstLine="0"/>
+        <w:jc w:val="center"/>
+      </w:pPr>
+      <w:r>
+        <w:rPr>
+          <w:noProof/>
+        </w:rPr>
+        <w:lastRenderedPageBreak/>
+        <w:drawing>
+          <wp:inline distT="0" distB="0" distL="0" distR="0" wp14:anchorId="2A01CFF6" wp14:editId="5C74B01B">
+            <wp:extent cx="6299835" cy="1697355"/>
+            <wp:effectExtent l="0" t="0" r="0" b="0"/>
+            <wp:docPr id="436559546" name="Рисунок 1"/>
+            <wp:cNvGraphicFramePr>
+              <a:graphicFrameLocks xmlns:a="http://schemas.openxmlformats.org/drawingml/2006/main" noChangeAspect="1"/>
+            </wp:cNvGraphicFramePr>
+            <a:graphic xmlns:a="http://schemas.openxmlformats.org/drawingml/2006/main">
+              <a:graphicData uri="http://schemas.openxmlformats.org/drawingml/2006/picture">
+                <pic:pic xmlns:pic="http://schemas.openxmlformats.org/drawingml/2006/picture">
+                  <pic:nvPicPr>
+                    <pic:cNvPr id="436559546" name=""/>
+                    <pic:cNvPicPr/>
+                  </pic:nvPicPr>
+                  <pic:blipFill>
+                    <a:blip r:embed="rId12"/>
+                    <a:stretch>
+                      <a:fillRect/>
+                    </a:stretch>
+                  </pic:blipFill>
+                  <pic:spPr>
+                    <a:xfrm>
+                      <a:off x="0" y="0"/>
+                      <a:ext cx="6299835" cy="1697355"/>
+                    </a:xfrm>
+                    <a:prstGeom prst="rect">
+                      <a:avLst/>
+                    </a:prstGeom>
+                  </pic:spPr>
+                </pic:pic>
+              </a:graphicData>
+            </a:graphic>
+          </wp:inline>
+        </w:drawing>
+      </w:r>
+    </w:p>
+    <w:p>
+      <w:pPr>
+        <w:ind w:firstLine="0"/>
+        <w:jc w:val="center"/>
+      </w:pPr>
+      <w:r>
+        <w:t>Рисунок 3.</w:t>
+      </w:r>
+      <w:r>
+        <w:rPr>
+          <w:lang w:val="en-US"/>
+        </w:rPr>
+        <w:t>5</w:t>
+      </w:r>
+      <w:r>
+        <w:t xml:space="preserve"> – Автооценивание </w:t>
+      </w:r>
+      <w:r>
+        <w:t>функции</w:t>
+      </w:r>
+      <w:r>
+        <w:t xml:space="preserve"> </w:t>
+      </w:r>
+      <w:r>
+        <w:rPr>
+          <w:rFonts w:ascii="Courier New" w:hAnsi="Courier New" w:cs="Courier New"/>
+          <w:sz w:val="24"/>
+          <w:szCs w:val="20"/>
+        </w:rPr>
+        <w:t>Convolve</w:t>
       </w:r>
     </w:p>
     <w:p/>
@@ -6173,13 +6008,26 @@
       </w:pPr>
     </w:p>
     <w:p>
-      <w:r>
-        <w:t>.</w:t>
-      </w:r>
-    </w:p>
+      <w:pPr>
+        <w:rPr>
+          <w:szCs w:val="28"/>
+        </w:rPr>
+      </w:pPr>
+      <w:r>
+        <w:rPr>
+          <w:rFonts w:cs="Times New Roman"/>
+          <w:szCs w:val="18"/>
+        </w:rPr>
+        <w:t xml:space="preserve">В ходе работы были </w:t>
+      </w:r>
+      <w:r>
+        <w:t>исследованы различные архитектуры нейронных сетей, функции потерь, методы машинного обучения, основанные на градиентном спуске. Приобретены навыки разработки, обучения и программирования моделей нейронных сетей для решения задач нелинейной и многоклассовой регрессии, классификации рукописных чисел и идентификации языка.</w:t>
+      </w:r>
+    </w:p>
+    <w:p/>
     <w:sectPr>
-      <w:headerReference w:type="default" r:id="rId12"/>
-      <w:headerReference w:type="first" r:id="rId13"/>
+      <w:headerReference w:type="default" r:id="rId13"/>
+      <w:headerReference w:type="first" r:id="rId14"/>
       <w:pgSz w:w="11906" w:h="16838"/>
       <w:pgMar w:top="851" w:right="567" w:bottom="851" w:left="1418" w:header="680" w:footer="680" w:gutter="0"/>
       <w:cols w:space="708"/>
@@ -10635,6 +10483,7 @@
   <w:style w:type="character" w:default="1" w:styleId="a0">
     <w:name w:val="Default Paragraph Font"/>
     <w:uiPriority w:val="1"/>
+    <w:semiHidden/>
     <w:unhideWhenUsed/>
   </w:style>
   <w:style w:type="table" w:default="1" w:styleId="a1">
